--- a/Relatorio_Mu_Torere.docx
+++ b/Relatorio_Mu_Torere.docx
@@ -2,34 +2,63 @@
 <file path=word/document.xml><?xml version="1.0" encoding="utf-8"?>
 <w:document xmlns:wpc="http://schemas.microsoft.com/office/word/2010/wordprocessingCanvas" xmlns:mo="http://schemas.microsoft.com/office/mac/office/2008/main" xmlns:mc="http://schemas.openxmlformats.org/markup-compatibility/2006" xmlns:mv="urn:schemas-microsoft-com:mac:vml" xmlns:o="urn:schemas-microsoft-com:office:office" xmlns:r="http://schemas.openxmlformats.org/officeDocument/2006/relationships" xmlns:m="http://schemas.openxmlformats.org/officeDocument/2006/math" xmlns:v="urn:schemas-microsoft-com:vml" xmlns:wp14="http://schemas.microsoft.com/office/word/2010/wordprocessingDrawing" xmlns:wp="http://schemas.openxmlformats.org/drawingml/2006/wordprocessingDrawing" xmlns:w10="urn:schemas-microsoft-com:office:word" xmlns:w="http://schemas.openxmlformats.org/wordprocessingml/2006/main" xmlns:w14="http://schemas.microsoft.com/office/word/2010/wordml" xmlns:wpg="http://schemas.microsoft.com/office/word/2010/wordprocessingGroup" xmlns:wpi="http://schemas.microsoft.com/office/word/2010/wordprocessingInk" xmlns:wne="http://schemas.microsoft.com/office/word/2006/wordml" xmlns:wps="http://schemas.microsoft.com/office/word/2010/wordprocessingShape" xmlns:a="http://schemas.openxmlformats.org/drawingml/2006/main" xmlns:pic="http://schemas.openxmlformats.org/drawingml/2006/picture" xmlns:a14="http://schemas.microsoft.com/office/drawing/2010/main" mc:Ignorable="w14 wp14">
   <w:body>
-    <w:p xmlns:wp14="http://schemas.microsoft.com/office/word/2010/wordml" wp14:textId="59C0010D">
+    <w:p xmlns:wp14="http://schemas.microsoft.com/office/word/2010/wordml" wp14:textId="574C64A4">
       <w:pPr>
-        <w:pStyle w:val="Normal"/>
+        <w:pStyle w:val="Title"/>
         <w:jc w:val="center"/>
       </w:pPr>
       <w:r>
+        <w:rPr/>
+        <w:t>Mu-</w:t>
+      </w:r>
+      <w:r>
+        <w:rPr/>
+        <w:t>Torere</w:t>
+      </w:r>
+    </w:p>
+    <w:p xmlns:wp14="http://schemas.microsoft.com/office/word/2010/wordml" wp14:textId="59C0010D">
+      <w:pPr>
+        <w:pStyle w:val="Subtitle"/>
+        <w:jc w:val="center"/>
         <w:rPr>
-          <w:rStyle w:val="TitleChar"/>
+          <w:sz w:val="36"/>
+          <w:szCs w:val="36"/>
+        </w:rPr>
+      </w:pPr>
+      <w:r>
+        <w:rPr>
+          <w:sz w:val="36"/>
+          <w:szCs w:val="36"/>
         </w:rPr>
         <w:t>Processo</w:t>
       </w:r>
       <w:r>
         <w:rPr>
-          <w:rStyle w:val="TitleChar"/>
+          <w:sz w:val="36"/>
+          <w:szCs w:val="36"/>
         </w:rPr>
         <w:t xml:space="preserve"> – </w:t>
       </w:r>
       <w:r>
         <w:rPr>
-          <w:rStyle w:val="TitleChar"/>
+          <w:sz w:val="36"/>
+          <w:szCs w:val="36"/>
         </w:rPr>
         <w:t>Análise</w:t>
       </w:r>
       <w:r>
         <w:rPr>
-          <w:rStyle w:val="TitleChar"/>
+          <w:sz w:val="36"/>
+          <w:szCs w:val="36"/>
         </w:rPr>
-        <w:t xml:space="preserve"> Funcional</w:t>
+        <w:t xml:space="preserve"> </w:t>
+      </w:r>
+      <w:r>
+        <w:rPr>
+          <w:sz w:val="36"/>
+          <w:szCs w:val="36"/>
+        </w:rPr>
+        <w:t>Funcional</w:t>
       </w:r>
     </w:p>
     <w:p xmlns:wp14="http://schemas.microsoft.com/office/word/2010/wordml" wp14:textId="368A8D9F">
@@ -39,7 +68,7 @@
       </w:pPr>
       <w:r>
         <w:drawing>
-          <wp:inline xmlns:wp14="http://schemas.microsoft.com/office/word/2010/wordprocessingDrawing" wp14:editId="54896883" wp14:anchorId="051803B2">
+          <wp:inline xmlns:wp14="http://schemas.microsoft.com/office/word/2010/wordprocessingDrawing" wp14:editId="3B7A2A99" wp14:anchorId="051803B2">
             <wp:extent cx="5486400" cy="4629150"/>
             <wp:effectExtent l="0" t="0" r="0" b="0"/>
             <wp:docPr id="1580095076" name="drawing"/>
@@ -172,6 +201,638 @@
     <w:p xmlns:wp14="http://schemas.microsoft.com/office/word/2010/wordml" wp14:textId="77777777">
       <w:r>
         <w:br w:type="page"/>
+      </w:r>
+    </w:p>
+    <w:sdt>
+      <w:sdtPr>
+        <w:id w:val="1850303571"/>
+        <w:docPartObj>
+          <w:docPartGallery w:val="Table of Contents"/>
+          <w:docPartUnique/>
+        </w:docPartObj>
+      </w:sdtPr>
+      <w:sdtContent>
+        <w:p>
+          <w:pPr>
+            <w:pStyle w:val="TOC1"/>
+            <w:tabs>
+              <w:tab w:val="right" w:leader="dot" w:pos="8640"/>
+            </w:tabs>
+            <w:bidi w:val="0"/>
+            <w:rPr>
+              <w:rStyle w:val="Hyperlink"/>
+            </w:rPr>
+          </w:pPr>
+          <w:r>
+            <w:fldChar w:fldCharType="begin"/>
+          </w:r>
+          <w:r>
+            <w:instrText xml:space="preserve">TOC \o "1-9" \z \u \h</w:instrText>
+          </w:r>
+          <w:r>
+            <w:fldChar w:fldCharType="separate"/>
+          </w:r>
+          <w:hyperlink w:anchor="_Toc74862300">
+            <w:r>
+              <w:rPr>
+                <w:rStyle w:val="Hyperlink"/>
+              </w:rPr>
+              <w:t>1. Introdução ao Jogo Mu Torere</w:t>
+            </w:r>
+            <w:r>
+              <w:tab/>
+            </w:r>
+            <w:r>
+              <w:fldChar w:fldCharType="begin"/>
+            </w:r>
+            <w:r>
+              <w:instrText xml:space="preserve">PAGEREF _Toc74862300 \h</w:instrText>
+            </w:r>
+            <w:r>
+              <w:fldChar w:fldCharType="separate"/>
+            </w:r>
+            <w:r>
+              <w:rPr>
+                <w:rStyle w:val="Hyperlink"/>
+              </w:rPr>
+              <w:t>2</w:t>
+            </w:r>
+            <w:r>
+              <w:fldChar w:fldCharType="end"/>
+            </w:r>
+          </w:hyperlink>
+        </w:p>
+        <w:p>
+          <w:pPr>
+            <w:pStyle w:val="TOC2"/>
+            <w:tabs>
+              <w:tab w:val="right" w:leader="dot" w:pos="8640"/>
+            </w:tabs>
+            <w:bidi w:val="0"/>
+            <w:rPr>
+              <w:rStyle w:val="Hyperlink"/>
+            </w:rPr>
+          </w:pPr>
+          <w:hyperlink w:anchor="_Toc901459628">
+            <w:r>
+              <w:rPr>
+                <w:rStyle w:val="Hyperlink"/>
+              </w:rPr>
+              <w:t>1.1 Origem e Contexto Histórico</w:t>
+            </w:r>
+            <w:r>
+              <w:tab/>
+            </w:r>
+            <w:r>
+              <w:fldChar w:fldCharType="begin"/>
+            </w:r>
+            <w:r>
+              <w:instrText xml:space="preserve">PAGEREF _Toc901459628 \h</w:instrText>
+            </w:r>
+            <w:r>
+              <w:fldChar w:fldCharType="separate"/>
+            </w:r>
+            <w:r>
+              <w:rPr>
+                <w:rStyle w:val="Hyperlink"/>
+              </w:rPr>
+              <w:t>2</w:t>
+            </w:r>
+            <w:r>
+              <w:fldChar w:fldCharType="end"/>
+            </w:r>
+          </w:hyperlink>
+          <w:r>
+            <w:fldChar w:fldCharType="end"/>
+          </w:r>
+        </w:p>
+      </w:sdtContent>
+    </w:sdt>
+    <w:p xmlns:wp14="http://schemas.microsoft.com/office/word/2010/wordml" wp14:textId="77777777">
+      <w:pPr>
+        <w:pStyle w:val="Heading1"/>
+      </w:pPr>
+      <w:bookmarkStart w:name="_Toc74862300" w:id="273235816"/>
+      <w:r>
+        <w:rPr/>
+        <w:t xml:space="preserve">1. </w:t>
+      </w:r>
+      <w:r>
+        <w:rPr/>
+        <w:t>Introdução</w:t>
+      </w:r>
+      <w:r>
+        <w:rPr/>
+        <w:t xml:space="preserve"> </w:t>
+      </w:r>
+      <w:r>
+        <w:rPr/>
+        <w:t>ao</w:t>
+      </w:r>
+      <w:r>
+        <w:rPr/>
+        <w:t xml:space="preserve"> Jogo Mu </w:t>
+      </w:r>
+      <w:r>
+        <w:rPr/>
+        <w:t>Torere</w:t>
+      </w:r>
+      <w:bookmarkEnd w:id="273235816"/>
+    </w:p>
+    <w:p xmlns:wp14="http://schemas.microsoft.com/office/word/2010/wordml" wp14:textId="77777777">
+      <w:r>
+        <w:t>O Mu Torere é um jogo de tabuleiro tradicional de origem Māori, com forte relevância cultural e histórica.</w:t>
+      </w:r>
+    </w:p>
+    <w:p xmlns:wp14="http://schemas.microsoft.com/office/word/2010/wordml" wp14:textId="77777777">
+      <w:pPr>
+        <w:pStyle w:val="Heading2"/>
+      </w:pPr>
+      <w:bookmarkStart w:name="_Toc901459628" w:id="737963245"/>
+      <w:r>
+        <w:rPr/>
+        <w:t xml:space="preserve">1.1 </w:t>
+      </w:r>
+      <w:r>
+        <w:rPr/>
+        <w:t>Origem</w:t>
+      </w:r>
+      <w:r>
+        <w:rPr/>
+        <w:t xml:space="preserve"> e </w:t>
+      </w:r>
+      <w:r>
+        <w:rPr/>
+        <w:t>Contexto</w:t>
+      </w:r>
+      <w:r>
+        <w:rPr/>
+        <w:t xml:space="preserve"> Histórico</w:t>
+      </w:r>
+      <w:bookmarkEnd w:id="737963245"/>
+    </w:p>
+    <w:p xmlns:wp14="http://schemas.microsoft.com/office/word/2010/wordml" wp14:textId="49A50292">
+      <w:r>
+        <w:rPr>
+          <w:lang w:val="pt-BR"/>
+        </w:rPr>
+        <w:t xml:space="preserve">O Mu </w:t>
+      </w:r>
+      <w:r>
+        <w:rPr>
+          <w:lang w:val="pt-BR"/>
+        </w:rPr>
+        <w:t>Torere</w:t>
+      </w:r>
+      <w:r>
+        <w:rPr>
+          <w:lang w:val="pt-BR"/>
+        </w:rPr>
+        <w:t xml:space="preserve"> é </w:t>
+      </w:r>
+      <w:r>
+        <w:rPr>
+          <w:lang w:val="pt-BR"/>
+        </w:rPr>
+        <w:t>originário</w:t>
+      </w:r>
+      <w:r>
+        <w:rPr>
+          <w:lang w:val="pt-BR"/>
+        </w:rPr>
+        <w:t xml:space="preserve"> da costa </w:t>
+      </w:r>
+      <w:r>
+        <w:rPr>
+          <w:lang w:val="pt-BR"/>
+        </w:rPr>
+        <w:t>leste</w:t>
+      </w:r>
+      <w:r>
+        <w:rPr>
+          <w:lang w:val="pt-BR"/>
+        </w:rPr>
+        <w:t xml:space="preserve"> da Ilha Norte da Nova </w:t>
+      </w:r>
+      <w:r>
+        <w:rPr>
+          <w:lang w:val="pt-BR"/>
+        </w:rPr>
+        <w:t>Zelândia</w:t>
+      </w:r>
+      <w:r>
+        <w:rPr>
+          <w:lang w:val="pt-BR"/>
+        </w:rPr>
+        <w:t xml:space="preserve">. É um dos </w:t>
+      </w:r>
+      <w:r>
+        <w:rPr>
+          <w:lang w:val="pt-BR"/>
+        </w:rPr>
+        <w:t>poucos</w:t>
+      </w:r>
+      <w:r>
+        <w:rPr>
+          <w:lang w:val="pt-BR"/>
+        </w:rPr>
+        <w:t xml:space="preserve"> </w:t>
+      </w:r>
+      <w:r>
+        <w:rPr>
+          <w:lang w:val="pt-BR"/>
+        </w:rPr>
+        <w:t>jogos</w:t>
+      </w:r>
+      <w:r>
+        <w:rPr>
+          <w:lang w:val="pt-BR"/>
+        </w:rPr>
+        <w:t xml:space="preserve"> </w:t>
+      </w:r>
+      <w:r>
+        <w:rPr>
+          <w:lang w:val="pt-BR"/>
+        </w:rPr>
+        <w:t>conhecidos</w:t>
+      </w:r>
+      <w:r>
+        <w:rPr>
+          <w:lang w:val="pt-BR"/>
+        </w:rPr>
+        <w:t xml:space="preserve"> </w:t>
+      </w:r>
+      <w:r>
+        <w:rPr>
+          <w:lang w:val="pt-BR"/>
+        </w:rPr>
+        <w:t>que</w:t>
+      </w:r>
+      <w:r>
+        <w:rPr>
+          <w:lang w:val="pt-BR"/>
+        </w:rPr>
+        <w:t xml:space="preserve"> </w:t>
+      </w:r>
+      <w:r>
+        <w:rPr>
+          <w:lang w:val="pt-BR"/>
+        </w:rPr>
+        <w:t>eram</w:t>
+      </w:r>
+      <w:r>
+        <w:rPr>
+          <w:lang w:val="pt-BR"/>
+        </w:rPr>
+        <w:t xml:space="preserve"> </w:t>
+      </w:r>
+      <w:r>
+        <w:rPr>
+          <w:lang w:val="pt-BR"/>
+        </w:rPr>
+        <w:t>praticados</w:t>
+      </w:r>
+      <w:r>
+        <w:rPr>
+          <w:lang w:val="pt-BR"/>
+        </w:rPr>
+        <w:t xml:space="preserve"> </w:t>
+      </w:r>
+      <w:r>
+        <w:rPr>
+          <w:lang w:val="pt-BR"/>
+        </w:rPr>
+        <w:t>pelos</w:t>
+      </w:r>
+      <w:r>
+        <w:rPr>
+          <w:lang w:val="pt-BR"/>
+        </w:rPr>
+        <w:t xml:space="preserve"> </w:t>
+      </w:r>
+      <w:r>
+        <w:rPr>
+          <w:lang w:val="pt-BR"/>
+        </w:rPr>
+        <w:t>Māori</w:t>
+      </w:r>
+      <w:r>
+        <w:rPr>
+          <w:lang w:val="pt-BR"/>
+        </w:rPr>
+        <w:t xml:space="preserve"> antes da </w:t>
+      </w:r>
+      <w:r>
+        <w:rPr>
+          <w:lang w:val="pt-BR"/>
+        </w:rPr>
+        <w:t>colonização</w:t>
+      </w:r>
+      <w:r>
+        <w:rPr>
+          <w:lang w:val="pt-BR"/>
+        </w:rPr>
+        <w:t xml:space="preserve"> </w:t>
+      </w:r>
+      <w:r>
+        <w:rPr>
+          <w:lang w:val="pt-BR"/>
+        </w:rPr>
+        <w:t>britânica</w:t>
+      </w:r>
+      <w:r>
+        <w:rPr>
+          <w:lang w:val="pt-BR"/>
+        </w:rPr>
+        <w:t xml:space="preserve">, o </w:t>
+      </w:r>
+      <w:r>
+        <w:rPr>
+          <w:lang w:val="pt-BR"/>
+        </w:rPr>
+        <w:t>que</w:t>
+      </w:r>
+      <w:r>
+        <w:rPr>
+          <w:lang w:val="pt-BR"/>
+        </w:rPr>
+        <w:t xml:space="preserve"> </w:t>
+      </w:r>
+      <w:r>
+        <w:rPr>
+          <w:lang w:val="pt-BR"/>
+        </w:rPr>
+        <w:t>lhe</w:t>
+      </w:r>
+      <w:r>
+        <w:rPr>
+          <w:lang w:val="pt-BR"/>
+        </w:rPr>
+        <w:t xml:space="preserve"> </w:t>
+      </w:r>
+      <w:r>
+        <w:rPr>
+          <w:lang w:val="pt-BR"/>
+        </w:rPr>
+        <w:t>confere</w:t>
+      </w:r>
+      <w:r>
+        <w:rPr>
+          <w:lang w:val="pt-BR"/>
+        </w:rPr>
+        <w:t xml:space="preserve"> </w:t>
+      </w:r>
+      <w:r>
+        <w:rPr>
+          <w:lang w:val="pt-BR"/>
+        </w:rPr>
+        <w:t>elevado</w:t>
+      </w:r>
+      <w:r>
+        <w:rPr>
+          <w:lang w:val="pt-BR"/>
+        </w:rPr>
+        <w:t xml:space="preserve"> valor cultural.</w:t>
+      </w:r>
+      <w:r>
+        <w:br/>
+      </w:r>
+      <w:r>
+        <w:br/>
+      </w:r>
+      <w:r>
+        <w:rPr>
+          <w:lang w:val="pt-BR"/>
+        </w:rPr>
+        <w:t xml:space="preserve">Segundo a </w:t>
+      </w:r>
+      <w:r>
+        <w:rPr>
+          <w:lang w:val="pt-BR"/>
+        </w:rPr>
+        <w:t>tradição</w:t>
+      </w:r>
+      <w:r>
+        <w:rPr>
+          <w:lang w:val="pt-BR"/>
+        </w:rPr>
+        <w:t xml:space="preserve">, o </w:t>
+      </w:r>
+      <w:r>
+        <w:rPr>
+          <w:lang w:val="pt-BR"/>
+        </w:rPr>
+        <w:t>chefe</w:t>
+      </w:r>
+      <w:r>
+        <w:rPr>
+          <w:lang w:val="pt-BR"/>
+        </w:rPr>
+        <w:t xml:space="preserve"> </w:t>
+      </w:r>
+      <w:r>
+        <w:rPr>
+          <w:lang w:val="pt-BR"/>
+        </w:rPr>
+        <w:t>Tamihana</w:t>
+      </w:r>
+      <w:r>
+        <w:rPr>
+          <w:lang w:val="pt-BR"/>
+        </w:rPr>
+        <w:t xml:space="preserve"> </w:t>
+      </w:r>
+      <w:r>
+        <w:rPr>
+          <w:lang w:val="pt-BR"/>
+        </w:rPr>
+        <w:t>Te</w:t>
+      </w:r>
+      <w:r>
+        <w:rPr>
+          <w:lang w:val="pt-BR"/>
+        </w:rPr>
+        <w:t xml:space="preserve"> </w:t>
+      </w:r>
+      <w:r>
+        <w:rPr>
+          <w:lang w:val="pt-BR"/>
+        </w:rPr>
+        <w:t>Waharoa</w:t>
+      </w:r>
+      <w:r>
+        <w:rPr>
+          <w:lang w:val="pt-BR"/>
+        </w:rPr>
+        <w:t xml:space="preserve"> </w:t>
+      </w:r>
+      <w:r>
+        <w:rPr>
+          <w:lang w:val="pt-BR"/>
+        </w:rPr>
+        <w:t>terá</w:t>
+      </w:r>
+      <w:r>
+        <w:rPr>
+          <w:lang w:val="pt-BR"/>
+        </w:rPr>
+        <w:t xml:space="preserve"> </w:t>
+      </w:r>
+      <w:r>
+        <w:rPr>
+          <w:lang w:val="pt-BR"/>
+        </w:rPr>
+        <w:t>desafiado</w:t>
+      </w:r>
+      <w:r>
+        <w:rPr>
+          <w:lang w:val="pt-BR"/>
+        </w:rPr>
+        <w:t xml:space="preserve"> o </w:t>
+      </w:r>
+      <w:r>
+        <w:rPr>
+          <w:lang w:val="pt-BR"/>
+        </w:rPr>
+        <w:t>governador</w:t>
+      </w:r>
+      <w:r>
+        <w:rPr>
+          <w:lang w:val="pt-BR"/>
+        </w:rPr>
+        <w:t xml:space="preserve"> George Grey para </w:t>
+      </w:r>
+      <w:r>
+        <w:rPr>
+          <w:lang w:val="pt-BR"/>
+        </w:rPr>
+        <w:t>uma</w:t>
+      </w:r>
+      <w:r>
+        <w:rPr>
+          <w:lang w:val="pt-BR"/>
+        </w:rPr>
+        <w:t xml:space="preserve"> </w:t>
+      </w:r>
+      <w:r>
+        <w:rPr>
+          <w:lang w:val="pt-BR"/>
+        </w:rPr>
+        <w:t>partida</w:t>
+      </w:r>
+      <w:r>
+        <w:rPr>
+          <w:lang w:val="pt-BR"/>
+        </w:rPr>
+        <w:t xml:space="preserve">, </w:t>
+      </w:r>
+      <w:r>
+        <w:rPr>
+          <w:lang w:val="pt-BR"/>
+        </w:rPr>
+        <w:t>colocando</w:t>
+      </w:r>
+      <w:r>
+        <w:rPr>
+          <w:lang w:val="pt-BR"/>
+        </w:rPr>
+        <w:t xml:space="preserve"> </w:t>
+      </w:r>
+      <w:r>
+        <w:rPr>
+          <w:lang w:val="pt-BR"/>
+        </w:rPr>
+        <w:t>simbolicamente</w:t>
+      </w:r>
+      <w:r>
+        <w:rPr>
+          <w:lang w:val="pt-BR"/>
+        </w:rPr>
+        <w:t xml:space="preserve"> o </w:t>
+      </w:r>
+      <w:r>
+        <w:rPr>
+          <w:lang w:val="pt-BR"/>
+        </w:rPr>
+        <w:t>território</w:t>
+      </w:r>
+      <w:r>
+        <w:rPr>
+          <w:lang w:val="pt-BR"/>
+        </w:rPr>
+        <w:t xml:space="preserve"> </w:t>
+      </w:r>
+      <w:r>
+        <w:rPr>
+          <w:lang w:val="pt-BR"/>
+        </w:rPr>
+        <w:t>como</w:t>
+      </w:r>
+      <w:r>
+        <w:rPr>
+          <w:lang w:val="pt-BR"/>
+        </w:rPr>
+        <w:t xml:space="preserve"> </w:t>
+      </w:r>
+      <w:r>
+        <w:rPr>
+          <w:lang w:val="pt-BR"/>
+        </w:rPr>
+        <w:t>aposta</w:t>
+      </w:r>
+      <w:r>
+        <w:rPr>
+          <w:lang w:val="pt-BR"/>
+        </w:rPr>
+        <w:t xml:space="preserve">, </w:t>
+      </w:r>
+      <w:r>
+        <w:rPr>
+          <w:lang w:val="pt-BR"/>
+        </w:rPr>
+        <w:t>desafio</w:t>
+      </w:r>
+      <w:r>
+        <w:rPr>
+          <w:lang w:val="pt-BR"/>
+        </w:rPr>
+        <w:t xml:space="preserve"> esse </w:t>
+      </w:r>
+      <w:r>
+        <w:rPr>
+          <w:lang w:val="pt-BR"/>
+        </w:rPr>
+        <w:t>que</w:t>
+      </w:r>
+      <w:r>
+        <w:rPr>
+          <w:lang w:val="pt-BR"/>
+        </w:rPr>
+        <w:t xml:space="preserve"> </w:t>
+      </w:r>
+      <w:r>
+        <w:rPr>
+          <w:lang w:val="pt-BR"/>
+        </w:rPr>
+        <w:t>foi</w:t>
+      </w:r>
+      <w:r>
+        <w:rPr>
+          <w:lang w:val="pt-BR"/>
+        </w:rPr>
+        <w:t xml:space="preserve"> </w:t>
+      </w:r>
+      <w:r>
+        <w:rPr>
+          <w:lang w:val="pt-BR"/>
+        </w:rPr>
+        <w:t>recusado</w:t>
+      </w:r>
+      <w:r>
+        <w:rPr>
+          <w:lang w:val="pt-BR"/>
+        </w:rPr>
+        <w:t>.</w:t>
       </w:r>
     </w:p>
     <w:sectPr>
@@ -12229,6 +12890,40 @@
         <w:shd w:val="clear" w:color="auto" w:fill="FBCAA2" w:themeFill="accent6" w:themeFillTint="7F"/>
       </w:tcPr>
     </w:tblStylePr>
+  </w:style>
+  <w:style w:type="character" w:styleId="Hyperlink">
+    <w:uiPriority w:val="99"/>
+    <w:name w:val="Hyperlink"/>
+    <w:basedOn w:val="DefaultParagraphFont"/>
+    <w:unhideWhenUsed/>
+    <w:rsid w:val="0567BDF5"/>
+    <w:rPr>
+      <w:color w:val="0000FF"/>
+      <w:u w:val="single"/>
+    </w:rPr>
+  </w:style>
+  <w:style w:type="paragraph" w:styleId="TOC1">
+    <w:uiPriority w:val="39"/>
+    <w:name w:val="toc 1"/>
+    <w:basedOn w:val="Normal"/>
+    <w:next w:val="Normal"/>
+    <w:unhideWhenUsed/>
+    <w:rsid w:val="0567BDF5"/>
+    <w:pPr>
+      <w:spacing w:after="100"/>
+    </w:pPr>
+  </w:style>
+  <w:style w:type="paragraph" w:styleId="TOC2">
+    <w:uiPriority w:val="39"/>
+    <w:name w:val="toc 2"/>
+    <w:basedOn w:val="Normal"/>
+    <w:next w:val="Normal"/>
+    <w:unhideWhenUsed/>
+    <w:rsid w:val="0567BDF5"/>
+    <w:pPr>
+      <w:spacing w:after="100"/>
+      <w:ind w:left="220"/>
+    </w:pPr>
   </w:style>
 </w:styles>
 </file>

--- a/Relatorio_Mu_Torere.docx
+++ b/Relatorio_Mu_Torere.docx
@@ -68,7 +68,7 @@
       </w:pPr>
       <w:r>
         <w:drawing>
-          <wp:inline xmlns:wp14="http://schemas.microsoft.com/office/word/2010/wordprocessingDrawing" wp14:editId="3B7A2A99" wp14:anchorId="051803B2">
+          <wp:inline xmlns:wp14="http://schemas.microsoft.com/office/word/2010/wordprocessingDrawing" wp14:editId="4EB3A548" wp14:anchorId="051803B2">
             <wp:extent cx="5486400" cy="4629150"/>
             <wp:effectExtent l="0" t="0" r="0" b="0"/>
             <wp:docPr id="1580095076" name="drawing"/>
@@ -835,6 +835,48 @@
         <w:t>.</w:t>
       </w:r>
     </w:p>
+    <w:p>
+      <w:pPr>
+        <w:rPr>
+          <w:lang w:val="pt-BR"/>
+        </w:rPr>
+      </w:pPr>
+    </w:p>
+    <w:p>
+      <w:pPr>
+        <w:pStyle w:val="Heading2"/>
+      </w:pPr>
+      <w:r>
+        <w:rPr>
+          <w:noProof w:val="0"/>
+          <w:lang w:val="pt-BR"/>
+        </w:rPr>
+        <w:t>1.2 Objetivo do Jogo</w:t>
+      </w:r>
+    </w:p>
+    <w:p>
+      <w:pPr>
+        <w:spacing w:before="240" w:beforeAutospacing="off" w:after="198" w:afterAutospacing="off" w:line="276" w:lineRule="auto"/>
+        <w:jc w:val="left"/>
+      </w:pPr>
+      <w:r>
+        <w:rPr>
+          <w:rFonts w:ascii="Cambria" w:hAnsi="Cambria" w:eastAsia="Cambria" w:cs="Cambria"/>
+          <w:noProof w:val="0"/>
+          <w:sz w:val="22"/>
+          <w:szCs w:val="22"/>
+          <w:lang w:val="pt-BR"/>
+        </w:rPr>
+        <w:t>O objetivo do jogo consiste em bloquear o adversário, impedindo-o de efetuar qualquer movimento válido. Vence o jogador que conseguir imobilizar todas as peças do oponente. Não existem empates.</w:t>
+      </w:r>
+    </w:p>
+    <w:p>
+      <w:pPr>
+        <w:rPr>
+          <w:lang w:val="pt-BR"/>
+        </w:rPr>
+      </w:pPr>
+    </w:p>
     <w:sectPr>
       <w:pgSz w:w="12240" w:h="15840" w:orient="portrait"/>
       <w:pgMar w:top="1440" w:right="1800" w:bottom="1440" w:left="1800" w:header="720" w:footer="720" w:gutter="0"/>
@@ -12896,7 +12938,7 @@
     <w:name w:val="Hyperlink"/>
     <w:basedOn w:val="DefaultParagraphFont"/>
     <w:unhideWhenUsed/>
-    <w:rsid w:val="0567BDF5"/>
+    <w:rsid w:val="4E4D6202"/>
     <w:rPr>
       <w:color w:val="0000FF"/>
       <w:u w:val="single"/>
@@ -12908,7 +12950,7 @@
     <w:basedOn w:val="Normal"/>
     <w:next w:val="Normal"/>
     <w:unhideWhenUsed/>
-    <w:rsid w:val="0567BDF5"/>
+    <w:rsid w:val="4E4D6202"/>
     <w:pPr>
       <w:spacing w:after="100"/>
     </w:pPr>
@@ -12919,7 +12961,7 @@
     <w:basedOn w:val="Normal"/>
     <w:next w:val="Normal"/>
     <w:unhideWhenUsed/>
-    <w:rsid w:val="0567BDF5"/>
+    <w:rsid w:val="4E4D6202"/>
     <w:pPr>
       <w:spacing w:after="100"/>
       <w:ind w:left="220"/>

--- a/Relatorio_Mu_Torere.docx
+++ b/Relatorio_Mu_Torere.docx
@@ -68,7 +68,7 @@
       </w:pPr>
       <w:r>
         <w:drawing>
-          <wp:inline xmlns:wp14="http://schemas.microsoft.com/office/word/2010/wordprocessingDrawing" wp14:editId="4EB3A548" wp14:anchorId="051803B2">
+          <wp:inline xmlns:wp14="http://schemas.microsoft.com/office/word/2010/wordprocessingDrawing" wp14:editId="1DD14279" wp14:anchorId="051803B2">
             <wp:extent cx="5486400" cy="4629150"/>
             <wp:effectExtent l="0" t="0" r="0" b="0"/>
             <wp:docPr id="1580095076" name="drawing"/>
@@ -205,7 +205,7 @@
     </w:p>
     <w:sdt>
       <w:sdtPr>
-        <w:id w:val="1850303571"/>
+        <w:id w:val="185846303"/>
         <w:docPartObj>
           <w:docPartGallery w:val="Table of Contents"/>
           <w:docPartUnique/>
@@ -232,7 +232,7 @@
           <w:r>
             <w:fldChar w:fldCharType="separate"/>
           </w:r>
-          <w:hyperlink w:anchor="_Toc74862300">
+          <w:hyperlink w:anchor="_Toc1961117471">
             <w:r>
               <w:rPr>
                 <w:rStyle w:val="Hyperlink"/>
@@ -246,7 +246,7 @@
               <w:fldChar w:fldCharType="begin"/>
             </w:r>
             <w:r>
-              <w:instrText xml:space="preserve">PAGEREF _Toc74862300 \h</w:instrText>
+              <w:instrText xml:space="preserve">PAGEREF _Toc1961117471 \h</w:instrText>
             </w:r>
             <w:r>
               <w:fldChar w:fldCharType="separate"/>
@@ -273,7 +273,7 @@
               <w:rStyle w:val="Hyperlink"/>
             </w:rPr>
           </w:pPr>
-          <w:hyperlink w:anchor="_Toc901459628">
+          <w:hyperlink w:anchor="_Toc236972493">
             <w:r>
               <w:rPr>
                 <w:rStyle w:val="Hyperlink"/>
@@ -287,7 +287,89 @@
               <w:fldChar w:fldCharType="begin"/>
             </w:r>
             <w:r>
-              <w:instrText xml:space="preserve">PAGEREF _Toc901459628 \h</w:instrText>
+              <w:instrText xml:space="preserve">PAGEREF _Toc236972493 \h</w:instrText>
+            </w:r>
+            <w:r>
+              <w:fldChar w:fldCharType="separate"/>
+            </w:r>
+            <w:r>
+              <w:rPr>
+                <w:rStyle w:val="Hyperlink"/>
+              </w:rPr>
+              <w:t>2</w:t>
+            </w:r>
+            <w:r>
+              <w:fldChar w:fldCharType="end"/>
+            </w:r>
+          </w:hyperlink>
+        </w:p>
+        <w:p>
+          <w:pPr>
+            <w:pStyle w:val="TOC2"/>
+            <w:tabs>
+              <w:tab w:val="right" w:leader="dot" w:pos="8640"/>
+            </w:tabs>
+            <w:bidi w:val="0"/>
+            <w:rPr>
+              <w:rStyle w:val="Hyperlink"/>
+            </w:rPr>
+          </w:pPr>
+          <w:hyperlink w:anchor="_Toc114068319">
+            <w:r>
+              <w:rPr>
+                <w:rStyle w:val="Hyperlink"/>
+              </w:rPr>
+              <w:t>1.2 Objetivo do Jogo</w:t>
+            </w:r>
+            <w:r>
+              <w:tab/>
+            </w:r>
+            <w:r>
+              <w:fldChar w:fldCharType="begin"/>
+            </w:r>
+            <w:r>
+              <w:instrText xml:space="preserve">PAGEREF _Toc114068319 \h</w:instrText>
+            </w:r>
+            <w:r>
+              <w:fldChar w:fldCharType="separate"/>
+            </w:r>
+            <w:r>
+              <w:rPr>
+                <w:rStyle w:val="Hyperlink"/>
+              </w:rPr>
+              <w:t>2</w:t>
+            </w:r>
+            <w:r>
+              <w:fldChar w:fldCharType="end"/>
+            </w:r>
+          </w:hyperlink>
+        </w:p>
+        <w:p>
+          <w:pPr>
+            <w:pStyle w:val="TOC1"/>
+            <w:tabs>
+              <w:tab w:val="right" w:leader="dot" w:pos="8640"/>
+            </w:tabs>
+            <w:bidi w:val="0"/>
+            <w:rPr>
+              <w:rStyle w:val="Hyperlink"/>
+            </w:rPr>
+          </w:pPr>
+          <w:hyperlink w:anchor="_Toc770598440">
+            <w:r>
+              <w:rPr>
+                <w:rStyle w:val="Hyperlink"/>
+              </w:rPr>
+              <w:t>2. Tabuleiro e Componentes</w:t>
+            </w:r>
+            <w:r>
+              <w:tab/>
+            </w:r>
+            <w:r>
+              <w:fldChar w:fldCharType="begin"/>
+            </w:r>
+            <w:r>
+              <w:instrText xml:space="preserve">PAGEREF _Toc770598440 \h</w:instrText>
             </w:r>
             <w:r>
               <w:fldChar w:fldCharType="separate"/>
@@ -312,7 +394,7 @@
       <w:pPr>
         <w:pStyle w:val="Heading1"/>
       </w:pPr>
-      <w:bookmarkStart w:name="_Toc74862300" w:id="273235816"/>
+      <w:bookmarkStart w:name="_Toc1961117471" w:id="2024752871"/>
       <w:r>
         <w:rPr/>
         <w:t xml:space="preserve">1. </w:t>
@@ -337,7 +419,7 @@
         <w:rPr/>
         <w:t>Torere</w:t>
       </w:r>
-      <w:bookmarkEnd w:id="273235816"/>
+      <w:bookmarkEnd w:id="2024752871"/>
     </w:p>
     <w:p xmlns:wp14="http://schemas.microsoft.com/office/word/2010/wordml" wp14:textId="77777777">
       <w:r>
@@ -348,7 +430,7 @@
       <w:pPr>
         <w:pStyle w:val="Heading2"/>
       </w:pPr>
-      <w:bookmarkStart w:name="_Toc901459628" w:id="737963245"/>
+      <w:bookmarkStart w:name="_Toc236972493" w:id="79040225"/>
       <w:r>
         <w:rPr/>
         <w:t xml:space="preserve">1.1 </w:t>
@@ -369,228 +451,233 @@
         <w:rPr/>
         <w:t xml:space="preserve"> Histórico</w:t>
       </w:r>
-      <w:bookmarkEnd w:id="737963245"/>
+      <w:bookmarkEnd w:id="79040225"/>
     </w:p>
     <w:p xmlns:wp14="http://schemas.microsoft.com/office/word/2010/wordml" wp14:textId="49A50292">
+      <w:pPr>
+        <w:rPr>
+          <w:lang w:val="en-US"/>
+        </w:rPr>
+      </w:pPr>
       <w:r>
         <w:rPr>
-          <w:lang w:val="pt-BR"/>
+          <w:lang w:val="en-US"/>
         </w:rPr>
         <w:t xml:space="preserve">O Mu </w:t>
       </w:r>
       <w:r>
         <w:rPr>
-          <w:lang w:val="pt-BR"/>
+          <w:lang w:val="en-US"/>
         </w:rPr>
         <w:t>Torere</w:t>
       </w:r>
       <w:r>
         <w:rPr>
-          <w:lang w:val="pt-BR"/>
+          <w:lang w:val="en-US"/>
         </w:rPr>
         <w:t xml:space="preserve"> é </w:t>
       </w:r>
       <w:r>
         <w:rPr>
-          <w:lang w:val="pt-BR"/>
+          <w:lang w:val="en-US"/>
         </w:rPr>
         <w:t>originário</w:t>
       </w:r>
       <w:r>
         <w:rPr>
-          <w:lang w:val="pt-BR"/>
+          <w:lang w:val="en-US"/>
         </w:rPr>
         <w:t xml:space="preserve"> da costa </w:t>
       </w:r>
       <w:r>
         <w:rPr>
-          <w:lang w:val="pt-BR"/>
+          <w:lang w:val="en-US"/>
         </w:rPr>
         <w:t>leste</w:t>
       </w:r>
       <w:r>
         <w:rPr>
-          <w:lang w:val="pt-BR"/>
+          <w:lang w:val="en-US"/>
         </w:rPr>
         <w:t xml:space="preserve"> da Ilha Norte da Nova </w:t>
       </w:r>
       <w:r>
         <w:rPr>
-          <w:lang w:val="pt-BR"/>
+          <w:lang w:val="en-US"/>
         </w:rPr>
         <w:t>Zelândia</w:t>
       </w:r>
       <w:r>
         <w:rPr>
-          <w:lang w:val="pt-BR"/>
+          <w:lang w:val="en-US"/>
         </w:rPr>
         <w:t xml:space="preserve">. É um dos </w:t>
       </w:r>
       <w:r>
         <w:rPr>
-          <w:lang w:val="pt-BR"/>
+          <w:lang w:val="en-US"/>
         </w:rPr>
         <w:t>poucos</w:t>
       </w:r>
       <w:r>
         <w:rPr>
-          <w:lang w:val="pt-BR"/>
+          <w:lang w:val="en-US"/>
         </w:rPr>
         <w:t xml:space="preserve"> </w:t>
       </w:r>
       <w:r>
         <w:rPr>
-          <w:lang w:val="pt-BR"/>
+          <w:lang w:val="en-US"/>
         </w:rPr>
         <w:t>jogos</w:t>
       </w:r>
       <w:r>
         <w:rPr>
-          <w:lang w:val="pt-BR"/>
+          <w:lang w:val="en-US"/>
         </w:rPr>
         <w:t xml:space="preserve"> </w:t>
       </w:r>
       <w:r>
         <w:rPr>
-          <w:lang w:val="pt-BR"/>
+          <w:lang w:val="en-US"/>
         </w:rPr>
         <w:t>conhecidos</w:t>
       </w:r>
       <w:r>
         <w:rPr>
-          <w:lang w:val="pt-BR"/>
+          <w:lang w:val="en-US"/>
         </w:rPr>
         <w:t xml:space="preserve"> </w:t>
       </w:r>
       <w:r>
         <w:rPr>
-          <w:lang w:val="pt-BR"/>
+          <w:lang w:val="en-US"/>
         </w:rPr>
         <w:t>que</w:t>
       </w:r>
       <w:r>
         <w:rPr>
-          <w:lang w:val="pt-BR"/>
+          <w:lang w:val="en-US"/>
         </w:rPr>
         <w:t xml:space="preserve"> </w:t>
       </w:r>
       <w:r>
         <w:rPr>
-          <w:lang w:val="pt-BR"/>
+          <w:lang w:val="en-US"/>
         </w:rPr>
         <w:t>eram</w:t>
       </w:r>
       <w:r>
         <w:rPr>
-          <w:lang w:val="pt-BR"/>
+          <w:lang w:val="en-US"/>
         </w:rPr>
         <w:t xml:space="preserve"> </w:t>
       </w:r>
       <w:r>
         <w:rPr>
-          <w:lang w:val="pt-BR"/>
+          <w:lang w:val="en-US"/>
         </w:rPr>
         <w:t>praticados</w:t>
       </w:r>
       <w:r>
         <w:rPr>
-          <w:lang w:val="pt-BR"/>
+          <w:lang w:val="en-US"/>
         </w:rPr>
         <w:t xml:space="preserve"> </w:t>
       </w:r>
       <w:r>
         <w:rPr>
-          <w:lang w:val="pt-BR"/>
+          <w:lang w:val="en-US"/>
         </w:rPr>
         <w:t>pelos</w:t>
       </w:r>
       <w:r>
         <w:rPr>
-          <w:lang w:val="pt-BR"/>
+          <w:lang w:val="en-US"/>
         </w:rPr>
         <w:t xml:space="preserve"> </w:t>
       </w:r>
       <w:r>
         <w:rPr>
-          <w:lang w:val="pt-BR"/>
+          <w:lang w:val="en-US"/>
         </w:rPr>
         <w:t>Māori</w:t>
       </w:r>
       <w:r>
         <w:rPr>
-          <w:lang w:val="pt-BR"/>
+          <w:lang w:val="en-US"/>
         </w:rPr>
         <w:t xml:space="preserve"> antes da </w:t>
       </w:r>
       <w:r>
         <w:rPr>
-          <w:lang w:val="pt-BR"/>
+          <w:lang w:val="en-US"/>
         </w:rPr>
         <w:t>colonização</w:t>
       </w:r>
       <w:r>
         <w:rPr>
-          <w:lang w:val="pt-BR"/>
+          <w:lang w:val="en-US"/>
         </w:rPr>
         <w:t xml:space="preserve"> </w:t>
       </w:r>
       <w:r>
         <w:rPr>
-          <w:lang w:val="pt-BR"/>
+          <w:lang w:val="en-US"/>
         </w:rPr>
         <w:t>britânica</w:t>
       </w:r>
       <w:r>
         <w:rPr>
-          <w:lang w:val="pt-BR"/>
+          <w:lang w:val="en-US"/>
         </w:rPr>
         <w:t xml:space="preserve">, o </w:t>
       </w:r>
       <w:r>
         <w:rPr>
-          <w:lang w:val="pt-BR"/>
+          <w:lang w:val="en-US"/>
         </w:rPr>
         <w:t>que</w:t>
       </w:r>
       <w:r>
         <w:rPr>
-          <w:lang w:val="pt-BR"/>
+          <w:lang w:val="en-US"/>
         </w:rPr>
         <w:t xml:space="preserve"> </w:t>
       </w:r>
       <w:r>
         <w:rPr>
-          <w:lang w:val="pt-BR"/>
+          <w:lang w:val="en-US"/>
         </w:rPr>
         <w:t>lhe</w:t>
       </w:r>
       <w:r>
         <w:rPr>
-          <w:lang w:val="pt-BR"/>
+          <w:lang w:val="en-US"/>
         </w:rPr>
         <w:t xml:space="preserve"> </w:t>
       </w:r>
       <w:r>
         <w:rPr>
-          <w:lang w:val="pt-BR"/>
+          <w:lang w:val="en-US"/>
         </w:rPr>
         <w:t>confere</w:t>
       </w:r>
       <w:r>
         <w:rPr>
-          <w:lang w:val="pt-BR"/>
+          <w:lang w:val="en-US"/>
         </w:rPr>
         <w:t xml:space="preserve"> </w:t>
       </w:r>
       <w:r>
         <w:rPr>
-          <w:lang w:val="pt-BR"/>
+          <w:lang w:val="en-US"/>
         </w:rPr>
         <w:t>elevado</w:t>
       </w:r>
       <w:r>
         <w:rPr>
-          <w:lang w:val="pt-BR"/>
+          <w:lang w:val="en-US"/>
         </w:rPr>
         <w:t xml:space="preserve"> valor cultural.</w:t>
       </w:r>
@@ -602,235 +689,409 @@
       </w:r>
       <w:r>
         <w:rPr>
-          <w:lang w:val="pt-BR"/>
+          <w:lang w:val="en-US"/>
         </w:rPr>
         <w:t xml:space="preserve">Segundo a </w:t>
       </w:r>
       <w:r>
         <w:rPr>
-          <w:lang w:val="pt-BR"/>
+          <w:lang w:val="en-US"/>
         </w:rPr>
         <w:t>tradição</w:t>
       </w:r>
       <w:r>
         <w:rPr>
-          <w:lang w:val="pt-BR"/>
+          <w:lang w:val="en-US"/>
         </w:rPr>
         <w:t xml:space="preserve">, o </w:t>
       </w:r>
       <w:r>
         <w:rPr>
-          <w:lang w:val="pt-BR"/>
+          <w:lang w:val="en-US"/>
         </w:rPr>
         <w:t>chefe</w:t>
       </w:r>
       <w:r>
         <w:rPr>
-          <w:lang w:val="pt-BR"/>
+          <w:lang w:val="en-US"/>
         </w:rPr>
         <w:t xml:space="preserve"> </w:t>
       </w:r>
       <w:r>
         <w:rPr>
-          <w:lang w:val="pt-BR"/>
+          <w:lang w:val="en-US"/>
         </w:rPr>
-        <w:t>Tamihana</w:t>
+        <w:t>Tami</w:t>
       </w:r>
       <w:r>
         <w:rPr>
-          <w:lang w:val="pt-BR"/>
+          <w:lang w:val="en-US"/>
+        </w:rPr>
+        <w:t>h</w:t>
+      </w:r>
+      <w:r>
+        <w:rPr>
+          <w:lang w:val="en-US"/>
+        </w:rPr>
+        <w:t>ana</w:t>
+      </w:r>
+      <w:r>
+        <w:rPr>
+          <w:lang w:val="en-US"/>
         </w:rPr>
         <w:t xml:space="preserve"> </w:t>
       </w:r>
       <w:r>
         <w:rPr>
-          <w:lang w:val="pt-BR"/>
+          <w:lang w:val="en-US"/>
         </w:rPr>
         <w:t>Te</w:t>
       </w:r>
       <w:r>
         <w:rPr>
-          <w:lang w:val="pt-BR"/>
+          <w:lang w:val="en-US"/>
         </w:rPr>
         <w:t xml:space="preserve"> </w:t>
       </w:r>
       <w:r>
         <w:rPr>
-          <w:lang w:val="pt-BR"/>
+          <w:lang w:val="en-US"/>
         </w:rPr>
-        <w:t>Waharoa</w:t>
+        <w:t>W</w:t>
       </w:r>
       <w:r>
         <w:rPr>
-          <w:lang w:val="pt-BR"/>
+          <w:lang w:val="en-US"/>
+        </w:rPr>
+        <w:t>a</w:t>
+      </w:r>
+      <w:r>
+        <w:rPr>
+          <w:lang w:val="en-US"/>
+        </w:rPr>
+        <w:t>ha</w:t>
+      </w:r>
+      <w:r>
+        <w:rPr>
+          <w:lang w:val="en-US"/>
+        </w:rPr>
+        <w:t>r</w:t>
+      </w:r>
+      <w:r>
+        <w:rPr>
+          <w:lang w:val="en-US"/>
+        </w:rPr>
+        <w:t>oa</w:t>
+      </w:r>
+      <w:r>
+        <w:rPr>
+          <w:lang w:val="en-US"/>
         </w:rPr>
         <w:t xml:space="preserve"> </w:t>
       </w:r>
       <w:r>
         <w:rPr>
-          <w:lang w:val="pt-BR"/>
+          <w:lang w:val="en-US"/>
         </w:rPr>
         <w:t>terá</w:t>
       </w:r>
       <w:r>
         <w:rPr>
-          <w:lang w:val="pt-BR"/>
+          <w:lang w:val="en-US"/>
         </w:rPr>
         <w:t xml:space="preserve"> </w:t>
       </w:r>
       <w:r>
         <w:rPr>
-          <w:lang w:val="pt-BR"/>
+          <w:lang w:val="en-US"/>
         </w:rPr>
-        <w:t>desafiado</w:t>
+        <w:t>desa</w:t>
       </w:r>
       <w:r>
         <w:rPr>
-          <w:lang w:val="pt-BR"/>
+          <w:lang w:val="en-US"/>
+        </w:rPr>
+        <w:t>f</w:t>
+      </w:r>
+      <w:r>
+        <w:rPr>
+          <w:lang w:val="en-US"/>
+        </w:rPr>
+        <w:t>iado</w:t>
+      </w:r>
+      <w:r>
+        <w:rPr>
+          <w:lang w:val="en-US"/>
         </w:rPr>
         <w:t xml:space="preserve"> o </w:t>
       </w:r>
       <w:r>
         <w:rPr>
-          <w:lang w:val="pt-BR"/>
+          <w:lang w:val="en-US"/>
         </w:rPr>
-        <w:t>governador</w:t>
+        <w:t>go</w:t>
       </w:r>
       <w:r>
         <w:rPr>
-          <w:lang w:val="pt-BR"/>
+          <w:lang w:val="en-US"/>
         </w:rPr>
-        <w:t xml:space="preserve"> George Grey para </w:t>
+        <w:t>ver</w:t>
       </w:r>
       <w:r>
         <w:rPr>
-          <w:lang w:val="pt-BR"/>
+          <w:lang w:val="en-US"/>
+        </w:rPr>
+        <w:t>nador</w:t>
+      </w:r>
+      <w:r>
+        <w:rPr>
+          <w:lang w:val="en-US"/>
+        </w:rPr>
+        <w:t xml:space="preserve"> Geor</w:t>
+      </w:r>
+      <w:r>
+        <w:rPr>
+          <w:lang w:val="en-US"/>
+        </w:rPr>
+        <w:t xml:space="preserve">ge Grey para </w:t>
+      </w:r>
+      <w:r>
+        <w:rPr>
+          <w:lang w:val="en-US"/>
         </w:rPr>
         <w:t>uma</w:t>
       </w:r>
       <w:r>
         <w:rPr>
-          <w:lang w:val="pt-BR"/>
+          <w:lang w:val="en-US"/>
         </w:rPr>
         <w:t xml:space="preserve"> </w:t>
       </w:r>
       <w:r>
         <w:rPr>
-          <w:lang w:val="pt-BR"/>
+          <w:lang w:val="en-US"/>
         </w:rPr>
-        <w:t>partida</w:t>
+        <w:t>p</w:t>
       </w:r>
       <w:r>
         <w:rPr>
-          <w:lang w:val="pt-BR"/>
+          <w:lang w:val="en-US"/>
+        </w:rPr>
+        <w:t>art</w:t>
+      </w:r>
+      <w:r>
+        <w:rPr>
+          <w:lang w:val="en-US"/>
+        </w:rPr>
+        <w:t>i</w:t>
+      </w:r>
+      <w:r>
+        <w:rPr>
+          <w:lang w:val="en-US"/>
+        </w:rPr>
+        <w:t>da</w:t>
+      </w:r>
+      <w:r>
+        <w:rPr>
+          <w:lang w:val="en-US"/>
         </w:rPr>
         <w:t xml:space="preserve">, </w:t>
       </w:r>
       <w:r>
         <w:rPr>
-          <w:lang w:val="pt-BR"/>
+          <w:lang w:val="en-US"/>
         </w:rPr>
-        <w:t>colocando</w:t>
+        <w:t>col</w:t>
       </w:r>
       <w:r>
         <w:rPr>
-          <w:lang w:val="pt-BR"/>
+          <w:lang w:val="en-US"/>
+        </w:rPr>
+        <w:t>oc</w:t>
+      </w:r>
+      <w:r>
+        <w:rPr>
+          <w:lang w:val="en-US"/>
+        </w:rPr>
+        <w:t>ando</w:t>
+      </w:r>
+      <w:r>
+        <w:rPr>
+          <w:lang w:val="en-US"/>
         </w:rPr>
         <w:t xml:space="preserve"> </w:t>
       </w:r>
       <w:r>
         <w:rPr>
-          <w:lang w:val="pt-BR"/>
+          <w:lang w:val="en-US"/>
         </w:rPr>
-        <w:t>simbolicamente</w:t>
+        <w:t>simb</w:t>
       </w:r>
       <w:r>
         <w:rPr>
-          <w:lang w:val="pt-BR"/>
+          <w:lang w:val="en-US"/>
+        </w:rPr>
+        <w:t>o</w:t>
+      </w:r>
+      <w:r>
+        <w:rPr>
+          <w:lang w:val="en-US"/>
+        </w:rPr>
+        <w:t>licamente</w:t>
+      </w:r>
+      <w:r>
+        <w:rPr>
+          <w:lang w:val="en-US"/>
         </w:rPr>
         <w:t xml:space="preserve"> o </w:t>
       </w:r>
       <w:r>
         <w:rPr>
-          <w:lang w:val="pt-BR"/>
+          <w:lang w:val="en-US"/>
         </w:rPr>
-        <w:t>território</w:t>
+        <w:t>te</w:t>
       </w:r>
       <w:r>
         <w:rPr>
-          <w:lang w:val="pt-BR"/>
+          <w:lang w:val="en-US"/>
+        </w:rPr>
+        <w:t>rri</w:t>
+      </w:r>
+      <w:r>
+        <w:rPr>
+          <w:lang w:val="en-US"/>
+        </w:rPr>
+        <w:t>tório</w:t>
+      </w:r>
+      <w:r>
+        <w:rPr>
+          <w:lang w:val="en-US"/>
         </w:rPr>
         <w:t xml:space="preserve"> </w:t>
       </w:r>
       <w:r>
         <w:rPr>
-          <w:lang w:val="pt-BR"/>
+          <w:lang w:val="en-US"/>
         </w:rPr>
         <w:t>como</w:t>
       </w:r>
       <w:r>
         <w:rPr>
-          <w:lang w:val="pt-BR"/>
+          <w:lang w:val="en-US"/>
         </w:rPr>
         <w:t xml:space="preserve"> </w:t>
       </w:r>
       <w:r>
         <w:rPr>
-          <w:lang w:val="pt-BR"/>
+          <w:lang w:val="en-US"/>
         </w:rPr>
-        <w:t>aposta</w:t>
+        <w:t>apos</w:t>
       </w:r>
       <w:r>
         <w:rPr>
-          <w:lang w:val="pt-BR"/>
+          <w:lang w:val="en-US"/>
+        </w:rPr>
+        <w:t>t</w:t>
+      </w:r>
+      <w:r>
+        <w:rPr>
+          <w:lang w:val="en-US"/>
+        </w:rPr>
+        <w:t>a</w:t>
+      </w:r>
+      <w:r>
+        <w:rPr>
+          <w:lang w:val="en-US"/>
         </w:rPr>
         <w:t xml:space="preserve">, </w:t>
       </w:r>
       <w:r>
         <w:rPr>
-          <w:lang w:val="pt-BR"/>
+          <w:lang w:val="en-US"/>
         </w:rPr>
-        <w:t>desafio</w:t>
+        <w:t>des</w:t>
       </w:r>
       <w:r>
         <w:rPr>
-          <w:lang w:val="pt-BR"/>
+          <w:lang w:val="en-US"/>
         </w:rPr>
-        <w:t xml:space="preserve"> esse </w:t>
+        <w:t>af</w:t>
       </w:r>
       <w:r>
         <w:rPr>
-          <w:lang w:val="pt-BR"/>
+          <w:lang w:val="en-US"/>
+        </w:rPr>
+        <w:t>io</w:t>
+      </w:r>
+      <w:r>
+        <w:rPr>
+          <w:lang w:val="en-US"/>
+        </w:rPr>
+        <w:t xml:space="preserve"> esse</w:t>
+      </w:r>
+      <w:r>
+        <w:rPr>
+          <w:lang w:val="en-US"/>
+        </w:rPr>
+        <w:t xml:space="preserve"> </w:t>
+      </w:r>
+      <w:r>
+        <w:rPr>
+          <w:lang w:val="en-US"/>
         </w:rPr>
         <w:t>que</w:t>
       </w:r>
       <w:r>
         <w:rPr>
-          <w:lang w:val="pt-BR"/>
+          <w:lang w:val="en-US"/>
         </w:rPr>
         <w:t xml:space="preserve"> </w:t>
       </w:r>
       <w:r>
         <w:rPr>
-          <w:lang w:val="pt-BR"/>
+          <w:lang w:val="en-US"/>
         </w:rPr>
-        <w:t>foi</w:t>
+        <w:t>f</w:t>
       </w:r>
       <w:r>
         <w:rPr>
-          <w:lang w:val="pt-BR"/>
+          <w:lang w:val="en-US"/>
+        </w:rPr>
+        <w:t>oi</w:t>
+      </w:r>
+      <w:r>
+        <w:rPr>
+          <w:lang w:val="en-US"/>
         </w:rPr>
         <w:t xml:space="preserve"> </w:t>
       </w:r>
       <w:r>
         <w:rPr>
-          <w:lang w:val="pt-BR"/>
+          <w:lang w:val="en-US"/>
         </w:rPr>
-        <w:t>recusado</w:t>
+        <w:t>r</w:t>
       </w:r>
       <w:r>
         <w:rPr>
-          <w:lang w:val="pt-BR"/>
+          <w:lang w:val="en-US"/>
+        </w:rPr>
+        <w:t>ecu</w:t>
+      </w:r>
+      <w:r>
+        <w:rPr>
+          <w:lang w:val="en-US"/>
+        </w:rPr>
+        <w:t>s</w:t>
+      </w:r>
+      <w:r>
+        <w:rPr>
+          <w:lang w:val="en-US"/>
+        </w:rPr>
+        <w:t>ado</w:t>
+      </w:r>
+      <w:r>
+        <w:rPr>
+          <w:lang w:val="en-US"/>
         </w:rPr>
         <w:t>.</w:t>
       </w:r>
@@ -845,7 +1106,12 @@
     <w:p>
       <w:pPr>
         <w:pStyle w:val="Heading2"/>
+        <w:rPr>
+          <w:noProof w:val="0"/>
+          <w:lang w:val="pt-BR"/>
+        </w:rPr>
       </w:pPr>
+      <w:bookmarkStart w:name="_Toc114068319" w:id="679381051"/>
       <w:r>
         <w:rPr>
           <w:noProof w:val="0"/>
@@ -853,6 +1119,7 @@
         </w:rPr>
         <w:t>1.2 Objetivo do Jogo</w:t>
       </w:r>
+      <w:bookmarkEnd w:id="679381051"/>
     </w:p>
     <w:p>
       <w:pPr>
@@ -870,6 +1137,657 @@
         <w:t>O objetivo do jogo consiste em bloquear o adversário, impedindo-o de efetuar qualquer movimento válido. Vence o jogador que conseguir imobilizar todas as peças do oponente. Não existem empates.</w:t>
       </w:r>
     </w:p>
+    <w:p>
+      <w:pPr>
+        <w:pStyle w:val="Heading1"/>
+        <w:rPr>
+          <w:noProof w:val="0"/>
+          <w:lang w:val="pt-BR"/>
+        </w:rPr>
+      </w:pPr>
+      <w:bookmarkStart w:name="_Toc770598440" w:id="1978031582"/>
+      <w:r>
+        <w:rPr>
+          <w:noProof w:val="0"/>
+          <w:lang w:val="pt-BR"/>
+        </w:rPr>
+        <w:t>2. Tabuleiro e Componentes</w:t>
+      </w:r>
+      <w:bookmarkEnd w:id="1978031582"/>
+    </w:p>
+    <w:p>
+      <w:pPr>
+        <w:spacing w:before="240" w:beforeAutospacing="off" w:after="198" w:afterAutospacing="off" w:line="276" w:lineRule="auto"/>
+        <w:jc w:val="left"/>
+      </w:pPr>
+      <w:r>
+        <w:rPr>
+          <w:rFonts w:ascii="Cambria" w:hAnsi="Cambria" w:eastAsia="Cambria" w:cs="Cambria"/>
+          <w:noProof w:val="0"/>
+          <w:sz w:val="22"/>
+          <w:szCs w:val="22"/>
+          <w:lang w:val="pt-BR"/>
+        </w:rPr>
+        <w:t>O tabuleiro é constituído por nove posições: oito periféricas (kewai) e uma central (putahi). Cada jogador controla quatro peças.</w:t>
+      </w:r>
+      <w:r>
+        <w:tab/>
+      </w:r>
+      <w:r>
+        <w:tab/>
+      </w:r>
+      <w:r>
+        <w:tab/>
+      </w:r>
+      <w:r>
+        <w:tab/>
+      </w:r>
+      <w:r>
+        <w:tab/>
+      </w:r>
+      <w:r>
+        <w:tab/>
+      </w:r>
+      <w:r>
+        <w:tab/>
+      </w:r>
+      <w:r>
+        <w:tab/>
+      </w:r>
+      <w:r>
+        <w:tab/>
+      </w:r>
+      <w:r>
+        <w:tab/>
+      </w:r>
+      <w:r>
+        <w:tab/>
+      </w:r>
+      <w:r>
+        <w:tab/>
+      </w:r>
+      <w:r>
+        <w:tab/>
+      </w:r>
+      <w:r>
+        <w:tab/>
+      </w:r>
+      <w:r>
+        <w:tab/>
+      </w:r>
+      <w:r>
+        <w:tab/>
+      </w:r>
+      <w:r>
+        <w:tab/>
+      </w:r>
+      <w:r>
+        <w:tab/>
+      </w:r>
+      <w:r>
+        <w:tab/>
+      </w:r>
+      <w:r>
+        <w:tab/>
+      </w:r>
+      <w:r>
+        <w:tab/>
+      </w:r>
+      <w:r>
+        <w:tab/>
+      </w:r>
+      <w:r>
+        <w:tab/>
+      </w:r>
+      <w:r>
+        <w:tab/>
+      </w:r>
+      <w:r>
+        <w:tab/>
+      </w:r>
+      <w:r>
+        <w:tab/>
+      </w:r>
+    </w:p>
+    <w:tbl>
+      <w:tblPr>
+        <w:tblStyle w:val="LightList-Accent6"/>
+        <w:bidiVisual w:val="0"/>
+        <w:tblW w:w="0" w:type="auto"/>
+        <w:tblBorders>
+          <w:top w:val="single" w:color="F79646" w:themeColor="accent6" w:sz="12"/>
+          <w:left w:val="single" w:color="F79646" w:themeColor="accent6" w:sz="12"/>
+          <w:bottom w:val="single" w:color="F79646" w:themeColor="accent6" w:sz="12"/>
+          <w:right w:val="single" w:color="F79646" w:themeColor="accent6" w:sz="12"/>
+          <w:insideH w:val="single" w:color="F79646" w:themeColor="accent6" w:sz="12"/>
+          <w:insideV w:val="single" w:color="F79646" w:themeColor="accent6" w:sz="12"/>
+        </w:tblBorders>
+        <w:tblLook w:val="06A0" w:firstRow="1" w:lastRow="0" w:firstColumn="1" w:lastColumn="0" w:noHBand="1" w:noVBand="1"/>
+      </w:tblPr>
+      <w:tblGrid>
+        <w:gridCol w:w="3402"/>
+        <w:gridCol w:w="3402"/>
+        <w:gridCol w:w="3402"/>
+      </w:tblGrid>
+      <w:tr>
+        <w:trPr>
+          <w:trHeight w:val="300"/>
+        </w:trPr>
+        <w:tc>
+          <w:tcPr>
+            <w:cnfStyle w:val="001000000000" w:firstRow="0" w:lastRow="0" w:firstColumn="1" w:lastColumn="0" w:oddVBand="0" w:evenVBand="0" w:oddHBand="0" w:evenHBand="0" w:firstRowFirstColumn="0" w:firstRowLastColumn="0" w:lastRowFirstColumn="0" w:lastRowLastColumn="0"/>
+            <w:tcW w:w="3402" w:type="dxa"/>
+            <w:tcMar/>
+            <w:vAlign w:val="top"/>
+          </w:tcPr>
+          <w:p>
+            <w:pPr>
+              <w:spacing w:before="240" w:beforeAutospacing="off" w:after="119" w:afterAutospacing="off" w:line="276" w:lineRule="auto"/>
+              <w:jc w:val="center"/>
+            </w:pPr>
+            <w:r>
+              <w:rPr/>
+              <w:t>Componente</w:t>
+            </w:r>
+          </w:p>
+          <w:p>
+            <w:pPr>
+              <w:spacing w:before="0" w:beforeAutospacing="off" w:after="0" w:afterAutospacing="off"/>
+              <w:jc w:val="center"/>
+            </w:pPr>
+          </w:p>
+        </w:tc>
+        <w:tc>
+          <w:tcPr>
+            <w:cnfStyle w:val="000000000000" w:firstRow="0" w:lastRow="0" w:firstColumn="0" w:lastColumn="0" w:oddVBand="0" w:evenVBand="0" w:oddHBand="0" w:evenHBand="0" w:firstRowFirstColumn="0" w:firstRowLastColumn="0" w:lastRowFirstColumn="0" w:lastRowLastColumn="0"/>
+            <w:tcW w:w="3402" w:type="dxa"/>
+            <w:tcMar/>
+            <w:vAlign w:val="top"/>
+          </w:tcPr>
+          <w:p>
+            <w:pPr>
+              <w:spacing w:before="240" w:beforeAutospacing="off" w:after="119" w:afterAutospacing="off" w:line="276" w:lineRule="auto"/>
+              <w:jc w:val="center"/>
+            </w:pPr>
+            <w:r>
+              <w:rPr/>
+              <w:t>Descrição</w:t>
+            </w:r>
+          </w:p>
+          <w:p>
+            <w:pPr>
+              <w:spacing w:before="0" w:beforeAutospacing="off" w:after="0" w:afterAutospacing="off"/>
+              <w:jc w:val="center"/>
+            </w:pPr>
+          </w:p>
+        </w:tc>
+        <w:tc>
+          <w:tcPr>
+            <w:cnfStyle w:val="000000000000" w:firstRow="0" w:lastRow="0" w:firstColumn="0" w:lastColumn="0" w:oddVBand="0" w:evenVBand="0" w:oddHBand="0" w:evenHBand="0" w:firstRowFirstColumn="0" w:firstRowLastColumn="0" w:lastRowFirstColumn="0" w:lastRowLastColumn="0"/>
+            <w:tcW w:w="3402" w:type="dxa"/>
+            <w:tcMar/>
+            <w:vAlign w:val="top"/>
+          </w:tcPr>
+          <w:p>
+            <w:pPr>
+              <w:spacing w:before="240" w:beforeAutospacing="off" w:after="119" w:afterAutospacing="off" w:line="276" w:lineRule="auto"/>
+              <w:jc w:val="center"/>
+            </w:pPr>
+            <w:r>
+              <w:rPr/>
+              <w:t>Quantidade</w:t>
+            </w:r>
+          </w:p>
+          <w:p>
+            <w:pPr>
+              <w:spacing w:before="0" w:beforeAutospacing="off" w:after="0" w:afterAutospacing="off"/>
+              <w:jc w:val="center"/>
+            </w:pPr>
+          </w:p>
+        </w:tc>
+      </w:tr>
+      <w:tr>
+        <w:trPr>
+          <w:trHeight w:val="300"/>
+        </w:trPr>
+        <w:tc>
+          <w:tcPr>
+            <w:cnfStyle w:val="001000000000" w:firstRow="0" w:lastRow="0" w:firstColumn="1" w:lastColumn="0" w:oddVBand="0" w:evenVBand="0" w:oddHBand="0" w:evenHBand="0" w:firstRowFirstColumn="0" w:firstRowLastColumn="0" w:lastRowFirstColumn="0" w:lastRowLastColumn="0"/>
+            <w:tcW w:w="3402" w:type="dxa"/>
+            <w:tcMar/>
+            <w:vAlign w:val="top"/>
+          </w:tcPr>
+          <w:p>
+            <w:pPr>
+              <w:spacing w:before="240" w:beforeAutospacing="off" w:after="119" w:afterAutospacing="off" w:line="276" w:lineRule="auto"/>
+              <w:jc w:val="center"/>
+            </w:pPr>
+            <w:r>
+              <w:rPr/>
+              <w:t>Tabuleiro</w:t>
+            </w:r>
+          </w:p>
+          <w:p>
+            <w:pPr>
+              <w:spacing w:before="0" w:beforeAutospacing="off" w:after="0" w:afterAutospacing="off"/>
+              <w:jc w:val="center"/>
+            </w:pPr>
+          </w:p>
+        </w:tc>
+        <w:tc>
+          <w:tcPr>
+            <w:cnfStyle w:val="000000000000" w:firstRow="0" w:lastRow="0" w:firstColumn="0" w:lastColumn="0" w:oddVBand="0" w:evenVBand="0" w:oddHBand="0" w:evenHBand="0" w:firstRowFirstColumn="0" w:firstRowLastColumn="0" w:lastRowFirstColumn="0" w:lastRowLastColumn="0"/>
+            <w:tcW w:w="3402" w:type="dxa"/>
+            <w:tcMar/>
+            <w:vAlign w:val="top"/>
+          </w:tcPr>
+          <w:p>
+            <w:pPr>
+              <w:spacing w:before="240" w:beforeAutospacing="off" w:after="119" w:afterAutospacing="off" w:line="276" w:lineRule="auto"/>
+              <w:jc w:val="center"/>
+            </w:pPr>
+            <w:r>
+              <w:rPr/>
+              <w:t>Estrutura</w:t>
+            </w:r>
+            <w:r>
+              <w:rPr/>
+              <w:t xml:space="preserve"> </w:t>
+            </w:r>
+            <w:r>
+              <w:rPr/>
+              <w:t>em</w:t>
+            </w:r>
+            <w:r>
+              <w:rPr/>
+              <w:t xml:space="preserve"> forma de </w:t>
+            </w:r>
+            <w:r>
+              <w:rPr/>
+              <w:t>estrela</w:t>
+            </w:r>
+            <w:r>
+              <w:rPr/>
+              <w:t xml:space="preserve"> com 9 </w:t>
+            </w:r>
+            <w:r>
+              <w:rPr/>
+              <w:t>posições</w:t>
+            </w:r>
+          </w:p>
+          <w:p>
+            <w:pPr>
+              <w:spacing w:before="0" w:beforeAutospacing="off" w:after="0" w:afterAutospacing="off"/>
+              <w:jc w:val="center"/>
+            </w:pPr>
+          </w:p>
+        </w:tc>
+        <w:tc>
+          <w:tcPr>
+            <w:cnfStyle w:val="000000000000" w:firstRow="0" w:lastRow="0" w:firstColumn="0" w:lastColumn="0" w:oddVBand="0" w:evenVBand="0" w:oddHBand="0" w:evenHBand="0" w:firstRowFirstColumn="0" w:firstRowLastColumn="0" w:lastRowFirstColumn="0" w:lastRowLastColumn="0"/>
+            <w:tcW w:w="3402" w:type="dxa"/>
+            <w:tcMar/>
+            <w:vAlign w:val="top"/>
+          </w:tcPr>
+          <w:p>
+            <w:pPr>
+              <w:spacing w:before="240" w:beforeAutospacing="off" w:after="119" w:afterAutospacing="off" w:line="276" w:lineRule="auto"/>
+              <w:jc w:val="center"/>
+            </w:pPr>
+            <w:r>
+              <w:rPr/>
+              <w:t>1</w:t>
+            </w:r>
+          </w:p>
+          <w:p>
+            <w:pPr>
+              <w:spacing w:before="0" w:beforeAutospacing="off" w:after="0" w:afterAutospacing="off"/>
+              <w:jc w:val="center"/>
+            </w:pPr>
+          </w:p>
+        </w:tc>
+      </w:tr>
+      <w:tr>
+        <w:trPr>
+          <w:trHeight w:val="300"/>
+        </w:trPr>
+        <w:tc>
+          <w:tcPr>
+            <w:cnfStyle w:val="001000000000" w:firstRow="0" w:lastRow="0" w:firstColumn="1" w:lastColumn="0" w:oddVBand="0" w:evenVBand="0" w:oddHBand="0" w:evenHBand="0" w:firstRowFirstColumn="0" w:firstRowLastColumn="0" w:lastRowFirstColumn="0" w:lastRowLastColumn="0"/>
+            <w:tcW w:w="3402" w:type="dxa"/>
+            <w:tcMar/>
+            <w:vAlign w:val="top"/>
+          </w:tcPr>
+          <w:p>
+            <w:pPr>
+              <w:spacing w:before="240" w:beforeAutospacing="off" w:after="119" w:afterAutospacing="off" w:line="276" w:lineRule="auto"/>
+              <w:jc w:val="center"/>
+            </w:pPr>
+            <w:r>
+              <w:rPr/>
+              <w:t>Kewai</w:t>
+            </w:r>
+          </w:p>
+          <w:p>
+            <w:pPr>
+              <w:spacing w:before="0" w:beforeAutospacing="off" w:after="0" w:afterAutospacing="off"/>
+              <w:jc w:val="center"/>
+            </w:pPr>
+          </w:p>
+        </w:tc>
+        <w:tc>
+          <w:tcPr>
+            <w:cnfStyle w:val="000000000000" w:firstRow="0" w:lastRow="0" w:firstColumn="0" w:lastColumn="0" w:oddVBand="0" w:evenVBand="0" w:oddHBand="0" w:evenHBand="0" w:firstRowFirstColumn="0" w:firstRowLastColumn="0" w:lastRowFirstColumn="0" w:lastRowLastColumn="0"/>
+            <w:tcW w:w="3402" w:type="dxa"/>
+            <w:tcMar/>
+            <w:vAlign w:val="top"/>
+          </w:tcPr>
+          <w:p>
+            <w:pPr>
+              <w:spacing w:before="240" w:beforeAutospacing="off" w:after="119" w:afterAutospacing="off" w:line="276" w:lineRule="auto"/>
+              <w:jc w:val="center"/>
+            </w:pPr>
+            <w:r>
+              <w:rPr/>
+              <w:t>Casas periféricas</w:t>
+            </w:r>
+          </w:p>
+          <w:p>
+            <w:pPr>
+              <w:spacing w:before="0" w:beforeAutospacing="off" w:after="0" w:afterAutospacing="off"/>
+              <w:jc w:val="center"/>
+            </w:pPr>
+          </w:p>
+        </w:tc>
+        <w:tc>
+          <w:tcPr>
+            <w:cnfStyle w:val="000000000000" w:firstRow="0" w:lastRow="0" w:firstColumn="0" w:lastColumn="0" w:oddVBand="0" w:evenVBand="0" w:oddHBand="0" w:evenHBand="0" w:firstRowFirstColumn="0" w:firstRowLastColumn="0" w:lastRowFirstColumn="0" w:lastRowLastColumn="0"/>
+            <w:tcW w:w="3402" w:type="dxa"/>
+            <w:tcMar/>
+            <w:vAlign w:val="top"/>
+          </w:tcPr>
+          <w:p>
+            <w:pPr>
+              <w:spacing w:before="240" w:beforeAutospacing="off" w:after="119" w:afterAutospacing="off" w:line="276" w:lineRule="auto"/>
+              <w:jc w:val="center"/>
+            </w:pPr>
+            <w:r>
+              <w:rPr/>
+              <w:t>8</w:t>
+            </w:r>
+          </w:p>
+          <w:p>
+            <w:pPr>
+              <w:spacing w:before="0" w:beforeAutospacing="off" w:after="0" w:afterAutospacing="off"/>
+              <w:jc w:val="center"/>
+            </w:pPr>
+          </w:p>
+        </w:tc>
+      </w:tr>
+      <w:tr>
+        <w:trPr>
+          <w:trHeight w:val="300"/>
+        </w:trPr>
+        <w:tc>
+          <w:tcPr>
+            <w:cnfStyle w:val="001000000000" w:firstRow="0" w:lastRow="0" w:firstColumn="1" w:lastColumn="0" w:oddVBand="0" w:evenVBand="0" w:oddHBand="0" w:evenHBand="0" w:firstRowFirstColumn="0" w:firstRowLastColumn="0" w:lastRowFirstColumn="0" w:lastRowLastColumn="0"/>
+            <w:tcW w:w="3402" w:type="dxa"/>
+            <w:tcMar/>
+            <w:vAlign w:val="top"/>
+          </w:tcPr>
+          <w:p>
+            <w:pPr>
+              <w:spacing w:before="240" w:beforeAutospacing="off" w:after="119" w:afterAutospacing="off" w:line="276" w:lineRule="auto"/>
+              <w:jc w:val="center"/>
+            </w:pPr>
+            <w:r>
+              <w:rPr/>
+              <w:t>Putahi</w:t>
+            </w:r>
+          </w:p>
+          <w:p>
+            <w:pPr>
+              <w:spacing w:before="0" w:beforeAutospacing="off" w:after="0" w:afterAutospacing="off"/>
+              <w:jc w:val="center"/>
+            </w:pPr>
+          </w:p>
+        </w:tc>
+        <w:tc>
+          <w:tcPr>
+            <w:cnfStyle w:val="000000000000" w:firstRow="0" w:lastRow="0" w:firstColumn="0" w:lastColumn="0" w:oddVBand="0" w:evenVBand="0" w:oddHBand="0" w:evenHBand="0" w:firstRowFirstColumn="0" w:firstRowLastColumn="0" w:lastRowFirstColumn="0" w:lastRowLastColumn="0"/>
+            <w:tcW w:w="3402" w:type="dxa"/>
+            <w:tcMar/>
+            <w:vAlign w:val="top"/>
+          </w:tcPr>
+          <w:p>
+            <w:pPr>
+              <w:spacing w:before="240" w:beforeAutospacing="off" w:after="119" w:afterAutospacing="off" w:line="276" w:lineRule="auto"/>
+              <w:jc w:val="center"/>
+            </w:pPr>
+            <w:r>
+              <w:rPr/>
+              <w:t>Casa central</w:t>
+            </w:r>
+          </w:p>
+          <w:p>
+            <w:pPr>
+              <w:spacing w:before="0" w:beforeAutospacing="off" w:after="0" w:afterAutospacing="off"/>
+              <w:jc w:val="center"/>
+            </w:pPr>
+          </w:p>
+        </w:tc>
+        <w:tc>
+          <w:tcPr>
+            <w:cnfStyle w:val="000000000000" w:firstRow="0" w:lastRow="0" w:firstColumn="0" w:lastColumn="0" w:oddVBand="0" w:evenVBand="0" w:oddHBand="0" w:evenHBand="0" w:firstRowFirstColumn="0" w:firstRowLastColumn="0" w:lastRowFirstColumn="0" w:lastRowLastColumn="0"/>
+            <w:tcW w:w="3402" w:type="dxa"/>
+            <w:tcMar/>
+            <w:vAlign w:val="top"/>
+          </w:tcPr>
+          <w:p>
+            <w:pPr>
+              <w:spacing w:before="240" w:beforeAutospacing="off" w:after="119" w:afterAutospacing="off" w:line="276" w:lineRule="auto"/>
+              <w:jc w:val="center"/>
+            </w:pPr>
+            <w:r>
+              <w:rPr/>
+              <w:t>1</w:t>
+            </w:r>
+          </w:p>
+          <w:p>
+            <w:pPr>
+              <w:spacing w:before="0" w:beforeAutospacing="off" w:after="0" w:afterAutospacing="off"/>
+              <w:jc w:val="center"/>
+            </w:pPr>
+          </w:p>
+        </w:tc>
+      </w:tr>
+      <w:tr>
+        <w:trPr>
+          <w:trHeight w:val="300"/>
+        </w:trPr>
+        <w:tc>
+          <w:tcPr>
+            <w:cnfStyle w:val="001000000000" w:firstRow="0" w:lastRow="0" w:firstColumn="1" w:lastColumn="0" w:oddVBand="0" w:evenVBand="0" w:oddHBand="0" w:evenHBand="0" w:firstRowFirstColumn="0" w:firstRowLastColumn="0" w:lastRowFirstColumn="0" w:lastRowLastColumn="0"/>
+            <w:tcW w:w="3402" w:type="dxa"/>
+            <w:tcMar/>
+            <w:vAlign w:val="top"/>
+          </w:tcPr>
+          <w:p>
+            <w:pPr>
+              <w:spacing w:before="240" w:beforeAutospacing="off" w:after="119" w:afterAutospacing="off" w:line="276" w:lineRule="auto"/>
+              <w:jc w:val="center"/>
+            </w:pPr>
+            <w:r>
+              <w:rPr/>
+              <w:t>Peças</w:t>
+            </w:r>
+            <w:r>
+              <w:rPr/>
+              <w:t xml:space="preserve"> </w:t>
+            </w:r>
+            <w:r>
+              <w:rPr/>
+              <w:t>-</w:t>
+            </w:r>
+            <w:r>
+              <w:rPr/>
+              <w:t>Jogador 1</w:t>
+            </w:r>
+          </w:p>
+          <w:p>
+            <w:pPr>
+              <w:spacing w:before="0" w:beforeAutospacing="off" w:after="0" w:afterAutospacing="off"/>
+              <w:jc w:val="center"/>
+            </w:pPr>
+          </w:p>
+        </w:tc>
+        <w:tc>
+          <w:tcPr>
+            <w:cnfStyle w:val="000000000000" w:firstRow="0" w:lastRow="0" w:firstColumn="0" w:lastColumn="0" w:oddVBand="0" w:evenVBand="0" w:oddHBand="0" w:evenHBand="0" w:firstRowFirstColumn="0" w:firstRowLastColumn="0" w:lastRowFirstColumn="0" w:lastRowLastColumn="0"/>
+            <w:tcW w:w="3402" w:type="dxa"/>
+            <w:tcMar/>
+            <w:vAlign w:val="top"/>
+          </w:tcPr>
+          <w:p>
+            <w:pPr>
+              <w:spacing w:before="240" w:beforeAutospacing="off" w:after="119" w:afterAutospacing="off" w:line="276" w:lineRule="auto"/>
+              <w:jc w:val="center"/>
+            </w:pPr>
+            <w:r>
+              <w:rPr/>
+              <w:t xml:space="preserve">Cor </w:t>
+            </w:r>
+            <w:r>
+              <w:rPr/>
+              <w:t>escura</w:t>
+            </w:r>
+          </w:p>
+          <w:p>
+            <w:pPr>
+              <w:spacing w:before="0" w:beforeAutospacing="off" w:after="0" w:afterAutospacing="off"/>
+              <w:jc w:val="center"/>
+            </w:pPr>
+          </w:p>
+        </w:tc>
+        <w:tc>
+          <w:tcPr>
+            <w:cnfStyle w:val="000000000000" w:firstRow="0" w:lastRow="0" w:firstColumn="0" w:lastColumn="0" w:oddVBand="0" w:evenVBand="0" w:oddHBand="0" w:evenHBand="0" w:firstRowFirstColumn="0" w:firstRowLastColumn="0" w:lastRowFirstColumn="0" w:lastRowLastColumn="0"/>
+            <w:tcW w:w="3402" w:type="dxa"/>
+            <w:tcMar/>
+            <w:vAlign w:val="top"/>
+          </w:tcPr>
+          <w:p>
+            <w:pPr>
+              <w:spacing w:before="240" w:beforeAutospacing="off" w:after="119" w:afterAutospacing="off" w:line="276" w:lineRule="auto"/>
+              <w:jc w:val="center"/>
+            </w:pPr>
+            <w:r>
+              <w:rPr/>
+              <w:t>4</w:t>
+            </w:r>
+          </w:p>
+          <w:p>
+            <w:pPr>
+              <w:spacing w:before="0" w:beforeAutospacing="off" w:after="0" w:afterAutospacing="off"/>
+              <w:jc w:val="center"/>
+            </w:pPr>
+          </w:p>
+        </w:tc>
+      </w:tr>
+      <w:tr>
+        <w:trPr>
+          <w:trHeight w:val="300"/>
+        </w:trPr>
+        <w:tc>
+          <w:tcPr>
+            <w:cnfStyle w:val="001000000000" w:firstRow="0" w:lastRow="0" w:firstColumn="1" w:lastColumn="0" w:oddVBand="0" w:evenVBand="0" w:oddHBand="0" w:evenHBand="0" w:firstRowFirstColumn="0" w:firstRowLastColumn="0" w:lastRowFirstColumn="0" w:lastRowLastColumn="0"/>
+            <w:tcW w:w="3402" w:type="dxa"/>
+            <w:tcMar/>
+            <w:vAlign w:val="top"/>
+          </w:tcPr>
+          <w:p>
+            <w:pPr>
+              <w:spacing w:before="240" w:beforeAutospacing="off" w:after="119" w:afterAutospacing="off" w:line="276" w:lineRule="auto"/>
+              <w:jc w:val="center"/>
+            </w:pPr>
+            <w:r>
+              <w:rPr/>
+              <w:t>Peças</w:t>
+            </w:r>
+            <w:r>
+              <w:rPr/>
+              <w:t xml:space="preserve"> </w:t>
+            </w:r>
+            <w:r>
+              <w:rPr/>
+              <w:t>-</w:t>
+            </w:r>
+            <w:r>
+              <w:rPr/>
+              <w:t>Jogador 2</w:t>
+            </w:r>
+          </w:p>
+          <w:p>
+            <w:pPr>
+              <w:spacing w:before="0" w:beforeAutospacing="off" w:after="0" w:afterAutospacing="off"/>
+              <w:jc w:val="center"/>
+            </w:pPr>
+          </w:p>
+        </w:tc>
+        <w:tc>
+          <w:tcPr>
+            <w:cnfStyle w:val="000000000000" w:firstRow="0" w:lastRow="0" w:firstColumn="0" w:lastColumn="0" w:oddVBand="0" w:evenVBand="0" w:oddHBand="0" w:evenHBand="0" w:firstRowFirstColumn="0" w:firstRowLastColumn="0" w:lastRowFirstColumn="0" w:lastRowLastColumn="0"/>
+            <w:tcW w:w="3402" w:type="dxa"/>
+            <w:tcMar/>
+            <w:vAlign w:val="top"/>
+          </w:tcPr>
+          <w:p>
+            <w:pPr>
+              <w:spacing w:before="240" w:beforeAutospacing="off" w:after="119" w:afterAutospacing="off" w:line="276" w:lineRule="auto"/>
+              <w:jc w:val="center"/>
+            </w:pPr>
+            <w:r>
+              <w:rPr/>
+              <w:t xml:space="preserve">Cor </w:t>
+            </w:r>
+            <w:r>
+              <w:rPr/>
+              <w:t>clara</w:t>
+            </w:r>
+          </w:p>
+          <w:p>
+            <w:pPr>
+              <w:spacing w:before="0" w:beforeAutospacing="off" w:after="0" w:afterAutospacing="off"/>
+              <w:jc w:val="center"/>
+            </w:pPr>
+          </w:p>
+        </w:tc>
+        <w:tc>
+          <w:tcPr>
+            <w:cnfStyle w:val="000000000000" w:firstRow="0" w:lastRow="0" w:firstColumn="0" w:lastColumn="0" w:oddVBand="0" w:evenVBand="0" w:oddHBand="0" w:evenHBand="0" w:firstRowFirstColumn="0" w:firstRowLastColumn="0" w:lastRowFirstColumn="0" w:lastRowLastColumn="0"/>
+            <w:tcW w:w="3402" w:type="dxa"/>
+            <w:tcMar/>
+            <w:vAlign w:val="top"/>
+          </w:tcPr>
+          <w:p>
+            <w:pPr>
+              <w:spacing w:before="240" w:beforeAutospacing="off" w:after="119" w:afterAutospacing="off" w:line="276" w:lineRule="auto"/>
+              <w:jc w:val="center"/>
+            </w:pPr>
+            <w:r>
+              <w:rPr/>
+              <w:t>4</w:t>
+            </w:r>
+          </w:p>
+          <w:p>
+            <w:pPr>
+              <w:spacing w:before="0" w:beforeAutospacing="off" w:after="0" w:afterAutospacing="off"/>
+              <w:jc w:val="center"/>
+            </w:pPr>
+          </w:p>
+        </w:tc>
+      </w:tr>
+    </w:tbl>
     <w:p>
       <w:pPr>
         <w:rPr>
@@ -12938,7 +13856,7 @@
     <w:name w:val="Hyperlink"/>
     <w:basedOn w:val="DefaultParagraphFont"/>
     <w:unhideWhenUsed/>
-    <w:rsid w:val="4E4D6202"/>
+    <w:rsid w:val="666D94F8"/>
     <w:rPr>
       <w:color w:val="0000FF"/>
       <w:u w:val="single"/>
@@ -12950,7 +13868,7 @@
     <w:basedOn w:val="Normal"/>
     <w:next w:val="Normal"/>
     <w:unhideWhenUsed/>
-    <w:rsid w:val="4E4D6202"/>
+    <w:rsid w:val="666D94F8"/>
     <w:pPr>
       <w:spacing w:after="100"/>
     </w:pPr>
@@ -12961,7 +13879,7 @@
     <w:basedOn w:val="Normal"/>
     <w:next w:val="Normal"/>
     <w:unhideWhenUsed/>
-    <w:rsid w:val="4E4D6202"/>
+    <w:rsid w:val="666D94F8"/>
     <w:pPr>
       <w:spacing w:after="100"/>
       <w:ind w:left="220"/>

--- a/Relatorio_Mu_Torere.docx
+++ b/Relatorio_Mu_Torere.docx
@@ -68,7 +68,7 @@
       </w:pPr>
       <w:r>
         <w:drawing>
-          <wp:inline xmlns:wp14="http://schemas.microsoft.com/office/word/2010/wordprocessingDrawing" wp14:editId="1DD14279" wp14:anchorId="051803B2">
+          <wp:inline xmlns:wp14="http://schemas.microsoft.com/office/word/2010/wordprocessingDrawing" wp14:editId="2E0E64D3" wp14:anchorId="051803B2">
             <wp:extent cx="5486400" cy="4629150"/>
             <wp:effectExtent l="0" t="0" r="0" b="0"/>
             <wp:docPr id="1580095076" name="drawing"/>
@@ -205,7 +205,7 @@
     </w:p>
     <w:sdt>
       <w:sdtPr>
-        <w:id w:val="185846303"/>
+        <w:id w:val="2051851644"/>
         <w:docPartObj>
           <w:docPartGallery w:val="Table of Contents"/>
           <w:docPartUnique/>
@@ -232,7 +232,7 @@
           <w:r>
             <w:fldChar w:fldCharType="separate"/>
           </w:r>
-          <w:hyperlink w:anchor="_Toc1961117471">
+          <w:hyperlink w:anchor="_Toc1061699304">
             <w:r>
               <w:rPr>
                 <w:rStyle w:val="Hyperlink"/>
@@ -246,7 +246,7 @@
               <w:fldChar w:fldCharType="begin"/>
             </w:r>
             <w:r>
-              <w:instrText xml:space="preserve">PAGEREF _Toc1961117471 \h</w:instrText>
+              <w:instrText xml:space="preserve">PAGEREF _Toc1061699304 \h</w:instrText>
             </w:r>
             <w:r>
               <w:fldChar w:fldCharType="separate"/>
@@ -273,7 +273,7 @@
               <w:rStyle w:val="Hyperlink"/>
             </w:rPr>
           </w:pPr>
-          <w:hyperlink w:anchor="_Toc236972493">
+          <w:hyperlink w:anchor="_Toc869511362">
             <w:r>
               <w:rPr>
                 <w:rStyle w:val="Hyperlink"/>
@@ -287,7 +287,7 @@
               <w:fldChar w:fldCharType="begin"/>
             </w:r>
             <w:r>
-              <w:instrText xml:space="preserve">PAGEREF _Toc236972493 \h</w:instrText>
+              <w:instrText xml:space="preserve">PAGEREF _Toc869511362 \h</w:instrText>
             </w:r>
             <w:r>
               <w:fldChar w:fldCharType="separate"/>
@@ -314,7 +314,7 @@
               <w:rStyle w:val="Hyperlink"/>
             </w:rPr>
           </w:pPr>
-          <w:hyperlink w:anchor="_Toc114068319">
+          <w:hyperlink w:anchor="_Toc490327663">
             <w:r>
               <w:rPr>
                 <w:rStyle w:val="Hyperlink"/>
@@ -328,7 +328,7 @@
               <w:fldChar w:fldCharType="begin"/>
             </w:r>
             <w:r>
-              <w:instrText xml:space="preserve">PAGEREF _Toc114068319 \h</w:instrText>
+              <w:instrText xml:space="preserve">PAGEREF _Toc490327663 \h</w:instrText>
             </w:r>
             <w:r>
               <w:fldChar w:fldCharType="separate"/>
@@ -355,7 +355,7 @@
               <w:rStyle w:val="Hyperlink"/>
             </w:rPr>
           </w:pPr>
-          <w:hyperlink w:anchor="_Toc770598440">
+          <w:hyperlink w:anchor="_Toc1959859142">
             <w:r>
               <w:rPr>
                 <w:rStyle w:val="Hyperlink"/>
@@ -369,7 +369,7 @@
               <w:fldChar w:fldCharType="begin"/>
             </w:r>
             <w:r>
-              <w:instrText xml:space="preserve">PAGEREF _Toc770598440 \h</w:instrText>
+              <w:instrText xml:space="preserve">PAGEREF _Toc1959859142 \h</w:instrText>
             </w:r>
             <w:r>
               <w:fldChar w:fldCharType="separate"/>
@@ -379,6 +379,129 @@
                 <w:rStyle w:val="Hyperlink"/>
               </w:rPr>
               <w:t>2</w:t>
+            </w:r>
+            <w:r>
+              <w:fldChar w:fldCharType="end"/>
+            </w:r>
+          </w:hyperlink>
+        </w:p>
+        <w:p>
+          <w:pPr>
+            <w:pStyle w:val="TOC1"/>
+            <w:tabs>
+              <w:tab w:val="right" w:leader="dot" w:pos="8640"/>
+            </w:tabs>
+            <w:bidi w:val="0"/>
+            <w:rPr>
+              <w:rStyle w:val="Hyperlink"/>
+            </w:rPr>
+          </w:pPr>
+          <w:hyperlink w:anchor="_Toc1427306165">
+            <w:r>
+              <w:rPr>
+                <w:rStyle w:val="Hyperlink"/>
+              </w:rPr>
+              <w:t>3. Regras do Jogo</w:t>
+            </w:r>
+            <w:r>
+              <w:tab/>
+            </w:r>
+            <w:r>
+              <w:fldChar w:fldCharType="begin"/>
+            </w:r>
+            <w:r>
+              <w:instrText xml:space="preserve">PAGEREF _Toc1427306165 \h</w:instrText>
+            </w:r>
+            <w:r>
+              <w:fldChar w:fldCharType="separate"/>
+            </w:r>
+            <w:r>
+              <w:rPr>
+                <w:rStyle w:val="Hyperlink"/>
+              </w:rPr>
+              <w:t>3</w:t>
+            </w:r>
+            <w:r>
+              <w:fldChar w:fldCharType="end"/>
+            </w:r>
+          </w:hyperlink>
+        </w:p>
+        <w:p>
+          <w:pPr>
+            <w:pStyle w:val="TOC2"/>
+            <w:tabs>
+              <w:tab w:val="right" w:leader="dot" w:pos="8640"/>
+            </w:tabs>
+            <w:bidi w:val="0"/>
+            <w:rPr>
+              <w:rStyle w:val="Hyperlink"/>
+            </w:rPr>
+          </w:pPr>
+          <w:hyperlink w:anchor="_Toc1457651180">
+            <w:r>
+              <w:rPr>
+                <w:rStyle w:val="Hyperlink"/>
+              </w:rPr>
+              <w:t>3.1 Regras de Movimento</w:t>
+            </w:r>
+            <w:r>
+              <w:tab/>
+            </w:r>
+            <w:r>
+              <w:fldChar w:fldCharType="begin"/>
+            </w:r>
+            <w:r>
+              <w:instrText xml:space="preserve">PAGEREF _Toc1457651180 \h</w:instrText>
+            </w:r>
+            <w:r>
+              <w:fldChar w:fldCharType="separate"/>
+            </w:r>
+            <w:r>
+              <w:rPr>
+                <w:rStyle w:val="Hyperlink"/>
+              </w:rPr>
+              <w:t>3</w:t>
+            </w:r>
+            <w:r>
+              <w:fldChar w:fldCharType="end"/>
+            </w:r>
+          </w:hyperlink>
+        </w:p>
+        <w:p>
+          <w:pPr>
+            <w:pStyle w:val="TOC2"/>
+            <w:tabs>
+              <w:tab w:val="right" w:leader="dot" w:pos="8640"/>
+            </w:tabs>
+            <w:bidi w:val="0"/>
+            <w:rPr>
+              <w:rStyle w:val="Hyperlink"/>
+            </w:rPr>
+          </w:pPr>
+          <w:hyperlink w:anchor="_Toc688569885">
+            <w:r>
+              <w:rPr>
+                <w:rStyle w:val="Hyperlink"/>
+              </w:rPr>
+              <w:t>3.2 Condição de Vitória</w:t>
+            </w:r>
+            <w:r>
+              <w:tab/>
+            </w:r>
+            <w:r>
+              <w:fldChar w:fldCharType="begin"/>
+            </w:r>
+            <w:r>
+              <w:instrText xml:space="preserve">PAGEREF _Toc688569885 \h</w:instrText>
+            </w:r>
+            <w:r>
+              <w:fldChar w:fldCharType="separate"/>
+            </w:r>
+            <w:r>
+              <w:rPr>
+                <w:rStyle w:val="Hyperlink"/>
+              </w:rPr>
+              <w:t>3</w:t>
             </w:r>
             <w:r>
               <w:fldChar w:fldCharType="end"/>
@@ -394,7 +517,7 @@
       <w:pPr>
         <w:pStyle w:val="Heading1"/>
       </w:pPr>
-      <w:bookmarkStart w:name="_Toc1961117471" w:id="2024752871"/>
+      <w:bookmarkStart w:name="_Toc1061699304" w:id="1542236966"/>
       <w:r>
         <w:rPr/>
         <w:t xml:space="preserve">1. </w:t>
@@ -419,7 +542,7 @@
         <w:rPr/>
         <w:t>Torere</w:t>
       </w:r>
-      <w:bookmarkEnd w:id="2024752871"/>
+      <w:bookmarkEnd w:id="1542236966"/>
     </w:p>
     <w:p xmlns:wp14="http://schemas.microsoft.com/office/word/2010/wordml" wp14:textId="77777777">
       <w:r>
@@ -430,7 +553,7 @@
       <w:pPr>
         <w:pStyle w:val="Heading2"/>
       </w:pPr>
-      <w:bookmarkStart w:name="_Toc236972493" w:id="79040225"/>
+      <w:bookmarkStart w:name="_Toc869511362" w:id="1497196796"/>
       <w:r>
         <w:rPr/>
         <w:t xml:space="preserve">1.1 </w:t>
@@ -451,7 +574,7 @@
         <w:rPr/>
         <w:t xml:space="preserve"> Histórico</w:t>
       </w:r>
-      <w:bookmarkEnd w:id="79040225"/>
+      <w:bookmarkEnd w:id="1497196796"/>
     </w:p>
     <w:p xmlns:wp14="http://schemas.microsoft.com/office/word/2010/wordml" wp14:textId="49A50292">
       <w:pPr>
@@ -1111,7 +1234,7 @@
           <w:lang w:val="pt-BR"/>
         </w:rPr>
       </w:pPr>
-      <w:bookmarkStart w:name="_Toc114068319" w:id="679381051"/>
+      <w:bookmarkStart w:name="_Toc490327663" w:id="767553100"/>
       <w:r>
         <w:rPr>
           <w:noProof w:val="0"/>
@@ -1119,7 +1242,7 @@
         </w:rPr>
         <w:t>1.2 Objetivo do Jogo</w:t>
       </w:r>
-      <w:bookmarkEnd w:id="679381051"/>
+      <w:bookmarkEnd w:id="767553100"/>
     </w:p>
     <w:p>
       <w:pPr>
@@ -1145,7 +1268,7 @@
           <w:lang w:val="pt-BR"/>
         </w:rPr>
       </w:pPr>
-      <w:bookmarkStart w:name="_Toc770598440" w:id="1978031582"/>
+      <w:bookmarkStart w:name="_Toc1959859142" w:id="660237631"/>
       <w:r>
         <w:rPr>
           <w:noProof w:val="0"/>
@@ -1153,7 +1276,7 @@
         </w:rPr>
         <w:t>2. Tabuleiro e Componentes</w:t>
       </w:r>
-      <w:bookmarkEnd w:id="1978031582"/>
+      <w:bookmarkEnd w:id="660237631"/>
     </w:p>
     <w:p>
       <w:pPr>
@@ -1795,6 +1918,257 @@
         </w:rPr>
       </w:pPr>
     </w:p>
+    <w:p>
+      <w:pPr>
+        <w:pStyle w:val="Heading1"/>
+        <w:rPr>
+          <w:noProof w:val="0"/>
+          <w:lang w:val="pt-BR"/>
+        </w:rPr>
+      </w:pPr>
+      <w:bookmarkStart w:name="_Toc1427306165" w:id="905867855"/>
+      <w:r>
+        <w:rPr>
+          <w:noProof w:val="0"/>
+          <w:lang w:val="pt-BR"/>
+        </w:rPr>
+        <w:t>3. Regras do Jogo</w:t>
+      </w:r>
+      <w:bookmarkEnd w:id="905867855"/>
+    </w:p>
+    <w:p>
+      <w:pPr>
+        <w:pStyle w:val="Heading2"/>
+        <w:rPr>
+          <w:noProof w:val="0"/>
+          <w:lang w:val="pt-BR"/>
+        </w:rPr>
+      </w:pPr>
+      <w:bookmarkStart w:name="_Toc1457651180" w:id="1905160787"/>
+      <w:r>
+        <w:rPr>
+          <w:noProof w:val="0"/>
+          <w:lang w:val="pt-BR"/>
+        </w:rPr>
+        <w:t>3.1 Regras de Movimento</w:t>
+      </w:r>
+      <w:bookmarkEnd w:id="1905160787"/>
+    </w:p>
+    <w:p>
+      <w:pPr>
+        <w:pStyle w:val="ListParagraph"/>
+        <w:numPr>
+          <w:ilvl w:val="0"/>
+          <w:numId w:val="14"/>
+        </w:numPr>
+        <w:rPr>
+          <w:rFonts w:ascii="Cambria" w:hAnsi="Cambria" w:eastAsia="Cambria" w:cs="Cambria"/>
+          <w:noProof w:val="0"/>
+          <w:sz w:val="22"/>
+          <w:szCs w:val="22"/>
+          <w:lang w:val="pt-BR"/>
+        </w:rPr>
+      </w:pPr>
+      <w:r>
+        <w:rPr>
+          <w:noProof w:val="0"/>
+          <w:lang w:val="pt-BR"/>
+        </w:rPr>
+        <w:t xml:space="preserve">Uma peça pode mover-se para um </w:t>
+      </w:r>
+      <w:r>
+        <w:rPr>
+          <w:noProof w:val="0"/>
+          <w:lang w:val="pt-BR"/>
+        </w:rPr>
+        <w:t>kewai</w:t>
+      </w:r>
+      <w:r>
+        <w:rPr>
+          <w:noProof w:val="0"/>
+          <w:lang w:val="pt-BR"/>
+        </w:rPr>
+        <w:t xml:space="preserve"> adjacente vazio.</w:t>
+      </w:r>
+    </w:p>
+    <w:p>
+      <w:pPr>
+        <w:pStyle w:val="ListParagraph"/>
+        <w:numPr>
+          <w:ilvl w:val="0"/>
+          <w:numId w:val="14"/>
+        </w:numPr>
+        <w:rPr>
+          <w:rFonts w:ascii="Cambria" w:hAnsi="Cambria" w:eastAsia="Cambria" w:cs="Cambria"/>
+          <w:noProof w:val="0"/>
+          <w:sz w:val="22"/>
+          <w:szCs w:val="22"/>
+          <w:lang w:val="pt-BR"/>
+        </w:rPr>
+      </w:pPr>
+      <w:r>
+        <w:rPr>
+          <w:noProof w:val="0"/>
+          <w:lang w:val="pt-BR"/>
+        </w:rPr>
+        <w:t xml:space="preserve">Uma peça pode mover-se para o </w:t>
+      </w:r>
+      <w:r>
+        <w:rPr>
+          <w:noProof w:val="0"/>
+          <w:lang w:val="pt-BR"/>
+        </w:rPr>
+        <w:t>putahi</w:t>
+      </w:r>
+      <w:r>
+        <w:rPr>
+          <w:noProof w:val="0"/>
+          <w:lang w:val="pt-BR"/>
+        </w:rPr>
+        <w:t xml:space="preserve"> apenas se estiver adjacente a pelo menos uma peça adversária.</w:t>
+      </w:r>
+    </w:p>
+    <w:p>
+      <w:pPr>
+        <w:pStyle w:val="ListParagraph"/>
+        <w:numPr>
+          <w:ilvl w:val="0"/>
+          <w:numId w:val="14"/>
+        </w:numPr>
+        <w:rPr>
+          <w:rFonts w:ascii="Cambria" w:hAnsi="Cambria" w:eastAsia="Cambria" w:cs="Cambria"/>
+          <w:noProof w:val="0"/>
+          <w:sz w:val="22"/>
+          <w:szCs w:val="22"/>
+          <w:lang w:val="pt-BR"/>
+        </w:rPr>
+      </w:pPr>
+      <w:r>
+        <w:rPr>
+          <w:noProof w:val="0"/>
+          <w:lang w:val="pt-BR"/>
+        </w:rPr>
+        <w:t>Não é permitido saltar peças.</w:t>
+      </w:r>
+    </w:p>
+    <w:p>
+      <w:pPr>
+        <w:pStyle w:val="ListParagraph"/>
+        <w:numPr>
+          <w:ilvl w:val="0"/>
+          <w:numId w:val="14"/>
+        </w:numPr>
+        <w:rPr>
+          <w:rFonts w:ascii="Cambria" w:hAnsi="Cambria" w:eastAsia="Cambria" w:cs="Cambria"/>
+          <w:noProof w:val="0"/>
+          <w:sz w:val="22"/>
+          <w:szCs w:val="22"/>
+          <w:lang w:val="pt-BR"/>
+        </w:rPr>
+      </w:pPr>
+      <w:r>
+        <w:rPr>
+          <w:noProof w:val="0"/>
+          <w:lang w:val="pt-BR"/>
+        </w:rPr>
+        <w:t xml:space="preserve">Não é permitido mover para o </w:t>
+      </w:r>
+      <w:r>
+        <w:rPr>
+          <w:noProof w:val="0"/>
+          <w:lang w:val="pt-BR"/>
+        </w:rPr>
+        <w:t>putahi</w:t>
+      </w:r>
+      <w:r>
+        <w:rPr>
+          <w:noProof w:val="0"/>
+          <w:lang w:val="pt-BR"/>
+        </w:rPr>
+        <w:t xml:space="preserve"> se existir um </w:t>
+      </w:r>
+      <w:r>
+        <w:rPr>
+          <w:noProof w:val="0"/>
+          <w:lang w:val="pt-BR"/>
+        </w:rPr>
+        <w:t>kewai</w:t>
+      </w:r>
+      <w:r>
+        <w:rPr>
+          <w:noProof w:val="0"/>
+          <w:lang w:val="pt-BR"/>
+        </w:rPr>
+        <w:t xml:space="preserve"> adjacente livre.</w:t>
+      </w:r>
+    </w:p>
+    <w:p>
+      <w:pPr>
+        <w:pStyle w:val="ListParagraph"/>
+        <w:numPr>
+          <w:ilvl w:val="0"/>
+          <w:numId w:val="14"/>
+        </w:numPr>
+        <w:rPr>
+          <w:rFonts w:ascii="Cambria" w:hAnsi="Cambria" w:eastAsia="Cambria" w:cs="Cambria"/>
+          <w:noProof w:val="0"/>
+          <w:sz w:val="22"/>
+          <w:szCs w:val="22"/>
+          <w:lang w:val="pt-BR"/>
+        </w:rPr>
+      </w:pPr>
+      <w:r>
+        <w:rPr>
+          <w:noProof w:val="0"/>
+          <w:lang w:val="pt-BR"/>
+        </w:rPr>
+        <w:t>Os jogadores jogam alternadamente, movendo apenas uma peça por turno.</w:t>
+      </w:r>
+    </w:p>
+    <w:p>
+      <w:pPr>
+        <w:spacing w:before="240" w:beforeAutospacing="off" w:after="198" w:afterAutospacing="off" w:line="276" w:lineRule="auto"/>
+        <w:jc w:val="left"/>
+        <w:rPr>
+          <w:rStyle w:val="Heading2Char"/>
+          <w:noProof w:val="0"/>
+          <w:lang w:val="pt-BR"/>
+        </w:rPr>
+      </w:pPr>
+      <w:bookmarkStart w:name="_Toc688569885" w:id="2016674946"/>
+      <w:r>
+        <w:rPr>
+          <w:rStyle w:val="Heading2Char"/>
+          <w:noProof w:val="0"/>
+          <w:lang w:val="pt-BR"/>
+        </w:rPr>
+        <w:t>3.2 Condição de Vitória</w:t>
+      </w:r>
+      <w:bookmarkEnd w:id="2016674946"/>
+    </w:p>
+    <w:p>
+      <w:pPr>
+        <w:spacing w:before="240" w:beforeAutospacing="off" w:after="198" w:afterAutospacing="off" w:line="276" w:lineRule="auto"/>
+        <w:jc w:val="left"/>
+      </w:pPr>
+      <w:r>
+        <w:rPr>
+          <w:rFonts w:ascii="Cambria" w:hAnsi="Cambria" w:eastAsia="Cambria" w:cs="Cambria"/>
+          <w:noProof w:val="0"/>
+          <w:sz w:val="22"/>
+          <w:szCs w:val="22"/>
+          <w:lang w:val="pt-BR"/>
+        </w:rPr>
+        <w:t>O jogo termina quando um dos jogadores não possui movimentos válidos. O adversário é declarado vencedor.</w:t>
+      </w:r>
+    </w:p>
+    <w:p>
+      <w:pPr>
+        <w:rPr>
+          <w:lang w:val="pt-BR"/>
+        </w:rPr>
+      </w:pPr>
+    </w:p>
     <w:sectPr>
       <w:pgSz w:w="12240" w:h="15840" w:orient="portrait"/>
       <w:pgMar w:top="1440" w:right="1800" w:bottom="1440" w:left="1800" w:header="720" w:footer="720" w:gutter="0"/>
@@ -1807,6 +2181,566 @@
 
 <file path=word/numbering.xml><?xml version="1.0" encoding="utf-8"?>
 <w:numbering xmlns:wpc="http://schemas.microsoft.com/office/word/2010/wordprocessingCanvas" xmlns:mo="http://schemas.microsoft.com/office/mac/office/2008/main" xmlns:mc="http://schemas.openxmlformats.org/markup-compatibility/2006" xmlns:mv="urn:schemas-microsoft-com:mac:vml" xmlns:o="urn:schemas-microsoft-com:office:office" xmlns:r="http://schemas.openxmlformats.org/officeDocument/2006/relationships" xmlns:m="http://schemas.openxmlformats.org/officeDocument/2006/math" xmlns:v="urn:schemas-microsoft-com:vml" xmlns:wp14="http://schemas.microsoft.com/office/word/2010/wordprocessingDrawing" xmlns:wp="http://schemas.openxmlformats.org/drawingml/2006/wordprocessingDrawing" xmlns:w10="urn:schemas-microsoft-com:office:word" xmlns:w="http://schemas.openxmlformats.org/wordprocessingml/2006/main" xmlns:w14="http://schemas.microsoft.com/office/word/2010/wordml" xmlns:wpg="http://schemas.microsoft.com/office/word/2010/wordprocessingGroup" xmlns:wpi="http://schemas.microsoft.com/office/word/2010/wordprocessingInk" xmlns:wne="http://schemas.microsoft.com/office/word/2006/wordml" xmlns:wps="http://schemas.microsoft.com/office/word/2010/wordprocessingShape" mc:Ignorable="w14 wp14">
+  <w:abstractNum xmlns:w="http://schemas.openxmlformats.org/wordprocessingml/2006/main" w:abstractNumId="13">
+    <w:nsid w:val="5a19c1be"/>
+    <w:multiLevelType xmlns:w="http://schemas.openxmlformats.org/wordprocessingml/2006/main" w:val="hybridMultilevel"/>
+    <w:lvl xmlns:w="http://schemas.openxmlformats.org/wordprocessingml/2006/main" w:ilvl="0">
+      <w:start w:val="1"/>
+      <w:numFmt w:val="bullet"/>
+      <w:lvlText w:val=""/>
+      <w:lvlJc w:val="left"/>
+      <w:pPr>
+        <w:ind w:left="720" w:hanging="360"/>
+      </w:pPr>
+      <w:rPr>
+        <w:rFonts w:hint="default" w:ascii="Wingdings" w:hAnsi="Wingdings"/>
+      </w:rPr>
+    </w:lvl>
+    <w:lvl xmlns:w="http://schemas.openxmlformats.org/wordprocessingml/2006/main" w:ilvl="1">
+      <w:start w:val="1"/>
+      <w:numFmt w:val="bullet"/>
+      <w:lvlText w:val="o"/>
+      <w:lvlJc w:val="left"/>
+      <w:pPr>
+        <w:ind w:left="1440" w:hanging="360"/>
+      </w:pPr>
+      <w:rPr>
+        <w:rFonts w:hint="default" w:ascii="Courier New" w:hAnsi="Courier New"/>
+      </w:rPr>
+    </w:lvl>
+    <w:lvl xmlns:w="http://schemas.openxmlformats.org/wordprocessingml/2006/main" w:ilvl="2">
+      <w:start w:val="1"/>
+      <w:numFmt w:val="bullet"/>
+      <w:lvlText w:val=""/>
+      <w:lvlJc w:val="left"/>
+      <w:pPr>
+        <w:ind w:left="2160" w:hanging="360"/>
+      </w:pPr>
+      <w:rPr>
+        <w:rFonts w:hint="default" w:ascii="Wingdings" w:hAnsi="Wingdings"/>
+      </w:rPr>
+    </w:lvl>
+    <w:lvl xmlns:w="http://schemas.openxmlformats.org/wordprocessingml/2006/main" w:ilvl="3">
+      <w:start w:val="1"/>
+      <w:numFmt w:val="bullet"/>
+      <w:lvlText w:val=""/>
+      <w:lvlJc w:val="left"/>
+      <w:pPr>
+        <w:ind w:left="2880" w:hanging="360"/>
+      </w:pPr>
+      <w:rPr>
+        <w:rFonts w:hint="default" w:ascii="Symbol" w:hAnsi="Symbol"/>
+      </w:rPr>
+    </w:lvl>
+    <w:lvl xmlns:w="http://schemas.openxmlformats.org/wordprocessingml/2006/main" w:ilvl="4">
+      <w:start w:val="1"/>
+      <w:numFmt w:val="bullet"/>
+      <w:lvlText w:val="o"/>
+      <w:lvlJc w:val="left"/>
+      <w:pPr>
+        <w:ind w:left="3600" w:hanging="360"/>
+      </w:pPr>
+      <w:rPr>
+        <w:rFonts w:hint="default" w:ascii="Courier New" w:hAnsi="Courier New"/>
+      </w:rPr>
+    </w:lvl>
+    <w:lvl xmlns:w="http://schemas.openxmlformats.org/wordprocessingml/2006/main" w:ilvl="5">
+      <w:start w:val="1"/>
+      <w:numFmt w:val="bullet"/>
+      <w:lvlText w:val=""/>
+      <w:lvlJc w:val="left"/>
+      <w:pPr>
+        <w:ind w:left="4320" w:hanging="360"/>
+      </w:pPr>
+      <w:rPr>
+        <w:rFonts w:hint="default" w:ascii="Wingdings" w:hAnsi="Wingdings"/>
+      </w:rPr>
+    </w:lvl>
+    <w:lvl xmlns:w="http://schemas.openxmlformats.org/wordprocessingml/2006/main" w:ilvl="6">
+      <w:start w:val="1"/>
+      <w:numFmt w:val="bullet"/>
+      <w:lvlText w:val=""/>
+      <w:lvlJc w:val="left"/>
+      <w:pPr>
+        <w:ind w:left="5040" w:hanging="360"/>
+      </w:pPr>
+      <w:rPr>
+        <w:rFonts w:hint="default" w:ascii="Symbol" w:hAnsi="Symbol"/>
+      </w:rPr>
+    </w:lvl>
+    <w:lvl xmlns:w="http://schemas.openxmlformats.org/wordprocessingml/2006/main" w:ilvl="7">
+      <w:start w:val="1"/>
+      <w:numFmt w:val="bullet"/>
+      <w:lvlText w:val="o"/>
+      <w:lvlJc w:val="left"/>
+      <w:pPr>
+        <w:ind w:left="5760" w:hanging="360"/>
+      </w:pPr>
+      <w:rPr>
+        <w:rFonts w:hint="default" w:ascii="Courier New" w:hAnsi="Courier New"/>
+      </w:rPr>
+    </w:lvl>
+    <w:lvl xmlns:w="http://schemas.openxmlformats.org/wordprocessingml/2006/main" w:ilvl="8">
+      <w:start w:val="1"/>
+      <w:numFmt w:val="bullet"/>
+      <w:lvlText w:val=""/>
+      <w:lvlJc w:val="left"/>
+      <w:pPr>
+        <w:ind w:left="6480" w:hanging="360"/>
+      </w:pPr>
+      <w:rPr>
+        <w:rFonts w:hint="default" w:ascii="Wingdings" w:hAnsi="Wingdings"/>
+      </w:rPr>
+    </w:lvl>
+  </w:abstractNum>
+  <w:abstractNum xmlns:w="http://schemas.openxmlformats.org/wordprocessingml/2006/main" w:abstractNumId="12">
+    <w:nsid w:val="5b6210d0"/>
+    <w:multiLevelType xmlns:w="http://schemas.openxmlformats.org/wordprocessingml/2006/main" w:val="hybridMultilevel"/>
+    <w:lvl xmlns:w="http://schemas.openxmlformats.org/wordprocessingml/2006/main" w:ilvl="0">
+      <w:start w:val="1"/>
+      <w:numFmt w:val="bullet"/>
+      <w:lvlText w:val="♦"/>
+      <w:lvlJc w:val="left"/>
+      <w:pPr>
+        <w:ind w:left="720" w:hanging="360"/>
+      </w:pPr>
+      <w:rPr>
+        <w:rFonts w:hint="default" w:ascii="Courier New" w:hAnsi="Courier New"/>
+      </w:rPr>
+    </w:lvl>
+    <w:lvl xmlns:w="http://schemas.openxmlformats.org/wordprocessingml/2006/main" w:ilvl="1">
+      <w:start w:val="1"/>
+      <w:numFmt w:val="bullet"/>
+      <w:lvlText w:val="o"/>
+      <w:lvlJc w:val="left"/>
+      <w:pPr>
+        <w:ind w:left="1440" w:hanging="360"/>
+      </w:pPr>
+      <w:rPr>
+        <w:rFonts w:hint="default" w:ascii="Courier New" w:hAnsi="Courier New"/>
+      </w:rPr>
+    </w:lvl>
+    <w:lvl xmlns:w="http://schemas.openxmlformats.org/wordprocessingml/2006/main" w:ilvl="2">
+      <w:start w:val="1"/>
+      <w:numFmt w:val="bullet"/>
+      <w:lvlText w:val=""/>
+      <w:lvlJc w:val="left"/>
+      <w:pPr>
+        <w:ind w:left="2160" w:hanging="360"/>
+      </w:pPr>
+      <w:rPr>
+        <w:rFonts w:hint="default" w:ascii="Wingdings" w:hAnsi="Wingdings"/>
+      </w:rPr>
+    </w:lvl>
+    <w:lvl xmlns:w="http://schemas.openxmlformats.org/wordprocessingml/2006/main" w:ilvl="3">
+      <w:start w:val="1"/>
+      <w:numFmt w:val="bullet"/>
+      <w:lvlText w:val=""/>
+      <w:lvlJc w:val="left"/>
+      <w:pPr>
+        <w:ind w:left="2880" w:hanging="360"/>
+      </w:pPr>
+      <w:rPr>
+        <w:rFonts w:hint="default" w:ascii="Symbol" w:hAnsi="Symbol"/>
+      </w:rPr>
+    </w:lvl>
+    <w:lvl xmlns:w="http://schemas.openxmlformats.org/wordprocessingml/2006/main" w:ilvl="4">
+      <w:start w:val="1"/>
+      <w:numFmt w:val="bullet"/>
+      <w:lvlText w:val="o"/>
+      <w:lvlJc w:val="left"/>
+      <w:pPr>
+        <w:ind w:left="3600" w:hanging="360"/>
+      </w:pPr>
+      <w:rPr>
+        <w:rFonts w:hint="default" w:ascii="Courier New" w:hAnsi="Courier New"/>
+      </w:rPr>
+    </w:lvl>
+    <w:lvl xmlns:w="http://schemas.openxmlformats.org/wordprocessingml/2006/main" w:ilvl="5">
+      <w:start w:val="1"/>
+      <w:numFmt w:val="bullet"/>
+      <w:lvlText w:val=""/>
+      <w:lvlJc w:val="left"/>
+      <w:pPr>
+        <w:ind w:left="4320" w:hanging="360"/>
+      </w:pPr>
+      <w:rPr>
+        <w:rFonts w:hint="default" w:ascii="Wingdings" w:hAnsi="Wingdings"/>
+      </w:rPr>
+    </w:lvl>
+    <w:lvl xmlns:w="http://schemas.openxmlformats.org/wordprocessingml/2006/main" w:ilvl="6">
+      <w:start w:val="1"/>
+      <w:numFmt w:val="bullet"/>
+      <w:lvlText w:val=""/>
+      <w:lvlJc w:val="left"/>
+      <w:pPr>
+        <w:ind w:left="5040" w:hanging="360"/>
+      </w:pPr>
+      <w:rPr>
+        <w:rFonts w:hint="default" w:ascii="Symbol" w:hAnsi="Symbol"/>
+      </w:rPr>
+    </w:lvl>
+    <w:lvl xmlns:w="http://schemas.openxmlformats.org/wordprocessingml/2006/main" w:ilvl="7">
+      <w:start w:val="1"/>
+      <w:numFmt w:val="bullet"/>
+      <w:lvlText w:val="o"/>
+      <w:lvlJc w:val="left"/>
+      <w:pPr>
+        <w:ind w:left="5760" w:hanging="360"/>
+      </w:pPr>
+      <w:rPr>
+        <w:rFonts w:hint="default" w:ascii="Courier New" w:hAnsi="Courier New"/>
+      </w:rPr>
+    </w:lvl>
+    <w:lvl xmlns:w="http://schemas.openxmlformats.org/wordprocessingml/2006/main" w:ilvl="8">
+      <w:start w:val="1"/>
+      <w:numFmt w:val="bullet"/>
+      <w:lvlText w:val=""/>
+      <w:lvlJc w:val="left"/>
+      <w:pPr>
+        <w:ind w:left="6480" w:hanging="360"/>
+      </w:pPr>
+      <w:rPr>
+        <w:rFonts w:hint="default" w:ascii="Wingdings" w:hAnsi="Wingdings"/>
+      </w:rPr>
+    </w:lvl>
+  </w:abstractNum>
+  <w:abstractNum xmlns:w="http://schemas.openxmlformats.org/wordprocessingml/2006/main" w:abstractNumId="11">
+    <w:nsid w:val="75bd8f5"/>
+    <w:multiLevelType xmlns:w="http://schemas.openxmlformats.org/wordprocessingml/2006/main" w:val="hybridMultilevel"/>
+    <w:lvl xmlns:w="http://schemas.openxmlformats.org/wordprocessingml/2006/main" w:ilvl="0">
+      <w:start w:val="1"/>
+      <w:numFmt w:val="bullet"/>
+      <w:lvlText w:val=""/>
+      <w:lvlJc w:val="left"/>
+      <w:pPr>
+        <w:ind w:left="720" w:hanging="360"/>
+      </w:pPr>
+      <w:rPr>
+        <w:rFonts w:hint="default" w:ascii="Symbol" w:hAnsi="Symbol"/>
+      </w:rPr>
+    </w:lvl>
+    <w:lvl xmlns:w="http://schemas.openxmlformats.org/wordprocessingml/2006/main" w:ilvl="1">
+      <w:start w:val="1"/>
+      <w:numFmt w:val="bullet"/>
+      <w:lvlText w:val="o"/>
+      <w:lvlJc w:val="left"/>
+      <w:pPr>
+        <w:ind w:left="1440" w:hanging="360"/>
+      </w:pPr>
+      <w:rPr>
+        <w:rFonts w:hint="default" w:ascii="Courier New" w:hAnsi="Courier New"/>
+      </w:rPr>
+    </w:lvl>
+    <w:lvl xmlns:w="http://schemas.openxmlformats.org/wordprocessingml/2006/main" w:ilvl="2">
+      <w:start w:val="1"/>
+      <w:numFmt w:val="bullet"/>
+      <w:lvlText w:val=""/>
+      <w:lvlJc w:val="left"/>
+      <w:pPr>
+        <w:ind w:left="2160" w:hanging="360"/>
+      </w:pPr>
+      <w:rPr>
+        <w:rFonts w:hint="default" w:ascii="Wingdings" w:hAnsi="Wingdings"/>
+      </w:rPr>
+    </w:lvl>
+    <w:lvl xmlns:w="http://schemas.openxmlformats.org/wordprocessingml/2006/main" w:ilvl="3">
+      <w:start w:val="1"/>
+      <w:numFmt w:val="bullet"/>
+      <w:lvlText w:val=""/>
+      <w:lvlJc w:val="left"/>
+      <w:pPr>
+        <w:ind w:left="2880" w:hanging="360"/>
+      </w:pPr>
+      <w:rPr>
+        <w:rFonts w:hint="default" w:ascii="Symbol" w:hAnsi="Symbol"/>
+      </w:rPr>
+    </w:lvl>
+    <w:lvl xmlns:w="http://schemas.openxmlformats.org/wordprocessingml/2006/main" w:ilvl="4">
+      <w:start w:val="1"/>
+      <w:numFmt w:val="bullet"/>
+      <w:lvlText w:val="o"/>
+      <w:lvlJc w:val="left"/>
+      <w:pPr>
+        <w:ind w:left="3600" w:hanging="360"/>
+      </w:pPr>
+      <w:rPr>
+        <w:rFonts w:hint="default" w:ascii="Courier New" w:hAnsi="Courier New"/>
+      </w:rPr>
+    </w:lvl>
+    <w:lvl xmlns:w="http://schemas.openxmlformats.org/wordprocessingml/2006/main" w:ilvl="5">
+      <w:start w:val="1"/>
+      <w:numFmt w:val="bullet"/>
+      <w:lvlText w:val=""/>
+      <w:lvlJc w:val="left"/>
+      <w:pPr>
+        <w:ind w:left="4320" w:hanging="360"/>
+      </w:pPr>
+      <w:rPr>
+        <w:rFonts w:hint="default" w:ascii="Wingdings" w:hAnsi="Wingdings"/>
+      </w:rPr>
+    </w:lvl>
+    <w:lvl xmlns:w="http://schemas.openxmlformats.org/wordprocessingml/2006/main" w:ilvl="6">
+      <w:start w:val="1"/>
+      <w:numFmt w:val="bullet"/>
+      <w:lvlText w:val=""/>
+      <w:lvlJc w:val="left"/>
+      <w:pPr>
+        <w:ind w:left="5040" w:hanging="360"/>
+      </w:pPr>
+      <w:rPr>
+        <w:rFonts w:hint="default" w:ascii="Symbol" w:hAnsi="Symbol"/>
+      </w:rPr>
+    </w:lvl>
+    <w:lvl xmlns:w="http://schemas.openxmlformats.org/wordprocessingml/2006/main" w:ilvl="7">
+      <w:start w:val="1"/>
+      <w:numFmt w:val="bullet"/>
+      <w:lvlText w:val="o"/>
+      <w:lvlJc w:val="left"/>
+      <w:pPr>
+        <w:ind w:left="5760" w:hanging="360"/>
+      </w:pPr>
+      <w:rPr>
+        <w:rFonts w:hint="default" w:ascii="Courier New" w:hAnsi="Courier New"/>
+      </w:rPr>
+    </w:lvl>
+    <w:lvl xmlns:w="http://schemas.openxmlformats.org/wordprocessingml/2006/main" w:ilvl="8">
+      <w:start w:val="1"/>
+      <w:numFmt w:val="bullet"/>
+      <w:lvlText w:val=""/>
+      <w:lvlJc w:val="left"/>
+      <w:pPr>
+        <w:ind w:left="6480" w:hanging="360"/>
+      </w:pPr>
+      <w:rPr>
+        <w:rFonts w:hint="default" w:ascii="Wingdings" w:hAnsi="Wingdings"/>
+      </w:rPr>
+    </w:lvl>
+  </w:abstractNum>
+  <w:abstractNum xmlns:w="http://schemas.openxmlformats.org/wordprocessingml/2006/main" w:abstractNumId="10">
+    <w:nsid w:val="2fd0ce15"/>
+    <w:multiLevelType xmlns:w="http://schemas.openxmlformats.org/wordprocessingml/2006/main" w:val="hybridMultilevel"/>
+    <w:lvl xmlns:w="http://schemas.openxmlformats.org/wordprocessingml/2006/main" w:ilvl="0">
+      <w:start w:val="1"/>
+      <w:numFmt w:val="bullet"/>
+      <w:lvlText w:val=""/>
+      <w:lvlJc w:val="left"/>
+      <w:pPr>
+        <w:ind w:left="1080" w:hanging="360"/>
+      </w:pPr>
+      <w:rPr>
+        <w:rFonts w:hint="default" w:ascii="Symbol" w:hAnsi="Symbol"/>
+      </w:rPr>
+    </w:lvl>
+    <w:lvl xmlns:w="http://schemas.openxmlformats.org/wordprocessingml/2006/main" w:ilvl="1">
+      <w:start w:val="1"/>
+      <w:numFmt w:val="bullet"/>
+      <w:lvlText w:val="o"/>
+      <w:lvlJc w:val="left"/>
+      <w:pPr>
+        <w:ind w:left="1800" w:hanging="360"/>
+      </w:pPr>
+      <w:rPr>
+        <w:rFonts w:hint="default" w:ascii="Courier New" w:hAnsi="Courier New"/>
+      </w:rPr>
+    </w:lvl>
+    <w:lvl xmlns:w="http://schemas.openxmlformats.org/wordprocessingml/2006/main" w:ilvl="2">
+      <w:start w:val="1"/>
+      <w:numFmt w:val="bullet"/>
+      <w:lvlText w:val=""/>
+      <w:lvlJc w:val="left"/>
+      <w:pPr>
+        <w:ind w:left="2520" w:hanging="360"/>
+      </w:pPr>
+      <w:rPr>
+        <w:rFonts w:hint="default" w:ascii="Wingdings" w:hAnsi="Wingdings"/>
+      </w:rPr>
+    </w:lvl>
+    <w:lvl xmlns:w="http://schemas.openxmlformats.org/wordprocessingml/2006/main" w:ilvl="3">
+      <w:start w:val="1"/>
+      <w:numFmt w:val="bullet"/>
+      <w:lvlText w:val=""/>
+      <w:lvlJc w:val="left"/>
+      <w:pPr>
+        <w:ind w:left="3240" w:hanging="360"/>
+      </w:pPr>
+      <w:rPr>
+        <w:rFonts w:hint="default" w:ascii="Symbol" w:hAnsi="Symbol"/>
+      </w:rPr>
+    </w:lvl>
+    <w:lvl xmlns:w="http://schemas.openxmlformats.org/wordprocessingml/2006/main" w:ilvl="4">
+      <w:start w:val="1"/>
+      <w:numFmt w:val="bullet"/>
+      <w:lvlText w:val="o"/>
+      <w:lvlJc w:val="left"/>
+      <w:pPr>
+        <w:ind w:left="3960" w:hanging="360"/>
+      </w:pPr>
+      <w:rPr>
+        <w:rFonts w:hint="default" w:ascii="Courier New" w:hAnsi="Courier New"/>
+      </w:rPr>
+    </w:lvl>
+    <w:lvl xmlns:w="http://schemas.openxmlformats.org/wordprocessingml/2006/main" w:ilvl="5">
+      <w:start w:val="1"/>
+      <w:numFmt w:val="bullet"/>
+      <w:lvlText w:val=""/>
+      <w:lvlJc w:val="left"/>
+      <w:pPr>
+        <w:ind w:left="4680" w:hanging="360"/>
+      </w:pPr>
+      <w:rPr>
+        <w:rFonts w:hint="default" w:ascii="Wingdings" w:hAnsi="Wingdings"/>
+      </w:rPr>
+    </w:lvl>
+    <w:lvl xmlns:w="http://schemas.openxmlformats.org/wordprocessingml/2006/main" w:ilvl="6">
+      <w:start w:val="1"/>
+      <w:numFmt w:val="bullet"/>
+      <w:lvlText w:val=""/>
+      <w:lvlJc w:val="left"/>
+      <w:pPr>
+        <w:ind w:left="5400" w:hanging="360"/>
+      </w:pPr>
+      <w:rPr>
+        <w:rFonts w:hint="default" w:ascii="Symbol" w:hAnsi="Symbol"/>
+      </w:rPr>
+    </w:lvl>
+    <w:lvl xmlns:w="http://schemas.openxmlformats.org/wordprocessingml/2006/main" w:ilvl="7">
+      <w:start w:val="1"/>
+      <w:numFmt w:val="bullet"/>
+      <w:lvlText w:val="o"/>
+      <w:lvlJc w:val="left"/>
+      <w:pPr>
+        <w:ind w:left="6120" w:hanging="360"/>
+      </w:pPr>
+      <w:rPr>
+        <w:rFonts w:hint="default" w:ascii="Courier New" w:hAnsi="Courier New"/>
+      </w:rPr>
+    </w:lvl>
+    <w:lvl xmlns:w="http://schemas.openxmlformats.org/wordprocessingml/2006/main" w:ilvl="8">
+      <w:start w:val="1"/>
+      <w:numFmt w:val="bullet"/>
+      <w:lvlText w:val=""/>
+      <w:lvlJc w:val="left"/>
+      <w:pPr>
+        <w:ind w:left="6840" w:hanging="360"/>
+      </w:pPr>
+      <w:rPr>
+        <w:rFonts w:hint="default" w:ascii="Wingdings" w:hAnsi="Wingdings"/>
+      </w:rPr>
+    </w:lvl>
+  </w:abstractNum>
+  <w:abstractNum xmlns:w="http://schemas.openxmlformats.org/wordprocessingml/2006/main" w:abstractNumId="9">
+    <w:nsid w:val="1d71ebfc"/>
+    <w:multiLevelType xmlns:w="http://schemas.openxmlformats.org/wordprocessingml/2006/main" w:val="hybridMultilevel"/>
+    <w:lvl xmlns:w="http://schemas.openxmlformats.org/wordprocessingml/2006/main" w:ilvl="0">
+      <w:start w:val="1"/>
+      <w:numFmt w:val="bullet"/>
+      <w:lvlText w:val=""/>
+      <w:lvlJc w:val="left"/>
+      <w:pPr>
+        <w:ind w:left="720" w:hanging="360"/>
+      </w:pPr>
+      <w:rPr>
+        <w:rFonts w:hint="default" w:ascii="Symbol" w:hAnsi="Symbol"/>
+      </w:rPr>
+    </w:lvl>
+    <w:lvl xmlns:w="http://schemas.openxmlformats.org/wordprocessingml/2006/main" w:ilvl="1">
+      <w:start w:val="1"/>
+      <w:numFmt w:val="bullet"/>
+      <w:lvlText w:val="o"/>
+      <w:lvlJc w:val="left"/>
+      <w:pPr>
+        <w:ind w:left="1440" w:hanging="360"/>
+      </w:pPr>
+      <w:rPr>
+        <w:rFonts w:hint="default" w:ascii="Courier New" w:hAnsi="Courier New"/>
+      </w:rPr>
+    </w:lvl>
+    <w:lvl xmlns:w="http://schemas.openxmlformats.org/wordprocessingml/2006/main" w:ilvl="2">
+      <w:start w:val="1"/>
+      <w:numFmt w:val="bullet"/>
+      <w:lvlText w:val=""/>
+      <w:lvlJc w:val="left"/>
+      <w:pPr>
+        <w:ind w:left="2160" w:hanging="360"/>
+      </w:pPr>
+      <w:rPr>
+        <w:rFonts w:hint="default" w:ascii="Wingdings" w:hAnsi="Wingdings"/>
+      </w:rPr>
+    </w:lvl>
+    <w:lvl xmlns:w="http://schemas.openxmlformats.org/wordprocessingml/2006/main" w:ilvl="3">
+      <w:start w:val="1"/>
+      <w:numFmt w:val="bullet"/>
+      <w:lvlText w:val=""/>
+      <w:lvlJc w:val="left"/>
+      <w:pPr>
+        <w:ind w:left="2880" w:hanging="360"/>
+      </w:pPr>
+      <w:rPr>
+        <w:rFonts w:hint="default" w:ascii="Symbol" w:hAnsi="Symbol"/>
+      </w:rPr>
+    </w:lvl>
+    <w:lvl xmlns:w="http://schemas.openxmlformats.org/wordprocessingml/2006/main" w:ilvl="4">
+      <w:start w:val="1"/>
+      <w:numFmt w:val="bullet"/>
+      <w:lvlText w:val="o"/>
+      <w:lvlJc w:val="left"/>
+      <w:pPr>
+        <w:ind w:left="3600" w:hanging="360"/>
+      </w:pPr>
+      <w:rPr>
+        <w:rFonts w:hint="default" w:ascii="Courier New" w:hAnsi="Courier New"/>
+      </w:rPr>
+    </w:lvl>
+    <w:lvl xmlns:w="http://schemas.openxmlformats.org/wordprocessingml/2006/main" w:ilvl="5">
+      <w:start w:val="1"/>
+      <w:numFmt w:val="bullet"/>
+      <w:lvlText w:val=""/>
+      <w:lvlJc w:val="left"/>
+      <w:pPr>
+        <w:ind w:left="4320" w:hanging="360"/>
+      </w:pPr>
+      <w:rPr>
+        <w:rFonts w:hint="default" w:ascii="Wingdings" w:hAnsi="Wingdings"/>
+      </w:rPr>
+    </w:lvl>
+    <w:lvl xmlns:w="http://schemas.openxmlformats.org/wordprocessingml/2006/main" w:ilvl="6">
+      <w:start w:val="1"/>
+      <w:numFmt w:val="bullet"/>
+      <w:lvlText w:val=""/>
+      <w:lvlJc w:val="left"/>
+      <w:pPr>
+        <w:ind w:left="5040" w:hanging="360"/>
+      </w:pPr>
+      <w:rPr>
+        <w:rFonts w:hint="default" w:ascii="Symbol" w:hAnsi="Symbol"/>
+      </w:rPr>
+    </w:lvl>
+    <w:lvl xmlns:w="http://schemas.openxmlformats.org/wordprocessingml/2006/main" w:ilvl="7">
+      <w:start w:val="1"/>
+      <w:numFmt w:val="bullet"/>
+      <w:lvlText w:val="o"/>
+      <w:lvlJc w:val="left"/>
+      <w:pPr>
+        <w:ind w:left="5760" w:hanging="360"/>
+      </w:pPr>
+      <w:rPr>
+        <w:rFonts w:hint="default" w:ascii="Courier New" w:hAnsi="Courier New"/>
+      </w:rPr>
+    </w:lvl>
+    <w:lvl xmlns:w="http://schemas.openxmlformats.org/wordprocessingml/2006/main" w:ilvl="8">
+      <w:start w:val="1"/>
+      <w:numFmt w:val="bullet"/>
+      <w:lvlText w:val=""/>
+      <w:lvlJc w:val="left"/>
+      <w:pPr>
+        <w:ind w:left="6480" w:hanging="360"/>
+      </w:pPr>
+      <w:rPr>
+        <w:rFonts w:hint="default" w:ascii="Wingdings" w:hAnsi="Wingdings"/>
+      </w:rPr>
+    </w:lvl>
+  </w:abstractNum>
   <w:abstractNum w:abstractNumId="0">
     <w:nsid w:val="FFFFFF7C"/>
     <w:multiLevelType w:val="singleLevel"/>
@@ -1978,6 +2912,21 @@
       </w:rPr>
     </w:lvl>
   </w:abstractNum>
+  <w:num w:numId="14">
+    <w:abstractNumId w:val="13"/>
+  </w:num>
+  <w:num w:numId="13">
+    <w:abstractNumId w:val="12"/>
+  </w:num>
+  <w:num w:numId="12">
+    <w:abstractNumId w:val="11"/>
+  </w:num>
+  <w:num w:numId="11">
+    <w:abstractNumId w:val="10"/>
+  </w:num>
+  <w:num w:numId="10">
+    <w:abstractNumId w:val="9"/>
+  </w:num>
   <w:num w:numId="1">
     <w:abstractNumId w:val="8"/>
   </w:num>
@@ -13856,7 +14805,7 @@
     <w:name w:val="Hyperlink"/>
     <w:basedOn w:val="DefaultParagraphFont"/>
     <w:unhideWhenUsed/>
-    <w:rsid w:val="666D94F8"/>
+    <w:rsid w:val="5FA45784"/>
     <w:rPr>
       <w:color w:val="0000FF"/>
       <w:u w:val="single"/>
@@ -13868,7 +14817,7 @@
     <w:basedOn w:val="Normal"/>
     <w:next w:val="Normal"/>
     <w:unhideWhenUsed/>
-    <w:rsid w:val="666D94F8"/>
+    <w:rsid w:val="5FA45784"/>
     <w:pPr>
       <w:spacing w:after="100"/>
     </w:pPr>
@@ -13879,7 +14828,7 @@
     <w:basedOn w:val="Normal"/>
     <w:next w:val="Normal"/>
     <w:unhideWhenUsed/>
-    <w:rsid w:val="666D94F8"/>
+    <w:rsid w:val="5FA45784"/>
     <w:pPr>
       <w:spacing w:after="100"/>
       <w:ind w:left="220"/>

--- a/Relatorio_Mu_Torere.docx
+++ b/Relatorio_Mu_Torere.docx
@@ -68,7 +68,7 @@
       </w:pPr>
       <w:r>
         <w:drawing>
-          <wp:inline xmlns:wp14="http://schemas.microsoft.com/office/word/2010/wordprocessingDrawing" wp14:editId="2E0E64D3" wp14:anchorId="051803B2">
+          <wp:inline xmlns:wp14="http://schemas.microsoft.com/office/word/2010/wordprocessingDrawing" wp14:editId="5AA1153A" wp14:anchorId="051803B2">
             <wp:extent cx="5486400" cy="4629150"/>
             <wp:effectExtent l="0" t="0" r="0" b="0"/>
             <wp:docPr id="1580095076" name="drawing"/>
@@ -2164,6 +2164,357 @@
     </w:p>
     <w:p>
       <w:pPr>
+        <w:pStyle w:val="Heading1"/>
+      </w:pPr>
+      <w:r>
+        <w:rPr>
+          <w:noProof w:val="0"/>
+          <w:lang w:val="pt-BR"/>
+        </w:rPr>
+        <w:t>4. Análise de Objetos do Sistema</w:t>
+      </w:r>
+    </w:p>
+    <w:p>
+      <w:pPr>
+        <w:pStyle w:val="Heading2"/>
+        <w:rPr>
+          <w:noProof w:val="0"/>
+          <w:lang w:val="pt-BR"/>
+        </w:rPr>
+      </w:pPr>
+      <w:r>
+        <w:rPr>
+          <w:noProof w:val="0"/>
+          <w:lang w:val="pt-BR"/>
+        </w:rPr>
+        <w:t>4.1 Objetos Principais</w:t>
+      </w:r>
+    </w:p>
+    <w:p>
+      <w:pPr>
+        <w:pStyle w:val="ListParagraph"/>
+        <w:numPr>
+          <w:ilvl w:val="0"/>
+          <w:numId w:val="15"/>
+        </w:numPr>
+        <w:rPr>
+          <w:noProof w:val="0"/>
+          <w:lang w:val="pt-BR"/>
+        </w:rPr>
+      </w:pPr>
+      <w:r>
+        <w:rPr>
+          <w:noProof w:val="0"/>
+          <w:lang w:val="pt-BR"/>
+        </w:rPr>
+        <w:t>Jogo: gere o estado global da partida.</w:t>
+      </w:r>
+    </w:p>
+    <w:p>
+      <w:pPr>
+        <w:pStyle w:val="ListParagraph"/>
+        <w:numPr>
+          <w:ilvl w:val="0"/>
+          <w:numId w:val="15"/>
+        </w:numPr>
+        <w:rPr>
+          <w:noProof w:val="0"/>
+          <w:lang w:val="pt-BR"/>
+        </w:rPr>
+      </w:pPr>
+      <w:r>
+        <w:rPr>
+          <w:noProof w:val="0"/>
+          <w:lang w:val="pt-BR"/>
+        </w:rPr>
+        <w:t>Jogador: representa cada participante.</w:t>
+      </w:r>
+    </w:p>
+    <w:p>
+      <w:pPr>
+        <w:pStyle w:val="ListParagraph"/>
+        <w:numPr>
+          <w:ilvl w:val="0"/>
+          <w:numId w:val="15"/>
+        </w:numPr>
+        <w:rPr>
+          <w:noProof w:val="0"/>
+          <w:lang w:val="pt-BR"/>
+        </w:rPr>
+      </w:pPr>
+      <w:r>
+        <w:rPr>
+          <w:noProof w:val="0"/>
+          <w:lang w:val="pt-BR"/>
+        </w:rPr>
+        <w:t>Peça: elemento que ocupa uma posição.</w:t>
+      </w:r>
+    </w:p>
+    <w:p>
+      <w:pPr>
+        <w:pStyle w:val="ListParagraph"/>
+        <w:numPr>
+          <w:ilvl w:val="0"/>
+          <w:numId w:val="15"/>
+        </w:numPr>
+        <w:rPr>
+          <w:noProof w:val="0"/>
+          <w:lang w:val="pt-BR"/>
+        </w:rPr>
+      </w:pPr>
+      <w:r>
+        <w:rPr>
+          <w:noProof w:val="0"/>
+          <w:lang w:val="pt-BR"/>
+        </w:rPr>
+        <w:t>Tabuleiro: estrutura com as posições.</w:t>
+      </w:r>
+    </w:p>
+    <w:p>
+      <w:pPr>
+        <w:pStyle w:val="ListParagraph"/>
+        <w:numPr>
+          <w:ilvl w:val="0"/>
+          <w:numId w:val="15"/>
+        </w:numPr>
+        <w:rPr>
+          <w:noProof w:val="0"/>
+          <w:lang w:val="pt-BR"/>
+        </w:rPr>
+      </w:pPr>
+      <w:r>
+        <w:rPr>
+          <w:noProof w:val="0"/>
+          <w:lang w:val="pt-BR"/>
+        </w:rPr>
+        <w:t>Posição: unidade do tabuleiro com estado de ocupação.</w:t>
+      </w:r>
+    </w:p>
+    <w:p>
+      <w:pPr>
+        <w:pStyle w:val="ListParagraph"/>
+        <w:ind w:left="1080"/>
+        <w:rPr>
+          <w:noProof w:val="0"/>
+          <w:lang w:val="pt-BR"/>
+        </w:rPr>
+      </w:pPr>
+    </w:p>
+    <w:p>
+      <w:pPr>
+        <w:pStyle w:val="Heading1"/>
+      </w:pPr>
+      <w:r>
+        <w:rPr>
+          <w:noProof w:val="0"/>
+          <w:lang w:val="pt-BR"/>
+        </w:rPr>
+        <w:t>5. Ações do Sistema</w:t>
+      </w:r>
+    </w:p>
+    <w:p>
+      <w:pPr>
+        <w:pStyle w:val="Heading2"/>
+      </w:pPr>
+      <w:r>
+        <w:rPr>
+          <w:noProof w:val="0"/>
+          <w:lang w:val="pt-BR"/>
+        </w:rPr>
+        <w:t>5.1 Ações do Jogador</w:t>
+      </w:r>
+    </w:p>
+    <w:p>
+      <w:pPr>
+        <w:pStyle w:val="ListParagraph"/>
+        <w:numPr>
+          <w:ilvl w:val="0"/>
+          <w:numId w:val="18"/>
+        </w:numPr>
+        <w:rPr>
+          <w:rFonts w:ascii="Cambria" w:hAnsi="Cambria" w:eastAsia="Cambria" w:cs="Cambria"/>
+          <w:noProof w:val="0"/>
+          <w:sz w:val="22"/>
+          <w:szCs w:val="22"/>
+          <w:lang w:val="pt-BR"/>
+        </w:rPr>
+      </w:pPr>
+      <w:r>
+        <w:rPr>
+          <w:noProof w:val="0"/>
+          <w:lang w:val="pt-BR"/>
+        </w:rPr>
+        <w:t>Selecionar peça</w:t>
+      </w:r>
+    </w:p>
+    <w:p>
+      <w:pPr>
+        <w:pStyle w:val="ListParagraph"/>
+        <w:numPr>
+          <w:ilvl w:val="0"/>
+          <w:numId w:val="18"/>
+        </w:numPr>
+        <w:rPr>
+          <w:rFonts w:ascii="Cambria" w:hAnsi="Cambria" w:eastAsia="Cambria" w:cs="Cambria"/>
+          <w:noProof w:val="0"/>
+          <w:sz w:val="22"/>
+          <w:szCs w:val="22"/>
+          <w:lang w:val="pt-BR"/>
+        </w:rPr>
+      </w:pPr>
+      <w:r>
+        <w:rPr>
+          <w:noProof w:val="0"/>
+          <w:lang w:val="pt-BR"/>
+        </w:rPr>
+        <w:t>Verificar movimentos possíveis</w:t>
+      </w:r>
+    </w:p>
+    <w:p>
+      <w:pPr>
+        <w:pStyle w:val="ListParagraph"/>
+        <w:numPr>
+          <w:ilvl w:val="0"/>
+          <w:numId w:val="18"/>
+        </w:numPr>
+        <w:rPr>
+          <w:rFonts w:ascii="Cambria" w:hAnsi="Cambria" w:eastAsia="Cambria" w:cs="Cambria"/>
+          <w:noProof w:val="0"/>
+          <w:sz w:val="22"/>
+          <w:szCs w:val="22"/>
+          <w:lang w:val="pt-BR"/>
+        </w:rPr>
+      </w:pPr>
+      <w:r>
+        <w:rPr>
+          <w:noProof w:val="0"/>
+          <w:lang w:val="pt-BR"/>
+        </w:rPr>
+        <w:t>Executar movimento válido</w:t>
+      </w:r>
+    </w:p>
+    <w:p>
+      <w:pPr>
+        <w:pStyle w:val="Heading2"/>
+      </w:pPr>
+      <w:r>
+        <w:rPr>
+          <w:noProof w:val="0"/>
+          <w:lang w:val="pt-BR"/>
+        </w:rPr>
+        <w:t>5.2 Ações do Sistema</w:t>
+      </w:r>
+    </w:p>
+    <w:p>
+      <w:pPr>
+        <w:pStyle w:val="ListParagraph"/>
+        <w:numPr>
+          <w:ilvl w:val="0"/>
+          <w:numId w:val="17"/>
+        </w:numPr>
+        <w:rPr/>
+      </w:pPr>
+      <w:r>
+        <w:rPr>
+          <w:noProof w:val="0"/>
+          <w:lang w:val="pt-BR"/>
+        </w:rPr>
+        <w:t>Validar movimentos</w:t>
+      </w:r>
+    </w:p>
+    <w:p>
+      <w:pPr>
+        <w:pStyle w:val="ListParagraph"/>
+        <w:numPr>
+          <w:ilvl w:val="0"/>
+          <w:numId w:val="17"/>
+        </w:numPr>
+        <w:rPr/>
+      </w:pPr>
+      <w:r>
+        <w:rPr>
+          <w:noProof w:val="0"/>
+          <w:lang w:val="pt-BR"/>
+        </w:rPr>
+        <w:t>Atualizar tabuleiro</w:t>
+      </w:r>
+    </w:p>
+    <w:p>
+      <w:pPr>
+        <w:pStyle w:val="ListParagraph"/>
+        <w:numPr>
+          <w:ilvl w:val="0"/>
+          <w:numId w:val="17"/>
+        </w:numPr>
+        <w:rPr/>
+      </w:pPr>
+      <w:r>
+        <w:rPr>
+          <w:noProof w:val="0"/>
+          <w:lang w:val="pt-BR"/>
+        </w:rPr>
+        <w:t>Verificar condição de vitória</w:t>
+      </w:r>
+    </w:p>
+    <w:p>
+      <w:pPr>
+        <w:pStyle w:val="ListParagraph"/>
+        <w:numPr>
+          <w:ilvl w:val="0"/>
+          <w:numId w:val="17"/>
+        </w:numPr>
+        <w:rPr/>
+      </w:pPr>
+      <w:r>
+        <w:rPr>
+          <w:noProof w:val="0"/>
+          <w:lang w:val="pt-BR"/>
+        </w:rPr>
+        <w:t>Alternar turno</w:t>
+      </w:r>
+    </w:p>
+    <w:p>
+      <w:pPr>
+        <w:pStyle w:val="ListParagraph"/>
+        <w:numPr>
+          <w:ilvl w:val="0"/>
+          <w:numId w:val="17"/>
+        </w:numPr>
+        <w:rPr/>
+      </w:pPr>
+      <w:r>
+        <w:rPr>
+          <w:noProof w:val="0"/>
+          <w:lang w:val="pt-BR"/>
+        </w:rPr>
+        <w:t>Iniciar nova partida</w:t>
+      </w:r>
+    </w:p>
+    <w:p>
+      <w:pPr>
+        <w:pStyle w:val="Normal"/>
+        <w:ind w:left="0"/>
+        <w:rPr>
+          <w:noProof w:val="0"/>
+          <w:lang w:val="pt-BR"/>
+        </w:rPr>
+      </w:pPr>
+    </w:p>
+    <w:p>
+      <w:pPr>
+        <w:spacing w:before="240" w:beforeAutospacing="off" w:after="198" w:afterAutospacing="off" w:line="276" w:lineRule="auto"/>
+        <w:jc w:val="left"/>
+        <w:rPr>
+          <w:rFonts w:ascii="Cambria" w:hAnsi="Cambria" w:eastAsia="Cambria" w:cs="Cambria"/>
+          <w:noProof w:val="0"/>
+          <w:sz w:val="22"/>
+          <w:szCs w:val="22"/>
+          <w:lang w:val="pt-BR"/>
+        </w:rPr>
+      </w:pPr>
+    </w:p>
+    <w:p>
+      <w:pPr>
         <w:rPr>
           <w:lang w:val="pt-BR"/>
         </w:rPr>
@@ -2181,6 +2532,454 @@
 
 <file path=word/numbering.xml><?xml version="1.0" encoding="utf-8"?>
 <w:numbering xmlns:wpc="http://schemas.microsoft.com/office/word/2010/wordprocessingCanvas" xmlns:mo="http://schemas.microsoft.com/office/mac/office/2008/main" xmlns:mc="http://schemas.openxmlformats.org/markup-compatibility/2006" xmlns:mv="urn:schemas-microsoft-com:mac:vml" xmlns:o="urn:schemas-microsoft-com:office:office" xmlns:r="http://schemas.openxmlformats.org/officeDocument/2006/relationships" xmlns:m="http://schemas.openxmlformats.org/officeDocument/2006/math" xmlns:v="urn:schemas-microsoft-com:vml" xmlns:wp14="http://schemas.microsoft.com/office/word/2010/wordprocessingDrawing" xmlns:wp="http://schemas.openxmlformats.org/drawingml/2006/wordprocessingDrawing" xmlns:w10="urn:schemas-microsoft-com:office:word" xmlns:w="http://schemas.openxmlformats.org/wordprocessingml/2006/main" xmlns:w14="http://schemas.microsoft.com/office/word/2010/wordml" xmlns:wpg="http://schemas.microsoft.com/office/word/2010/wordprocessingGroup" xmlns:wpi="http://schemas.microsoft.com/office/word/2010/wordprocessingInk" xmlns:wne="http://schemas.microsoft.com/office/word/2006/wordml" xmlns:wps="http://schemas.microsoft.com/office/word/2010/wordprocessingShape" mc:Ignorable="w14 wp14">
+  <w:abstractNum xmlns:w="http://schemas.openxmlformats.org/wordprocessingml/2006/main" w:abstractNumId="17">
+    <w:nsid w:val="3d7553cc"/>
+    <w:multiLevelType xmlns:w="http://schemas.openxmlformats.org/wordprocessingml/2006/main" w:val="hybridMultilevel"/>
+    <w:lvl xmlns:w="http://schemas.openxmlformats.org/wordprocessingml/2006/main" w:ilvl="0">
+      <w:start w:val="1"/>
+      <w:numFmt w:val="bullet"/>
+      <w:lvlText w:val=""/>
+      <w:lvlJc w:val="left"/>
+      <w:pPr>
+        <w:ind w:left="1080" w:hanging="360"/>
+      </w:pPr>
+      <w:rPr>
+        <w:rFonts w:hint="default" w:ascii="Symbol" w:hAnsi="Symbol"/>
+      </w:rPr>
+    </w:lvl>
+    <w:lvl xmlns:w="http://schemas.openxmlformats.org/wordprocessingml/2006/main" w:ilvl="1">
+      <w:start w:val="1"/>
+      <w:numFmt w:val="bullet"/>
+      <w:lvlText w:val="o"/>
+      <w:lvlJc w:val="left"/>
+      <w:pPr>
+        <w:ind w:left="1800" w:hanging="360"/>
+      </w:pPr>
+      <w:rPr>
+        <w:rFonts w:hint="default" w:ascii="Courier New" w:hAnsi="Courier New"/>
+      </w:rPr>
+    </w:lvl>
+    <w:lvl xmlns:w="http://schemas.openxmlformats.org/wordprocessingml/2006/main" w:ilvl="2">
+      <w:start w:val="1"/>
+      <w:numFmt w:val="bullet"/>
+      <w:lvlText w:val=""/>
+      <w:lvlJc w:val="left"/>
+      <w:pPr>
+        <w:ind w:left="2520" w:hanging="360"/>
+      </w:pPr>
+      <w:rPr>
+        <w:rFonts w:hint="default" w:ascii="Wingdings" w:hAnsi="Wingdings"/>
+      </w:rPr>
+    </w:lvl>
+    <w:lvl xmlns:w="http://schemas.openxmlformats.org/wordprocessingml/2006/main" w:ilvl="3">
+      <w:start w:val="1"/>
+      <w:numFmt w:val="bullet"/>
+      <w:lvlText w:val=""/>
+      <w:lvlJc w:val="left"/>
+      <w:pPr>
+        <w:ind w:left="3240" w:hanging="360"/>
+      </w:pPr>
+      <w:rPr>
+        <w:rFonts w:hint="default" w:ascii="Symbol" w:hAnsi="Symbol"/>
+      </w:rPr>
+    </w:lvl>
+    <w:lvl xmlns:w="http://schemas.openxmlformats.org/wordprocessingml/2006/main" w:ilvl="4">
+      <w:start w:val="1"/>
+      <w:numFmt w:val="bullet"/>
+      <w:lvlText w:val="o"/>
+      <w:lvlJc w:val="left"/>
+      <w:pPr>
+        <w:ind w:left="3960" w:hanging="360"/>
+      </w:pPr>
+      <w:rPr>
+        <w:rFonts w:hint="default" w:ascii="Courier New" w:hAnsi="Courier New"/>
+      </w:rPr>
+    </w:lvl>
+    <w:lvl xmlns:w="http://schemas.openxmlformats.org/wordprocessingml/2006/main" w:ilvl="5">
+      <w:start w:val="1"/>
+      <w:numFmt w:val="bullet"/>
+      <w:lvlText w:val=""/>
+      <w:lvlJc w:val="left"/>
+      <w:pPr>
+        <w:ind w:left="4680" w:hanging="360"/>
+      </w:pPr>
+      <w:rPr>
+        <w:rFonts w:hint="default" w:ascii="Wingdings" w:hAnsi="Wingdings"/>
+      </w:rPr>
+    </w:lvl>
+    <w:lvl xmlns:w="http://schemas.openxmlformats.org/wordprocessingml/2006/main" w:ilvl="6">
+      <w:start w:val="1"/>
+      <w:numFmt w:val="bullet"/>
+      <w:lvlText w:val=""/>
+      <w:lvlJc w:val="left"/>
+      <w:pPr>
+        <w:ind w:left="5400" w:hanging="360"/>
+      </w:pPr>
+      <w:rPr>
+        <w:rFonts w:hint="default" w:ascii="Symbol" w:hAnsi="Symbol"/>
+      </w:rPr>
+    </w:lvl>
+    <w:lvl xmlns:w="http://schemas.openxmlformats.org/wordprocessingml/2006/main" w:ilvl="7">
+      <w:start w:val="1"/>
+      <w:numFmt w:val="bullet"/>
+      <w:lvlText w:val="o"/>
+      <w:lvlJc w:val="left"/>
+      <w:pPr>
+        <w:ind w:left="6120" w:hanging="360"/>
+      </w:pPr>
+      <w:rPr>
+        <w:rFonts w:hint="default" w:ascii="Courier New" w:hAnsi="Courier New"/>
+      </w:rPr>
+    </w:lvl>
+    <w:lvl xmlns:w="http://schemas.openxmlformats.org/wordprocessingml/2006/main" w:ilvl="8">
+      <w:start w:val="1"/>
+      <w:numFmt w:val="bullet"/>
+      <w:lvlText w:val=""/>
+      <w:lvlJc w:val="left"/>
+      <w:pPr>
+        <w:ind w:left="6840" w:hanging="360"/>
+      </w:pPr>
+      <w:rPr>
+        <w:rFonts w:hint="default" w:ascii="Wingdings" w:hAnsi="Wingdings"/>
+      </w:rPr>
+    </w:lvl>
+  </w:abstractNum>
+  <w:abstractNum xmlns:w="http://schemas.openxmlformats.org/wordprocessingml/2006/main" w:abstractNumId="16">
+    <w:nsid w:val="39ff9f4c"/>
+    <w:multiLevelType xmlns:w="http://schemas.openxmlformats.org/wordprocessingml/2006/main" w:val="hybridMultilevel"/>
+    <w:lvl xmlns:w="http://schemas.openxmlformats.org/wordprocessingml/2006/main" w:ilvl="0">
+      <w:start w:val="1"/>
+      <w:numFmt w:val="bullet"/>
+      <w:lvlText w:val=""/>
+      <w:lvlJc w:val="left"/>
+      <w:pPr>
+        <w:ind w:left="1080" w:hanging="360"/>
+      </w:pPr>
+      <w:rPr>
+        <w:rFonts w:hint="default" w:ascii="Symbol" w:hAnsi="Symbol"/>
+      </w:rPr>
+    </w:lvl>
+    <w:lvl xmlns:w="http://schemas.openxmlformats.org/wordprocessingml/2006/main" w:ilvl="1">
+      <w:start w:val="1"/>
+      <w:numFmt w:val="bullet"/>
+      <w:lvlText w:val="o"/>
+      <w:lvlJc w:val="left"/>
+      <w:pPr>
+        <w:ind w:left="1800" w:hanging="360"/>
+      </w:pPr>
+      <w:rPr>
+        <w:rFonts w:hint="default" w:ascii="Courier New" w:hAnsi="Courier New"/>
+      </w:rPr>
+    </w:lvl>
+    <w:lvl xmlns:w="http://schemas.openxmlformats.org/wordprocessingml/2006/main" w:ilvl="2">
+      <w:start w:val="1"/>
+      <w:numFmt w:val="bullet"/>
+      <w:lvlText w:val=""/>
+      <w:lvlJc w:val="left"/>
+      <w:pPr>
+        <w:ind w:left="2520" w:hanging="360"/>
+      </w:pPr>
+      <w:rPr>
+        <w:rFonts w:hint="default" w:ascii="Wingdings" w:hAnsi="Wingdings"/>
+      </w:rPr>
+    </w:lvl>
+    <w:lvl xmlns:w="http://schemas.openxmlformats.org/wordprocessingml/2006/main" w:ilvl="3">
+      <w:start w:val="1"/>
+      <w:numFmt w:val="bullet"/>
+      <w:lvlText w:val=""/>
+      <w:lvlJc w:val="left"/>
+      <w:pPr>
+        <w:ind w:left="3240" w:hanging="360"/>
+      </w:pPr>
+      <w:rPr>
+        <w:rFonts w:hint="default" w:ascii="Symbol" w:hAnsi="Symbol"/>
+      </w:rPr>
+    </w:lvl>
+    <w:lvl xmlns:w="http://schemas.openxmlformats.org/wordprocessingml/2006/main" w:ilvl="4">
+      <w:start w:val="1"/>
+      <w:numFmt w:val="bullet"/>
+      <w:lvlText w:val="o"/>
+      <w:lvlJc w:val="left"/>
+      <w:pPr>
+        <w:ind w:left="3960" w:hanging="360"/>
+      </w:pPr>
+      <w:rPr>
+        <w:rFonts w:hint="default" w:ascii="Courier New" w:hAnsi="Courier New"/>
+      </w:rPr>
+    </w:lvl>
+    <w:lvl xmlns:w="http://schemas.openxmlformats.org/wordprocessingml/2006/main" w:ilvl="5">
+      <w:start w:val="1"/>
+      <w:numFmt w:val="bullet"/>
+      <w:lvlText w:val=""/>
+      <w:lvlJc w:val="left"/>
+      <w:pPr>
+        <w:ind w:left="4680" w:hanging="360"/>
+      </w:pPr>
+      <w:rPr>
+        <w:rFonts w:hint="default" w:ascii="Wingdings" w:hAnsi="Wingdings"/>
+      </w:rPr>
+    </w:lvl>
+    <w:lvl xmlns:w="http://schemas.openxmlformats.org/wordprocessingml/2006/main" w:ilvl="6">
+      <w:start w:val="1"/>
+      <w:numFmt w:val="bullet"/>
+      <w:lvlText w:val=""/>
+      <w:lvlJc w:val="left"/>
+      <w:pPr>
+        <w:ind w:left="5400" w:hanging="360"/>
+      </w:pPr>
+      <w:rPr>
+        <w:rFonts w:hint="default" w:ascii="Symbol" w:hAnsi="Symbol"/>
+      </w:rPr>
+    </w:lvl>
+    <w:lvl xmlns:w="http://schemas.openxmlformats.org/wordprocessingml/2006/main" w:ilvl="7">
+      <w:start w:val="1"/>
+      <w:numFmt w:val="bullet"/>
+      <w:lvlText w:val="o"/>
+      <w:lvlJc w:val="left"/>
+      <w:pPr>
+        <w:ind w:left="6120" w:hanging="360"/>
+      </w:pPr>
+      <w:rPr>
+        <w:rFonts w:hint="default" w:ascii="Courier New" w:hAnsi="Courier New"/>
+      </w:rPr>
+    </w:lvl>
+    <w:lvl xmlns:w="http://schemas.openxmlformats.org/wordprocessingml/2006/main" w:ilvl="8">
+      <w:start w:val="1"/>
+      <w:numFmt w:val="bullet"/>
+      <w:lvlText w:val=""/>
+      <w:lvlJc w:val="left"/>
+      <w:pPr>
+        <w:ind w:left="6840" w:hanging="360"/>
+      </w:pPr>
+      <w:rPr>
+        <w:rFonts w:hint="default" w:ascii="Wingdings" w:hAnsi="Wingdings"/>
+      </w:rPr>
+    </w:lvl>
+  </w:abstractNum>
+  <w:abstractNum xmlns:w="http://schemas.openxmlformats.org/wordprocessingml/2006/main" w:abstractNumId="15">
+    <w:nsid w:val="37b2f421"/>
+    <w:multiLevelType xmlns:w="http://schemas.openxmlformats.org/wordprocessingml/2006/main" w:val="hybridMultilevel"/>
+    <w:lvl xmlns:w="http://schemas.openxmlformats.org/wordprocessingml/2006/main" w:ilvl="0">
+      <w:start w:val="1"/>
+      <w:numFmt w:val="bullet"/>
+      <w:lvlText w:val=""/>
+      <w:lvlJc w:val="left"/>
+      <w:pPr>
+        <w:ind w:left="720" w:hanging="360"/>
+      </w:pPr>
+      <w:rPr>
+        <w:rFonts w:hint="default" w:ascii="Symbol" w:hAnsi="Symbol"/>
+      </w:rPr>
+    </w:lvl>
+    <w:lvl xmlns:w="http://schemas.openxmlformats.org/wordprocessingml/2006/main" w:ilvl="1">
+      <w:start w:val="1"/>
+      <w:numFmt w:val="bullet"/>
+      <w:lvlText w:val="o"/>
+      <w:lvlJc w:val="left"/>
+      <w:pPr>
+        <w:ind w:left="1440" w:hanging="360"/>
+      </w:pPr>
+      <w:rPr>
+        <w:rFonts w:hint="default" w:ascii="Courier New" w:hAnsi="Courier New"/>
+      </w:rPr>
+    </w:lvl>
+    <w:lvl xmlns:w="http://schemas.openxmlformats.org/wordprocessingml/2006/main" w:ilvl="2">
+      <w:start w:val="1"/>
+      <w:numFmt w:val="bullet"/>
+      <w:lvlText w:val=""/>
+      <w:lvlJc w:val="left"/>
+      <w:pPr>
+        <w:ind w:left="2160" w:hanging="360"/>
+      </w:pPr>
+      <w:rPr>
+        <w:rFonts w:hint="default" w:ascii="Wingdings" w:hAnsi="Wingdings"/>
+      </w:rPr>
+    </w:lvl>
+    <w:lvl xmlns:w="http://schemas.openxmlformats.org/wordprocessingml/2006/main" w:ilvl="3">
+      <w:start w:val="1"/>
+      <w:numFmt w:val="bullet"/>
+      <w:lvlText w:val=""/>
+      <w:lvlJc w:val="left"/>
+      <w:pPr>
+        <w:ind w:left="2880" w:hanging="360"/>
+      </w:pPr>
+      <w:rPr>
+        <w:rFonts w:hint="default" w:ascii="Symbol" w:hAnsi="Symbol"/>
+      </w:rPr>
+    </w:lvl>
+    <w:lvl xmlns:w="http://schemas.openxmlformats.org/wordprocessingml/2006/main" w:ilvl="4">
+      <w:start w:val="1"/>
+      <w:numFmt w:val="bullet"/>
+      <w:lvlText w:val="o"/>
+      <w:lvlJc w:val="left"/>
+      <w:pPr>
+        <w:ind w:left="3600" w:hanging="360"/>
+      </w:pPr>
+      <w:rPr>
+        <w:rFonts w:hint="default" w:ascii="Courier New" w:hAnsi="Courier New"/>
+      </w:rPr>
+    </w:lvl>
+    <w:lvl xmlns:w="http://schemas.openxmlformats.org/wordprocessingml/2006/main" w:ilvl="5">
+      <w:start w:val="1"/>
+      <w:numFmt w:val="bullet"/>
+      <w:lvlText w:val=""/>
+      <w:lvlJc w:val="left"/>
+      <w:pPr>
+        <w:ind w:left="4320" w:hanging="360"/>
+      </w:pPr>
+      <w:rPr>
+        <w:rFonts w:hint="default" w:ascii="Wingdings" w:hAnsi="Wingdings"/>
+      </w:rPr>
+    </w:lvl>
+    <w:lvl xmlns:w="http://schemas.openxmlformats.org/wordprocessingml/2006/main" w:ilvl="6">
+      <w:start w:val="1"/>
+      <w:numFmt w:val="bullet"/>
+      <w:lvlText w:val=""/>
+      <w:lvlJc w:val="left"/>
+      <w:pPr>
+        <w:ind w:left="5040" w:hanging="360"/>
+      </w:pPr>
+      <w:rPr>
+        <w:rFonts w:hint="default" w:ascii="Symbol" w:hAnsi="Symbol"/>
+      </w:rPr>
+    </w:lvl>
+    <w:lvl xmlns:w="http://schemas.openxmlformats.org/wordprocessingml/2006/main" w:ilvl="7">
+      <w:start w:val="1"/>
+      <w:numFmt w:val="bullet"/>
+      <w:lvlText w:val="o"/>
+      <w:lvlJc w:val="left"/>
+      <w:pPr>
+        <w:ind w:left="5760" w:hanging="360"/>
+      </w:pPr>
+      <w:rPr>
+        <w:rFonts w:hint="default" w:ascii="Courier New" w:hAnsi="Courier New"/>
+      </w:rPr>
+    </w:lvl>
+    <w:lvl xmlns:w="http://schemas.openxmlformats.org/wordprocessingml/2006/main" w:ilvl="8">
+      <w:start w:val="1"/>
+      <w:numFmt w:val="bullet"/>
+      <w:lvlText w:val=""/>
+      <w:lvlJc w:val="left"/>
+      <w:pPr>
+        <w:ind w:left="6480" w:hanging="360"/>
+      </w:pPr>
+      <w:rPr>
+        <w:rFonts w:hint="default" w:ascii="Wingdings" w:hAnsi="Wingdings"/>
+      </w:rPr>
+    </w:lvl>
+  </w:abstractNum>
+  <w:abstractNum xmlns:w="http://schemas.openxmlformats.org/wordprocessingml/2006/main" w:abstractNumId="14">
+    <w:nsid w:val="1c0658bf"/>
+    <w:multiLevelType xmlns:w="http://schemas.openxmlformats.org/wordprocessingml/2006/main" w:val="hybridMultilevel"/>
+    <w:lvl xmlns:w="http://schemas.openxmlformats.org/wordprocessingml/2006/main" w:ilvl="0">
+      <w:start w:val="1"/>
+      <w:numFmt w:val="bullet"/>
+      <w:lvlText w:val=""/>
+      <w:lvlJc w:val="left"/>
+      <w:pPr>
+        <w:ind w:left="1080" w:hanging="360"/>
+      </w:pPr>
+      <w:rPr>
+        <w:rFonts w:hint="default" w:ascii="Symbol" w:hAnsi="Symbol"/>
+      </w:rPr>
+    </w:lvl>
+    <w:lvl xmlns:w="http://schemas.openxmlformats.org/wordprocessingml/2006/main" w:ilvl="1">
+      <w:start w:val="1"/>
+      <w:numFmt w:val="bullet"/>
+      <w:lvlText w:val="o"/>
+      <w:lvlJc w:val="left"/>
+      <w:pPr>
+        <w:ind w:left="1800" w:hanging="360"/>
+      </w:pPr>
+      <w:rPr>
+        <w:rFonts w:hint="default" w:ascii="Courier New" w:hAnsi="Courier New"/>
+      </w:rPr>
+    </w:lvl>
+    <w:lvl xmlns:w="http://schemas.openxmlformats.org/wordprocessingml/2006/main" w:ilvl="2">
+      <w:start w:val="1"/>
+      <w:numFmt w:val="bullet"/>
+      <w:lvlText w:val=""/>
+      <w:lvlJc w:val="left"/>
+      <w:pPr>
+        <w:ind w:left="2520" w:hanging="360"/>
+      </w:pPr>
+      <w:rPr>
+        <w:rFonts w:hint="default" w:ascii="Wingdings" w:hAnsi="Wingdings"/>
+      </w:rPr>
+    </w:lvl>
+    <w:lvl xmlns:w="http://schemas.openxmlformats.org/wordprocessingml/2006/main" w:ilvl="3">
+      <w:start w:val="1"/>
+      <w:numFmt w:val="bullet"/>
+      <w:lvlText w:val=""/>
+      <w:lvlJc w:val="left"/>
+      <w:pPr>
+        <w:ind w:left="3240" w:hanging="360"/>
+      </w:pPr>
+      <w:rPr>
+        <w:rFonts w:hint="default" w:ascii="Symbol" w:hAnsi="Symbol"/>
+      </w:rPr>
+    </w:lvl>
+    <w:lvl xmlns:w="http://schemas.openxmlformats.org/wordprocessingml/2006/main" w:ilvl="4">
+      <w:start w:val="1"/>
+      <w:numFmt w:val="bullet"/>
+      <w:lvlText w:val="o"/>
+      <w:lvlJc w:val="left"/>
+      <w:pPr>
+        <w:ind w:left="3960" w:hanging="360"/>
+      </w:pPr>
+      <w:rPr>
+        <w:rFonts w:hint="default" w:ascii="Courier New" w:hAnsi="Courier New"/>
+      </w:rPr>
+    </w:lvl>
+    <w:lvl xmlns:w="http://schemas.openxmlformats.org/wordprocessingml/2006/main" w:ilvl="5">
+      <w:start w:val="1"/>
+      <w:numFmt w:val="bullet"/>
+      <w:lvlText w:val=""/>
+      <w:lvlJc w:val="left"/>
+      <w:pPr>
+        <w:ind w:left="4680" w:hanging="360"/>
+      </w:pPr>
+      <w:rPr>
+        <w:rFonts w:hint="default" w:ascii="Wingdings" w:hAnsi="Wingdings"/>
+      </w:rPr>
+    </w:lvl>
+    <w:lvl xmlns:w="http://schemas.openxmlformats.org/wordprocessingml/2006/main" w:ilvl="6">
+      <w:start w:val="1"/>
+      <w:numFmt w:val="bullet"/>
+      <w:lvlText w:val=""/>
+      <w:lvlJc w:val="left"/>
+      <w:pPr>
+        <w:ind w:left="5400" w:hanging="360"/>
+      </w:pPr>
+      <w:rPr>
+        <w:rFonts w:hint="default" w:ascii="Symbol" w:hAnsi="Symbol"/>
+      </w:rPr>
+    </w:lvl>
+    <w:lvl xmlns:w="http://schemas.openxmlformats.org/wordprocessingml/2006/main" w:ilvl="7">
+      <w:start w:val="1"/>
+      <w:numFmt w:val="bullet"/>
+      <w:lvlText w:val="o"/>
+      <w:lvlJc w:val="left"/>
+      <w:pPr>
+        <w:ind w:left="6120" w:hanging="360"/>
+      </w:pPr>
+      <w:rPr>
+        <w:rFonts w:hint="default" w:ascii="Courier New" w:hAnsi="Courier New"/>
+      </w:rPr>
+    </w:lvl>
+    <w:lvl xmlns:w="http://schemas.openxmlformats.org/wordprocessingml/2006/main" w:ilvl="8">
+      <w:start w:val="1"/>
+      <w:numFmt w:val="bullet"/>
+      <w:lvlText w:val=""/>
+      <w:lvlJc w:val="left"/>
+      <w:pPr>
+        <w:ind w:left="6840" w:hanging="360"/>
+      </w:pPr>
+      <w:rPr>
+        <w:rFonts w:hint="default" w:ascii="Wingdings" w:hAnsi="Wingdings"/>
+      </w:rPr>
+    </w:lvl>
+  </w:abstractNum>
   <w:abstractNum xmlns:w="http://schemas.openxmlformats.org/wordprocessingml/2006/main" w:abstractNumId="13">
     <w:nsid w:val="5a19c1be"/>
     <w:multiLevelType xmlns:w="http://schemas.openxmlformats.org/wordprocessingml/2006/main" w:val="hybridMultilevel"/>
@@ -2912,6 +3711,18 @@
       </w:rPr>
     </w:lvl>
   </w:abstractNum>
+  <w:num w:numId="18">
+    <w:abstractNumId w:val="17"/>
+  </w:num>
+  <w:num w:numId="17">
+    <w:abstractNumId w:val="16"/>
+  </w:num>
+  <w:num w:numId="16">
+    <w:abstractNumId w:val="15"/>
+  </w:num>
+  <w:num w:numId="15">
+    <w:abstractNumId w:val="14"/>
+  </w:num>
   <w:num w:numId="14">
     <w:abstractNumId w:val="13"/>
   </w:num>
@@ -14805,7 +15616,7 @@
     <w:name w:val="Hyperlink"/>
     <w:basedOn w:val="DefaultParagraphFont"/>
     <w:unhideWhenUsed/>
-    <w:rsid w:val="5FA45784"/>
+    <w:rsid w:val="6EC364DC"/>
     <w:rPr>
       <w:color w:val="0000FF"/>
       <w:u w:val="single"/>
@@ -14817,7 +15628,7 @@
     <w:basedOn w:val="Normal"/>
     <w:next w:val="Normal"/>
     <w:unhideWhenUsed/>
-    <w:rsid w:val="5FA45784"/>
+    <w:rsid w:val="6EC364DC"/>
     <w:pPr>
       <w:spacing w:after="100"/>
     </w:pPr>
@@ -14828,7 +15639,7 @@
     <w:basedOn w:val="Normal"/>
     <w:next w:val="Normal"/>
     <w:unhideWhenUsed/>
-    <w:rsid w:val="5FA45784"/>
+    <w:rsid w:val="6EC364DC"/>
     <w:pPr>
       <w:spacing w:after="100"/>
       <w:ind w:left="220"/>

--- a/Relatorio_Mu_Torere.docx
+++ b/Relatorio_Mu_Torere.docx
@@ -68,7 +68,7 @@
       </w:pPr>
       <w:r>
         <w:drawing>
-          <wp:inline xmlns:wp14="http://schemas.microsoft.com/office/word/2010/wordprocessingDrawing" wp14:editId="5AA1153A" wp14:anchorId="051803B2">
+          <wp:inline xmlns:wp14="http://schemas.microsoft.com/office/word/2010/wordprocessingDrawing" wp14:editId="08CC1419" wp14:anchorId="051803B2">
             <wp:extent cx="5486400" cy="4629150"/>
             <wp:effectExtent l="0" t="0" r="0" b="0"/>
             <wp:docPr id="1580095076" name="drawing"/>
@@ -2492,16 +2492,6 @@
     </w:p>
     <w:p>
       <w:pPr>
-        <w:pStyle w:val="Normal"/>
-        <w:ind w:left="0"/>
-        <w:rPr>
-          <w:noProof w:val="0"/>
-          <w:lang w:val="pt-BR"/>
-        </w:rPr>
-      </w:pPr>
-    </w:p>
-    <w:p>
-      <w:pPr>
         <w:spacing w:before="240" w:beforeAutospacing="off" w:after="198" w:afterAutospacing="off" w:line="276" w:lineRule="auto"/>
         <w:jc w:val="left"/>
         <w:rPr>
@@ -2515,7 +2505,3310 @@
     </w:p>
     <w:p>
       <w:pPr>
+        <w:pStyle w:val="Heading1"/>
+      </w:pPr>
+      <w:r>
         <w:rPr>
+          <w:noProof w:val="0"/>
+          <w:lang w:val="pt-BR"/>
+        </w:rPr>
+        <w:t>6. Requisitos Funcionais (RF)</w:t>
+      </w:r>
+    </w:p>
+    <w:tbl>
+      <w:tblPr>
+        <w:tblStyle w:val="MediumGrid2-Accent6"/>
+        <w:bidiVisual w:val="0"/>
+        <w:tblW w:w="0" w:type="auto"/>
+        <w:tblLook w:val="06A0" w:firstRow="1" w:lastRow="0" w:firstColumn="1" w:lastColumn="0" w:noHBand="1" w:noVBand="1"/>
+      </w:tblPr>
+      <w:tblGrid>
+        <w:gridCol w:w="1020"/>
+        <w:gridCol w:w="2850"/>
+        <w:gridCol w:w="6155"/>
+      </w:tblGrid>
+      <w:tr>
+        <w:trPr>
+          <w:trHeight w:val="390"/>
+        </w:trPr>
+        <w:tc>
+          <w:tcPr>
+            <w:cnfStyle w:val="001000000100" w:firstRow="0" w:lastRow="0" w:firstColumn="1" w:lastColumn="0" w:oddVBand="0" w:evenVBand="0" w:oddHBand="0" w:evenHBand="0" w:firstRowFirstColumn="1" w:firstRowLastColumn="0" w:lastRowFirstColumn="0" w:lastRowLastColumn="0"/>
+            <w:tcW w:w="1020" w:type="dxa"/>
+            <w:tcBorders>
+              <w:top w:val="single" w:color="F79646" w:themeColor="accent6" w:sz="4"/>
+              <w:left w:val="single" w:color="F79646" w:themeColor="accent6" w:sz="4"/>
+              <w:bottom w:val="single" w:color="F79646" w:themeColor="accent6" w:sz="4"/>
+              <w:right w:val="single" w:color="F79646" w:themeColor="accent6" w:sz="4"/>
+            </w:tcBorders>
+            <w:tcMar/>
+          </w:tcPr>
+          <w:p>
+            <w:pPr>
+              <w:bidi w:val="0"/>
+              <w:spacing w:before="0" w:beforeAutospacing="off" w:after="0" w:afterAutospacing="off"/>
+              <w:jc w:val="center"/>
+            </w:pPr>
+            <w:r>
+              <w:rPr>
+                <w:b w:val="1"/>
+                <w:bCs w:val="1"/>
+              </w:rPr>
+              <w:t>ID</w:t>
+            </w:r>
+          </w:p>
+        </w:tc>
+        <w:tc>
+          <w:tcPr>
+            <w:cnfStyle w:val="000000000000" w:firstRow="0" w:lastRow="0" w:firstColumn="0" w:lastColumn="0" w:oddVBand="0" w:evenVBand="0" w:oddHBand="0" w:evenHBand="0" w:firstRowFirstColumn="0" w:firstRowLastColumn="0" w:lastRowFirstColumn="0" w:lastRowLastColumn="0"/>
+            <w:tcW w:w="2850" w:type="dxa"/>
+            <w:tcBorders>
+              <w:top w:val="single" w:color="F79646" w:themeColor="accent6" w:sz="4"/>
+              <w:left w:val="single" w:color="F79646" w:themeColor="accent6" w:sz="4"/>
+              <w:bottom w:val="single" w:color="F79646" w:themeColor="accent6" w:sz="4"/>
+              <w:right w:val="single" w:color="F79646" w:themeColor="accent6" w:sz="4"/>
+            </w:tcBorders>
+            <w:tcMar/>
+          </w:tcPr>
+          <w:p>
+            <w:pPr>
+              <w:bidi w:val="0"/>
+              <w:spacing w:before="0" w:beforeAutospacing="off" w:after="0" w:afterAutospacing="off"/>
+              <w:jc w:val="center"/>
+            </w:pPr>
+            <w:r>
+              <w:rPr>
+                <w:b w:val="1"/>
+                <w:bCs w:val="1"/>
+              </w:rPr>
+              <w:t>Requisito</w:t>
+            </w:r>
+          </w:p>
+        </w:tc>
+        <w:tc>
+          <w:tcPr>
+            <w:cnfStyle w:val="000000000000" w:firstRow="0" w:lastRow="0" w:firstColumn="0" w:lastColumn="0" w:oddVBand="0" w:evenVBand="0" w:oddHBand="0" w:evenHBand="0" w:firstRowFirstColumn="0" w:firstRowLastColumn="0" w:lastRowFirstColumn="0" w:lastRowLastColumn="0"/>
+            <w:tcW w:w="6155" w:type="dxa"/>
+            <w:tcBorders>
+              <w:top w:val="single" w:color="F79646" w:themeColor="accent6" w:sz="4"/>
+              <w:left w:val="single" w:color="F79646" w:themeColor="accent6" w:sz="4"/>
+              <w:bottom w:val="single" w:color="F79646" w:themeColor="accent6" w:sz="4"/>
+              <w:right w:val="single" w:color="F79646" w:themeColor="accent6" w:sz="4"/>
+            </w:tcBorders>
+            <w:tcMar/>
+          </w:tcPr>
+          <w:p>
+            <w:pPr>
+              <w:bidi w:val="0"/>
+              <w:spacing w:before="0" w:beforeAutospacing="off" w:after="0" w:afterAutospacing="off"/>
+              <w:jc w:val="center"/>
+            </w:pPr>
+            <w:r>
+              <w:rPr>
+                <w:b w:val="1"/>
+                <w:bCs w:val="1"/>
+              </w:rPr>
+              <w:t>Descrição</w:t>
+            </w:r>
+          </w:p>
+        </w:tc>
+      </w:tr>
+      <w:tr>
+        <w:trPr>
+          <w:trHeight w:val="300"/>
+        </w:trPr>
+        <w:tc>
+          <w:tcPr>
+            <w:cnfStyle w:val="001000000000" w:firstRow="0" w:lastRow="0" w:firstColumn="1" w:lastColumn="0" w:oddVBand="0" w:evenVBand="0" w:oddHBand="0" w:evenHBand="0" w:firstRowFirstColumn="0" w:firstRowLastColumn="0" w:lastRowFirstColumn="0" w:lastRowLastColumn="0"/>
+            <w:tcW w:w="1020" w:type="dxa"/>
+            <w:tcBorders>
+              <w:top w:val="single" w:color="F79646" w:themeColor="accent6" w:sz="4"/>
+              <w:left w:val="single" w:color="F79646" w:themeColor="accent6" w:sz="4"/>
+              <w:bottom w:val="single" w:color="F79646" w:themeColor="accent6" w:sz="4"/>
+              <w:right w:val="single" w:color="F79646" w:themeColor="accent6" w:sz="4"/>
+            </w:tcBorders>
+            <w:tcMar/>
+            <w:vAlign w:val="center"/>
+          </w:tcPr>
+          <w:p>
+            <w:pPr>
+              <w:bidi w:val="0"/>
+              <w:spacing w:before="0" w:beforeAutospacing="off" w:after="0" w:afterAutospacing="off"/>
+              <w:jc w:val="center"/>
+            </w:pPr>
+            <w:r>
+              <w:rPr/>
+              <w:t>RF01</w:t>
+            </w:r>
+          </w:p>
+        </w:tc>
+        <w:tc>
+          <w:tcPr>
+            <w:cnfStyle w:val="000000000000" w:firstRow="0" w:lastRow="0" w:firstColumn="0" w:lastColumn="0" w:oddVBand="0" w:evenVBand="0" w:oddHBand="0" w:evenHBand="0" w:firstRowFirstColumn="0" w:firstRowLastColumn="0" w:lastRowFirstColumn="0" w:lastRowLastColumn="0"/>
+            <w:tcW w:w="2850" w:type="dxa"/>
+            <w:tcBorders>
+              <w:top w:val="single" w:color="F79646" w:themeColor="accent6" w:sz="4"/>
+              <w:left w:val="single" w:color="F79646" w:themeColor="accent6" w:sz="4"/>
+              <w:bottom w:val="single" w:color="F79646" w:themeColor="accent6" w:sz="4"/>
+              <w:right w:val="single" w:color="F79646" w:themeColor="accent6" w:sz="4"/>
+            </w:tcBorders>
+            <w:tcMar/>
+            <w:vAlign w:val="center"/>
+          </w:tcPr>
+          <w:p>
+            <w:pPr>
+              <w:bidi w:val="0"/>
+              <w:spacing w:before="0" w:beforeAutospacing="off" w:after="0" w:afterAutospacing="off"/>
+              <w:jc w:val="center"/>
+            </w:pPr>
+            <w:r>
+              <w:rPr/>
+              <w:t>Iniciar</w:t>
+            </w:r>
+            <w:r>
+              <w:rPr/>
+              <w:t xml:space="preserve"> </w:t>
+            </w:r>
+            <w:r>
+              <w:rPr/>
+              <w:t>jogo</w:t>
+            </w:r>
+          </w:p>
+        </w:tc>
+        <w:tc>
+          <w:tcPr>
+            <w:cnfStyle w:val="000000000000" w:firstRow="0" w:lastRow="0" w:firstColumn="0" w:lastColumn="0" w:oddVBand="0" w:evenVBand="0" w:oddHBand="0" w:evenHBand="0" w:firstRowFirstColumn="0" w:firstRowLastColumn="0" w:lastRowFirstColumn="0" w:lastRowLastColumn="0"/>
+            <w:tcW w:w="6155" w:type="dxa"/>
+            <w:tcBorders>
+              <w:top w:val="single" w:color="F79646" w:themeColor="accent6" w:sz="4"/>
+              <w:left w:val="single" w:color="F79646" w:themeColor="accent6" w:sz="4"/>
+              <w:bottom w:val="single" w:color="F79646" w:themeColor="accent6" w:sz="4"/>
+              <w:right w:val="single" w:color="F79646" w:themeColor="accent6" w:sz="4"/>
+            </w:tcBorders>
+            <w:tcMar/>
+            <w:vAlign w:val="center"/>
+          </w:tcPr>
+          <w:p>
+            <w:pPr>
+              <w:bidi w:val="0"/>
+              <w:spacing w:before="0" w:beforeAutospacing="off" w:after="0" w:afterAutospacing="off"/>
+              <w:jc w:val="center"/>
+            </w:pPr>
+            <w:r>
+              <w:rPr/>
+              <w:t xml:space="preserve">O </w:t>
+            </w:r>
+            <w:r>
+              <w:rPr/>
+              <w:t>sistema</w:t>
+            </w:r>
+            <w:r>
+              <w:rPr/>
+              <w:t xml:space="preserve"> </w:t>
+            </w:r>
+            <w:r>
+              <w:rPr/>
+              <w:t>deve</w:t>
+            </w:r>
+            <w:r>
+              <w:rPr/>
+              <w:t xml:space="preserve"> </w:t>
+            </w:r>
+            <w:r>
+              <w:rPr/>
+              <w:t>permitir</w:t>
+            </w:r>
+            <w:r>
+              <w:rPr/>
+              <w:t xml:space="preserve"> </w:t>
+            </w:r>
+            <w:r>
+              <w:rPr/>
+              <w:t>iniciar</w:t>
+            </w:r>
+            <w:r>
+              <w:rPr/>
+              <w:t xml:space="preserve"> </w:t>
+            </w:r>
+            <w:r>
+              <w:rPr/>
+              <w:t>uma</w:t>
+            </w:r>
+            <w:r>
+              <w:rPr/>
+              <w:t xml:space="preserve"> nova </w:t>
+            </w:r>
+            <w:r>
+              <w:rPr/>
+              <w:t>partida</w:t>
+            </w:r>
+            <w:r>
+              <w:rPr/>
+              <w:t xml:space="preserve"> com as </w:t>
+            </w:r>
+            <w:r>
+              <w:rPr/>
+              <w:t>peças</w:t>
+            </w:r>
+            <w:r>
+              <w:rPr/>
+              <w:t xml:space="preserve"> </w:t>
+            </w:r>
+            <w:r>
+              <w:rPr/>
+              <w:t>nas</w:t>
+            </w:r>
+            <w:r>
+              <w:rPr/>
+              <w:t xml:space="preserve"> </w:t>
+            </w:r>
+            <w:r>
+              <w:rPr/>
+              <w:t>posições</w:t>
+            </w:r>
+            <w:r>
+              <w:rPr/>
+              <w:t xml:space="preserve"> </w:t>
+            </w:r>
+            <w:r>
+              <w:rPr/>
+              <w:t>iniciais</w:t>
+            </w:r>
+            <w:r>
+              <w:rPr/>
+              <w:t>.</w:t>
+            </w:r>
+          </w:p>
+        </w:tc>
+      </w:tr>
+      <w:tr>
+        <w:trPr>
+          <w:trHeight w:val="300"/>
+        </w:trPr>
+        <w:tc>
+          <w:tcPr>
+            <w:cnfStyle w:val="001000000000" w:firstRow="0" w:lastRow="0" w:firstColumn="1" w:lastColumn="0" w:oddVBand="0" w:evenVBand="0" w:oddHBand="0" w:evenHBand="0" w:firstRowFirstColumn="0" w:firstRowLastColumn="0" w:lastRowFirstColumn="0" w:lastRowLastColumn="0"/>
+            <w:tcW w:w="1020" w:type="dxa"/>
+            <w:tcBorders>
+              <w:top w:val="single" w:color="F79646" w:themeColor="accent6" w:sz="4"/>
+              <w:left w:val="single" w:color="F79646" w:themeColor="accent6" w:sz="4"/>
+              <w:bottom w:val="single" w:color="F79646" w:themeColor="accent6" w:sz="4"/>
+              <w:right w:val="single" w:color="F79646" w:themeColor="accent6" w:sz="4"/>
+            </w:tcBorders>
+            <w:tcMar/>
+            <w:vAlign w:val="center"/>
+          </w:tcPr>
+          <w:p>
+            <w:pPr>
+              <w:bidi w:val="0"/>
+              <w:spacing w:before="0" w:beforeAutospacing="off" w:after="0" w:afterAutospacing="off"/>
+              <w:jc w:val="center"/>
+            </w:pPr>
+            <w:r>
+              <w:rPr/>
+              <w:t>RF02</w:t>
+            </w:r>
+          </w:p>
+        </w:tc>
+        <w:tc>
+          <w:tcPr>
+            <w:cnfStyle w:val="000000000000" w:firstRow="0" w:lastRow="0" w:firstColumn="0" w:lastColumn="0" w:oddVBand="0" w:evenVBand="0" w:oddHBand="0" w:evenHBand="0" w:firstRowFirstColumn="0" w:firstRowLastColumn="0" w:lastRowFirstColumn="0" w:lastRowLastColumn="0"/>
+            <w:tcW w:w="2850" w:type="dxa"/>
+            <w:tcBorders>
+              <w:top w:val="single" w:color="F79646" w:themeColor="accent6" w:sz="4"/>
+              <w:left w:val="single" w:color="F79646" w:themeColor="accent6" w:sz="4"/>
+              <w:bottom w:val="single" w:color="F79646" w:themeColor="accent6" w:sz="4"/>
+              <w:right w:val="single" w:color="F79646" w:themeColor="accent6" w:sz="4"/>
+            </w:tcBorders>
+            <w:tcMar/>
+            <w:vAlign w:val="center"/>
+          </w:tcPr>
+          <w:p>
+            <w:pPr>
+              <w:bidi w:val="0"/>
+              <w:spacing w:before="0" w:beforeAutospacing="off" w:after="0" w:afterAutospacing="off"/>
+              <w:jc w:val="center"/>
+            </w:pPr>
+            <w:r>
+              <w:rPr/>
+              <w:t>Representar</w:t>
+            </w:r>
+            <w:r>
+              <w:rPr/>
+              <w:t xml:space="preserve"> </w:t>
+            </w:r>
+            <w:r>
+              <w:rPr/>
+              <w:t>tabuleiro</w:t>
+            </w:r>
+          </w:p>
+        </w:tc>
+        <w:tc>
+          <w:tcPr>
+            <w:cnfStyle w:val="000000000000" w:firstRow="0" w:lastRow="0" w:firstColumn="0" w:lastColumn="0" w:oddVBand="0" w:evenVBand="0" w:oddHBand="0" w:evenHBand="0" w:firstRowFirstColumn="0" w:firstRowLastColumn="0" w:lastRowFirstColumn="0" w:lastRowLastColumn="0"/>
+            <w:tcW w:w="6155" w:type="dxa"/>
+            <w:tcBorders>
+              <w:top w:val="single" w:color="F79646" w:themeColor="accent6" w:sz="4"/>
+              <w:left w:val="single" w:color="F79646" w:themeColor="accent6" w:sz="4"/>
+              <w:bottom w:val="single" w:color="F79646" w:themeColor="accent6" w:sz="4"/>
+              <w:right w:val="single" w:color="F79646" w:themeColor="accent6" w:sz="4"/>
+            </w:tcBorders>
+            <w:tcMar/>
+            <w:vAlign w:val="center"/>
+          </w:tcPr>
+          <w:p>
+            <w:pPr>
+              <w:bidi w:val="0"/>
+              <w:spacing w:before="0" w:beforeAutospacing="off" w:after="0" w:afterAutospacing="off"/>
+              <w:jc w:val="center"/>
+            </w:pPr>
+            <w:r>
+              <w:rPr/>
+              <w:t xml:space="preserve">O </w:t>
+            </w:r>
+            <w:r>
+              <w:rPr/>
+              <w:t>sistema</w:t>
+            </w:r>
+            <w:r>
+              <w:rPr/>
+              <w:t xml:space="preserve"> </w:t>
+            </w:r>
+            <w:r>
+              <w:rPr/>
+              <w:t>deve</w:t>
+            </w:r>
+            <w:r>
+              <w:rPr/>
+              <w:t xml:space="preserve"> </w:t>
+            </w:r>
+            <w:r>
+              <w:rPr/>
+              <w:t>representar</w:t>
+            </w:r>
+            <w:r>
+              <w:rPr/>
+              <w:t xml:space="preserve"> </w:t>
+            </w:r>
+            <w:r>
+              <w:rPr/>
+              <w:t>corretamente</w:t>
+            </w:r>
+            <w:r>
+              <w:rPr/>
+              <w:t xml:space="preserve"> o </w:t>
+            </w:r>
+            <w:r>
+              <w:rPr/>
+              <w:t>tabuleiro</w:t>
+            </w:r>
+            <w:r>
+              <w:rPr/>
+              <w:t xml:space="preserve"> com 9 </w:t>
+            </w:r>
+            <w:r>
+              <w:rPr/>
+              <w:t>posições</w:t>
+            </w:r>
+            <w:r>
+              <w:rPr/>
+              <w:t>.</w:t>
+            </w:r>
+          </w:p>
+        </w:tc>
+      </w:tr>
+      <w:tr>
+        <w:trPr>
+          <w:trHeight w:val="300"/>
+        </w:trPr>
+        <w:tc>
+          <w:tcPr>
+            <w:cnfStyle w:val="001000000000" w:firstRow="0" w:lastRow="0" w:firstColumn="1" w:lastColumn="0" w:oddVBand="0" w:evenVBand="0" w:oddHBand="0" w:evenHBand="0" w:firstRowFirstColumn="0" w:firstRowLastColumn="0" w:lastRowFirstColumn="0" w:lastRowLastColumn="0"/>
+            <w:tcW w:w="1020" w:type="dxa"/>
+            <w:tcBorders>
+              <w:top w:val="single" w:color="F79646" w:themeColor="accent6" w:sz="4"/>
+              <w:left w:val="single" w:color="F79646" w:themeColor="accent6" w:sz="4"/>
+              <w:bottom w:val="single" w:color="F79646" w:themeColor="accent6" w:sz="4"/>
+              <w:right w:val="single" w:color="F79646" w:themeColor="accent6" w:sz="4"/>
+            </w:tcBorders>
+            <w:tcMar/>
+            <w:vAlign w:val="center"/>
+          </w:tcPr>
+          <w:p>
+            <w:pPr>
+              <w:bidi w:val="0"/>
+              <w:spacing w:before="0" w:beforeAutospacing="off" w:after="0" w:afterAutospacing="off"/>
+              <w:jc w:val="center"/>
+            </w:pPr>
+            <w:r>
+              <w:rPr/>
+              <w:t>RF03</w:t>
+            </w:r>
+          </w:p>
+        </w:tc>
+        <w:tc>
+          <w:tcPr>
+            <w:cnfStyle w:val="000000000000" w:firstRow="0" w:lastRow="0" w:firstColumn="0" w:lastColumn="0" w:oddVBand="0" w:evenVBand="0" w:oddHBand="0" w:evenHBand="0" w:firstRowFirstColumn="0" w:firstRowLastColumn="0" w:lastRowFirstColumn="0" w:lastRowLastColumn="0"/>
+            <w:tcW w:w="2850" w:type="dxa"/>
+            <w:tcBorders>
+              <w:top w:val="single" w:color="F79646" w:themeColor="accent6" w:sz="4"/>
+              <w:left w:val="single" w:color="F79646" w:themeColor="accent6" w:sz="4"/>
+              <w:bottom w:val="single" w:color="F79646" w:themeColor="accent6" w:sz="4"/>
+              <w:right w:val="single" w:color="F79646" w:themeColor="accent6" w:sz="4"/>
+            </w:tcBorders>
+            <w:tcMar/>
+            <w:vAlign w:val="center"/>
+          </w:tcPr>
+          <w:p>
+            <w:pPr>
+              <w:bidi w:val="0"/>
+              <w:spacing w:before="0" w:beforeAutospacing="off" w:after="0" w:afterAutospacing="off"/>
+              <w:jc w:val="center"/>
+            </w:pPr>
+            <w:r>
+              <w:rPr/>
+              <w:t xml:space="preserve">Mover </w:t>
+            </w:r>
+            <w:r>
+              <w:rPr/>
+              <w:t>peça</w:t>
+            </w:r>
+          </w:p>
+        </w:tc>
+        <w:tc>
+          <w:tcPr>
+            <w:cnfStyle w:val="000000000000" w:firstRow="0" w:lastRow="0" w:firstColumn="0" w:lastColumn="0" w:oddVBand="0" w:evenVBand="0" w:oddHBand="0" w:evenHBand="0" w:firstRowFirstColumn="0" w:firstRowLastColumn="0" w:lastRowFirstColumn="0" w:lastRowLastColumn="0"/>
+            <w:tcW w:w="6155" w:type="dxa"/>
+            <w:tcBorders>
+              <w:top w:val="single" w:color="F79646" w:themeColor="accent6" w:sz="4"/>
+              <w:left w:val="single" w:color="F79646" w:themeColor="accent6" w:sz="4"/>
+              <w:bottom w:val="single" w:color="F79646" w:themeColor="accent6" w:sz="4"/>
+              <w:right w:val="single" w:color="F79646" w:themeColor="accent6" w:sz="4"/>
+            </w:tcBorders>
+            <w:tcMar/>
+            <w:vAlign w:val="center"/>
+          </w:tcPr>
+          <w:p>
+            <w:pPr>
+              <w:bidi w:val="0"/>
+              <w:spacing w:before="0" w:beforeAutospacing="off" w:after="0" w:afterAutospacing="off"/>
+              <w:jc w:val="center"/>
+            </w:pPr>
+            <w:r>
+              <w:rPr/>
+              <w:t xml:space="preserve">O </w:t>
+            </w:r>
+            <w:r>
+              <w:rPr/>
+              <w:t>sistema</w:t>
+            </w:r>
+            <w:r>
+              <w:rPr/>
+              <w:t xml:space="preserve"> </w:t>
+            </w:r>
+            <w:r>
+              <w:rPr/>
+              <w:t>deve</w:t>
+            </w:r>
+            <w:r>
+              <w:rPr/>
+              <w:t xml:space="preserve"> </w:t>
+            </w:r>
+            <w:r>
+              <w:rPr/>
+              <w:t>permitir</w:t>
+            </w:r>
+            <w:r>
+              <w:rPr/>
+              <w:t xml:space="preserve"> </w:t>
+            </w:r>
+            <w:r>
+              <w:rPr/>
+              <w:t>ao</w:t>
+            </w:r>
+            <w:r>
+              <w:rPr/>
+              <w:t xml:space="preserve"> </w:t>
+            </w:r>
+            <w:r>
+              <w:rPr/>
+              <w:t>jogador</w:t>
+            </w:r>
+            <w:r>
+              <w:rPr/>
+              <w:t xml:space="preserve"> </w:t>
+            </w:r>
+            <w:r>
+              <w:rPr/>
+              <w:t>ativo</w:t>
+            </w:r>
+            <w:r>
+              <w:rPr/>
+              <w:t xml:space="preserve"> mover </w:t>
+            </w:r>
+            <w:r>
+              <w:rPr/>
+              <w:t>uma</w:t>
+            </w:r>
+            <w:r>
+              <w:rPr/>
+              <w:t xml:space="preserve"> </w:t>
+            </w:r>
+            <w:r>
+              <w:rPr/>
+              <w:t>peça</w:t>
+            </w:r>
+            <w:r>
+              <w:rPr/>
+              <w:t xml:space="preserve"> </w:t>
+            </w:r>
+            <w:r>
+              <w:rPr/>
+              <w:t>válida</w:t>
+            </w:r>
+            <w:r>
+              <w:rPr/>
+              <w:t xml:space="preserve"> </w:t>
+            </w:r>
+            <w:r>
+              <w:rPr/>
+              <w:t>por</w:t>
+            </w:r>
+            <w:r>
+              <w:rPr/>
+              <w:t xml:space="preserve"> </w:t>
+            </w:r>
+            <w:r>
+              <w:rPr/>
+              <w:t>turno</w:t>
+            </w:r>
+            <w:r>
+              <w:rPr/>
+              <w:t>.</w:t>
+            </w:r>
+          </w:p>
+        </w:tc>
+      </w:tr>
+      <w:tr>
+        <w:trPr>
+          <w:trHeight w:val="300"/>
+        </w:trPr>
+        <w:tc>
+          <w:tcPr>
+            <w:cnfStyle w:val="001000000000" w:firstRow="0" w:lastRow="0" w:firstColumn="1" w:lastColumn="0" w:oddVBand="0" w:evenVBand="0" w:oddHBand="0" w:evenHBand="0" w:firstRowFirstColumn="0" w:firstRowLastColumn="0" w:lastRowFirstColumn="0" w:lastRowLastColumn="0"/>
+            <w:tcW w:w="1020" w:type="dxa"/>
+            <w:tcBorders>
+              <w:top w:val="single" w:color="F79646" w:themeColor="accent6" w:sz="4"/>
+              <w:left w:val="single" w:color="F79646" w:themeColor="accent6" w:sz="4"/>
+              <w:bottom w:val="single" w:color="F79646" w:themeColor="accent6" w:sz="4"/>
+              <w:right w:val="single" w:color="F79646" w:themeColor="accent6" w:sz="4"/>
+            </w:tcBorders>
+            <w:tcMar/>
+            <w:vAlign w:val="center"/>
+          </w:tcPr>
+          <w:p>
+            <w:pPr>
+              <w:bidi w:val="0"/>
+              <w:spacing w:before="0" w:beforeAutospacing="off" w:after="0" w:afterAutospacing="off"/>
+              <w:jc w:val="center"/>
+            </w:pPr>
+            <w:r>
+              <w:rPr/>
+              <w:t>RF04</w:t>
+            </w:r>
+          </w:p>
+        </w:tc>
+        <w:tc>
+          <w:tcPr>
+            <w:cnfStyle w:val="000000000000" w:firstRow="0" w:lastRow="0" w:firstColumn="0" w:lastColumn="0" w:oddVBand="0" w:evenVBand="0" w:oddHBand="0" w:evenHBand="0" w:firstRowFirstColumn="0" w:firstRowLastColumn="0" w:lastRowFirstColumn="0" w:lastRowLastColumn="0"/>
+            <w:tcW w:w="2850" w:type="dxa"/>
+            <w:tcBorders>
+              <w:top w:val="single" w:color="F79646" w:themeColor="accent6" w:sz="4"/>
+              <w:left w:val="single" w:color="F79646" w:themeColor="accent6" w:sz="4"/>
+              <w:bottom w:val="single" w:color="F79646" w:themeColor="accent6" w:sz="4"/>
+              <w:right w:val="single" w:color="F79646" w:themeColor="accent6" w:sz="4"/>
+            </w:tcBorders>
+            <w:tcMar/>
+            <w:vAlign w:val="center"/>
+          </w:tcPr>
+          <w:p>
+            <w:pPr>
+              <w:bidi w:val="0"/>
+              <w:spacing w:before="0" w:beforeAutospacing="off" w:after="0" w:afterAutospacing="off"/>
+              <w:jc w:val="center"/>
+            </w:pPr>
+            <w:r>
+              <w:rPr/>
+              <w:t xml:space="preserve">Validar </w:t>
+            </w:r>
+            <w:r>
+              <w:rPr/>
+              <w:t>movimento</w:t>
+            </w:r>
+          </w:p>
+        </w:tc>
+        <w:tc>
+          <w:tcPr>
+            <w:cnfStyle w:val="000000000000" w:firstRow="0" w:lastRow="0" w:firstColumn="0" w:lastColumn="0" w:oddVBand="0" w:evenVBand="0" w:oddHBand="0" w:evenHBand="0" w:firstRowFirstColumn="0" w:firstRowLastColumn="0" w:lastRowFirstColumn="0" w:lastRowLastColumn="0"/>
+            <w:tcW w:w="6155" w:type="dxa"/>
+            <w:tcBorders>
+              <w:top w:val="single" w:color="F79646" w:themeColor="accent6" w:sz="4"/>
+              <w:left w:val="single" w:color="F79646" w:themeColor="accent6" w:sz="4"/>
+              <w:bottom w:val="single" w:color="F79646" w:themeColor="accent6" w:sz="4"/>
+              <w:right w:val="single" w:color="F79646" w:themeColor="accent6" w:sz="4"/>
+            </w:tcBorders>
+            <w:tcMar/>
+            <w:vAlign w:val="center"/>
+          </w:tcPr>
+          <w:p>
+            <w:pPr>
+              <w:bidi w:val="0"/>
+              <w:spacing w:before="0" w:beforeAutospacing="off" w:after="0" w:afterAutospacing="off"/>
+              <w:jc w:val="center"/>
+            </w:pPr>
+            <w:r>
+              <w:rPr/>
+              <w:t xml:space="preserve">O </w:t>
+            </w:r>
+            <w:r>
+              <w:rPr/>
+              <w:t>sistema</w:t>
+            </w:r>
+            <w:r>
+              <w:rPr/>
+              <w:t xml:space="preserve"> </w:t>
+            </w:r>
+            <w:r>
+              <w:rPr/>
+              <w:t>deve</w:t>
+            </w:r>
+            <w:r>
+              <w:rPr/>
+              <w:t xml:space="preserve"> </w:t>
+            </w:r>
+            <w:r>
+              <w:rPr/>
+              <w:t>verificar</w:t>
+            </w:r>
+            <w:r>
+              <w:rPr/>
+              <w:t xml:space="preserve"> se um </w:t>
+            </w:r>
+            <w:r>
+              <w:rPr/>
+              <w:t>movimento</w:t>
+            </w:r>
+            <w:r>
+              <w:rPr/>
+              <w:t xml:space="preserve"> é </w:t>
+            </w:r>
+            <w:r>
+              <w:rPr/>
+              <w:t>válido</w:t>
+            </w:r>
+            <w:r>
+              <w:rPr/>
+              <w:t xml:space="preserve"> antes da </w:t>
+            </w:r>
+            <w:r>
+              <w:rPr/>
+              <w:t>sua</w:t>
+            </w:r>
+            <w:r>
+              <w:rPr/>
+              <w:t xml:space="preserve"> </w:t>
+            </w:r>
+            <w:r>
+              <w:rPr/>
+              <w:t>execução</w:t>
+            </w:r>
+            <w:r>
+              <w:rPr/>
+              <w:t>.</w:t>
+            </w:r>
+          </w:p>
+        </w:tc>
+      </w:tr>
+      <w:tr>
+        <w:trPr>
+          <w:trHeight w:val="300"/>
+        </w:trPr>
+        <w:tc>
+          <w:tcPr>
+            <w:cnfStyle w:val="001000000000" w:firstRow="0" w:lastRow="0" w:firstColumn="1" w:lastColumn="0" w:oddVBand="0" w:evenVBand="0" w:oddHBand="0" w:evenHBand="0" w:firstRowFirstColumn="0" w:firstRowLastColumn="0" w:lastRowFirstColumn="0" w:lastRowLastColumn="0"/>
+            <w:tcW w:w="1020" w:type="dxa"/>
+            <w:tcBorders>
+              <w:top w:val="single" w:color="F79646" w:themeColor="accent6" w:sz="4"/>
+              <w:left w:val="single" w:color="F79646" w:themeColor="accent6" w:sz="4"/>
+              <w:bottom w:val="single" w:color="F79646" w:themeColor="accent6" w:sz="4"/>
+              <w:right w:val="single" w:color="F79646" w:themeColor="accent6" w:sz="4"/>
+            </w:tcBorders>
+            <w:tcMar/>
+            <w:vAlign w:val="center"/>
+          </w:tcPr>
+          <w:p>
+            <w:pPr>
+              <w:bidi w:val="0"/>
+              <w:spacing w:before="0" w:beforeAutospacing="off" w:after="0" w:afterAutospacing="off"/>
+              <w:jc w:val="center"/>
+            </w:pPr>
+            <w:r>
+              <w:rPr/>
+              <w:t>RF05</w:t>
+            </w:r>
+          </w:p>
+        </w:tc>
+        <w:tc>
+          <w:tcPr>
+            <w:cnfStyle w:val="000000000000" w:firstRow="0" w:lastRow="0" w:firstColumn="0" w:lastColumn="0" w:oddVBand="0" w:evenVBand="0" w:oddHBand="0" w:evenHBand="0" w:firstRowFirstColumn="0" w:firstRowLastColumn="0" w:lastRowFirstColumn="0" w:lastRowLastColumn="0"/>
+            <w:tcW w:w="2850" w:type="dxa"/>
+            <w:tcBorders>
+              <w:top w:val="single" w:color="F79646" w:themeColor="accent6" w:sz="4"/>
+              <w:left w:val="single" w:color="F79646" w:themeColor="accent6" w:sz="4"/>
+              <w:bottom w:val="single" w:color="F79646" w:themeColor="accent6" w:sz="4"/>
+              <w:right w:val="single" w:color="F79646" w:themeColor="accent6" w:sz="4"/>
+            </w:tcBorders>
+            <w:tcMar/>
+            <w:vAlign w:val="center"/>
+          </w:tcPr>
+          <w:p>
+            <w:pPr>
+              <w:bidi w:val="0"/>
+              <w:spacing w:before="0" w:beforeAutospacing="off" w:after="0" w:afterAutospacing="off"/>
+              <w:jc w:val="center"/>
+            </w:pPr>
+            <w:r>
+              <w:rPr/>
+              <w:t>Impedir</w:t>
+            </w:r>
+            <w:r>
+              <w:rPr/>
+              <w:t xml:space="preserve"> </w:t>
+            </w:r>
+            <w:r>
+              <w:rPr/>
+              <w:t>movimentos</w:t>
+            </w:r>
+            <w:r>
+              <w:rPr/>
+              <w:t xml:space="preserve"> </w:t>
+            </w:r>
+            <w:r>
+              <w:rPr/>
+              <w:t>inválidos</w:t>
+            </w:r>
+          </w:p>
+        </w:tc>
+        <w:tc>
+          <w:tcPr>
+            <w:cnfStyle w:val="000000000000" w:firstRow="0" w:lastRow="0" w:firstColumn="0" w:lastColumn="0" w:oddVBand="0" w:evenVBand="0" w:oddHBand="0" w:evenHBand="0" w:firstRowFirstColumn="0" w:firstRowLastColumn="0" w:lastRowFirstColumn="0" w:lastRowLastColumn="0"/>
+            <w:tcW w:w="6155" w:type="dxa"/>
+            <w:tcBorders>
+              <w:top w:val="single" w:color="F79646" w:themeColor="accent6" w:sz="4"/>
+              <w:left w:val="single" w:color="F79646" w:themeColor="accent6" w:sz="4"/>
+              <w:bottom w:val="single" w:color="F79646" w:themeColor="accent6" w:sz="4"/>
+              <w:right w:val="single" w:color="F79646" w:themeColor="accent6" w:sz="4"/>
+            </w:tcBorders>
+            <w:tcMar/>
+            <w:vAlign w:val="center"/>
+          </w:tcPr>
+          <w:p>
+            <w:pPr>
+              <w:bidi w:val="0"/>
+              <w:spacing w:before="0" w:beforeAutospacing="off" w:after="0" w:afterAutospacing="off"/>
+              <w:jc w:val="center"/>
+            </w:pPr>
+            <w:r>
+              <w:rPr/>
+              <w:t xml:space="preserve">O </w:t>
+            </w:r>
+            <w:r>
+              <w:rPr/>
+              <w:t>sistema</w:t>
+            </w:r>
+            <w:r>
+              <w:rPr/>
+              <w:t xml:space="preserve"> </w:t>
+            </w:r>
+            <w:r>
+              <w:rPr/>
+              <w:t>deve</w:t>
+            </w:r>
+            <w:r>
+              <w:rPr/>
+              <w:t xml:space="preserve"> </w:t>
+            </w:r>
+            <w:r>
+              <w:rPr/>
+              <w:t>impedir</w:t>
+            </w:r>
+            <w:r>
+              <w:rPr/>
+              <w:t xml:space="preserve"> </w:t>
+            </w:r>
+            <w:r>
+              <w:rPr/>
+              <w:t>a</w:t>
+            </w:r>
+            <w:r>
+              <w:rPr/>
+              <w:t xml:space="preserve"> </w:t>
+            </w:r>
+            <w:r>
+              <w:rPr/>
+              <w:t>execução</w:t>
+            </w:r>
+            <w:r>
+              <w:rPr/>
+              <w:t xml:space="preserve"> de </w:t>
+            </w:r>
+            <w:r>
+              <w:rPr/>
+              <w:t>movimentos</w:t>
+            </w:r>
+            <w:r>
+              <w:rPr/>
+              <w:t xml:space="preserve"> </w:t>
+            </w:r>
+            <w:r>
+              <w:rPr/>
+              <w:t>que</w:t>
+            </w:r>
+            <w:r>
+              <w:rPr/>
+              <w:t xml:space="preserve"> </w:t>
+            </w:r>
+            <w:r>
+              <w:rPr/>
+              <w:t>violem</w:t>
+            </w:r>
+            <w:r>
+              <w:rPr/>
+              <w:t xml:space="preserve"> as </w:t>
+            </w:r>
+            <w:r>
+              <w:rPr/>
+              <w:t>regras</w:t>
+            </w:r>
+            <w:r>
+              <w:rPr/>
+              <w:t xml:space="preserve"> do </w:t>
+            </w:r>
+            <w:r>
+              <w:rPr/>
+              <w:t>jogo</w:t>
+            </w:r>
+            <w:r>
+              <w:rPr/>
+              <w:t>.</w:t>
+            </w:r>
+          </w:p>
+        </w:tc>
+      </w:tr>
+      <w:tr>
+        <w:trPr>
+          <w:trHeight w:val="300"/>
+        </w:trPr>
+        <w:tc>
+          <w:tcPr>
+            <w:cnfStyle w:val="001000000000" w:firstRow="0" w:lastRow="0" w:firstColumn="1" w:lastColumn="0" w:oddVBand="0" w:evenVBand="0" w:oddHBand="0" w:evenHBand="0" w:firstRowFirstColumn="0" w:firstRowLastColumn="0" w:lastRowFirstColumn="0" w:lastRowLastColumn="0"/>
+            <w:tcW w:w="1020" w:type="dxa"/>
+            <w:tcBorders>
+              <w:top w:val="single" w:color="F79646" w:themeColor="accent6" w:sz="4"/>
+              <w:left w:val="single" w:color="F79646" w:themeColor="accent6" w:sz="4"/>
+              <w:bottom w:val="single" w:color="F79646" w:themeColor="accent6" w:sz="4"/>
+              <w:right w:val="single" w:color="F79646" w:themeColor="accent6" w:sz="4"/>
+            </w:tcBorders>
+            <w:tcMar/>
+            <w:vAlign w:val="center"/>
+          </w:tcPr>
+          <w:p>
+            <w:pPr>
+              <w:bidi w:val="0"/>
+              <w:spacing w:before="0" w:beforeAutospacing="off" w:after="0" w:afterAutospacing="off"/>
+              <w:jc w:val="center"/>
+            </w:pPr>
+            <w:r>
+              <w:rPr/>
+              <w:t>RF06</w:t>
+            </w:r>
+          </w:p>
+        </w:tc>
+        <w:tc>
+          <w:tcPr>
+            <w:cnfStyle w:val="000000000000" w:firstRow="0" w:lastRow="0" w:firstColumn="0" w:lastColumn="0" w:oddVBand="0" w:evenVBand="0" w:oddHBand="0" w:evenHBand="0" w:firstRowFirstColumn="0" w:firstRowLastColumn="0" w:lastRowFirstColumn="0" w:lastRowLastColumn="0"/>
+            <w:tcW w:w="2850" w:type="dxa"/>
+            <w:tcBorders>
+              <w:top w:val="single" w:color="F79646" w:themeColor="accent6" w:sz="4"/>
+              <w:left w:val="single" w:color="F79646" w:themeColor="accent6" w:sz="4"/>
+              <w:bottom w:val="single" w:color="F79646" w:themeColor="accent6" w:sz="4"/>
+              <w:right w:val="single" w:color="F79646" w:themeColor="accent6" w:sz="4"/>
+            </w:tcBorders>
+            <w:tcMar/>
+            <w:vAlign w:val="center"/>
+          </w:tcPr>
+          <w:p>
+            <w:pPr>
+              <w:bidi w:val="0"/>
+              <w:spacing w:before="0" w:beforeAutospacing="off" w:after="0" w:afterAutospacing="off"/>
+              <w:jc w:val="center"/>
+            </w:pPr>
+            <w:r>
+              <w:rPr/>
+              <w:t>Alternar</w:t>
+            </w:r>
+            <w:r>
+              <w:rPr/>
+              <w:t xml:space="preserve"> </w:t>
+            </w:r>
+            <w:r>
+              <w:rPr/>
+              <w:t>turno</w:t>
+            </w:r>
+          </w:p>
+        </w:tc>
+        <w:tc>
+          <w:tcPr>
+            <w:cnfStyle w:val="000000000000" w:firstRow="0" w:lastRow="0" w:firstColumn="0" w:lastColumn="0" w:oddVBand="0" w:evenVBand="0" w:oddHBand="0" w:evenHBand="0" w:firstRowFirstColumn="0" w:firstRowLastColumn="0" w:lastRowFirstColumn="0" w:lastRowLastColumn="0"/>
+            <w:tcW w:w="6155" w:type="dxa"/>
+            <w:tcBorders>
+              <w:top w:val="single" w:color="F79646" w:themeColor="accent6" w:sz="4"/>
+              <w:left w:val="single" w:color="F79646" w:themeColor="accent6" w:sz="4"/>
+              <w:bottom w:val="single" w:color="F79646" w:themeColor="accent6" w:sz="4"/>
+              <w:right w:val="single" w:color="F79646" w:themeColor="accent6" w:sz="4"/>
+            </w:tcBorders>
+            <w:tcMar/>
+            <w:vAlign w:val="center"/>
+          </w:tcPr>
+          <w:p>
+            <w:pPr>
+              <w:bidi w:val="0"/>
+              <w:spacing w:before="0" w:beforeAutospacing="off" w:after="0" w:afterAutospacing="off"/>
+              <w:jc w:val="center"/>
+            </w:pPr>
+            <w:r>
+              <w:rPr/>
+              <w:t xml:space="preserve">O </w:t>
+            </w:r>
+            <w:r>
+              <w:rPr/>
+              <w:t>sistema</w:t>
+            </w:r>
+            <w:r>
+              <w:rPr/>
+              <w:t xml:space="preserve"> </w:t>
+            </w:r>
+            <w:r>
+              <w:rPr/>
+              <w:t>deve</w:t>
+            </w:r>
+            <w:r>
+              <w:rPr/>
+              <w:t xml:space="preserve"> </w:t>
+            </w:r>
+            <w:r>
+              <w:rPr/>
+              <w:t>alternar</w:t>
+            </w:r>
+            <w:r>
+              <w:rPr/>
+              <w:t xml:space="preserve"> </w:t>
+            </w:r>
+            <w:r>
+              <w:rPr/>
+              <w:t>automaticamente</w:t>
+            </w:r>
+            <w:r>
+              <w:rPr/>
+              <w:t xml:space="preserve"> o </w:t>
+            </w:r>
+            <w:r>
+              <w:rPr/>
+              <w:t>turno</w:t>
+            </w:r>
+            <w:r>
+              <w:rPr/>
+              <w:t xml:space="preserve"> entre </w:t>
+            </w:r>
+            <w:r>
+              <w:rPr/>
+              <w:t>jogadores</w:t>
+            </w:r>
+            <w:r>
+              <w:rPr/>
+              <w:t>.</w:t>
+            </w:r>
+          </w:p>
+        </w:tc>
+      </w:tr>
+      <w:tr>
+        <w:trPr>
+          <w:trHeight w:val="300"/>
+        </w:trPr>
+        <w:tc>
+          <w:tcPr>
+            <w:cnfStyle w:val="001000000000" w:firstRow="0" w:lastRow="0" w:firstColumn="1" w:lastColumn="0" w:oddVBand="0" w:evenVBand="0" w:oddHBand="0" w:evenHBand="0" w:firstRowFirstColumn="0" w:firstRowLastColumn="0" w:lastRowFirstColumn="0" w:lastRowLastColumn="0"/>
+            <w:tcW w:w="1020" w:type="dxa"/>
+            <w:tcBorders>
+              <w:top w:val="single" w:color="F79646" w:themeColor="accent6" w:sz="4"/>
+              <w:left w:val="single" w:color="F79646" w:themeColor="accent6" w:sz="4"/>
+              <w:bottom w:val="single" w:color="F79646" w:themeColor="accent6" w:sz="4"/>
+              <w:right w:val="single" w:color="F79646" w:themeColor="accent6" w:sz="4"/>
+            </w:tcBorders>
+            <w:tcMar/>
+            <w:vAlign w:val="center"/>
+          </w:tcPr>
+          <w:p>
+            <w:pPr>
+              <w:bidi w:val="0"/>
+              <w:spacing w:before="0" w:beforeAutospacing="off" w:after="0" w:afterAutospacing="off"/>
+              <w:jc w:val="center"/>
+            </w:pPr>
+            <w:r>
+              <w:rPr/>
+              <w:t>RF07</w:t>
+            </w:r>
+          </w:p>
+        </w:tc>
+        <w:tc>
+          <w:tcPr>
+            <w:cnfStyle w:val="000000000000" w:firstRow="0" w:lastRow="0" w:firstColumn="0" w:lastColumn="0" w:oddVBand="0" w:evenVBand="0" w:oddHBand="0" w:evenHBand="0" w:firstRowFirstColumn="0" w:firstRowLastColumn="0" w:lastRowFirstColumn="0" w:lastRowLastColumn="0"/>
+            <w:tcW w:w="2850" w:type="dxa"/>
+            <w:tcBorders>
+              <w:top w:val="single" w:color="F79646" w:themeColor="accent6" w:sz="4"/>
+              <w:left w:val="single" w:color="F79646" w:themeColor="accent6" w:sz="4"/>
+              <w:bottom w:val="single" w:color="F79646" w:themeColor="accent6" w:sz="4"/>
+              <w:right w:val="single" w:color="F79646" w:themeColor="accent6" w:sz="4"/>
+            </w:tcBorders>
+            <w:tcMar/>
+            <w:vAlign w:val="center"/>
+          </w:tcPr>
+          <w:p>
+            <w:pPr>
+              <w:bidi w:val="0"/>
+              <w:spacing w:before="0" w:beforeAutospacing="off" w:after="0" w:afterAutospacing="off"/>
+              <w:jc w:val="center"/>
+            </w:pPr>
+            <w:r>
+              <w:rPr/>
+              <w:t>Verificar</w:t>
+            </w:r>
+            <w:r>
+              <w:rPr/>
+              <w:t xml:space="preserve"> </w:t>
+            </w:r>
+            <w:r>
+              <w:rPr/>
+              <w:t>condição</w:t>
+            </w:r>
+            <w:r>
+              <w:rPr/>
+              <w:t xml:space="preserve"> de </w:t>
+            </w:r>
+            <w:r>
+              <w:rPr/>
+              <w:t>vitória</w:t>
+            </w:r>
+          </w:p>
+        </w:tc>
+        <w:tc>
+          <w:tcPr>
+            <w:cnfStyle w:val="000000000000" w:firstRow="0" w:lastRow="0" w:firstColumn="0" w:lastColumn="0" w:oddVBand="0" w:evenVBand="0" w:oddHBand="0" w:evenHBand="0" w:firstRowFirstColumn="0" w:firstRowLastColumn="0" w:lastRowFirstColumn="0" w:lastRowLastColumn="0"/>
+            <w:tcW w:w="6155" w:type="dxa"/>
+            <w:tcBorders>
+              <w:top w:val="single" w:color="F79646" w:themeColor="accent6" w:sz="4"/>
+              <w:left w:val="single" w:color="F79646" w:themeColor="accent6" w:sz="4"/>
+              <w:bottom w:val="single" w:color="F79646" w:themeColor="accent6" w:sz="4"/>
+              <w:right w:val="single" w:color="F79646" w:themeColor="accent6" w:sz="4"/>
+            </w:tcBorders>
+            <w:tcMar/>
+            <w:vAlign w:val="center"/>
+          </w:tcPr>
+          <w:p>
+            <w:pPr>
+              <w:bidi w:val="0"/>
+              <w:spacing w:before="0" w:beforeAutospacing="off" w:after="0" w:afterAutospacing="off"/>
+              <w:jc w:val="center"/>
+            </w:pPr>
+            <w:r>
+              <w:rPr/>
+              <w:t xml:space="preserve">O </w:t>
+            </w:r>
+            <w:r>
+              <w:rPr/>
+              <w:t>sistema</w:t>
+            </w:r>
+            <w:r>
+              <w:rPr/>
+              <w:t xml:space="preserve"> </w:t>
+            </w:r>
+            <w:r>
+              <w:rPr/>
+              <w:t>deve</w:t>
+            </w:r>
+            <w:r>
+              <w:rPr/>
+              <w:t xml:space="preserve"> </w:t>
+            </w:r>
+            <w:r>
+              <w:rPr/>
+              <w:t>detetar</w:t>
+            </w:r>
+            <w:r>
+              <w:rPr/>
+              <w:t xml:space="preserve"> </w:t>
+            </w:r>
+            <w:r>
+              <w:rPr/>
+              <w:t>quando</w:t>
+            </w:r>
+            <w:r>
+              <w:rPr/>
+              <w:t xml:space="preserve"> um </w:t>
+            </w:r>
+            <w:r>
+              <w:rPr/>
+              <w:t>jogador</w:t>
+            </w:r>
+            <w:r>
+              <w:rPr/>
+              <w:t xml:space="preserve"> </w:t>
+            </w:r>
+            <w:r>
+              <w:rPr/>
+              <w:t>não</w:t>
+            </w:r>
+            <w:r>
+              <w:rPr/>
+              <w:t xml:space="preserve"> </w:t>
+            </w:r>
+            <w:r>
+              <w:rPr/>
+              <w:t>possui</w:t>
+            </w:r>
+            <w:r>
+              <w:rPr/>
+              <w:t xml:space="preserve"> </w:t>
+            </w:r>
+            <w:r>
+              <w:rPr/>
+              <w:t>movimentos</w:t>
+            </w:r>
+            <w:r>
+              <w:rPr/>
+              <w:t xml:space="preserve"> </w:t>
+            </w:r>
+            <w:r>
+              <w:rPr/>
+              <w:t>válidos</w:t>
+            </w:r>
+            <w:r>
+              <w:rPr/>
+              <w:t>.</w:t>
+            </w:r>
+          </w:p>
+        </w:tc>
+      </w:tr>
+      <w:tr>
+        <w:trPr>
+          <w:trHeight w:val="300"/>
+        </w:trPr>
+        <w:tc>
+          <w:tcPr>
+            <w:cnfStyle w:val="001000000000" w:firstRow="0" w:lastRow="0" w:firstColumn="1" w:lastColumn="0" w:oddVBand="0" w:evenVBand="0" w:oddHBand="0" w:evenHBand="0" w:firstRowFirstColumn="0" w:firstRowLastColumn="0" w:lastRowFirstColumn="0" w:lastRowLastColumn="0"/>
+            <w:tcW w:w="1020" w:type="dxa"/>
+            <w:tcBorders>
+              <w:top w:val="single" w:color="F79646" w:themeColor="accent6" w:sz="4"/>
+              <w:left w:val="single" w:color="F79646" w:themeColor="accent6" w:sz="4"/>
+              <w:bottom w:val="single" w:color="F79646" w:themeColor="accent6" w:sz="4"/>
+              <w:right w:val="single" w:color="F79646" w:themeColor="accent6" w:sz="4"/>
+            </w:tcBorders>
+            <w:tcMar/>
+            <w:vAlign w:val="center"/>
+          </w:tcPr>
+          <w:p>
+            <w:pPr>
+              <w:bidi w:val="0"/>
+              <w:spacing w:before="0" w:beforeAutospacing="off" w:after="0" w:afterAutospacing="off"/>
+              <w:jc w:val="center"/>
+            </w:pPr>
+            <w:r>
+              <w:rPr/>
+              <w:t>RF08</w:t>
+            </w:r>
+          </w:p>
+        </w:tc>
+        <w:tc>
+          <w:tcPr>
+            <w:cnfStyle w:val="000000000000" w:firstRow="0" w:lastRow="0" w:firstColumn="0" w:lastColumn="0" w:oddVBand="0" w:evenVBand="0" w:oddHBand="0" w:evenHBand="0" w:firstRowFirstColumn="0" w:firstRowLastColumn="0" w:lastRowFirstColumn="0" w:lastRowLastColumn="0"/>
+            <w:tcW w:w="2850" w:type="dxa"/>
+            <w:tcBorders>
+              <w:top w:val="single" w:color="F79646" w:themeColor="accent6" w:sz="4"/>
+              <w:left w:val="single" w:color="F79646" w:themeColor="accent6" w:sz="4"/>
+              <w:bottom w:val="single" w:color="F79646" w:themeColor="accent6" w:sz="4"/>
+              <w:right w:val="single" w:color="F79646" w:themeColor="accent6" w:sz="4"/>
+            </w:tcBorders>
+            <w:tcMar/>
+            <w:vAlign w:val="center"/>
+          </w:tcPr>
+          <w:p>
+            <w:pPr>
+              <w:bidi w:val="0"/>
+              <w:spacing w:before="0" w:beforeAutospacing="off" w:after="0" w:afterAutospacing="off"/>
+              <w:jc w:val="center"/>
+            </w:pPr>
+            <w:r>
+              <w:rPr/>
+              <w:t>Declarar</w:t>
+            </w:r>
+            <w:r>
+              <w:rPr/>
+              <w:t xml:space="preserve"> </w:t>
+            </w:r>
+            <w:r>
+              <w:rPr/>
+              <w:t>vencedor</w:t>
+            </w:r>
+          </w:p>
+        </w:tc>
+        <w:tc>
+          <w:tcPr>
+            <w:cnfStyle w:val="000000000000" w:firstRow="0" w:lastRow="0" w:firstColumn="0" w:lastColumn="0" w:oddVBand="0" w:evenVBand="0" w:oddHBand="0" w:evenHBand="0" w:firstRowFirstColumn="0" w:firstRowLastColumn="0" w:lastRowFirstColumn="0" w:lastRowLastColumn="0"/>
+            <w:tcW w:w="6155" w:type="dxa"/>
+            <w:tcBorders>
+              <w:top w:val="single" w:color="F79646" w:themeColor="accent6" w:sz="4"/>
+              <w:left w:val="single" w:color="F79646" w:themeColor="accent6" w:sz="4"/>
+              <w:bottom w:val="single" w:color="F79646" w:themeColor="accent6" w:sz="4"/>
+              <w:right w:val="single" w:color="F79646" w:themeColor="accent6" w:sz="4"/>
+            </w:tcBorders>
+            <w:tcMar/>
+            <w:vAlign w:val="center"/>
+          </w:tcPr>
+          <w:p>
+            <w:pPr>
+              <w:bidi w:val="0"/>
+              <w:spacing w:before="0" w:beforeAutospacing="off" w:after="0" w:afterAutospacing="off"/>
+              <w:jc w:val="center"/>
+            </w:pPr>
+            <w:r>
+              <w:rPr/>
+              <w:t xml:space="preserve">O </w:t>
+            </w:r>
+            <w:r>
+              <w:rPr/>
+              <w:t>sistema</w:t>
+            </w:r>
+            <w:r>
+              <w:rPr/>
+              <w:t xml:space="preserve"> </w:t>
+            </w:r>
+            <w:r>
+              <w:rPr/>
+              <w:t>deve</w:t>
+            </w:r>
+            <w:r>
+              <w:rPr/>
+              <w:t xml:space="preserve"> </w:t>
+            </w:r>
+            <w:r>
+              <w:rPr/>
+              <w:t>declarar</w:t>
+            </w:r>
+            <w:r>
+              <w:rPr/>
+              <w:t xml:space="preserve"> o </w:t>
+            </w:r>
+            <w:r>
+              <w:rPr/>
+              <w:t>vencedor</w:t>
+            </w:r>
+            <w:r>
+              <w:rPr/>
+              <w:t xml:space="preserve"> </w:t>
+            </w:r>
+            <w:r>
+              <w:rPr/>
+              <w:t>quando</w:t>
+            </w:r>
+            <w:r>
+              <w:rPr/>
+              <w:t xml:space="preserve"> o </w:t>
+            </w:r>
+            <w:r>
+              <w:rPr/>
+              <w:t>adversário</w:t>
+            </w:r>
+            <w:r>
+              <w:rPr/>
+              <w:t xml:space="preserve"> </w:t>
+            </w:r>
+            <w:r>
+              <w:rPr/>
+              <w:t>fica</w:t>
+            </w:r>
+            <w:r>
+              <w:rPr/>
+              <w:t xml:space="preserve"> </w:t>
+            </w:r>
+            <w:r>
+              <w:rPr/>
+              <w:t>bloqueado</w:t>
+            </w:r>
+            <w:r>
+              <w:rPr/>
+              <w:t>.</w:t>
+            </w:r>
+          </w:p>
+        </w:tc>
+      </w:tr>
+      <w:tr>
+        <w:trPr>
+          <w:trHeight w:val="300"/>
+        </w:trPr>
+        <w:tc>
+          <w:tcPr>
+            <w:cnfStyle w:val="001000000000" w:firstRow="0" w:lastRow="0" w:firstColumn="1" w:lastColumn="0" w:oddVBand="0" w:evenVBand="0" w:oddHBand="0" w:evenHBand="0" w:firstRowFirstColumn="0" w:firstRowLastColumn="0" w:lastRowFirstColumn="0" w:lastRowLastColumn="0"/>
+            <w:tcW w:w="1020" w:type="dxa"/>
+            <w:tcBorders>
+              <w:top w:val="single" w:color="F79646" w:themeColor="accent6" w:sz="4"/>
+              <w:left w:val="single" w:color="F79646" w:themeColor="accent6" w:sz="4"/>
+              <w:bottom w:val="single" w:color="F79646" w:themeColor="accent6" w:sz="4"/>
+              <w:right w:val="single" w:color="F79646" w:themeColor="accent6" w:sz="4"/>
+            </w:tcBorders>
+            <w:tcMar/>
+            <w:vAlign w:val="center"/>
+          </w:tcPr>
+          <w:p>
+            <w:pPr>
+              <w:bidi w:val="0"/>
+              <w:spacing w:before="0" w:beforeAutospacing="off" w:after="0" w:afterAutospacing="off"/>
+              <w:jc w:val="center"/>
+            </w:pPr>
+            <w:r>
+              <w:rPr/>
+              <w:t>RF09</w:t>
+            </w:r>
+          </w:p>
+        </w:tc>
+        <w:tc>
+          <w:tcPr>
+            <w:cnfStyle w:val="000000000000" w:firstRow="0" w:lastRow="0" w:firstColumn="0" w:lastColumn="0" w:oddVBand="0" w:evenVBand="0" w:oddHBand="0" w:evenHBand="0" w:firstRowFirstColumn="0" w:firstRowLastColumn="0" w:lastRowFirstColumn="0" w:lastRowLastColumn="0"/>
+            <w:tcW w:w="2850" w:type="dxa"/>
+            <w:tcBorders>
+              <w:top w:val="single" w:color="F79646" w:themeColor="accent6" w:sz="4"/>
+              <w:left w:val="single" w:color="F79646" w:themeColor="accent6" w:sz="4"/>
+              <w:bottom w:val="single" w:color="F79646" w:themeColor="accent6" w:sz="4"/>
+              <w:right w:val="single" w:color="F79646" w:themeColor="accent6" w:sz="4"/>
+            </w:tcBorders>
+            <w:tcMar/>
+            <w:vAlign w:val="center"/>
+          </w:tcPr>
+          <w:p>
+            <w:pPr>
+              <w:bidi w:val="0"/>
+              <w:spacing w:before="0" w:beforeAutospacing="off" w:after="0" w:afterAutospacing="off"/>
+              <w:jc w:val="center"/>
+            </w:pPr>
+            <w:r>
+              <w:rPr/>
+              <w:t xml:space="preserve">Interface </w:t>
+            </w:r>
+            <w:r>
+              <w:rPr/>
+              <w:t>gráfica</w:t>
+            </w:r>
+            <w:r>
+              <w:rPr/>
+              <w:t xml:space="preserve"> (GUI)</w:t>
+            </w:r>
+          </w:p>
+        </w:tc>
+        <w:tc>
+          <w:tcPr>
+            <w:cnfStyle w:val="000000000000" w:firstRow="0" w:lastRow="0" w:firstColumn="0" w:lastColumn="0" w:oddVBand="0" w:evenVBand="0" w:oddHBand="0" w:evenHBand="0" w:firstRowFirstColumn="0" w:firstRowLastColumn="0" w:lastRowFirstColumn="0" w:lastRowLastColumn="0"/>
+            <w:tcW w:w="6155" w:type="dxa"/>
+            <w:tcBorders>
+              <w:top w:val="single" w:color="F79646" w:themeColor="accent6" w:sz="4"/>
+              <w:left w:val="single" w:color="F79646" w:themeColor="accent6" w:sz="4"/>
+              <w:bottom w:val="single" w:color="F79646" w:themeColor="accent6" w:sz="4"/>
+              <w:right w:val="single" w:color="F79646" w:themeColor="accent6" w:sz="4"/>
+            </w:tcBorders>
+            <w:tcMar/>
+            <w:vAlign w:val="center"/>
+          </w:tcPr>
+          <w:p>
+            <w:pPr>
+              <w:bidi w:val="0"/>
+              <w:spacing w:before="0" w:beforeAutospacing="off" w:after="0" w:afterAutospacing="off"/>
+              <w:jc w:val="center"/>
+            </w:pPr>
+            <w:r>
+              <w:rPr/>
+              <w:t xml:space="preserve">O </w:t>
+            </w:r>
+            <w:r>
+              <w:rPr/>
+              <w:t>sistema</w:t>
+            </w:r>
+            <w:r>
+              <w:rPr/>
+              <w:t xml:space="preserve"> </w:t>
+            </w:r>
+            <w:r>
+              <w:rPr/>
+              <w:t>deve</w:t>
+            </w:r>
+            <w:r>
+              <w:rPr/>
+              <w:t xml:space="preserve"> </w:t>
+            </w:r>
+            <w:r>
+              <w:rPr/>
+              <w:t>apresentar</w:t>
+            </w:r>
+            <w:r>
+              <w:rPr/>
+              <w:t xml:space="preserve"> </w:t>
+            </w:r>
+            <w:r>
+              <w:rPr/>
+              <w:t>uma</w:t>
+            </w:r>
+            <w:r>
+              <w:rPr/>
+              <w:t xml:space="preserve"> interface </w:t>
+            </w:r>
+            <w:r>
+              <w:rPr/>
+              <w:t>gráfica</w:t>
+            </w:r>
+            <w:r>
+              <w:rPr/>
+              <w:t xml:space="preserve"> </w:t>
+            </w:r>
+            <w:r>
+              <w:rPr/>
+              <w:t>interativa</w:t>
+            </w:r>
+            <w:r>
+              <w:rPr/>
+              <w:t xml:space="preserve"> com </w:t>
+            </w:r>
+            <w:r>
+              <w:rPr/>
+              <w:t>representação</w:t>
+            </w:r>
+            <w:r>
+              <w:rPr/>
+              <w:t xml:space="preserve"> do </w:t>
+            </w:r>
+            <w:r>
+              <w:rPr/>
+              <w:t>tabuleiro</w:t>
+            </w:r>
+            <w:r>
+              <w:rPr/>
+              <w:t>.</w:t>
+            </w:r>
+          </w:p>
+        </w:tc>
+      </w:tr>
+      <w:tr>
+        <w:trPr>
+          <w:trHeight w:val="300"/>
+        </w:trPr>
+        <w:tc>
+          <w:tcPr>
+            <w:cnfStyle w:val="001000000000" w:firstRow="0" w:lastRow="0" w:firstColumn="1" w:lastColumn="0" w:oddVBand="0" w:evenVBand="0" w:oddHBand="0" w:evenHBand="0" w:firstRowFirstColumn="0" w:firstRowLastColumn="0" w:lastRowFirstColumn="0" w:lastRowLastColumn="0"/>
+            <w:tcW w:w="1020" w:type="dxa"/>
+            <w:tcBorders>
+              <w:top w:val="single" w:color="F79646" w:themeColor="accent6" w:sz="4"/>
+              <w:left w:val="single" w:color="F79646" w:themeColor="accent6" w:sz="4"/>
+              <w:bottom w:val="single" w:color="F79646" w:themeColor="accent6" w:sz="4"/>
+              <w:right w:val="single" w:color="F79646" w:themeColor="accent6" w:sz="4"/>
+            </w:tcBorders>
+            <w:tcMar/>
+            <w:vAlign w:val="center"/>
+          </w:tcPr>
+          <w:p>
+            <w:pPr>
+              <w:bidi w:val="0"/>
+              <w:spacing w:before="0" w:beforeAutospacing="off" w:after="0" w:afterAutospacing="off"/>
+              <w:jc w:val="center"/>
+            </w:pPr>
+            <w:r>
+              <w:rPr/>
+              <w:t>RF10</w:t>
+            </w:r>
+          </w:p>
+        </w:tc>
+        <w:tc>
+          <w:tcPr>
+            <w:cnfStyle w:val="000000000000" w:firstRow="0" w:lastRow="0" w:firstColumn="0" w:lastColumn="0" w:oddVBand="0" w:evenVBand="0" w:oddHBand="0" w:evenHBand="0" w:firstRowFirstColumn="0" w:firstRowLastColumn="0" w:lastRowFirstColumn="0" w:lastRowLastColumn="0"/>
+            <w:tcW w:w="2850" w:type="dxa"/>
+            <w:tcBorders>
+              <w:top w:val="single" w:color="F79646" w:themeColor="accent6" w:sz="4"/>
+              <w:left w:val="single" w:color="F79646" w:themeColor="accent6" w:sz="4"/>
+              <w:bottom w:val="single" w:color="F79646" w:themeColor="accent6" w:sz="4"/>
+              <w:right w:val="single" w:color="F79646" w:themeColor="accent6" w:sz="4"/>
+            </w:tcBorders>
+            <w:tcMar/>
+            <w:vAlign w:val="center"/>
+          </w:tcPr>
+          <w:p>
+            <w:pPr>
+              <w:bidi w:val="0"/>
+              <w:spacing w:before="0" w:beforeAutospacing="off" w:after="0" w:afterAutospacing="off"/>
+              <w:jc w:val="center"/>
+            </w:pPr>
+            <w:r>
+              <w:rPr/>
+              <w:t>Animação</w:t>
+            </w:r>
+            <w:r>
+              <w:rPr/>
+              <w:t xml:space="preserve"> </w:t>
+            </w:r>
+            <w:r>
+              <w:rPr/>
+              <w:t>gráfica</w:t>
+            </w:r>
+          </w:p>
+        </w:tc>
+        <w:tc>
+          <w:tcPr>
+            <w:cnfStyle w:val="000000000000" w:firstRow="0" w:lastRow="0" w:firstColumn="0" w:lastColumn="0" w:oddVBand="0" w:evenVBand="0" w:oddHBand="0" w:evenHBand="0" w:firstRowFirstColumn="0" w:firstRowLastColumn="0" w:lastRowFirstColumn="0" w:lastRowLastColumn="0"/>
+            <w:tcW w:w="6155" w:type="dxa"/>
+            <w:tcBorders>
+              <w:top w:val="single" w:color="F79646" w:themeColor="accent6" w:sz="4"/>
+              <w:left w:val="single" w:color="F79646" w:themeColor="accent6" w:sz="4"/>
+              <w:bottom w:val="single" w:color="F79646" w:themeColor="accent6" w:sz="4"/>
+              <w:right w:val="single" w:color="F79646" w:themeColor="accent6" w:sz="4"/>
+            </w:tcBorders>
+            <w:tcMar/>
+            <w:vAlign w:val="center"/>
+          </w:tcPr>
+          <w:p>
+            <w:pPr>
+              <w:bidi w:val="0"/>
+              <w:spacing w:before="0" w:beforeAutospacing="off" w:after="0" w:afterAutospacing="off"/>
+              <w:jc w:val="center"/>
+            </w:pPr>
+            <w:r>
+              <w:rPr/>
+              <w:t xml:space="preserve">O </w:t>
+            </w:r>
+            <w:r>
+              <w:rPr/>
+              <w:t>sistema</w:t>
+            </w:r>
+            <w:r>
+              <w:rPr/>
+              <w:t xml:space="preserve"> </w:t>
+            </w:r>
+            <w:r>
+              <w:rPr/>
+              <w:t>deve</w:t>
+            </w:r>
+            <w:r>
+              <w:rPr/>
+              <w:t xml:space="preserve"> </w:t>
+            </w:r>
+            <w:r>
+              <w:rPr/>
+              <w:t>apresentar</w:t>
+            </w:r>
+            <w:r>
+              <w:rPr/>
+              <w:t xml:space="preserve"> </w:t>
+            </w:r>
+            <w:r>
+              <w:rPr/>
+              <w:t>animações</w:t>
+            </w:r>
+            <w:r>
+              <w:rPr/>
+              <w:t xml:space="preserve"> dos </w:t>
+            </w:r>
+            <w:r>
+              <w:rPr/>
+              <w:t>movimentos</w:t>
+            </w:r>
+            <w:r>
+              <w:rPr/>
+              <w:t xml:space="preserve"> das </w:t>
+            </w:r>
+            <w:r>
+              <w:rPr/>
+              <w:t>peças</w:t>
+            </w:r>
+            <w:r>
+              <w:rPr/>
+              <w:t>.</w:t>
+            </w:r>
+          </w:p>
+        </w:tc>
+      </w:tr>
+      <w:tr>
+        <w:trPr>
+          <w:trHeight w:val="300"/>
+        </w:trPr>
+        <w:tc>
+          <w:tcPr>
+            <w:cnfStyle w:val="001000000000" w:firstRow="0" w:lastRow="0" w:firstColumn="1" w:lastColumn="0" w:oddVBand="0" w:evenVBand="0" w:oddHBand="0" w:evenHBand="0" w:firstRowFirstColumn="0" w:firstRowLastColumn="0" w:lastRowFirstColumn="0" w:lastRowLastColumn="0"/>
+            <w:tcW w:w="1020" w:type="dxa"/>
+            <w:tcBorders>
+              <w:top w:val="single" w:color="F79646" w:themeColor="accent6" w:sz="4"/>
+              <w:left w:val="single" w:color="F79646" w:themeColor="accent6" w:sz="4"/>
+              <w:bottom w:val="single" w:color="F79646" w:themeColor="accent6" w:sz="4"/>
+              <w:right w:val="single" w:color="F79646" w:themeColor="accent6" w:sz="4"/>
+            </w:tcBorders>
+            <w:tcMar/>
+            <w:vAlign w:val="center"/>
+          </w:tcPr>
+          <w:p>
+            <w:pPr>
+              <w:bidi w:val="0"/>
+              <w:spacing w:before="0" w:beforeAutospacing="off" w:after="0" w:afterAutospacing="off"/>
+              <w:jc w:val="center"/>
+            </w:pPr>
+            <w:r>
+              <w:rPr/>
+              <w:t>RF11</w:t>
+            </w:r>
+          </w:p>
+        </w:tc>
+        <w:tc>
+          <w:tcPr>
+            <w:cnfStyle w:val="000000000000" w:firstRow="0" w:lastRow="0" w:firstColumn="0" w:lastColumn="0" w:oddVBand="0" w:evenVBand="0" w:oddHBand="0" w:evenHBand="0" w:firstRowFirstColumn="0" w:firstRowLastColumn="0" w:lastRowFirstColumn="0" w:lastRowLastColumn="0"/>
+            <w:tcW w:w="2850" w:type="dxa"/>
+            <w:tcBorders>
+              <w:top w:val="single" w:color="F79646" w:themeColor="accent6" w:sz="4"/>
+              <w:left w:val="single" w:color="F79646" w:themeColor="accent6" w:sz="4"/>
+              <w:bottom w:val="single" w:color="F79646" w:themeColor="accent6" w:sz="4"/>
+              <w:right w:val="single" w:color="F79646" w:themeColor="accent6" w:sz="4"/>
+            </w:tcBorders>
+            <w:tcMar/>
+            <w:vAlign w:val="center"/>
+          </w:tcPr>
+          <w:p>
+            <w:pPr>
+              <w:bidi w:val="0"/>
+              <w:spacing w:before="0" w:beforeAutospacing="off" w:after="0" w:afterAutospacing="off"/>
+              <w:jc w:val="center"/>
+            </w:pPr>
+            <w:r>
+              <w:rPr/>
+              <w:t xml:space="preserve">Jogo </w:t>
+            </w:r>
+            <w:r>
+              <w:rPr/>
+              <w:t>em</w:t>
+            </w:r>
+            <w:r>
+              <w:rPr/>
+              <w:t xml:space="preserve"> rede (LAN)</w:t>
+            </w:r>
+          </w:p>
+        </w:tc>
+        <w:tc>
+          <w:tcPr>
+            <w:cnfStyle w:val="000000000000" w:firstRow="0" w:lastRow="0" w:firstColumn="0" w:lastColumn="0" w:oddVBand="0" w:evenVBand="0" w:oddHBand="0" w:evenHBand="0" w:firstRowFirstColumn="0" w:firstRowLastColumn="0" w:lastRowFirstColumn="0" w:lastRowLastColumn="0"/>
+            <w:tcW w:w="6155" w:type="dxa"/>
+            <w:tcBorders>
+              <w:top w:val="single" w:color="F79646" w:themeColor="accent6" w:sz="4"/>
+              <w:left w:val="single" w:color="F79646" w:themeColor="accent6" w:sz="4"/>
+              <w:bottom w:val="single" w:color="F79646" w:themeColor="accent6" w:sz="4"/>
+              <w:right w:val="single" w:color="F79646" w:themeColor="accent6" w:sz="4"/>
+            </w:tcBorders>
+            <w:tcMar/>
+            <w:vAlign w:val="center"/>
+          </w:tcPr>
+          <w:p>
+            <w:pPr>
+              <w:bidi w:val="0"/>
+              <w:spacing w:before="0" w:beforeAutospacing="off" w:after="0" w:afterAutospacing="off"/>
+              <w:jc w:val="center"/>
+            </w:pPr>
+            <w:r>
+              <w:rPr/>
+              <w:t xml:space="preserve">O </w:t>
+            </w:r>
+            <w:r>
+              <w:rPr/>
+              <w:t>sistema</w:t>
+            </w:r>
+            <w:r>
+              <w:rPr/>
+              <w:t xml:space="preserve"> </w:t>
+            </w:r>
+            <w:r>
+              <w:rPr/>
+              <w:t>deve</w:t>
+            </w:r>
+            <w:r>
+              <w:rPr/>
+              <w:t xml:space="preserve"> </w:t>
+            </w:r>
+            <w:r>
+              <w:rPr/>
+              <w:t>permitir</w:t>
+            </w:r>
+            <w:r>
+              <w:rPr/>
+              <w:t xml:space="preserve"> </w:t>
+            </w:r>
+            <w:r>
+              <w:rPr/>
+              <w:t>a</w:t>
+            </w:r>
+            <w:r>
+              <w:rPr/>
+              <w:t xml:space="preserve"> </w:t>
+            </w:r>
+            <w:r>
+              <w:rPr/>
+              <w:t>interação</w:t>
+            </w:r>
+            <w:r>
+              <w:rPr/>
+              <w:t xml:space="preserve"> entre </w:t>
+            </w:r>
+            <w:r>
+              <w:rPr/>
+              <w:t>dois</w:t>
+            </w:r>
+            <w:r>
+              <w:rPr/>
+              <w:t xml:space="preserve"> </w:t>
+            </w:r>
+            <w:r>
+              <w:rPr/>
+              <w:t>jogadores</w:t>
+            </w:r>
+            <w:r>
+              <w:rPr/>
+              <w:t xml:space="preserve"> </w:t>
+            </w:r>
+            <w:r>
+              <w:rPr/>
+              <w:t>através</w:t>
+            </w:r>
+            <w:r>
+              <w:rPr/>
+              <w:t xml:space="preserve"> de rede local.</w:t>
+            </w:r>
+          </w:p>
+        </w:tc>
+      </w:tr>
+      <w:tr>
+        <w:trPr>
+          <w:trHeight w:val="300"/>
+        </w:trPr>
+        <w:tc>
+          <w:tcPr>
+            <w:cnfStyle w:val="001000000000" w:firstRow="0" w:lastRow="0" w:firstColumn="1" w:lastColumn="0" w:oddVBand="0" w:evenVBand="0" w:oddHBand="0" w:evenHBand="0" w:firstRowFirstColumn="0" w:firstRowLastColumn="0" w:lastRowFirstColumn="0" w:lastRowLastColumn="0"/>
+            <w:tcW w:w="1020" w:type="dxa"/>
+            <w:tcBorders>
+              <w:top w:val="single" w:color="F79646" w:themeColor="accent6" w:sz="4"/>
+              <w:left w:val="single" w:color="F79646" w:themeColor="accent6" w:sz="4"/>
+              <w:bottom w:val="single" w:color="F79646" w:themeColor="accent6" w:sz="4"/>
+              <w:right w:val="single" w:color="F79646" w:themeColor="accent6" w:sz="4"/>
+            </w:tcBorders>
+            <w:tcMar/>
+            <w:vAlign w:val="center"/>
+          </w:tcPr>
+          <w:p>
+            <w:pPr>
+              <w:bidi w:val="0"/>
+              <w:spacing w:before="0" w:beforeAutospacing="off" w:after="0" w:afterAutospacing="off"/>
+              <w:jc w:val="center"/>
+            </w:pPr>
+            <w:r>
+              <w:rPr/>
+              <w:t>RF12</w:t>
+            </w:r>
+          </w:p>
+        </w:tc>
+        <w:tc>
+          <w:tcPr>
+            <w:cnfStyle w:val="000000000000" w:firstRow="0" w:lastRow="0" w:firstColumn="0" w:lastColumn="0" w:oddVBand="0" w:evenVBand="0" w:oddHBand="0" w:evenHBand="0" w:firstRowFirstColumn="0" w:firstRowLastColumn="0" w:lastRowFirstColumn="0" w:lastRowLastColumn="0"/>
+            <w:tcW w:w="2850" w:type="dxa"/>
+            <w:tcBorders>
+              <w:top w:val="single" w:color="F79646" w:themeColor="accent6" w:sz="4"/>
+              <w:left w:val="single" w:color="F79646" w:themeColor="accent6" w:sz="4"/>
+              <w:bottom w:val="single" w:color="F79646" w:themeColor="accent6" w:sz="4"/>
+              <w:right w:val="single" w:color="F79646" w:themeColor="accent6" w:sz="4"/>
+            </w:tcBorders>
+            <w:tcMar/>
+            <w:vAlign w:val="center"/>
+          </w:tcPr>
+          <w:p>
+            <w:pPr>
+              <w:bidi w:val="0"/>
+              <w:spacing w:before="0" w:beforeAutospacing="off" w:after="0" w:afterAutospacing="off"/>
+              <w:jc w:val="center"/>
+            </w:pPr>
+            <w:r>
+              <w:rPr/>
+              <w:t>Enviar</w:t>
+            </w:r>
+            <w:r>
+              <w:rPr/>
+              <w:t xml:space="preserve"> </w:t>
+            </w:r>
+            <w:r>
+              <w:rPr/>
+              <w:t>jogadas</w:t>
+            </w:r>
+          </w:p>
+        </w:tc>
+        <w:tc>
+          <w:tcPr>
+            <w:cnfStyle w:val="000000000000" w:firstRow="0" w:lastRow="0" w:firstColumn="0" w:lastColumn="0" w:oddVBand="0" w:evenVBand="0" w:oddHBand="0" w:evenHBand="0" w:firstRowFirstColumn="0" w:firstRowLastColumn="0" w:lastRowFirstColumn="0" w:lastRowLastColumn="0"/>
+            <w:tcW w:w="6155" w:type="dxa"/>
+            <w:tcBorders>
+              <w:top w:val="single" w:color="F79646" w:themeColor="accent6" w:sz="4"/>
+              <w:left w:val="single" w:color="F79646" w:themeColor="accent6" w:sz="4"/>
+              <w:bottom w:val="single" w:color="F79646" w:themeColor="accent6" w:sz="4"/>
+              <w:right w:val="single" w:color="F79646" w:themeColor="accent6" w:sz="4"/>
+            </w:tcBorders>
+            <w:tcMar/>
+            <w:vAlign w:val="center"/>
+          </w:tcPr>
+          <w:p>
+            <w:pPr>
+              <w:bidi w:val="0"/>
+              <w:spacing w:before="0" w:beforeAutospacing="off" w:after="0" w:afterAutospacing="off"/>
+              <w:jc w:val="center"/>
+            </w:pPr>
+            <w:r>
+              <w:rPr/>
+              <w:t xml:space="preserve">O </w:t>
+            </w:r>
+            <w:r>
+              <w:rPr/>
+              <w:t>sistema</w:t>
+            </w:r>
+            <w:r>
+              <w:rPr/>
+              <w:t xml:space="preserve"> </w:t>
+            </w:r>
+            <w:r>
+              <w:rPr/>
+              <w:t>deve</w:t>
+            </w:r>
+            <w:r>
+              <w:rPr/>
+              <w:t xml:space="preserve"> </w:t>
+            </w:r>
+            <w:r>
+              <w:rPr/>
+              <w:t>enviar</w:t>
+            </w:r>
+            <w:r>
+              <w:rPr/>
+              <w:t xml:space="preserve"> as </w:t>
+            </w:r>
+            <w:r>
+              <w:rPr/>
+              <w:t>jogadas</w:t>
+            </w:r>
+            <w:r>
+              <w:rPr/>
+              <w:t xml:space="preserve"> </w:t>
+            </w:r>
+            <w:r>
+              <w:rPr/>
+              <w:t>realizadas</w:t>
+            </w:r>
+            <w:r>
+              <w:rPr/>
+              <w:t xml:space="preserve"> para o </w:t>
+            </w:r>
+            <w:r>
+              <w:rPr/>
+              <w:t>adversário</w:t>
+            </w:r>
+            <w:r>
+              <w:rPr/>
+              <w:t xml:space="preserve"> </w:t>
+            </w:r>
+            <w:r>
+              <w:rPr/>
+              <w:t>remoto</w:t>
+            </w:r>
+            <w:r>
+              <w:rPr/>
+              <w:t>.</w:t>
+            </w:r>
+          </w:p>
+        </w:tc>
+      </w:tr>
+      <w:tr>
+        <w:trPr>
+          <w:trHeight w:val="300"/>
+        </w:trPr>
+        <w:tc>
+          <w:tcPr>
+            <w:cnfStyle w:val="001000000000" w:firstRow="0" w:lastRow="0" w:firstColumn="1" w:lastColumn="0" w:oddVBand="0" w:evenVBand="0" w:oddHBand="0" w:evenHBand="0" w:firstRowFirstColumn="0" w:firstRowLastColumn="0" w:lastRowFirstColumn="0" w:lastRowLastColumn="0"/>
+            <w:tcW w:w="1020" w:type="dxa"/>
+            <w:tcBorders>
+              <w:top w:val="single" w:color="F79646" w:themeColor="accent6" w:sz="4"/>
+              <w:left w:val="single" w:color="F79646" w:themeColor="accent6" w:sz="4"/>
+              <w:bottom w:val="single" w:color="F79646" w:themeColor="accent6" w:sz="4"/>
+              <w:right w:val="single" w:color="F79646" w:themeColor="accent6" w:sz="4"/>
+            </w:tcBorders>
+            <w:tcMar/>
+            <w:vAlign w:val="center"/>
+          </w:tcPr>
+          <w:p>
+            <w:pPr>
+              <w:bidi w:val="0"/>
+              <w:spacing w:before="0" w:beforeAutospacing="off" w:after="0" w:afterAutospacing="off"/>
+              <w:jc w:val="center"/>
+            </w:pPr>
+            <w:r>
+              <w:rPr/>
+              <w:t>RF13</w:t>
+            </w:r>
+          </w:p>
+        </w:tc>
+        <w:tc>
+          <w:tcPr>
+            <w:cnfStyle w:val="000000000000" w:firstRow="0" w:lastRow="0" w:firstColumn="0" w:lastColumn="0" w:oddVBand="0" w:evenVBand="0" w:oddHBand="0" w:evenHBand="0" w:firstRowFirstColumn="0" w:firstRowLastColumn="0" w:lastRowFirstColumn="0" w:lastRowLastColumn="0"/>
+            <w:tcW w:w="2850" w:type="dxa"/>
+            <w:tcBorders>
+              <w:top w:val="single" w:color="F79646" w:themeColor="accent6" w:sz="4"/>
+              <w:left w:val="single" w:color="F79646" w:themeColor="accent6" w:sz="4"/>
+              <w:bottom w:val="single" w:color="F79646" w:themeColor="accent6" w:sz="4"/>
+              <w:right w:val="single" w:color="F79646" w:themeColor="accent6" w:sz="4"/>
+            </w:tcBorders>
+            <w:tcMar/>
+            <w:vAlign w:val="center"/>
+          </w:tcPr>
+          <w:p>
+            <w:pPr>
+              <w:bidi w:val="0"/>
+              <w:spacing w:before="0" w:beforeAutospacing="off" w:after="0" w:afterAutospacing="off"/>
+              <w:jc w:val="center"/>
+            </w:pPr>
+            <w:r>
+              <w:rPr/>
+              <w:t>Receber</w:t>
+            </w:r>
+            <w:r>
+              <w:rPr/>
+              <w:t xml:space="preserve"> </w:t>
+            </w:r>
+            <w:r>
+              <w:rPr/>
+              <w:t>jogadas</w:t>
+            </w:r>
+          </w:p>
+        </w:tc>
+        <w:tc>
+          <w:tcPr>
+            <w:cnfStyle w:val="000000000000" w:firstRow="0" w:lastRow="0" w:firstColumn="0" w:lastColumn="0" w:oddVBand="0" w:evenVBand="0" w:oddHBand="0" w:evenHBand="0" w:firstRowFirstColumn="0" w:firstRowLastColumn="0" w:lastRowFirstColumn="0" w:lastRowLastColumn="0"/>
+            <w:tcW w:w="6155" w:type="dxa"/>
+            <w:tcBorders>
+              <w:top w:val="single" w:color="F79646" w:themeColor="accent6" w:sz="4"/>
+              <w:left w:val="single" w:color="F79646" w:themeColor="accent6" w:sz="4"/>
+              <w:bottom w:val="single" w:color="F79646" w:themeColor="accent6" w:sz="4"/>
+              <w:right w:val="single" w:color="F79646" w:themeColor="accent6" w:sz="4"/>
+            </w:tcBorders>
+            <w:tcMar/>
+            <w:vAlign w:val="center"/>
+          </w:tcPr>
+          <w:p>
+            <w:pPr>
+              <w:bidi w:val="0"/>
+              <w:spacing w:before="0" w:beforeAutospacing="off" w:after="0" w:afterAutospacing="off"/>
+              <w:jc w:val="center"/>
+            </w:pPr>
+            <w:r>
+              <w:rPr/>
+              <w:t xml:space="preserve">O </w:t>
+            </w:r>
+            <w:r>
+              <w:rPr/>
+              <w:t>sistema</w:t>
+            </w:r>
+            <w:r>
+              <w:rPr/>
+              <w:t xml:space="preserve"> </w:t>
+            </w:r>
+            <w:r>
+              <w:rPr/>
+              <w:t>deve</w:t>
+            </w:r>
+            <w:r>
+              <w:rPr/>
+              <w:t xml:space="preserve"> </w:t>
+            </w:r>
+            <w:r>
+              <w:rPr/>
+              <w:t>receber</w:t>
+            </w:r>
+            <w:r>
+              <w:rPr/>
+              <w:t xml:space="preserve"> e </w:t>
+            </w:r>
+            <w:r>
+              <w:rPr/>
+              <w:t>aplicar</w:t>
+            </w:r>
+            <w:r>
+              <w:rPr/>
+              <w:t xml:space="preserve"> </w:t>
+            </w:r>
+            <w:r>
+              <w:rPr/>
+              <w:t>jogadas</w:t>
+            </w:r>
+            <w:r>
+              <w:rPr/>
+              <w:t xml:space="preserve"> do </w:t>
+            </w:r>
+            <w:r>
+              <w:rPr/>
+              <w:t>adversário</w:t>
+            </w:r>
+            <w:r>
+              <w:rPr/>
+              <w:t xml:space="preserve"> </w:t>
+            </w:r>
+            <w:r>
+              <w:rPr/>
+              <w:t>remoto</w:t>
+            </w:r>
+            <w:r>
+              <w:rPr/>
+              <w:t>.</w:t>
+            </w:r>
+          </w:p>
+        </w:tc>
+      </w:tr>
+      <w:tr>
+        <w:trPr>
+          <w:trHeight w:val="300"/>
+        </w:trPr>
+        <w:tc>
+          <w:tcPr>
+            <w:cnfStyle w:val="001000000000" w:firstRow="0" w:lastRow="0" w:firstColumn="1" w:lastColumn="0" w:oddVBand="0" w:evenVBand="0" w:oddHBand="0" w:evenHBand="0" w:firstRowFirstColumn="0" w:firstRowLastColumn="0" w:lastRowFirstColumn="0" w:lastRowLastColumn="0"/>
+            <w:tcW w:w="1020" w:type="dxa"/>
+            <w:tcBorders>
+              <w:top w:val="single" w:color="F79646" w:themeColor="accent6" w:sz="4"/>
+              <w:left w:val="single" w:color="F79646" w:themeColor="accent6" w:sz="4"/>
+              <w:bottom w:val="single" w:color="F79646" w:themeColor="accent6" w:sz="4"/>
+              <w:right w:val="single" w:color="F79646" w:themeColor="accent6" w:sz="4"/>
+            </w:tcBorders>
+            <w:tcMar/>
+            <w:vAlign w:val="center"/>
+          </w:tcPr>
+          <w:p>
+            <w:pPr>
+              <w:bidi w:val="0"/>
+              <w:spacing w:before="0" w:beforeAutospacing="off" w:after="0" w:afterAutospacing="off"/>
+              <w:jc w:val="center"/>
+            </w:pPr>
+            <w:r>
+              <w:rPr/>
+              <w:t>RF14</w:t>
+            </w:r>
+          </w:p>
+        </w:tc>
+        <w:tc>
+          <w:tcPr>
+            <w:cnfStyle w:val="000000000000" w:firstRow="0" w:lastRow="0" w:firstColumn="0" w:lastColumn="0" w:oddVBand="0" w:evenVBand="0" w:oddHBand="0" w:evenHBand="0" w:firstRowFirstColumn="0" w:firstRowLastColumn="0" w:lastRowFirstColumn="0" w:lastRowLastColumn="0"/>
+            <w:tcW w:w="2850" w:type="dxa"/>
+            <w:tcBorders>
+              <w:top w:val="single" w:color="F79646" w:themeColor="accent6" w:sz="4"/>
+              <w:left w:val="single" w:color="F79646" w:themeColor="accent6" w:sz="4"/>
+              <w:bottom w:val="single" w:color="F79646" w:themeColor="accent6" w:sz="4"/>
+              <w:right w:val="single" w:color="F79646" w:themeColor="accent6" w:sz="4"/>
+            </w:tcBorders>
+            <w:tcMar/>
+            <w:vAlign w:val="center"/>
+          </w:tcPr>
+          <w:p>
+            <w:pPr>
+              <w:bidi w:val="0"/>
+              <w:spacing w:before="0" w:beforeAutospacing="off" w:after="0" w:afterAutospacing="off"/>
+              <w:jc w:val="center"/>
+            </w:pPr>
+            <w:r>
+              <w:rPr/>
+              <w:t>Gravar</w:t>
+            </w:r>
+            <w:r>
+              <w:rPr/>
+              <w:t xml:space="preserve"> </w:t>
+            </w:r>
+            <w:r>
+              <w:rPr/>
+              <w:t>jogo</w:t>
+            </w:r>
+          </w:p>
+        </w:tc>
+        <w:tc>
+          <w:tcPr>
+            <w:cnfStyle w:val="000000000000" w:firstRow="0" w:lastRow="0" w:firstColumn="0" w:lastColumn="0" w:oddVBand="0" w:evenVBand="0" w:oddHBand="0" w:evenHBand="0" w:firstRowFirstColumn="0" w:firstRowLastColumn="0" w:lastRowFirstColumn="0" w:lastRowLastColumn="0"/>
+            <w:tcW w:w="6155" w:type="dxa"/>
+            <w:tcBorders>
+              <w:top w:val="single" w:color="F79646" w:themeColor="accent6" w:sz="4"/>
+              <w:left w:val="single" w:color="F79646" w:themeColor="accent6" w:sz="4"/>
+              <w:bottom w:val="single" w:color="F79646" w:themeColor="accent6" w:sz="4"/>
+              <w:right w:val="single" w:color="F79646" w:themeColor="accent6" w:sz="4"/>
+            </w:tcBorders>
+            <w:tcMar/>
+            <w:vAlign w:val="center"/>
+          </w:tcPr>
+          <w:p>
+            <w:pPr>
+              <w:bidi w:val="0"/>
+              <w:spacing w:before="0" w:beforeAutospacing="off" w:after="0" w:afterAutospacing="off"/>
+              <w:jc w:val="center"/>
+            </w:pPr>
+            <w:r>
+              <w:rPr/>
+              <w:t xml:space="preserve">O </w:t>
+            </w:r>
+            <w:r>
+              <w:rPr/>
+              <w:t>sistema</w:t>
+            </w:r>
+            <w:r>
+              <w:rPr/>
+              <w:t xml:space="preserve"> </w:t>
+            </w:r>
+            <w:r>
+              <w:rPr/>
+              <w:t>deve</w:t>
+            </w:r>
+            <w:r>
+              <w:rPr/>
+              <w:t xml:space="preserve"> </w:t>
+            </w:r>
+            <w:r>
+              <w:rPr/>
+              <w:t>permitir</w:t>
+            </w:r>
+            <w:r>
+              <w:rPr/>
+              <w:t xml:space="preserve"> </w:t>
+            </w:r>
+            <w:r>
+              <w:rPr/>
+              <w:t>guardar</w:t>
+            </w:r>
+            <w:r>
+              <w:rPr/>
+              <w:t xml:space="preserve"> o </w:t>
+            </w:r>
+            <w:r>
+              <w:rPr/>
+              <w:t>estado</w:t>
+            </w:r>
+            <w:r>
+              <w:rPr/>
+              <w:t xml:space="preserve"> </w:t>
+            </w:r>
+            <w:r>
+              <w:rPr/>
+              <w:t>atual</w:t>
+            </w:r>
+            <w:r>
+              <w:rPr/>
+              <w:t xml:space="preserve"> da </w:t>
+            </w:r>
+            <w:r>
+              <w:rPr/>
+              <w:t>partida</w:t>
+            </w:r>
+            <w:r>
+              <w:rPr/>
+              <w:t xml:space="preserve"> num </w:t>
+            </w:r>
+            <w:r>
+              <w:rPr/>
+              <w:t>ficheiro</w:t>
+            </w:r>
+            <w:r>
+              <w:rPr/>
+              <w:t>.</w:t>
+            </w:r>
+          </w:p>
+        </w:tc>
+      </w:tr>
+      <w:tr>
+        <w:trPr>
+          <w:trHeight w:val="300"/>
+        </w:trPr>
+        <w:tc>
+          <w:tcPr>
+            <w:cnfStyle w:val="001000000000" w:firstRow="0" w:lastRow="0" w:firstColumn="1" w:lastColumn="0" w:oddVBand="0" w:evenVBand="0" w:oddHBand="0" w:evenHBand="0" w:firstRowFirstColumn="0" w:firstRowLastColumn="0" w:lastRowFirstColumn="0" w:lastRowLastColumn="0"/>
+            <w:tcW w:w="1020" w:type="dxa"/>
+            <w:tcBorders>
+              <w:top w:val="single" w:color="F79646" w:themeColor="accent6" w:sz="4"/>
+              <w:left w:val="single" w:color="F79646" w:themeColor="accent6" w:sz="4"/>
+              <w:bottom w:val="single" w:color="F79646" w:themeColor="accent6" w:sz="4"/>
+              <w:right w:val="single" w:color="F79646" w:themeColor="accent6" w:sz="4"/>
+            </w:tcBorders>
+            <w:tcMar/>
+            <w:vAlign w:val="center"/>
+          </w:tcPr>
+          <w:p>
+            <w:pPr>
+              <w:bidi w:val="0"/>
+              <w:spacing w:before="0" w:beforeAutospacing="off" w:after="0" w:afterAutospacing="off"/>
+              <w:jc w:val="center"/>
+            </w:pPr>
+            <w:r>
+              <w:rPr/>
+              <w:t>RF15</w:t>
+            </w:r>
+          </w:p>
+        </w:tc>
+        <w:tc>
+          <w:tcPr>
+            <w:cnfStyle w:val="000000000000" w:firstRow="0" w:lastRow="0" w:firstColumn="0" w:lastColumn="0" w:oddVBand="0" w:evenVBand="0" w:oddHBand="0" w:evenHBand="0" w:firstRowFirstColumn="0" w:firstRowLastColumn="0" w:lastRowFirstColumn="0" w:lastRowLastColumn="0"/>
+            <w:tcW w:w="2850" w:type="dxa"/>
+            <w:tcBorders>
+              <w:top w:val="single" w:color="F79646" w:themeColor="accent6" w:sz="4"/>
+              <w:left w:val="single" w:color="F79646" w:themeColor="accent6" w:sz="4"/>
+              <w:bottom w:val="single" w:color="F79646" w:themeColor="accent6" w:sz="4"/>
+              <w:right w:val="single" w:color="F79646" w:themeColor="accent6" w:sz="4"/>
+            </w:tcBorders>
+            <w:tcMar/>
+            <w:vAlign w:val="center"/>
+          </w:tcPr>
+          <w:p>
+            <w:pPr>
+              <w:bidi w:val="0"/>
+              <w:spacing w:before="0" w:beforeAutospacing="off" w:after="0" w:afterAutospacing="off"/>
+              <w:jc w:val="center"/>
+            </w:pPr>
+            <w:r>
+              <w:rPr/>
+              <w:t>Carregar</w:t>
+            </w:r>
+            <w:r>
+              <w:rPr/>
+              <w:t xml:space="preserve"> </w:t>
+            </w:r>
+            <w:r>
+              <w:rPr/>
+              <w:t>jogo</w:t>
+            </w:r>
+          </w:p>
+        </w:tc>
+        <w:tc>
+          <w:tcPr>
+            <w:cnfStyle w:val="000000000000" w:firstRow="0" w:lastRow="0" w:firstColumn="0" w:lastColumn="0" w:oddVBand="0" w:evenVBand="0" w:oddHBand="0" w:evenHBand="0" w:firstRowFirstColumn="0" w:firstRowLastColumn="0" w:lastRowFirstColumn="0" w:lastRowLastColumn="0"/>
+            <w:tcW w:w="6155" w:type="dxa"/>
+            <w:tcBorders>
+              <w:top w:val="single" w:color="F79646" w:themeColor="accent6" w:sz="4"/>
+              <w:left w:val="single" w:color="F79646" w:themeColor="accent6" w:sz="4"/>
+              <w:bottom w:val="single" w:color="F79646" w:themeColor="accent6" w:sz="4"/>
+              <w:right w:val="single" w:color="F79646" w:themeColor="accent6" w:sz="4"/>
+            </w:tcBorders>
+            <w:tcMar/>
+            <w:vAlign w:val="center"/>
+          </w:tcPr>
+          <w:p>
+            <w:pPr>
+              <w:bidi w:val="0"/>
+              <w:spacing w:before="0" w:beforeAutospacing="off" w:after="0" w:afterAutospacing="off"/>
+              <w:jc w:val="center"/>
+            </w:pPr>
+            <w:r>
+              <w:rPr/>
+              <w:t xml:space="preserve">O </w:t>
+            </w:r>
+            <w:r>
+              <w:rPr/>
+              <w:t>sistema</w:t>
+            </w:r>
+            <w:r>
+              <w:rPr/>
+              <w:t xml:space="preserve"> </w:t>
+            </w:r>
+            <w:r>
+              <w:rPr/>
+              <w:t>deve</w:t>
+            </w:r>
+            <w:r>
+              <w:rPr/>
+              <w:t xml:space="preserve"> </w:t>
+            </w:r>
+            <w:r>
+              <w:rPr/>
+              <w:t>permitir</w:t>
+            </w:r>
+            <w:r>
+              <w:rPr/>
+              <w:t xml:space="preserve"> </w:t>
+            </w:r>
+            <w:r>
+              <w:rPr/>
+              <w:t>carregar</w:t>
+            </w:r>
+            <w:r>
+              <w:rPr/>
+              <w:t xml:space="preserve"> </w:t>
+            </w:r>
+            <w:r>
+              <w:rPr/>
+              <w:t>uma</w:t>
+            </w:r>
+            <w:r>
+              <w:rPr/>
+              <w:t xml:space="preserve"> </w:t>
+            </w:r>
+            <w:r>
+              <w:rPr/>
+              <w:t>partida</w:t>
+            </w:r>
+            <w:r>
+              <w:rPr/>
+              <w:t xml:space="preserve"> </w:t>
+            </w:r>
+            <w:r>
+              <w:rPr/>
+              <w:t>previamente</w:t>
+            </w:r>
+            <w:r>
+              <w:rPr/>
+              <w:t xml:space="preserve"> </w:t>
+            </w:r>
+            <w:r>
+              <w:rPr/>
+              <w:t>guardada</w:t>
+            </w:r>
+            <w:r>
+              <w:rPr/>
+              <w:t>.</w:t>
+            </w:r>
+          </w:p>
+        </w:tc>
+      </w:tr>
+      <w:tr>
+        <w:trPr>
+          <w:trHeight w:val="300"/>
+        </w:trPr>
+        <w:tc>
+          <w:tcPr>
+            <w:cnfStyle w:val="001000000000" w:firstRow="0" w:lastRow="0" w:firstColumn="1" w:lastColumn="0" w:oddVBand="0" w:evenVBand="0" w:oddHBand="0" w:evenHBand="0" w:firstRowFirstColumn="0" w:firstRowLastColumn="0" w:lastRowFirstColumn="0" w:lastRowLastColumn="0"/>
+            <w:tcW w:w="1020" w:type="dxa"/>
+            <w:tcBorders>
+              <w:top w:val="single" w:color="F79646" w:themeColor="accent6" w:sz="4"/>
+              <w:left w:val="single" w:color="F79646" w:themeColor="accent6" w:sz="4"/>
+              <w:bottom w:val="single" w:color="F79646" w:themeColor="accent6" w:sz="4"/>
+              <w:right w:val="single" w:color="F79646" w:themeColor="accent6" w:sz="4"/>
+            </w:tcBorders>
+            <w:tcMar/>
+            <w:vAlign w:val="center"/>
+          </w:tcPr>
+          <w:p>
+            <w:pPr>
+              <w:bidi w:val="0"/>
+              <w:spacing w:before="0" w:beforeAutospacing="off" w:after="0" w:afterAutospacing="off"/>
+              <w:jc w:val="center"/>
+            </w:pPr>
+            <w:r>
+              <w:rPr/>
+              <w:t>RF16</w:t>
+            </w:r>
+          </w:p>
+        </w:tc>
+        <w:tc>
+          <w:tcPr>
+            <w:cnfStyle w:val="000000000000" w:firstRow="0" w:lastRow="0" w:firstColumn="0" w:lastColumn="0" w:oddVBand="0" w:evenVBand="0" w:oddHBand="0" w:evenHBand="0" w:firstRowFirstColumn="0" w:firstRowLastColumn="0" w:lastRowFirstColumn="0" w:lastRowLastColumn="0"/>
+            <w:tcW w:w="2850" w:type="dxa"/>
+            <w:tcBorders>
+              <w:top w:val="single" w:color="F79646" w:themeColor="accent6" w:sz="4"/>
+              <w:left w:val="single" w:color="F79646" w:themeColor="accent6" w:sz="4"/>
+              <w:bottom w:val="single" w:color="F79646" w:themeColor="accent6" w:sz="4"/>
+              <w:right w:val="single" w:color="F79646" w:themeColor="accent6" w:sz="4"/>
+            </w:tcBorders>
+            <w:tcMar/>
+            <w:vAlign w:val="center"/>
+          </w:tcPr>
+          <w:p>
+            <w:pPr>
+              <w:bidi w:val="0"/>
+              <w:spacing w:before="0" w:beforeAutospacing="off" w:after="0" w:afterAutospacing="off"/>
+              <w:jc w:val="center"/>
+            </w:pPr>
+            <w:r>
+              <w:rPr/>
+              <w:t>Configurar</w:t>
+            </w:r>
+            <w:r>
+              <w:rPr/>
+              <w:t xml:space="preserve"> </w:t>
+            </w:r>
+            <w:r>
+              <w:rPr/>
+              <w:t>parâmetros</w:t>
+            </w:r>
+          </w:p>
+        </w:tc>
+        <w:tc>
+          <w:tcPr>
+            <w:cnfStyle w:val="000000000000" w:firstRow="0" w:lastRow="0" w:firstColumn="0" w:lastColumn="0" w:oddVBand="0" w:evenVBand="0" w:oddHBand="0" w:evenHBand="0" w:firstRowFirstColumn="0" w:firstRowLastColumn="0" w:lastRowFirstColumn="0" w:lastRowLastColumn="0"/>
+            <w:tcW w:w="6155" w:type="dxa"/>
+            <w:tcBorders>
+              <w:top w:val="single" w:color="F79646" w:themeColor="accent6" w:sz="4"/>
+              <w:left w:val="single" w:color="F79646" w:themeColor="accent6" w:sz="4"/>
+              <w:bottom w:val="single" w:color="F79646" w:themeColor="accent6" w:sz="4"/>
+              <w:right w:val="single" w:color="F79646" w:themeColor="accent6" w:sz="4"/>
+            </w:tcBorders>
+            <w:tcMar/>
+            <w:vAlign w:val="center"/>
+          </w:tcPr>
+          <w:p>
+            <w:pPr>
+              <w:bidi w:val="0"/>
+              <w:spacing w:before="0" w:beforeAutospacing="off" w:after="0" w:afterAutospacing="off"/>
+              <w:jc w:val="center"/>
+            </w:pPr>
+            <w:r>
+              <w:rPr/>
+              <w:t xml:space="preserve">O </w:t>
+            </w:r>
+            <w:r>
+              <w:rPr/>
+              <w:t>sistema</w:t>
+            </w:r>
+            <w:r>
+              <w:rPr/>
+              <w:t xml:space="preserve"> </w:t>
+            </w:r>
+            <w:r>
+              <w:rPr/>
+              <w:t>deve</w:t>
+            </w:r>
+            <w:r>
+              <w:rPr/>
+              <w:t xml:space="preserve"> </w:t>
+            </w:r>
+            <w:r>
+              <w:rPr/>
+              <w:t>permitir</w:t>
+            </w:r>
+            <w:r>
+              <w:rPr/>
+              <w:t xml:space="preserve"> </w:t>
+            </w:r>
+            <w:r>
+              <w:rPr/>
+              <w:t>definir</w:t>
+            </w:r>
+            <w:r>
+              <w:rPr/>
+              <w:t xml:space="preserve"> </w:t>
+            </w:r>
+            <w:r>
+              <w:rPr/>
+              <w:t>parâmetros</w:t>
+            </w:r>
+            <w:r>
+              <w:rPr/>
+              <w:t xml:space="preserve"> da </w:t>
+            </w:r>
+            <w:r>
+              <w:rPr/>
+              <w:t>partida</w:t>
+            </w:r>
+            <w:r>
+              <w:rPr/>
+              <w:t xml:space="preserve"> (</w:t>
+            </w:r>
+            <w:r>
+              <w:rPr/>
+              <w:t>nomes</w:t>
+            </w:r>
+            <w:r>
+              <w:rPr/>
+              <w:t>, cores, etc.).</w:t>
+            </w:r>
+          </w:p>
+        </w:tc>
+      </w:tr>
+    </w:tbl>
+    <w:p>
+      <w:pPr>
+        <w:pStyle w:val="Normal"/>
+        <w:suppressLineNumbers w:val="0"/>
+        <w:bidi w:val="0"/>
+        <w:spacing w:before="0" w:beforeAutospacing="off" w:after="200" w:afterAutospacing="off" w:line="276" w:lineRule="auto"/>
+        <w:ind w:left="0" w:right="0"/>
+        <w:jc w:val="left"/>
+        <w:rPr>
+          <w:noProof w:val="0"/>
+          <w:lang w:val="pt-BR"/>
+        </w:rPr>
+      </w:pPr>
+    </w:p>
+    <w:p>
+      <w:pPr>
+        <w:pStyle w:val="Heading1"/>
+        <w:ind w:left="0"/>
+      </w:pPr>
+      <w:r>
+        <w:rPr>
+          <w:noProof w:val="0"/>
+          <w:lang w:val="pt-BR"/>
+        </w:rPr>
+        <w:t>7. Requisitos Não Funcionais (RNF)</w:t>
+      </w:r>
+    </w:p>
+    <w:tbl>
+      <w:tblPr>
+        <w:tblStyle w:val="MediumGrid2-Accent6"/>
+        <w:tblW w:w="0" w:type="auto"/>
+        <w:tblLook w:val="06A0" w:firstRow="1" w:lastRow="0" w:firstColumn="1" w:lastColumn="0" w:noHBand="1" w:noVBand="1"/>
+      </w:tblPr>
+      <w:tblGrid>
+        <w:gridCol w:w="1125"/>
+        <w:gridCol w:w="2160"/>
+        <w:gridCol w:w="6920"/>
+      </w:tblGrid>
+      <w:tr>
+        <w:trPr>
+          <w:trHeight w:val="300"/>
+        </w:trPr>
+        <w:tc>
+          <w:tcPr>
+            <w:cnfStyle w:val="001000000100" w:firstRow="0" w:lastRow="0" w:firstColumn="1" w:lastColumn="0" w:oddVBand="0" w:evenVBand="0" w:oddHBand="0" w:evenHBand="0" w:firstRowFirstColumn="1" w:firstRowLastColumn="0" w:lastRowFirstColumn="0" w:lastRowLastColumn="0"/>
+            <w:tcW w:w="1125" w:type="dxa"/>
+            <w:tcBorders>
+              <w:top w:val="single" w:color="F79646" w:themeColor="accent6" w:sz="4"/>
+              <w:left w:val="single" w:color="F79646" w:themeColor="accent6" w:sz="4"/>
+              <w:bottom w:val="single" w:color="F79646" w:themeColor="accent6" w:sz="4"/>
+              <w:right w:val="single" w:color="F79646" w:themeColor="accent6" w:sz="4"/>
+            </w:tcBorders>
+            <w:tcMar/>
+          </w:tcPr>
+          <w:p>
+            <w:pPr>
+              <w:spacing w:before="0" w:beforeAutospacing="off" w:after="0" w:afterAutospacing="off"/>
+              <w:jc w:val="center"/>
+            </w:pPr>
+            <w:r>
+              <w:rPr>
+                <w:b w:val="1"/>
+                <w:bCs w:val="1"/>
+              </w:rPr>
+              <w:t>ID</w:t>
+            </w:r>
+          </w:p>
+        </w:tc>
+        <w:tc>
+          <w:tcPr>
+            <w:cnfStyle w:val="000000000000" w:firstRow="0" w:lastRow="0" w:firstColumn="0" w:lastColumn="0" w:oddVBand="0" w:evenVBand="0" w:oddHBand="0" w:evenHBand="0" w:firstRowFirstColumn="0" w:firstRowLastColumn="0" w:lastRowFirstColumn="0" w:lastRowLastColumn="0"/>
+            <w:tcW w:w="2160" w:type="dxa"/>
+            <w:tcBorders>
+              <w:top w:val="single" w:color="F79646" w:themeColor="accent6" w:sz="4"/>
+              <w:left w:val="single" w:color="F79646" w:themeColor="accent6" w:sz="4"/>
+              <w:bottom w:val="single" w:color="F79646" w:themeColor="accent6" w:sz="4"/>
+              <w:right w:val="single" w:color="F79646" w:themeColor="accent6" w:sz="4"/>
+            </w:tcBorders>
+            <w:tcMar/>
+          </w:tcPr>
+          <w:p>
+            <w:pPr>
+              <w:spacing w:before="0" w:beforeAutospacing="off" w:after="0" w:afterAutospacing="off"/>
+              <w:jc w:val="center"/>
+            </w:pPr>
+            <w:r>
+              <w:rPr>
+                <w:b w:val="1"/>
+                <w:bCs w:val="1"/>
+              </w:rPr>
+              <w:t>Categoria</w:t>
+            </w:r>
+          </w:p>
+        </w:tc>
+        <w:tc>
+          <w:tcPr>
+            <w:cnfStyle w:val="000000000000" w:firstRow="0" w:lastRow="0" w:firstColumn="0" w:lastColumn="0" w:oddVBand="0" w:evenVBand="0" w:oddHBand="0" w:evenHBand="0" w:firstRowFirstColumn="0" w:firstRowLastColumn="0" w:lastRowFirstColumn="0" w:lastRowLastColumn="0"/>
+            <w:tcW w:w="6920" w:type="dxa"/>
+            <w:tcBorders>
+              <w:top w:val="single" w:color="F79646" w:themeColor="accent6" w:sz="4"/>
+              <w:left w:val="single" w:color="F79646" w:themeColor="accent6" w:sz="4"/>
+              <w:bottom w:val="single" w:color="F79646" w:themeColor="accent6" w:sz="4"/>
+              <w:right w:val="single" w:color="F79646" w:themeColor="accent6" w:sz="4"/>
+            </w:tcBorders>
+            <w:tcMar/>
+          </w:tcPr>
+          <w:p>
+            <w:pPr>
+              <w:spacing w:before="0" w:beforeAutospacing="off" w:after="0" w:afterAutospacing="off"/>
+              <w:jc w:val="center"/>
+            </w:pPr>
+            <w:r>
+              <w:rPr>
+                <w:b w:val="1"/>
+                <w:bCs w:val="1"/>
+              </w:rPr>
+              <w:t>Descrição</w:t>
+            </w:r>
+          </w:p>
+        </w:tc>
+      </w:tr>
+      <w:tr>
+        <w:trPr>
+          <w:trHeight w:val="300"/>
+        </w:trPr>
+        <w:tc>
+          <w:tcPr>
+            <w:cnfStyle w:val="001000000000" w:firstRow="0" w:lastRow="0" w:firstColumn="1" w:lastColumn="0" w:oddVBand="0" w:evenVBand="0" w:oddHBand="0" w:evenHBand="0" w:firstRowFirstColumn="0" w:firstRowLastColumn="0" w:lastRowFirstColumn="0" w:lastRowLastColumn="0"/>
+            <w:tcW w:w="1125" w:type="dxa"/>
+            <w:tcBorders>
+              <w:top w:val="single" w:color="F79646" w:themeColor="accent6" w:sz="4"/>
+              <w:left w:val="single" w:color="F79646" w:themeColor="accent6" w:sz="4"/>
+              <w:bottom w:val="single" w:color="F79646" w:themeColor="accent6" w:sz="4"/>
+              <w:right w:val="single" w:color="F79646" w:themeColor="accent6" w:sz="4"/>
+            </w:tcBorders>
+            <w:tcMar/>
+          </w:tcPr>
+          <w:p>
+            <w:pPr>
+              <w:spacing w:before="0" w:beforeAutospacing="off" w:after="0" w:afterAutospacing="off"/>
+            </w:pPr>
+            <w:r>
+              <w:rPr/>
+              <w:t>RNF01</w:t>
+            </w:r>
+          </w:p>
+        </w:tc>
+        <w:tc>
+          <w:tcPr>
+            <w:cnfStyle w:val="000000000000" w:firstRow="0" w:lastRow="0" w:firstColumn="0" w:lastColumn="0" w:oddVBand="0" w:evenVBand="0" w:oddHBand="0" w:evenHBand="0" w:firstRowFirstColumn="0" w:firstRowLastColumn="0" w:lastRowFirstColumn="0" w:lastRowLastColumn="0"/>
+            <w:tcW w:w="2160" w:type="dxa"/>
+            <w:tcBorders>
+              <w:top w:val="single" w:color="F79646" w:themeColor="accent6" w:sz="4"/>
+              <w:left w:val="single" w:color="F79646" w:themeColor="accent6" w:sz="4"/>
+              <w:bottom w:val="single" w:color="F79646" w:themeColor="accent6" w:sz="4"/>
+              <w:right w:val="single" w:color="F79646" w:themeColor="accent6" w:sz="4"/>
+            </w:tcBorders>
+            <w:tcMar/>
+          </w:tcPr>
+          <w:p>
+            <w:pPr>
+              <w:spacing w:before="0" w:beforeAutospacing="off" w:after="0" w:afterAutospacing="off"/>
+            </w:pPr>
+            <w:r>
+              <w:rPr/>
+              <w:t>Linguagem</w:t>
+            </w:r>
+          </w:p>
+        </w:tc>
+        <w:tc>
+          <w:tcPr>
+            <w:cnfStyle w:val="000000000000" w:firstRow="0" w:lastRow="0" w:firstColumn="0" w:lastColumn="0" w:oddVBand="0" w:evenVBand="0" w:oddHBand="0" w:evenHBand="0" w:firstRowFirstColumn="0" w:firstRowLastColumn="0" w:lastRowFirstColumn="0" w:lastRowLastColumn="0"/>
+            <w:tcW w:w="6920" w:type="dxa"/>
+            <w:tcBorders>
+              <w:top w:val="single" w:color="F79646" w:themeColor="accent6" w:sz="4"/>
+              <w:left w:val="single" w:color="F79646" w:themeColor="accent6" w:sz="4"/>
+              <w:bottom w:val="single" w:color="F79646" w:themeColor="accent6" w:sz="4"/>
+              <w:right w:val="single" w:color="F79646" w:themeColor="accent6" w:sz="4"/>
+            </w:tcBorders>
+            <w:tcMar/>
+          </w:tcPr>
+          <w:p>
+            <w:pPr>
+              <w:spacing w:before="0" w:beforeAutospacing="off" w:after="0" w:afterAutospacing="off"/>
+            </w:pPr>
+            <w:r>
+              <w:rPr/>
+              <w:t>A aplicação deve ser desenvolvida em Java.</w:t>
+            </w:r>
+          </w:p>
+        </w:tc>
+      </w:tr>
+      <w:tr>
+        <w:trPr>
+          <w:trHeight w:val="300"/>
+        </w:trPr>
+        <w:tc>
+          <w:tcPr>
+            <w:cnfStyle w:val="001000000000" w:firstRow="0" w:lastRow="0" w:firstColumn="1" w:lastColumn="0" w:oddVBand="0" w:evenVBand="0" w:oddHBand="0" w:evenHBand="0" w:firstRowFirstColumn="0" w:firstRowLastColumn="0" w:lastRowFirstColumn="0" w:lastRowLastColumn="0"/>
+            <w:tcW w:w="1125" w:type="dxa"/>
+            <w:tcBorders>
+              <w:top w:val="single" w:color="F79646" w:themeColor="accent6" w:sz="4"/>
+              <w:left w:val="single" w:color="F79646" w:themeColor="accent6" w:sz="4"/>
+              <w:bottom w:val="single" w:color="F79646" w:themeColor="accent6" w:sz="4"/>
+              <w:right w:val="single" w:color="F79646" w:themeColor="accent6" w:sz="4"/>
+            </w:tcBorders>
+            <w:tcMar/>
+          </w:tcPr>
+          <w:p>
+            <w:pPr>
+              <w:spacing w:before="0" w:beforeAutospacing="off" w:after="0" w:afterAutospacing="off"/>
+            </w:pPr>
+            <w:r>
+              <w:rPr/>
+              <w:t>RNF02</w:t>
+            </w:r>
+          </w:p>
+        </w:tc>
+        <w:tc>
+          <w:tcPr>
+            <w:cnfStyle w:val="000000000000" w:firstRow="0" w:lastRow="0" w:firstColumn="0" w:lastColumn="0" w:oddVBand="0" w:evenVBand="0" w:oddHBand="0" w:evenHBand="0" w:firstRowFirstColumn="0" w:firstRowLastColumn="0" w:lastRowFirstColumn="0" w:lastRowLastColumn="0"/>
+            <w:tcW w:w="2160" w:type="dxa"/>
+            <w:tcBorders>
+              <w:top w:val="single" w:color="F79646" w:themeColor="accent6" w:sz="4"/>
+              <w:left w:val="single" w:color="F79646" w:themeColor="accent6" w:sz="4"/>
+              <w:bottom w:val="single" w:color="F79646" w:themeColor="accent6" w:sz="4"/>
+              <w:right w:val="single" w:color="F79646" w:themeColor="accent6" w:sz="4"/>
+            </w:tcBorders>
+            <w:tcMar/>
+          </w:tcPr>
+          <w:p>
+            <w:pPr>
+              <w:spacing w:before="0" w:beforeAutospacing="off" w:after="0" w:afterAutospacing="off"/>
+            </w:pPr>
+            <w:r>
+              <w:rPr/>
+              <w:t>Interface</w:t>
+            </w:r>
+          </w:p>
+        </w:tc>
+        <w:tc>
+          <w:tcPr>
+            <w:cnfStyle w:val="000000000000" w:firstRow="0" w:lastRow="0" w:firstColumn="0" w:lastColumn="0" w:oddVBand="0" w:evenVBand="0" w:oddHBand="0" w:evenHBand="0" w:firstRowFirstColumn="0" w:firstRowLastColumn="0" w:lastRowFirstColumn="0" w:lastRowLastColumn="0"/>
+            <w:tcW w:w="6920" w:type="dxa"/>
+            <w:tcBorders>
+              <w:top w:val="single" w:color="F79646" w:themeColor="accent6" w:sz="4"/>
+              <w:left w:val="single" w:color="F79646" w:themeColor="accent6" w:sz="4"/>
+              <w:bottom w:val="single" w:color="F79646" w:themeColor="accent6" w:sz="4"/>
+              <w:right w:val="single" w:color="F79646" w:themeColor="accent6" w:sz="4"/>
+            </w:tcBorders>
+            <w:tcMar/>
+          </w:tcPr>
+          <w:p>
+            <w:pPr>
+              <w:spacing w:before="0" w:beforeAutospacing="off" w:after="0" w:afterAutospacing="off"/>
+            </w:pPr>
+            <w:r>
+              <w:rPr/>
+              <w:t>A interface deve ser implementada com JavaFX.</w:t>
+            </w:r>
+          </w:p>
+        </w:tc>
+      </w:tr>
+      <w:tr>
+        <w:trPr>
+          <w:trHeight w:val="300"/>
+        </w:trPr>
+        <w:tc>
+          <w:tcPr>
+            <w:cnfStyle w:val="001000000000" w:firstRow="0" w:lastRow="0" w:firstColumn="1" w:lastColumn="0" w:oddVBand="0" w:evenVBand="0" w:oddHBand="0" w:evenHBand="0" w:firstRowFirstColumn="0" w:firstRowLastColumn="0" w:lastRowFirstColumn="0" w:lastRowLastColumn="0"/>
+            <w:tcW w:w="1125" w:type="dxa"/>
+            <w:tcBorders>
+              <w:top w:val="single" w:color="F79646" w:themeColor="accent6" w:sz="4"/>
+              <w:left w:val="single" w:color="F79646" w:themeColor="accent6" w:sz="4"/>
+              <w:bottom w:val="single" w:color="F79646" w:themeColor="accent6" w:sz="4"/>
+              <w:right w:val="single" w:color="F79646" w:themeColor="accent6" w:sz="4"/>
+            </w:tcBorders>
+            <w:tcMar/>
+          </w:tcPr>
+          <w:p>
+            <w:pPr>
+              <w:spacing w:before="0" w:beforeAutospacing="off" w:after="0" w:afterAutospacing="off"/>
+            </w:pPr>
+            <w:r>
+              <w:rPr/>
+              <w:t>RNF03</w:t>
+            </w:r>
+          </w:p>
+        </w:tc>
+        <w:tc>
+          <w:tcPr>
+            <w:cnfStyle w:val="000000000000" w:firstRow="0" w:lastRow="0" w:firstColumn="0" w:lastColumn="0" w:oddVBand="0" w:evenVBand="0" w:oddHBand="0" w:evenHBand="0" w:firstRowFirstColumn="0" w:firstRowLastColumn="0" w:lastRowFirstColumn="0" w:lastRowLastColumn="0"/>
+            <w:tcW w:w="2160" w:type="dxa"/>
+            <w:tcBorders>
+              <w:top w:val="single" w:color="F79646" w:themeColor="accent6" w:sz="4"/>
+              <w:left w:val="single" w:color="F79646" w:themeColor="accent6" w:sz="4"/>
+              <w:bottom w:val="single" w:color="F79646" w:themeColor="accent6" w:sz="4"/>
+              <w:right w:val="single" w:color="F79646" w:themeColor="accent6" w:sz="4"/>
+            </w:tcBorders>
+            <w:tcMar/>
+          </w:tcPr>
+          <w:p>
+            <w:pPr>
+              <w:spacing w:before="0" w:beforeAutospacing="off" w:after="0" w:afterAutospacing="off"/>
+            </w:pPr>
+            <w:r>
+              <w:rPr/>
+              <w:t>Usabilidade</w:t>
+            </w:r>
+          </w:p>
+        </w:tc>
+        <w:tc>
+          <w:tcPr>
+            <w:cnfStyle w:val="000000000000" w:firstRow="0" w:lastRow="0" w:firstColumn="0" w:lastColumn="0" w:oddVBand="0" w:evenVBand="0" w:oddHBand="0" w:evenHBand="0" w:firstRowFirstColumn="0" w:firstRowLastColumn="0" w:lastRowFirstColumn="0" w:lastRowLastColumn="0"/>
+            <w:tcW w:w="6920" w:type="dxa"/>
+            <w:tcBorders>
+              <w:top w:val="single" w:color="F79646" w:themeColor="accent6" w:sz="4"/>
+              <w:left w:val="single" w:color="F79646" w:themeColor="accent6" w:sz="4"/>
+              <w:bottom w:val="single" w:color="F79646" w:themeColor="accent6" w:sz="4"/>
+              <w:right w:val="single" w:color="F79646" w:themeColor="accent6" w:sz="4"/>
+            </w:tcBorders>
+            <w:tcMar/>
+          </w:tcPr>
+          <w:p>
+            <w:pPr>
+              <w:spacing w:before="0" w:beforeAutospacing="off" w:after="0" w:afterAutospacing="off"/>
+            </w:pPr>
+            <w:r>
+              <w:rPr/>
+              <w:t>A interface deve ser simples, intuitiva e de fácil utilização.</w:t>
+            </w:r>
+          </w:p>
+        </w:tc>
+      </w:tr>
+      <w:tr>
+        <w:trPr>
+          <w:trHeight w:val="300"/>
+        </w:trPr>
+        <w:tc>
+          <w:tcPr>
+            <w:cnfStyle w:val="001000000000" w:firstRow="0" w:lastRow="0" w:firstColumn="1" w:lastColumn="0" w:oddVBand="0" w:evenVBand="0" w:oddHBand="0" w:evenHBand="0" w:firstRowFirstColumn="0" w:firstRowLastColumn="0" w:lastRowFirstColumn="0" w:lastRowLastColumn="0"/>
+            <w:tcW w:w="1125" w:type="dxa"/>
+            <w:tcBorders>
+              <w:top w:val="single" w:color="F79646" w:themeColor="accent6" w:sz="4"/>
+              <w:left w:val="single" w:color="F79646" w:themeColor="accent6" w:sz="4"/>
+              <w:bottom w:val="single" w:color="F79646" w:themeColor="accent6" w:sz="4"/>
+              <w:right w:val="single" w:color="F79646" w:themeColor="accent6" w:sz="4"/>
+            </w:tcBorders>
+            <w:tcMar/>
+          </w:tcPr>
+          <w:p>
+            <w:pPr>
+              <w:spacing w:before="0" w:beforeAutospacing="off" w:after="0" w:afterAutospacing="off"/>
+            </w:pPr>
+            <w:r>
+              <w:rPr/>
+              <w:t>RNF04</w:t>
+            </w:r>
+          </w:p>
+        </w:tc>
+        <w:tc>
+          <w:tcPr>
+            <w:cnfStyle w:val="000000000000" w:firstRow="0" w:lastRow="0" w:firstColumn="0" w:lastColumn="0" w:oddVBand="0" w:evenVBand="0" w:oddHBand="0" w:evenHBand="0" w:firstRowFirstColumn="0" w:firstRowLastColumn="0" w:lastRowFirstColumn="0" w:lastRowLastColumn="0"/>
+            <w:tcW w:w="2160" w:type="dxa"/>
+            <w:tcBorders>
+              <w:top w:val="single" w:color="F79646" w:themeColor="accent6" w:sz="4"/>
+              <w:left w:val="single" w:color="F79646" w:themeColor="accent6" w:sz="4"/>
+              <w:bottom w:val="single" w:color="F79646" w:themeColor="accent6" w:sz="4"/>
+              <w:right w:val="single" w:color="F79646" w:themeColor="accent6" w:sz="4"/>
+            </w:tcBorders>
+            <w:tcMar/>
+          </w:tcPr>
+          <w:p>
+            <w:pPr>
+              <w:spacing w:before="0" w:beforeAutospacing="off" w:after="0" w:afterAutospacing="off"/>
+            </w:pPr>
+            <w:r>
+              <w:rPr/>
+              <w:t>Desempenho</w:t>
+            </w:r>
+          </w:p>
+        </w:tc>
+        <w:tc>
+          <w:tcPr>
+            <w:cnfStyle w:val="000000000000" w:firstRow="0" w:lastRow="0" w:firstColumn="0" w:lastColumn="0" w:oddVBand="0" w:evenVBand="0" w:oddHBand="0" w:evenHBand="0" w:firstRowFirstColumn="0" w:firstRowLastColumn="0" w:lastRowFirstColumn="0" w:lastRowLastColumn="0"/>
+            <w:tcW w:w="6920" w:type="dxa"/>
+            <w:tcBorders>
+              <w:top w:val="single" w:color="F79646" w:themeColor="accent6" w:sz="4"/>
+              <w:left w:val="single" w:color="F79646" w:themeColor="accent6" w:sz="4"/>
+              <w:bottom w:val="single" w:color="F79646" w:themeColor="accent6" w:sz="4"/>
+              <w:right w:val="single" w:color="F79646" w:themeColor="accent6" w:sz="4"/>
+            </w:tcBorders>
+            <w:tcMar/>
+          </w:tcPr>
+          <w:p>
+            <w:pPr>
+              <w:spacing w:before="0" w:beforeAutospacing="off" w:after="0" w:afterAutospacing="off"/>
+            </w:pPr>
+            <w:r>
+              <w:rPr/>
+              <w:t>O sistema deve responder às ações do utilizador sem latência percetível.</w:t>
+            </w:r>
+          </w:p>
+        </w:tc>
+      </w:tr>
+      <w:tr>
+        <w:trPr>
+          <w:trHeight w:val="300"/>
+        </w:trPr>
+        <w:tc>
+          <w:tcPr>
+            <w:cnfStyle w:val="001000000000" w:firstRow="0" w:lastRow="0" w:firstColumn="1" w:lastColumn="0" w:oddVBand="0" w:evenVBand="0" w:oddHBand="0" w:evenHBand="0" w:firstRowFirstColumn="0" w:firstRowLastColumn="0" w:lastRowFirstColumn="0" w:lastRowLastColumn="0"/>
+            <w:tcW w:w="1125" w:type="dxa"/>
+            <w:tcBorders>
+              <w:top w:val="single" w:color="F79646" w:themeColor="accent6" w:sz="4"/>
+              <w:left w:val="single" w:color="F79646" w:themeColor="accent6" w:sz="4"/>
+              <w:bottom w:val="single" w:color="F79646" w:themeColor="accent6" w:sz="4"/>
+              <w:right w:val="single" w:color="F79646" w:themeColor="accent6" w:sz="4"/>
+            </w:tcBorders>
+            <w:tcMar/>
+          </w:tcPr>
+          <w:p>
+            <w:pPr>
+              <w:spacing w:before="0" w:beforeAutospacing="off" w:after="0" w:afterAutospacing="off"/>
+            </w:pPr>
+            <w:r>
+              <w:rPr/>
+              <w:t>RNF05</w:t>
+            </w:r>
+          </w:p>
+        </w:tc>
+        <w:tc>
+          <w:tcPr>
+            <w:cnfStyle w:val="000000000000" w:firstRow="0" w:lastRow="0" w:firstColumn="0" w:lastColumn="0" w:oddVBand="0" w:evenVBand="0" w:oddHBand="0" w:evenHBand="0" w:firstRowFirstColumn="0" w:firstRowLastColumn="0" w:lastRowFirstColumn="0" w:lastRowLastColumn="0"/>
+            <w:tcW w:w="2160" w:type="dxa"/>
+            <w:tcBorders>
+              <w:top w:val="single" w:color="F79646" w:themeColor="accent6" w:sz="4"/>
+              <w:left w:val="single" w:color="F79646" w:themeColor="accent6" w:sz="4"/>
+              <w:bottom w:val="single" w:color="F79646" w:themeColor="accent6" w:sz="4"/>
+              <w:right w:val="single" w:color="F79646" w:themeColor="accent6" w:sz="4"/>
+            </w:tcBorders>
+            <w:tcMar/>
+          </w:tcPr>
+          <w:p>
+            <w:pPr>
+              <w:spacing w:before="0" w:beforeAutospacing="off" w:after="0" w:afterAutospacing="off"/>
+            </w:pPr>
+            <w:r>
+              <w:rPr/>
+              <w:t>Portabilidade</w:t>
+            </w:r>
+          </w:p>
+        </w:tc>
+        <w:tc>
+          <w:tcPr>
+            <w:cnfStyle w:val="000000000000" w:firstRow="0" w:lastRow="0" w:firstColumn="0" w:lastColumn="0" w:oddVBand="0" w:evenVBand="0" w:oddHBand="0" w:evenHBand="0" w:firstRowFirstColumn="0" w:firstRowLastColumn="0" w:lastRowFirstColumn="0" w:lastRowLastColumn="0"/>
+            <w:tcW w:w="6920" w:type="dxa"/>
+            <w:tcBorders>
+              <w:top w:val="single" w:color="F79646" w:themeColor="accent6" w:sz="4"/>
+              <w:left w:val="single" w:color="F79646" w:themeColor="accent6" w:sz="4"/>
+              <w:bottom w:val="single" w:color="F79646" w:themeColor="accent6" w:sz="4"/>
+              <w:right w:val="single" w:color="F79646" w:themeColor="accent6" w:sz="4"/>
+            </w:tcBorders>
+            <w:tcMar/>
+          </w:tcPr>
+          <w:p>
+            <w:pPr>
+              <w:spacing w:before="0" w:beforeAutospacing="off" w:after="0" w:afterAutospacing="off"/>
+            </w:pPr>
+            <w:r>
+              <w:rPr/>
+              <w:t>A aplicação deve executar em sistemas com OpenJDK compatível.</w:t>
+            </w:r>
+          </w:p>
+        </w:tc>
+      </w:tr>
+      <w:tr>
+        <w:trPr>
+          <w:trHeight w:val="300"/>
+        </w:trPr>
+        <w:tc>
+          <w:tcPr>
+            <w:cnfStyle w:val="001000000000" w:firstRow="0" w:lastRow="0" w:firstColumn="1" w:lastColumn="0" w:oddVBand="0" w:evenVBand="0" w:oddHBand="0" w:evenHBand="0" w:firstRowFirstColumn="0" w:firstRowLastColumn="0" w:lastRowFirstColumn="0" w:lastRowLastColumn="0"/>
+            <w:tcW w:w="1125" w:type="dxa"/>
+            <w:tcBorders>
+              <w:top w:val="single" w:color="F79646" w:themeColor="accent6" w:sz="4"/>
+              <w:left w:val="single" w:color="F79646" w:themeColor="accent6" w:sz="4"/>
+              <w:bottom w:val="single" w:color="F79646" w:themeColor="accent6" w:sz="4"/>
+              <w:right w:val="single" w:color="F79646" w:themeColor="accent6" w:sz="4"/>
+            </w:tcBorders>
+            <w:tcMar/>
+          </w:tcPr>
+          <w:p>
+            <w:pPr>
+              <w:spacing w:before="0" w:beforeAutospacing="off" w:after="0" w:afterAutospacing="off"/>
+            </w:pPr>
+            <w:r>
+              <w:rPr/>
+              <w:t>RNF06</w:t>
+            </w:r>
+          </w:p>
+        </w:tc>
+        <w:tc>
+          <w:tcPr>
+            <w:cnfStyle w:val="000000000000" w:firstRow="0" w:lastRow="0" w:firstColumn="0" w:lastColumn="0" w:oddVBand="0" w:evenVBand="0" w:oddHBand="0" w:evenHBand="0" w:firstRowFirstColumn="0" w:firstRowLastColumn="0" w:lastRowFirstColumn="0" w:lastRowLastColumn="0"/>
+            <w:tcW w:w="2160" w:type="dxa"/>
+            <w:tcBorders>
+              <w:top w:val="single" w:color="F79646" w:themeColor="accent6" w:sz="4"/>
+              <w:left w:val="single" w:color="F79646" w:themeColor="accent6" w:sz="4"/>
+              <w:bottom w:val="single" w:color="F79646" w:themeColor="accent6" w:sz="4"/>
+              <w:right w:val="single" w:color="F79646" w:themeColor="accent6" w:sz="4"/>
+            </w:tcBorders>
+            <w:tcMar/>
+          </w:tcPr>
+          <w:p>
+            <w:pPr>
+              <w:spacing w:before="0" w:beforeAutospacing="off" w:after="0" w:afterAutospacing="off"/>
+            </w:pPr>
+            <w:r>
+              <w:rPr/>
+              <w:t>Persistência</w:t>
+            </w:r>
+          </w:p>
+        </w:tc>
+        <w:tc>
+          <w:tcPr>
+            <w:cnfStyle w:val="000000000000" w:firstRow="0" w:lastRow="0" w:firstColumn="0" w:lastColumn="0" w:oddVBand="0" w:evenVBand="0" w:oddHBand="0" w:evenHBand="0" w:firstRowFirstColumn="0" w:firstRowLastColumn="0" w:lastRowFirstColumn="0" w:lastRowLastColumn="0"/>
+            <w:tcW w:w="6920" w:type="dxa"/>
+            <w:tcBorders>
+              <w:top w:val="single" w:color="F79646" w:themeColor="accent6" w:sz="4"/>
+              <w:left w:val="single" w:color="F79646" w:themeColor="accent6" w:sz="4"/>
+              <w:bottom w:val="single" w:color="F79646" w:themeColor="accent6" w:sz="4"/>
+              <w:right w:val="single" w:color="F79646" w:themeColor="accent6" w:sz="4"/>
+            </w:tcBorders>
+            <w:tcMar/>
+          </w:tcPr>
+          <w:p>
+            <w:pPr>
+              <w:spacing w:before="0" w:beforeAutospacing="off" w:after="0" w:afterAutospacing="off"/>
+            </w:pPr>
+            <w:r>
+              <w:rPr/>
+              <w:t>O estado do jogo deve ser armazenado de forma consistente entre execuções.</w:t>
+            </w:r>
+          </w:p>
+        </w:tc>
+      </w:tr>
+      <w:tr>
+        <w:trPr>
+          <w:trHeight w:val="300"/>
+        </w:trPr>
+        <w:tc>
+          <w:tcPr>
+            <w:cnfStyle w:val="001000000000" w:firstRow="0" w:lastRow="0" w:firstColumn="1" w:lastColumn="0" w:oddVBand="0" w:evenVBand="0" w:oddHBand="0" w:evenHBand="0" w:firstRowFirstColumn="0" w:firstRowLastColumn="0" w:lastRowFirstColumn="0" w:lastRowLastColumn="0"/>
+            <w:tcW w:w="1125" w:type="dxa"/>
+            <w:tcBorders>
+              <w:top w:val="single" w:color="F79646" w:themeColor="accent6" w:sz="4"/>
+              <w:left w:val="single" w:color="F79646" w:themeColor="accent6" w:sz="4"/>
+              <w:bottom w:val="single" w:color="F79646" w:themeColor="accent6" w:sz="4"/>
+              <w:right w:val="single" w:color="F79646" w:themeColor="accent6" w:sz="4"/>
+            </w:tcBorders>
+            <w:tcMar/>
+          </w:tcPr>
+          <w:p>
+            <w:pPr>
+              <w:spacing w:before="0" w:beforeAutospacing="off" w:after="0" w:afterAutospacing="off"/>
+            </w:pPr>
+            <w:r>
+              <w:rPr/>
+              <w:t>RNF07</w:t>
+            </w:r>
+          </w:p>
+        </w:tc>
+        <w:tc>
+          <w:tcPr>
+            <w:cnfStyle w:val="000000000000" w:firstRow="0" w:lastRow="0" w:firstColumn="0" w:lastColumn="0" w:oddVBand="0" w:evenVBand="0" w:oddHBand="0" w:evenHBand="0" w:firstRowFirstColumn="0" w:firstRowLastColumn="0" w:lastRowFirstColumn="0" w:lastRowLastColumn="0"/>
+            <w:tcW w:w="2160" w:type="dxa"/>
+            <w:tcBorders>
+              <w:top w:val="single" w:color="F79646" w:themeColor="accent6" w:sz="4"/>
+              <w:left w:val="single" w:color="F79646" w:themeColor="accent6" w:sz="4"/>
+              <w:bottom w:val="single" w:color="F79646" w:themeColor="accent6" w:sz="4"/>
+              <w:right w:val="single" w:color="F79646" w:themeColor="accent6" w:sz="4"/>
+            </w:tcBorders>
+            <w:tcMar/>
+          </w:tcPr>
+          <w:p>
+            <w:pPr>
+              <w:spacing w:before="0" w:beforeAutospacing="off" w:after="0" w:afterAutospacing="off"/>
+            </w:pPr>
+            <w:r>
+              <w:rPr/>
+              <w:t>Manutenibilidade</w:t>
+            </w:r>
+          </w:p>
+        </w:tc>
+        <w:tc>
+          <w:tcPr>
+            <w:cnfStyle w:val="000000000000" w:firstRow="0" w:lastRow="0" w:firstColumn="0" w:lastColumn="0" w:oddVBand="0" w:evenVBand="0" w:oddHBand="0" w:evenHBand="0" w:firstRowFirstColumn="0" w:firstRowLastColumn="0" w:lastRowFirstColumn="0" w:lastRowLastColumn="0"/>
+            <w:tcW w:w="6920" w:type="dxa"/>
+            <w:tcBorders>
+              <w:top w:val="single" w:color="F79646" w:themeColor="accent6" w:sz="4"/>
+              <w:left w:val="single" w:color="F79646" w:themeColor="accent6" w:sz="4"/>
+              <w:bottom w:val="single" w:color="F79646" w:themeColor="accent6" w:sz="4"/>
+              <w:right w:val="single" w:color="F79646" w:themeColor="accent6" w:sz="4"/>
+            </w:tcBorders>
+            <w:tcMar/>
+          </w:tcPr>
+          <w:p>
+            <w:pPr>
+              <w:spacing w:before="0" w:beforeAutospacing="off" w:after="0" w:afterAutospacing="off"/>
+            </w:pPr>
+            <w:r>
+              <w:rPr/>
+              <w:t>O código deve ser modular, organizado e documentado.</w:t>
+            </w:r>
+          </w:p>
+        </w:tc>
+      </w:tr>
+      <w:tr>
+        <w:trPr>
+          <w:trHeight w:val="300"/>
+        </w:trPr>
+        <w:tc>
+          <w:tcPr>
+            <w:cnfStyle w:val="001000000000" w:firstRow="0" w:lastRow="0" w:firstColumn="1" w:lastColumn="0" w:oddVBand="0" w:evenVBand="0" w:oddHBand="0" w:evenHBand="0" w:firstRowFirstColumn="0" w:firstRowLastColumn="0" w:lastRowFirstColumn="0" w:lastRowLastColumn="0"/>
+            <w:tcW w:w="1125" w:type="dxa"/>
+            <w:tcBorders>
+              <w:top w:val="single" w:color="F79646" w:themeColor="accent6" w:sz="4"/>
+              <w:left w:val="single" w:color="F79646" w:themeColor="accent6" w:sz="4"/>
+              <w:bottom w:val="single" w:color="F79646" w:themeColor="accent6" w:sz="4"/>
+              <w:right w:val="single" w:color="F79646" w:themeColor="accent6" w:sz="4"/>
+            </w:tcBorders>
+            <w:tcMar/>
+          </w:tcPr>
+          <w:p>
+            <w:pPr>
+              <w:spacing w:before="0" w:beforeAutospacing="off" w:after="0" w:afterAutospacing="off"/>
+            </w:pPr>
+            <w:r>
+              <w:rPr/>
+              <w:t>RNF08</w:t>
+            </w:r>
+          </w:p>
+        </w:tc>
+        <w:tc>
+          <w:tcPr>
+            <w:cnfStyle w:val="000000000000" w:firstRow="0" w:lastRow="0" w:firstColumn="0" w:lastColumn="0" w:oddVBand="0" w:evenVBand="0" w:oddHBand="0" w:evenHBand="0" w:firstRowFirstColumn="0" w:firstRowLastColumn="0" w:lastRowFirstColumn="0" w:lastRowLastColumn="0"/>
+            <w:tcW w:w="2160" w:type="dxa"/>
+            <w:tcBorders>
+              <w:top w:val="single" w:color="F79646" w:themeColor="accent6" w:sz="4"/>
+              <w:left w:val="single" w:color="F79646" w:themeColor="accent6" w:sz="4"/>
+              <w:bottom w:val="single" w:color="F79646" w:themeColor="accent6" w:sz="4"/>
+              <w:right w:val="single" w:color="F79646" w:themeColor="accent6" w:sz="4"/>
+            </w:tcBorders>
+            <w:tcMar/>
+          </w:tcPr>
+          <w:p>
+            <w:pPr>
+              <w:spacing w:before="0" w:beforeAutospacing="off" w:after="0" w:afterAutospacing="off"/>
+            </w:pPr>
+            <w:r>
+              <w:rPr/>
+              <w:t>Versionamento</w:t>
+            </w:r>
+          </w:p>
+        </w:tc>
+        <w:tc>
+          <w:tcPr>
+            <w:cnfStyle w:val="000000000000" w:firstRow="0" w:lastRow="0" w:firstColumn="0" w:lastColumn="0" w:oddVBand="0" w:evenVBand="0" w:oddHBand="0" w:evenHBand="0" w:firstRowFirstColumn="0" w:firstRowLastColumn="0" w:lastRowFirstColumn="0" w:lastRowLastColumn="0"/>
+            <w:tcW w:w="6920" w:type="dxa"/>
+            <w:tcBorders>
+              <w:top w:val="single" w:color="F79646" w:themeColor="accent6" w:sz="4"/>
+              <w:left w:val="single" w:color="F79646" w:themeColor="accent6" w:sz="4"/>
+              <w:bottom w:val="single" w:color="F79646" w:themeColor="accent6" w:sz="4"/>
+              <w:right w:val="single" w:color="F79646" w:themeColor="accent6" w:sz="4"/>
+            </w:tcBorders>
+            <w:tcMar/>
+          </w:tcPr>
+          <w:p>
+            <w:pPr>
+              <w:spacing w:before="0" w:beforeAutospacing="off" w:after="0" w:afterAutospacing="off"/>
+            </w:pPr>
+            <w:r>
+              <w:rPr/>
+              <w:t>O projeto deve utilizar um sistema de controlo de versões (Git).</w:t>
+            </w:r>
+          </w:p>
+        </w:tc>
+      </w:tr>
+      <w:tr>
+        <w:trPr>
+          <w:trHeight w:val="300"/>
+        </w:trPr>
+        <w:tc>
+          <w:tcPr>
+            <w:cnfStyle w:val="001000000000" w:firstRow="0" w:lastRow="0" w:firstColumn="1" w:lastColumn="0" w:oddVBand="0" w:evenVBand="0" w:oddHBand="0" w:evenHBand="0" w:firstRowFirstColumn="0" w:firstRowLastColumn="0" w:lastRowFirstColumn="0" w:lastRowLastColumn="0"/>
+            <w:tcW w:w="1125" w:type="dxa"/>
+            <w:tcBorders>
+              <w:top w:val="single" w:color="F79646" w:themeColor="accent6" w:sz="4"/>
+              <w:left w:val="single" w:color="F79646" w:themeColor="accent6" w:sz="4"/>
+              <w:bottom w:val="single" w:color="F79646" w:themeColor="accent6" w:sz="4"/>
+              <w:right w:val="single" w:color="F79646" w:themeColor="accent6" w:sz="4"/>
+            </w:tcBorders>
+            <w:tcMar/>
+          </w:tcPr>
+          <w:p>
+            <w:pPr>
+              <w:spacing w:before="0" w:beforeAutospacing="off" w:after="0" w:afterAutospacing="off"/>
+            </w:pPr>
+            <w:r>
+              <w:rPr/>
+              <w:t>RNF09</w:t>
+            </w:r>
+          </w:p>
+        </w:tc>
+        <w:tc>
+          <w:tcPr>
+            <w:cnfStyle w:val="000000000000" w:firstRow="0" w:lastRow="0" w:firstColumn="0" w:lastColumn="0" w:oddVBand="0" w:evenVBand="0" w:oddHBand="0" w:evenHBand="0" w:firstRowFirstColumn="0" w:firstRowLastColumn="0" w:lastRowFirstColumn="0" w:lastRowLastColumn="0"/>
+            <w:tcW w:w="2160" w:type="dxa"/>
+            <w:tcBorders>
+              <w:top w:val="single" w:color="F79646" w:themeColor="accent6" w:sz="4"/>
+              <w:left w:val="single" w:color="F79646" w:themeColor="accent6" w:sz="4"/>
+              <w:bottom w:val="single" w:color="F79646" w:themeColor="accent6" w:sz="4"/>
+              <w:right w:val="single" w:color="F79646" w:themeColor="accent6" w:sz="4"/>
+            </w:tcBorders>
+            <w:tcMar/>
+          </w:tcPr>
+          <w:p>
+            <w:pPr>
+              <w:spacing w:before="0" w:beforeAutospacing="off" w:after="0" w:afterAutospacing="off"/>
+            </w:pPr>
+            <w:r>
+              <w:rPr/>
+              <w:t>Conformidade</w:t>
+            </w:r>
+          </w:p>
+        </w:tc>
+        <w:tc>
+          <w:tcPr>
+            <w:cnfStyle w:val="000000000000" w:firstRow="0" w:lastRow="0" w:firstColumn="0" w:lastColumn="0" w:oddVBand="0" w:evenVBand="0" w:oddHBand="0" w:evenHBand="0" w:firstRowFirstColumn="0" w:firstRowLastColumn="0" w:lastRowFirstColumn="0" w:lastRowLastColumn="0"/>
+            <w:tcW w:w="6920" w:type="dxa"/>
+            <w:tcBorders>
+              <w:top w:val="single" w:color="F79646" w:themeColor="accent6" w:sz="4"/>
+              <w:left w:val="single" w:color="F79646" w:themeColor="accent6" w:sz="4"/>
+              <w:bottom w:val="single" w:color="F79646" w:themeColor="accent6" w:sz="4"/>
+              <w:right w:val="single" w:color="F79646" w:themeColor="accent6" w:sz="4"/>
+            </w:tcBorders>
+            <w:tcMar/>
+          </w:tcPr>
+          <w:p>
+            <w:pPr>
+              <w:spacing w:before="0" w:beforeAutospacing="off" w:after="0" w:afterAutospacing="off"/>
+            </w:pPr>
+            <w:r>
+              <w:rPr/>
+              <w:t>O sistema deve utilizar apenas tecnologias lecionadas na UC.</w:t>
+            </w:r>
+          </w:p>
+        </w:tc>
+      </w:tr>
+    </w:tbl>
+    <w:p>
+      <w:pPr>
+        <w:pStyle w:val="Normal"/>
+        <w:suppressLineNumbers w:val="0"/>
+        <w:bidi w:val="0"/>
+        <w:spacing w:before="0" w:beforeAutospacing="off" w:after="200" w:afterAutospacing="off" w:line="276" w:lineRule="auto"/>
+        <w:ind w:left="0" w:right="0"/>
+        <w:jc w:val="left"/>
+        <w:rPr>
+          <w:noProof w:val="0"/>
           <w:lang w:val="pt-BR"/>
         </w:rPr>
       </w:pPr>
@@ -15616,7 +18909,7 @@
     <w:name w:val="Hyperlink"/>
     <w:basedOn w:val="DefaultParagraphFont"/>
     <w:unhideWhenUsed/>
-    <w:rsid w:val="6EC364DC"/>
+    <w:rsid w:val="32AAE68A"/>
     <w:rPr>
       <w:color w:val="0000FF"/>
       <w:u w:val="single"/>
@@ -15628,7 +18921,7 @@
     <w:basedOn w:val="Normal"/>
     <w:next w:val="Normal"/>
     <w:unhideWhenUsed/>
-    <w:rsid w:val="6EC364DC"/>
+    <w:rsid w:val="32AAE68A"/>
     <w:pPr>
       <w:spacing w:after="100"/>
     </w:pPr>
@@ -15639,7 +18932,7 @@
     <w:basedOn w:val="Normal"/>
     <w:next w:val="Normal"/>
     <w:unhideWhenUsed/>
-    <w:rsid w:val="6EC364DC"/>
+    <w:rsid w:val="32AAE68A"/>
     <w:pPr>
       <w:spacing w:after="100"/>
       <w:ind w:left="220"/>

--- a/Relatorio_Mu_Torere.docx
+++ b/Relatorio_Mu_Torere.docx
@@ -68,7 +68,7 @@
       </w:pPr>
       <w:r>
         <w:drawing>
-          <wp:inline xmlns:wp14="http://schemas.microsoft.com/office/word/2010/wordprocessingDrawing" wp14:editId="08CC1419" wp14:anchorId="051803B2">
+          <wp:inline xmlns:wp14="http://schemas.microsoft.com/office/word/2010/wordprocessingDrawing" wp14:editId="4232AA6A" wp14:anchorId="051803B2">
             <wp:extent cx="5486400" cy="4629150"/>
             <wp:effectExtent l="0" t="0" r="0" b="0"/>
             <wp:docPr id="1580095076" name="drawing"/>
@@ -205,7 +205,7 @@
     </w:p>
     <w:sdt>
       <w:sdtPr>
-        <w:id w:val="2051851644"/>
+        <w:id w:val="2089436055"/>
         <w:docPartObj>
           <w:docPartGallery w:val="Table of Contents"/>
           <w:docPartUnique/>
@@ -232,7 +232,7 @@
           <w:r>
             <w:fldChar w:fldCharType="separate"/>
           </w:r>
-          <w:hyperlink w:anchor="_Toc1061699304">
+          <w:hyperlink w:anchor="_Toc956395321">
             <w:r>
               <w:rPr>
                 <w:rStyle w:val="Hyperlink"/>
@@ -246,7 +246,7 @@
               <w:fldChar w:fldCharType="begin"/>
             </w:r>
             <w:r>
-              <w:instrText xml:space="preserve">PAGEREF _Toc1061699304 \h</w:instrText>
+              <w:instrText xml:space="preserve">PAGEREF _Toc956395321 \h</w:instrText>
             </w:r>
             <w:r>
               <w:fldChar w:fldCharType="separate"/>
@@ -273,7 +273,7 @@
               <w:rStyle w:val="Hyperlink"/>
             </w:rPr>
           </w:pPr>
-          <w:hyperlink w:anchor="_Toc869511362">
+          <w:hyperlink w:anchor="_Toc382764666">
             <w:r>
               <w:rPr>
                 <w:rStyle w:val="Hyperlink"/>
@@ -287,7 +287,7 @@
               <w:fldChar w:fldCharType="begin"/>
             </w:r>
             <w:r>
-              <w:instrText xml:space="preserve">PAGEREF _Toc869511362 \h</w:instrText>
+              <w:instrText xml:space="preserve">PAGEREF _Toc382764666 \h</w:instrText>
             </w:r>
             <w:r>
               <w:fldChar w:fldCharType="separate"/>
@@ -314,7 +314,7 @@
               <w:rStyle w:val="Hyperlink"/>
             </w:rPr>
           </w:pPr>
-          <w:hyperlink w:anchor="_Toc490327663">
+          <w:hyperlink w:anchor="_Toc457387927">
             <w:r>
               <w:rPr>
                 <w:rStyle w:val="Hyperlink"/>
@@ -328,7 +328,7 @@
               <w:fldChar w:fldCharType="begin"/>
             </w:r>
             <w:r>
-              <w:instrText xml:space="preserve">PAGEREF _Toc490327663 \h</w:instrText>
+              <w:instrText xml:space="preserve">PAGEREF _Toc457387927 \h</w:instrText>
             </w:r>
             <w:r>
               <w:fldChar w:fldCharType="separate"/>
@@ -355,7 +355,7 @@
               <w:rStyle w:val="Hyperlink"/>
             </w:rPr>
           </w:pPr>
-          <w:hyperlink w:anchor="_Toc1959859142">
+          <w:hyperlink w:anchor="_Toc1916802673">
             <w:r>
               <w:rPr>
                 <w:rStyle w:val="Hyperlink"/>
@@ -369,7 +369,7 @@
               <w:fldChar w:fldCharType="begin"/>
             </w:r>
             <w:r>
-              <w:instrText xml:space="preserve">PAGEREF _Toc1959859142 \h</w:instrText>
+              <w:instrText xml:space="preserve">PAGEREF _Toc1916802673 \h</w:instrText>
             </w:r>
             <w:r>
               <w:fldChar w:fldCharType="separate"/>
@@ -396,7 +396,7 @@
               <w:rStyle w:val="Hyperlink"/>
             </w:rPr>
           </w:pPr>
-          <w:hyperlink w:anchor="_Toc1427306165">
+          <w:hyperlink w:anchor="_Toc2142665429">
             <w:r>
               <w:rPr>
                 <w:rStyle w:val="Hyperlink"/>
@@ -410,7 +410,7 @@
               <w:fldChar w:fldCharType="begin"/>
             </w:r>
             <w:r>
-              <w:instrText xml:space="preserve">PAGEREF _Toc1427306165 \h</w:instrText>
+              <w:instrText xml:space="preserve">PAGEREF _Toc2142665429 \h</w:instrText>
             </w:r>
             <w:r>
               <w:fldChar w:fldCharType="separate"/>
@@ -437,7 +437,7 @@
               <w:rStyle w:val="Hyperlink"/>
             </w:rPr>
           </w:pPr>
-          <w:hyperlink w:anchor="_Toc1457651180">
+          <w:hyperlink w:anchor="_Toc1770394715">
             <w:r>
               <w:rPr>
                 <w:rStyle w:val="Hyperlink"/>
@@ -451,7 +451,7 @@
               <w:fldChar w:fldCharType="begin"/>
             </w:r>
             <w:r>
-              <w:instrText xml:space="preserve">PAGEREF _Toc1457651180 \h</w:instrText>
+              <w:instrText xml:space="preserve">PAGEREF _Toc1770394715 \h</w:instrText>
             </w:r>
             <w:r>
               <w:fldChar w:fldCharType="separate"/>
@@ -478,7 +478,7 @@
               <w:rStyle w:val="Hyperlink"/>
             </w:rPr>
           </w:pPr>
-          <w:hyperlink w:anchor="_Toc688569885">
+          <w:hyperlink w:anchor="_Toc823469090">
             <w:r>
               <w:rPr>
                 <w:rStyle w:val="Hyperlink"/>
@@ -492,7 +492,7 @@
               <w:fldChar w:fldCharType="begin"/>
             </w:r>
             <w:r>
-              <w:instrText xml:space="preserve">PAGEREF _Toc688569885 \h</w:instrText>
+              <w:instrText xml:space="preserve">PAGEREF _Toc823469090 \h</w:instrText>
             </w:r>
             <w:r>
               <w:fldChar w:fldCharType="separate"/>
@@ -502,6 +502,334 @@
                 <w:rStyle w:val="Hyperlink"/>
               </w:rPr>
               <w:t>3</w:t>
+            </w:r>
+            <w:r>
+              <w:fldChar w:fldCharType="end"/>
+            </w:r>
+          </w:hyperlink>
+        </w:p>
+        <w:p>
+          <w:pPr>
+            <w:pStyle w:val="TOC1"/>
+            <w:tabs>
+              <w:tab w:val="right" w:leader="dot" w:pos="8640"/>
+            </w:tabs>
+            <w:bidi w:val="0"/>
+            <w:rPr>
+              <w:rStyle w:val="Hyperlink"/>
+            </w:rPr>
+          </w:pPr>
+          <w:hyperlink w:anchor="_Toc294880364">
+            <w:r>
+              <w:rPr>
+                <w:rStyle w:val="Hyperlink"/>
+              </w:rPr>
+              <w:t>4. Análise de Objetos do Sistema</w:t>
+            </w:r>
+            <w:r>
+              <w:tab/>
+            </w:r>
+            <w:r>
+              <w:fldChar w:fldCharType="begin"/>
+            </w:r>
+            <w:r>
+              <w:instrText xml:space="preserve">PAGEREF _Toc294880364 \h</w:instrText>
+            </w:r>
+            <w:r>
+              <w:fldChar w:fldCharType="separate"/>
+            </w:r>
+            <w:r>
+              <w:rPr>
+                <w:rStyle w:val="Hyperlink"/>
+              </w:rPr>
+              <w:t>3</w:t>
+            </w:r>
+            <w:r>
+              <w:fldChar w:fldCharType="end"/>
+            </w:r>
+          </w:hyperlink>
+        </w:p>
+        <w:p>
+          <w:pPr>
+            <w:pStyle w:val="TOC2"/>
+            <w:tabs>
+              <w:tab w:val="right" w:leader="dot" w:pos="8640"/>
+            </w:tabs>
+            <w:bidi w:val="0"/>
+            <w:rPr>
+              <w:rStyle w:val="Hyperlink"/>
+            </w:rPr>
+          </w:pPr>
+          <w:hyperlink w:anchor="_Toc1260885283">
+            <w:r>
+              <w:rPr>
+                <w:rStyle w:val="Hyperlink"/>
+              </w:rPr>
+              <w:t>4.1 Objetos Principais</w:t>
+            </w:r>
+            <w:r>
+              <w:tab/>
+            </w:r>
+            <w:r>
+              <w:fldChar w:fldCharType="begin"/>
+            </w:r>
+            <w:r>
+              <w:instrText xml:space="preserve">PAGEREF _Toc1260885283 \h</w:instrText>
+            </w:r>
+            <w:r>
+              <w:fldChar w:fldCharType="separate"/>
+            </w:r>
+            <w:r>
+              <w:rPr>
+                <w:rStyle w:val="Hyperlink"/>
+              </w:rPr>
+              <w:t>3</w:t>
+            </w:r>
+            <w:r>
+              <w:fldChar w:fldCharType="end"/>
+            </w:r>
+          </w:hyperlink>
+        </w:p>
+        <w:p>
+          <w:pPr>
+            <w:pStyle w:val="TOC1"/>
+            <w:tabs>
+              <w:tab w:val="right" w:leader="dot" w:pos="8640"/>
+            </w:tabs>
+            <w:bidi w:val="0"/>
+            <w:rPr>
+              <w:rStyle w:val="Hyperlink"/>
+            </w:rPr>
+          </w:pPr>
+          <w:hyperlink w:anchor="_Toc171935113">
+            <w:r>
+              <w:rPr>
+                <w:rStyle w:val="Hyperlink"/>
+              </w:rPr>
+              <w:t>5. Ações do Sistema</w:t>
+            </w:r>
+            <w:r>
+              <w:tab/>
+            </w:r>
+            <w:r>
+              <w:fldChar w:fldCharType="begin"/>
+            </w:r>
+            <w:r>
+              <w:instrText xml:space="preserve">PAGEREF _Toc171935113 \h</w:instrText>
+            </w:r>
+            <w:r>
+              <w:fldChar w:fldCharType="separate"/>
+            </w:r>
+            <w:r>
+              <w:rPr>
+                <w:rStyle w:val="Hyperlink"/>
+              </w:rPr>
+              <w:t>3</w:t>
+            </w:r>
+            <w:r>
+              <w:fldChar w:fldCharType="end"/>
+            </w:r>
+          </w:hyperlink>
+        </w:p>
+        <w:p>
+          <w:pPr>
+            <w:pStyle w:val="TOC2"/>
+            <w:tabs>
+              <w:tab w:val="right" w:leader="dot" w:pos="8640"/>
+            </w:tabs>
+            <w:bidi w:val="0"/>
+            <w:rPr>
+              <w:rStyle w:val="Hyperlink"/>
+            </w:rPr>
+          </w:pPr>
+          <w:hyperlink w:anchor="_Toc989755532">
+            <w:r>
+              <w:rPr>
+                <w:rStyle w:val="Hyperlink"/>
+              </w:rPr>
+              <w:t>5.1 Ações do Jogador</w:t>
+            </w:r>
+            <w:r>
+              <w:tab/>
+            </w:r>
+            <w:r>
+              <w:fldChar w:fldCharType="begin"/>
+            </w:r>
+            <w:r>
+              <w:instrText xml:space="preserve">PAGEREF _Toc989755532 \h</w:instrText>
+            </w:r>
+            <w:r>
+              <w:fldChar w:fldCharType="separate"/>
+            </w:r>
+            <w:r>
+              <w:rPr>
+                <w:rStyle w:val="Hyperlink"/>
+              </w:rPr>
+              <w:t>3</w:t>
+            </w:r>
+            <w:r>
+              <w:fldChar w:fldCharType="end"/>
+            </w:r>
+          </w:hyperlink>
+        </w:p>
+        <w:p>
+          <w:pPr>
+            <w:pStyle w:val="TOC2"/>
+            <w:tabs>
+              <w:tab w:val="right" w:leader="dot" w:pos="8640"/>
+            </w:tabs>
+            <w:bidi w:val="0"/>
+            <w:rPr>
+              <w:rStyle w:val="Hyperlink"/>
+            </w:rPr>
+          </w:pPr>
+          <w:hyperlink w:anchor="_Toc1231018326">
+            <w:r>
+              <w:rPr>
+                <w:rStyle w:val="Hyperlink"/>
+              </w:rPr>
+              <w:t>5.2 Ações do Sistema</w:t>
+            </w:r>
+            <w:r>
+              <w:tab/>
+            </w:r>
+            <w:r>
+              <w:fldChar w:fldCharType="begin"/>
+            </w:r>
+            <w:r>
+              <w:instrText xml:space="preserve">PAGEREF _Toc1231018326 \h</w:instrText>
+            </w:r>
+            <w:r>
+              <w:fldChar w:fldCharType="separate"/>
+            </w:r>
+            <w:r>
+              <w:rPr>
+                <w:rStyle w:val="Hyperlink"/>
+              </w:rPr>
+              <w:t>3</w:t>
+            </w:r>
+            <w:r>
+              <w:fldChar w:fldCharType="end"/>
+            </w:r>
+          </w:hyperlink>
+        </w:p>
+        <w:p>
+          <w:pPr>
+            <w:pStyle w:val="TOC1"/>
+            <w:tabs>
+              <w:tab w:val="right" w:leader="dot" w:pos="8640"/>
+            </w:tabs>
+            <w:bidi w:val="0"/>
+            <w:rPr>
+              <w:rStyle w:val="Hyperlink"/>
+            </w:rPr>
+          </w:pPr>
+          <w:hyperlink w:anchor="_Toc42149863">
+            <w:r>
+              <w:rPr>
+                <w:rStyle w:val="Hyperlink"/>
+              </w:rPr>
+              <w:t>6. Requisitos Funcionais (RF)</w:t>
+            </w:r>
+            <w:r>
+              <w:tab/>
+            </w:r>
+            <w:r>
+              <w:fldChar w:fldCharType="begin"/>
+            </w:r>
+            <w:r>
+              <w:instrText xml:space="preserve">PAGEREF _Toc42149863 \h</w:instrText>
+            </w:r>
+            <w:r>
+              <w:fldChar w:fldCharType="separate"/>
+            </w:r>
+            <w:r>
+              <w:rPr>
+                <w:rStyle w:val="Hyperlink"/>
+              </w:rPr>
+              <w:t>4</w:t>
+            </w:r>
+            <w:r>
+              <w:fldChar w:fldCharType="end"/>
+            </w:r>
+          </w:hyperlink>
+        </w:p>
+        <w:p>
+          <w:pPr>
+            <w:pStyle w:val="TOC1"/>
+            <w:tabs>
+              <w:tab w:val="right" w:leader="dot" w:pos="8640"/>
+            </w:tabs>
+            <w:bidi w:val="0"/>
+            <w:rPr>
+              <w:rStyle w:val="Hyperlink"/>
+            </w:rPr>
+          </w:pPr>
+          <w:hyperlink w:anchor="_Toc429931527">
+            <w:r>
+              <w:rPr>
+                <w:rStyle w:val="Hyperlink"/>
+              </w:rPr>
+              <w:t>7. Requisitos Não Funcionais (RNF)</w:t>
+            </w:r>
+            <w:r>
+              <w:tab/>
+            </w:r>
+            <w:r>
+              <w:fldChar w:fldCharType="begin"/>
+            </w:r>
+            <w:r>
+              <w:instrText xml:space="preserve">PAGEREF _Toc429931527 \h</w:instrText>
+            </w:r>
+            <w:r>
+              <w:fldChar w:fldCharType="separate"/>
+            </w:r>
+            <w:r>
+              <w:rPr>
+                <w:rStyle w:val="Hyperlink"/>
+              </w:rPr>
+              <w:t>4</w:t>
+            </w:r>
+            <w:r>
+              <w:fldChar w:fldCharType="end"/>
+            </w:r>
+          </w:hyperlink>
+        </w:p>
+        <w:p>
+          <w:pPr>
+            <w:pStyle w:val="TOC1"/>
+            <w:tabs>
+              <w:tab w:val="right" w:leader="dot" w:pos="8640"/>
+            </w:tabs>
+            <w:bidi w:val="0"/>
+            <w:rPr>
+              <w:rStyle w:val="Hyperlink"/>
+            </w:rPr>
+          </w:pPr>
+          <w:hyperlink w:anchor="_Toc685175166">
+            <w:r>
+              <w:rPr>
+                <w:rStyle w:val="Hyperlink"/>
+              </w:rPr>
+              <w:t>8. Fluxo do Jogo</w:t>
+            </w:r>
+            <w:r>
+              <w:tab/>
+            </w:r>
+            <w:r>
+              <w:fldChar w:fldCharType="begin"/>
+            </w:r>
+            <w:r>
+              <w:instrText xml:space="preserve">PAGEREF _Toc685175166 \h</w:instrText>
+            </w:r>
+            <w:r>
+              <w:fldChar w:fldCharType="separate"/>
+            </w:r>
+            <w:r>
+              <w:rPr>
+                <w:rStyle w:val="Hyperlink"/>
+              </w:rPr>
+              <w:t>5</w:t>
             </w:r>
             <w:r>
               <w:fldChar w:fldCharType="end"/>
@@ -517,7 +845,7 @@
       <w:pPr>
         <w:pStyle w:val="Heading1"/>
       </w:pPr>
-      <w:bookmarkStart w:name="_Toc1061699304" w:id="1542236966"/>
+      <w:bookmarkStart w:name="_Toc956395321" w:id="1529636885"/>
       <w:r>
         <w:rPr/>
         <w:t xml:space="preserve">1. </w:t>
@@ -542,7 +870,7 @@
         <w:rPr/>
         <w:t>Torere</w:t>
       </w:r>
-      <w:bookmarkEnd w:id="1542236966"/>
+      <w:bookmarkEnd w:id="1529636885"/>
     </w:p>
     <w:p xmlns:wp14="http://schemas.microsoft.com/office/word/2010/wordml" wp14:textId="77777777">
       <w:r>
@@ -553,7 +881,7 @@
       <w:pPr>
         <w:pStyle w:val="Heading2"/>
       </w:pPr>
-      <w:bookmarkStart w:name="_Toc869511362" w:id="1497196796"/>
+      <w:bookmarkStart w:name="_Toc382764666" w:id="107316883"/>
       <w:r>
         <w:rPr/>
         <w:t xml:space="preserve">1.1 </w:t>
@@ -574,7 +902,7 @@
         <w:rPr/>
         <w:t xml:space="preserve"> Histórico</w:t>
       </w:r>
-      <w:bookmarkEnd w:id="1497196796"/>
+      <w:bookmarkEnd w:id="107316883"/>
     </w:p>
     <w:p xmlns:wp14="http://schemas.microsoft.com/office/word/2010/wordml" wp14:textId="49A50292">
       <w:pPr>
@@ -1234,7 +1562,7 @@
           <w:lang w:val="pt-BR"/>
         </w:rPr>
       </w:pPr>
-      <w:bookmarkStart w:name="_Toc490327663" w:id="767553100"/>
+      <w:bookmarkStart w:name="_Toc457387927" w:id="885679936"/>
       <w:r>
         <w:rPr>
           <w:noProof w:val="0"/>
@@ -1242,7 +1570,7 @@
         </w:rPr>
         <w:t>1.2 Objetivo do Jogo</w:t>
       </w:r>
-      <w:bookmarkEnd w:id="767553100"/>
+      <w:bookmarkEnd w:id="885679936"/>
     </w:p>
     <w:p>
       <w:pPr>
@@ -1268,7 +1596,7 @@
           <w:lang w:val="pt-BR"/>
         </w:rPr>
       </w:pPr>
-      <w:bookmarkStart w:name="_Toc1959859142" w:id="660237631"/>
+      <w:bookmarkStart w:name="_Toc1916802673" w:id="741698916"/>
       <w:r>
         <w:rPr>
           <w:noProof w:val="0"/>
@@ -1276,7 +1604,7 @@
         </w:rPr>
         <w:t>2. Tabuleiro e Componentes</w:t>
       </w:r>
-      <w:bookmarkEnd w:id="660237631"/>
+      <w:bookmarkEnd w:id="741698916"/>
     </w:p>
     <w:p>
       <w:pPr>
@@ -1926,7 +2254,7 @@
           <w:lang w:val="pt-BR"/>
         </w:rPr>
       </w:pPr>
-      <w:bookmarkStart w:name="_Toc1427306165" w:id="905867855"/>
+      <w:bookmarkStart w:name="_Toc2142665429" w:id="1800934611"/>
       <w:r>
         <w:rPr>
           <w:noProof w:val="0"/>
@@ -1934,7 +2262,7 @@
         </w:rPr>
         <w:t>3. Regras do Jogo</w:t>
       </w:r>
-      <w:bookmarkEnd w:id="905867855"/>
+      <w:bookmarkEnd w:id="1800934611"/>
     </w:p>
     <w:p>
       <w:pPr>
@@ -1944,7 +2272,7 @@
           <w:lang w:val="pt-BR"/>
         </w:rPr>
       </w:pPr>
-      <w:bookmarkStart w:name="_Toc1457651180" w:id="1905160787"/>
+      <w:bookmarkStart w:name="_Toc1770394715" w:id="682547885"/>
       <w:r>
         <w:rPr>
           <w:noProof w:val="0"/>
@@ -1952,7 +2280,7 @@
         </w:rPr>
         <w:t>3.1 Regras de Movimento</w:t>
       </w:r>
-      <w:bookmarkEnd w:id="1905160787"/>
+      <w:bookmarkEnd w:id="682547885"/>
     </w:p>
     <w:p>
       <w:pPr>
@@ -2135,7 +2463,7 @@
           <w:lang w:val="pt-BR"/>
         </w:rPr>
       </w:pPr>
-      <w:bookmarkStart w:name="_Toc688569885" w:id="2016674946"/>
+      <w:bookmarkStart w:name="_Toc823469090" w:id="2014624352"/>
       <w:r>
         <w:rPr>
           <w:rStyle w:val="Heading2Char"/>
@@ -2144,7 +2472,7 @@
         </w:rPr>
         <w:t>3.2 Condição de Vitória</w:t>
       </w:r>
-      <w:bookmarkEnd w:id="2016674946"/>
+      <w:bookmarkEnd w:id="2014624352"/>
     </w:p>
     <w:p>
       <w:pPr>
@@ -2165,7 +2493,12 @@
     <w:p>
       <w:pPr>
         <w:pStyle w:val="Heading1"/>
-      </w:pPr>
+        <w:rPr>
+          <w:noProof w:val="0"/>
+          <w:lang w:val="pt-BR"/>
+        </w:rPr>
+      </w:pPr>
+      <w:bookmarkStart w:name="_Toc294880364" w:id="1313614760"/>
       <w:r>
         <w:rPr>
           <w:noProof w:val="0"/>
@@ -2173,6 +2506,7 @@
         </w:rPr>
         <w:t>4. Análise de Objetos do Sistema</w:t>
       </w:r>
+      <w:bookmarkEnd w:id="1313614760"/>
     </w:p>
     <w:p>
       <w:pPr>
@@ -2182,6 +2516,7 @@
           <w:lang w:val="pt-BR"/>
         </w:rPr>
       </w:pPr>
+      <w:bookmarkStart w:name="_Toc1260885283" w:id="158424028"/>
       <w:r>
         <w:rPr>
           <w:noProof w:val="0"/>
@@ -2189,6 +2524,7 @@
         </w:rPr>
         <w:t>4.1 Objetos Principais</w:t>
       </w:r>
+      <w:bookmarkEnd w:id="158424028"/>
     </w:p>
     <w:p>
       <w:pPr>
@@ -2303,7 +2639,12 @@
     <w:p>
       <w:pPr>
         <w:pStyle w:val="Heading1"/>
-      </w:pPr>
+        <w:rPr>
+          <w:noProof w:val="0"/>
+          <w:lang w:val="pt-BR"/>
+        </w:rPr>
+      </w:pPr>
+      <w:bookmarkStart w:name="_Toc171935113" w:id="2072676133"/>
       <w:r>
         <w:rPr>
           <w:noProof w:val="0"/>
@@ -2311,11 +2652,17 @@
         </w:rPr>
         <w:t>5. Ações do Sistema</w:t>
       </w:r>
+      <w:bookmarkEnd w:id="2072676133"/>
     </w:p>
     <w:p>
       <w:pPr>
         <w:pStyle w:val="Heading2"/>
-      </w:pPr>
+        <w:rPr>
+          <w:noProof w:val="0"/>
+          <w:lang w:val="pt-BR"/>
+        </w:rPr>
+      </w:pPr>
+      <w:bookmarkStart w:name="_Toc989755532" w:id="277366434"/>
       <w:r>
         <w:rPr>
           <w:noProof w:val="0"/>
@@ -2323,6 +2670,7 @@
         </w:rPr>
         <w:t>5.1 Ações do Jogador</w:t>
       </w:r>
+      <w:bookmarkEnd w:id="277366434"/>
     </w:p>
     <w:p>
       <w:pPr>
@@ -2396,7 +2744,12 @@
     <w:p>
       <w:pPr>
         <w:pStyle w:val="Heading2"/>
-      </w:pPr>
+        <w:rPr>
+          <w:noProof w:val="0"/>
+          <w:lang w:val="pt-BR"/>
+        </w:rPr>
+      </w:pPr>
+      <w:bookmarkStart w:name="_Toc1231018326" w:id="1195267843"/>
       <w:r>
         <w:rPr>
           <w:noProof w:val="0"/>
@@ -2404,6 +2757,7 @@
         </w:rPr>
         <w:t>5.2 Ações do Sistema</w:t>
       </w:r>
+      <w:bookmarkEnd w:id="1195267843"/>
     </w:p>
     <w:p>
       <w:pPr>
@@ -2506,7 +2860,12 @@
     <w:p>
       <w:pPr>
         <w:pStyle w:val="Heading1"/>
-      </w:pPr>
+        <w:rPr>
+          <w:noProof w:val="0"/>
+          <w:lang w:val="pt-BR"/>
+        </w:rPr>
+      </w:pPr>
+      <w:bookmarkStart w:name="_Toc42149863" w:id="376874834"/>
       <w:r>
         <w:rPr>
           <w:noProof w:val="0"/>
@@ -2514,6 +2873,7 @@
         </w:rPr>
         <w:t>6. Requisitos Funcionais (RF)</w:t>
       </w:r>
+      <w:bookmarkEnd w:id="376874834"/>
     </w:p>
     <w:tbl>
       <w:tblPr>
@@ -5056,7 +5416,12 @@
       <w:pPr>
         <w:pStyle w:val="Heading1"/>
         <w:ind w:left="0"/>
-      </w:pPr>
+        <w:rPr>
+          <w:noProof w:val="0"/>
+          <w:lang w:val="pt-BR"/>
+        </w:rPr>
+      </w:pPr>
+      <w:bookmarkStart w:name="_Toc429931527" w:id="615165243"/>
       <w:r>
         <w:rPr>
           <w:noProof w:val="0"/>
@@ -5064,6 +5429,7 @@
         </w:rPr>
         <w:t>7. Requisitos Não Funcionais (RNF)</w:t>
       </w:r>
+      <w:bookmarkEnd w:id="615165243"/>
     </w:p>
     <w:tbl>
       <w:tblPr>
@@ -5813,6 +6179,737 @@
         </w:rPr>
       </w:pPr>
     </w:p>
+    <w:p>
+      <w:pPr>
+        <w:spacing w:before="240" w:beforeAutospacing="off" w:after="198" w:afterAutospacing="off" w:line="276" w:lineRule="auto"/>
+        <w:ind w:left="0"/>
+        <w:jc w:val="left"/>
+        <w:rPr>
+          <w:rStyle w:val="Heading1Char"/>
+          <w:noProof w:val="0"/>
+          <w:lang w:val="pt-BR"/>
+        </w:rPr>
+      </w:pPr>
+      <w:bookmarkStart w:name="_Toc685175166" w:id="303732431"/>
+      <w:r>
+        <w:rPr>
+          <w:rStyle w:val="Heading1Char"/>
+          <w:noProof w:val="0"/>
+          <w:lang w:val="pt-BR"/>
+        </w:rPr>
+        <w:t>8. Fluxo do Jogo</w:t>
+      </w:r>
+      <w:bookmarkEnd w:id="303732431"/>
+    </w:p>
+    <w:p>
+      <w:pPr>
+        <w:pStyle w:val="ListParagraph"/>
+        <w:numPr>
+          <w:ilvl w:val="0"/>
+          <w:numId w:val="19"/>
+        </w:numPr>
+        <w:spacing w:before="0" w:beforeAutospacing="off" w:after="0" w:afterAutospacing="off"/>
+        <w:rPr>
+          <w:rFonts w:ascii="Cambria" w:hAnsi="Cambria" w:eastAsia="Cambria" w:cs="Cambria"/>
+          <w:noProof w:val="0"/>
+          <w:sz w:val="22"/>
+          <w:szCs w:val="22"/>
+          <w:lang w:val="pt-BR"/>
+        </w:rPr>
+      </w:pPr>
+      <w:r>
+        <w:rPr>
+          <w:rFonts w:ascii="Cambria" w:hAnsi="Cambria" w:eastAsia="Cambria" w:cs="Cambria"/>
+          <w:noProof w:val="0"/>
+          <w:sz w:val="22"/>
+          <w:szCs w:val="22"/>
+          <w:lang w:val="pt-BR"/>
+        </w:rPr>
+        <w:t xml:space="preserve">O sistema inicia a aplicação e apresenta a interface gráfica ao utilizador. </w:t>
+      </w:r>
+    </w:p>
+    <w:p>
+      <w:pPr>
+        <w:pStyle w:val="ListParagraph"/>
+        <w:numPr>
+          <w:ilvl w:val="0"/>
+          <w:numId w:val="19"/>
+        </w:numPr>
+        <w:spacing w:before="0" w:beforeAutospacing="off" w:after="0" w:afterAutospacing="off"/>
+        <w:rPr>
+          <w:rFonts w:ascii="Cambria" w:hAnsi="Cambria" w:eastAsia="Cambria" w:cs="Cambria"/>
+          <w:noProof w:val="0"/>
+          <w:sz w:val="22"/>
+          <w:szCs w:val="22"/>
+          <w:lang w:val="pt-BR"/>
+        </w:rPr>
+      </w:pPr>
+      <w:r>
+        <w:rPr>
+          <w:rFonts w:ascii="Cambria" w:hAnsi="Cambria" w:eastAsia="Cambria" w:cs="Cambria"/>
+          <w:noProof w:val="0"/>
+          <w:sz w:val="22"/>
+          <w:szCs w:val="22"/>
+          <w:lang w:val="pt-BR"/>
+        </w:rPr>
+        <w:t xml:space="preserve">O utilizador escolhe o modo de jogo (local ou em rede). </w:t>
+      </w:r>
+    </w:p>
+    <w:p>
+      <w:pPr>
+        <w:pStyle w:val="ListParagraph"/>
+        <w:numPr>
+          <w:ilvl w:val="0"/>
+          <w:numId w:val="19"/>
+        </w:numPr>
+        <w:spacing w:before="0" w:beforeAutospacing="off" w:after="0" w:afterAutospacing="off"/>
+        <w:rPr>
+          <w:rFonts w:ascii="Cambria" w:hAnsi="Cambria" w:eastAsia="Cambria" w:cs="Cambria"/>
+          <w:noProof w:val="0"/>
+          <w:sz w:val="22"/>
+          <w:szCs w:val="22"/>
+          <w:lang w:val="pt-BR"/>
+        </w:rPr>
+      </w:pPr>
+      <w:r>
+        <w:rPr>
+          <w:rFonts w:ascii="Cambria" w:hAnsi="Cambria" w:eastAsia="Cambria" w:cs="Cambria"/>
+          <w:noProof w:val="0"/>
+          <w:sz w:val="22"/>
+          <w:szCs w:val="22"/>
+          <w:lang w:val="pt-BR"/>
+        </w:rPr>
+        <w:t xml:space="preserve">No modo em rede: </w:t>
+      </w:r>
+    </w:p>
+    <w:p>
+      <w:pPr>
+        <w:pStyle w:val="ListParagraph"/>
+        <w:numPr>
+          <w:ilvl w:val="1"/>
+          <w:numId w:val="19"/>
+        </w:numPr>
+        <w:spacing w:before="0" w:beforeAutospacing="off" w:after="0" w:afterAutospacing="off"/>
+        <w:rPr>
+          <w:rFonts w:ascii="Cambria" w:hAnsi="Cambria" w:eastAsia="Cambria" w:cs="Cambria"/>
+          <w:noProof w:val="0"/>
+          <w:sz w:val="22"/>
+          <w:szCs w:val="22"/>
+          <w:lang w:val="pt-BR"/>
+        </w:rPr>
+      </w:pPr>
+      <w:r>
+        <w:rPr>
+          <w:rFonts w:ascii="Cambria" w:hAnsi="Cambria" w:eastAsia="Cambria" w:cs="Cambria"/>
+          <w:noProof w:val="0"/>
+          <w:sz w:val="22"/>
+          <w:szCs w:val="22"/>
+          <w:lang w:val="pt-BR"/>
+        </w:rPr>
+        <w:t xml:space="preserve">Um jogador inicia a sessão (servidor). </w:t>
+      </w:r>
+    </w:p>
+    <w:p>
+      <w:pPr>
+        <w:pStyle w:val="ListParagraph"/>
+        <w:numPr>
+          <w:ilvl w:val="1"/>
+          <w:numId w:val="19"/>
+        </w:numPr>
+        <w:spacing w:before="0" w:beforeAutospacing="off" w:after="0" w:afterAutospacing="off"/>
+        <w:rPr>
+          <w:rFonts w:ascii="Cambria" w:hAnsi="Cambria" w:eastAsia="Cambria" w:cs="Cambria"/>
+          <w:noProof w:val="0"/>
+          <w:sz w:val="22"/>
+          <w:szCs w:val="22"/>
+          <w:lang w:val="pt-BR"/>
+        </w:rPr>
+      </w:pPr>
+      <w:r>
+        <w:rPr>
+          <w:rFonts w:ascii="Cambria" w:hAnsi="Cambria" w:eastAsia="Cambria" w:cs="Cambria"/>
+          <w:noProof w:val="0"/>
+          <w:sz w:val="22"/>
+          <w:szCs w:val="22"/>
+          <w:lang w:val="pt-BR"/>
+        </w:rPr>
+        <w:t xml:space="preserve">O outro jogador liga-se à sessão (cliente). </w:t>
+      </w:r>
+    </w:p>
+    <w:p>
+      <w:pPr>
+        <w:pStyle w:val="ListParagraph"/>
+        <w:numPr>
+          <w:ilvl w:val="0"/>
+          <w:numId w:val="19"/>
+        </w:numPr>
+        <w:spacing w:before="0" w:beforeAutospacing="off" w:after="0" w:afterAutospacing="off"/>
+        <w:rPr>
+          <w:rFonts w:ascii="Cambria" w:hAnsi="Cambria" w:eastAsia="Cambria" w:cs="Cambria"/>
+          <w:noProof w:val="0"/>
+          <w:sz w:val="22"/>
+          <w:szCs w:val="22"/>
+          <w:lang w:val="pt-BR"/>
+        </w:rPr>
+      </w:pPr>
+      <w:r>
+        <w:rPr>
+          <w:rFonts w:ascii="Cambria" w:hAnsi="Cambria" w:eastAsia="Cambria" w:cs="Cambria"/>
+          <w:noProof w:val="0"/>
+          <w:sz w:val="22"/>
+          <w:szCs w:val="22"/>
+          <w:lang w:val="pt-BR"/>
+        </w:rPr>
+        <w:t xml:space="preserve">O sistema inicializa o tabuleiro com as peças nas posições iniciais. </w:t>
+      </w:r>
+    </w:p>
+    <w:p>
+      <w:pPr>
+        <w:pStyle w:val="ListParagraph"/>
+        <w:numPr>
+          <w:ilvl w:val="0"/>
+          <w:numId w:val="19"/>
+        </w:numPr>
+        <w:spacing w:before="0" w:beforeAutospacing="off" w:after="0" w:afterAutospacing="off"/>
+        <w:rPr>
+          <w:rFonts w:ascii="Cambria" w:hAnsi="Cambria" w:eastAsia="Cambria" w:cs="Cambria"/>
+          <w:noProof w:val="0"/>
+          <w:sz w:val="22"/>
+          <w:szCs w:val="22"/>
+          <w:lang w:val="pt-BR"/>
+        </w:rPr>
+      </w:pPr>
+      <w:r>
+        <w:rPr>
+          <w:rFonts w:ascii="Cambria" w:hAnsi="Cambria" w:eastAsia="Cambria" w:cs="Cambria"/>
+          <w:noProof w:val="0"/>
+          <w:sz w:val="22"/>
+          <w:szCs w:val="22"/>
+          <w:lang w:val="pt-BR"/>
+        </w:rPr>
+        <w:t xml:space="preserve">É definido o jogador que inicia a partida. </w:t>
+      </w:r>
+    </w:p>
+    <w:p>
+      <w:pPr>
+        <w:pStyle w:val="ListParagraph"/>
+        <w:numPr>
+          <w:ilvl w:val="0"/>
+          <w:numId w:val="19"/>
+        </w:numPr>
+        <w:spacing w:before="0" w:beforeAutospacing="off" w:after="0" w:afterAutospacing="off"/>
+        <w:rPr>
+          <w:rFonts w:ascii="Cambria" w:hAnsi="Cambria" w:eastAsia="Cambria" w:cs="Cambria"/>
+          <w:noProof w:val="0"/>
+          <w:sz w:val="22"/>
+          <w:szCs w:val="22"/>
+          <w:lang w:val="pt-BR"/>
+        </w:rPr>
+      </w:pPr>
+      <w:r>
+        <w:rPr>
+          <w:rFonts w:ascii="Cambria" w:hAnsi="Cambria" w:eastAsia="Cambria" w:cs="Cambria"/>
+          <w:noProof w:val="0"/>
+          <w:sz w:val="22"/>
+          <w:szCs w:val="22"/>
+          <w:lang w:val="pt-BR"/>
+        </w:rPr>
+        <w:t xml:space="preserve">O jogador ativo seleciona uma peça no tabuleiro. </w:t>
+      </w:r>
+    </w:p>
+    <w:p>
+      <w:pPr>
+        <w:pStyle w:val="ListParagraph"/>
+        <w:numPr>
+          <w:ilvl w:val="0"/>
+          <w:numId w:val="19"/>
+        </w:numPr>
+        <w:spacing w:before="0" w:beforeAutospacing="off" w:after="0" w:afterAutospacing="off"/>
+        <w:rPr>
+          <w:rFonts w:ascii="Cambria" w:hAnsi="Cambria" w:eastAsia="Cambria" w:cs="Cambria"/>
+          <w:noProof w:val="0"/>
+          <w:sz w:val="22"/>
+          <w:szCs w:val="22"/>
+          <w:lang w:val="pt-BR"/>
+        </w:rPr>
+      </w:pPr>
+      <w:r>
+        <w:rPr>
+          <w:rFonts w:ascii="Cambria" w:hAnsi="Cambria" w:eastAsia="Cambria" w:cs="Cambria"/>
+          <w:noProof w:val="0"/>
+          <w:sz w:val="22"/>
+          <w:szCs w:val="22"/>
+          <w:lang w:val="pt-BR"/>
+        </w:rPr>
+        <w:t xml:space="preserve">O sistema apresenta os movimentos possíveis para essa peça. </w:t>
+      </w:r>
+    </w:p>
+    <w:p>
+      <w:pPr>
+        <w:pStyle w:val="ListParagraph"/>
+        <w:numPr>
+          <w:ilvl w:val="0"/>
+          <w:numId w:val="19"/>
+        </w:numPr>
+        <w:spacing w:before="0" w:beforeAutospacing="off" w:after="0" w:afterAutospacing="off"/>
+        <w:rPr>
+          <w:rFonts w:ascii="Cambria" w:hAnsi="Cambria" w:eastAsia="Cambria" w:cs="Cambria"/>
+          <w:noProof w:val="0"/>
+          <w:sz w:val="22"/>
+          <w:szCs w:val="22"/>
+          <w:lang w:val="pt-BR"/>
+        </w:rPr>
+      </w:pPr>
+      <w:r>
+        <w:rPr>
+          <w:rFonts w:ascii="Cambria" w:hAnsi="Cambria" w:eastAsia="Cambria" w:cs="Cambria"/>
+          <w:noProof w:val="0"/>
+          <w:sz w:val="22"/>
+          <w:szCs w:val="22"/>
+          <w:lang w:val="pt-BR"/>
+        </w:rPr>
+        <w:t xml:space="preserve">O jogador escolhe uma posição de destino. </w:t>
+      </w:r>
+    </w:p>
+    <w:p>
+      <w:pPr>
+        <w:pStyle w:val="ListParagraph"/>
+        <w:numPr>
+          <w:ilvl w:val="0"/>
+          <w:numId w:val="19"/>
+        </w:numPr>
+        <w:spacing w:before="0" w:beforeAutospacing="off" w:after="0" w:afterAutospacing="off"/>
+        <w:rPr>
+          <w:rFonts w:ascii="Cambria" w:hAnsi="Cambria" w:eastAsia="Cambria" w:cs="Cambria"/>
+          <w:noProof w:val="0"/>
+          <w:sz w:val="22"/>
+          <w:szCs w:val="22"/>
+          <w:lang w:val="pt-BR"/>
+        </w:rPr>
+      </w:pPr>
+      <w:r>
+        <w:rPr>
+          <w:rFonts w:ascii="Cambria" w:hAnsi="Cambria" w:eastAsia="Cambria" w:cs="Cambria"/>
+          <w:noProof w:val="0"/>
+          <w:sz w:val="22"/>
+          <w:szCs w:val="22"/>
+          <w:lang w:val="pt-BR"/>
+        </w:rPr>
+        <w:t xml:space="preserve">O sistema valida o movimento de acordo com as regras do jogo. </w:t>
+      </w:r>
+    </w:p>
+    <w:p>
+      <w:pPr>
+        <w:pStyle w:val="ListParagraph"/>
+        <w:numPr>
+          <w:ilvl w:val="1"/>
+          <w:numId w:val="19"/>
+        </w:numPr>
+        <w:spacing w:before="0" w:beforeAutospacing="off" w:after="0" w:afterAutospacing="off"/>
+        <w:rPr>
+          <w:rFonts w:ascii="Cambria" w:hAnsi="Cambria" w:eastAsia="Cambria" w:cs="Cambria"/>
+          <w:noProof w:val="0"/>
+          <w:sz w:val="22"/>
+          <w:szCs w:val="22"/>
+          <w:lang w:val="pt-BR"/>
+        </w:rPr>
+      </w:pPr>
+      <w:r>
+        <w:rPr>
+          <w:rFonts w:ascii="Cambria" w:hAnsi="Cambria" w:eastAsia="Cambria" w:cs="Cambria"/>
+          <w:noProof w:val="0"/>
+          <w:sz w:val="22"/>
+          <w:szCs w:val="22"/>
+          <w:lang w:val="pt-BR"/>
+        </w:rPr>
+        <w:t xml:space="preserve">Se for inválido, o jogador deve escolher outro movimento. </w:t>
+      </w:r>
+    </w:p>
+    <w:p>
+      <w:pPr>
+        <w:pStyle w:val="ListParagraph"/>
+        <w:numPr>
+          <w:ilvl w:val="0"/>
+          <w:numId w:val="19"/>
+        </w:numPr>
+        <w:spacing w:before="0" w:beforeAutospacing="off" w:after="0" w:afterAutospacing="off"/>
+        <w:rPr>
+          <w:rFonts w:ascii="Cambria" w:hAnsi="Cambria" w:eastAsia="Cambria" w:cs="Cambria"/>
+          <w:noProof w:val="0"/>
+          <w:sz w:val="22"/>
+          <w:szCs w:val="22"/>
+          <w:lang w:val="pt-BR"/>
+        </w:rPr>
+      </w:pPr>
+      <w:r>
+        <w:rPr>
+          <w:rFonts w:ascii="Cambria" w:hAnsi="Cambria" w:eastAsia="Cambria" w:cs="Cambria"/>
+          <w:noProof w:val="0"/>
+          <w:sz w:val="22"/>
+          <w:szCs w:val="22"/>
+          <w:lang w:val="pt-BR"/>
+        </w:rPr>
+        <w:t xml:space="preserve">O sistema atualiza o tabuleiro e executa a animação do movimento. </w:t>
+      </w:r>
+    </w:p>
+    <w:p>
+      <w:pPr>
+        <w:pStyle w:val="ListParagraph"/>
+        <w:numPr>
+          <w:ilvl w:val="0"/>
+          <w:numId w:val="19"/>
+        </w:numPr>
+        <w:spacing w:before="0" w:beforeAutospacing="off" w:after="0" w:afterAutospacing="off"/>
+        <w:rPr>
+          <w:rFonts w:ascii="Cambria" w:hAnsi="Cambria" w:eastAsia="Cambria" w:cs="Cambria"/>
+          <w:noProof w:val="0"/>
+          <w:sz w:val="22"/>
+          <w:szCs w:val="22"/>
+          <w:lang w:val="pt-BR"/>
+        </w:rPr>
+      </w:pPr>
+      <w:r>
+        <w:rPr>
+          <w:rFonts w:ascii="Cambria" w:hAnsi="Cambria" w:eastAsia="Cambria" w:cs="Cambria"/>
+          <w:noProof w:val="0"/>
+          <w:sz w:val="22"/>
+          <w:szCs w:val="22"/>
+          <w:lang w:val="pt-BR"/>
+        </w:rPr>
+        <w:t xml:space="preserve">No modo em rede: </w:t>
+      </w:r>
+    </w:p>
+    <w:p>
+      <w:pPr>
+        <w:pStyle w:val="ListParagraph"/>
+        <w:numPr>
+          <w:ilvl w:val="0"/>
+          <w:numId w:val="27"/>
+        </w:numPr>
+        <w:spacing w:before="0" w:beforeAutospacing="off" w:after="0" w:afterAutospacing="off"/>
+        <w:rPr>
+          <w:rFonts w:ascii="Cambria" w:hAnsi="Cambria" w:eastAsia="Cambria" w:cs="Cambria"/>
+          <w:noProof w:val="0"/>
+          <w:sz w:val="22"/>
+          <w:szCs w:val="22"/>
+          <w:lang w:val="pt-BR"/>
+        </w:rPr>
+      </w:pPr>
+      <w:r>
+        <w:rPr>
+          <w:rFonts w:ascii="Cambria" w:hAnsi="Cambria" w:eastAsia="Cambria" w:cs="Cambria"/>
+          <w:noProof w:val="0"/>
+          <w:sz w:val="22"/>
+          <w:szCs w:val="22"/>
+          <w:lang w:val="pt-BR"/>
+        </w:rPr>
+        <w:t xml:space="preserve">A jogada é enviada para o adversário. </w:t>
+      </w:r>
+    </w:p>
+    <w:p>
+      <w:pPr>
+        <w:pStyle w:val="ListParagraph"/>
+        <w:numPr>
+          <w:ilvl w:val="0"/>
+          <w:numId w:val="27"/>
+        </w:numPr>
+        <w:spacing w:before="0" w:beforeAutospacing="off" w:after="0" w:afterAutospacing="off"/>
+        <w:rPr>
+          <w:rFonts w:ascii="Cambria" w:hAnsi="Cambria" w:eastAsia="Cambria" w:cs="Cambria"/>
+          <w:noProof w:val="0"/>
+          <w:sz w:val="22"/>
+          <w:szCs w:val="22"/>
+          <w:lang w:val="pt-BR"/>
+        </w:rPr>
+      </w:pPr>
+      <w:r>
+        <w:rPr>
+          <w:rFonts w:ascii="Cambria" w:hAnsi="Cambria" w:eastAsia="Cambria" w:cs="Cambria"/>
+          <w:noProof w:val="0"/>
+          <w:sz w:val="22"/>
+          <w:szCs w:val="22"/>
+          <w:lang w:val="pt-BR"/>
+        </w:rPr>
+        <w:t xml:space="preserve">O sistema remoto recebe e aplica a jogada. </w:t>
+      </w:r>
+    </w:p>
+    <w:p>
+      <w:pPr>
+        <w:pStyle w:val="ListParagraph"/>
+        <w:numPr>
+          <w:ilvl w:val="0"/>
+          <w:numId w:val="21"/>
+        </w:numPr>
+        <w:spacing w:before="0" w:beforeAutospacing="off" w:after="0" w:afterAutospacing="off"/>
+        <w:rPr>
+          <w:rFonts w:ascii="Cambria" w:hAnsi="Cambria" w:eastAsia="Cambria" w:cs="Cambria"/>
+          <w:noProof w:val="0"/>
+          <w:sz w:val="22"/>
+          <w:szCs w:val="22"/>
+          <w:lang w:val="pt-BR"/>
+        </w:rPr>
+      </w:pPr>
+      <w:r>
+        <w:rPr>
+          <w:rFonts w:ascii="Cambria" w:hAnsi="Cambria" w:eastAsia="Cambria" w:cs="Cambria"/>
+          <w:noProof w:val="0"/>
+          <w:sz w:val="22"/>
+          <w:szCs w:val="22"/>
+          <w:lang w:val="pt-BR"/>
+        </w:rPr>
+        <w:t xml:space="preserve">O sistema verifica se o jogador adversário possui movimentos válidos. </w:t>
+      </w:r>
+    </w:p>
+    <w:p>
+      <w:pPr>
+        <w:pStyle w:val="ListParagraph"/>
+        <w:numPr>
+          <w:ilvl w:val="0"/>
+          <w:numId w:val="21"/>
+        </w:numPr>
+        <w:spacing w:before="0" w:beforeAutospacing="off" w:after="0" w:afterAutospacing="off"/>
+        <w:rPr>
+          <w:rFonts w:ascii="Cambria" w:hAnsi="Cambria" w:eastAsia="Cambria" w:cs="Cambria"/>
+          <w:noProof w:val="0"/>
+          <w:sz w:val="22"/>
+          <w:szCs w:val="22"/>
+          <w:lang w:val="pt-BR"/>
+        </w:rPr>
+      </w:pPr>
+      <w:r>
+        <w:rPr>
+          <w:rFonts w:ascii="Cambria" w:hAnsi="Cambria" w:eastAsia="Cambria" w:cs="Cambria"/>
+          <w:noProof w:val="0"/>
+          <w:sz w:val="22"/>
+          <w:szCs w:val="22"/>
+          <w:lang w:val="pt-BR"/>
+        </w:rPr>
+        <w:t xml:space="preserve">Se o adversário não tiver movimentos possíveis: </w:t>
+      </w:r>
+    </w:p>
+    <w:p>
+      <w:pPr>
+        <w:pStyle w:val="ListParagraph"/>
+        <w:numPr>
+          <w:ilvl w:val="0"/>
+          <w:numId w:val="30"/>
+        </w:numPr>
+        <w:spacing w:before="0" w:beforeAutospacing="off" w:after="0" w:afterAutospacing="off"/>
+        <w:rPr>
+          <w:rFonts w:ascii="Cambria" w:hAnsi="Cambria" w:eastAsia="Cambria" w:cs="Cambria"/>
+          <w:noProof w:val="0"/>
+          <w:sz w:val="22"/>
+          <w:szCs w:val="22"/>
+          <w:lang w:val="pt-BR"/>
+        </w:rPr>
+      </w:pPr>
+      <w:r>
+        <w:rPr>
+          <w:rFonts w:ascii="Cambria" w:hAnsi="Cambria" w:eastAsia="Cambria" w:cs="Cambria"/>
+          <w:noProof w:val="0"/>
+          <w:sz w:val="22"/>
+          <w:szCs w:val="22"/>
+          <w:lang w:val="pt-BR"/>
+        </w:rPr>
+        <w:t xml:space="preserve">O sistema declara o vencedor </w:t>
+      </w:r>
+    </w:p>
+    <w:p>
+      <w:pPr>
+        <w:pStyle w:val="ListParagraph"/>
+        <w:numPr>
+          <w:ilvl w:val="0"/>
+          <w:numId w:val="30"/>
+        </w:numPr>
+        <w:spacing w:before="0" w:beforeAutospacing="off" w:after="0" w:afterAutospacing="off"/>
+        <w:rPr>
+          <w:rFonts w:ascii="Cambria" w:hAnsi="Cambria" w:eastAsia="Cambria" w:cs="Cambria"/>
+          <w:noProof w:val="0"/>
+          <w:sz w:val="22"/>
+          <w:szCs w:val="22"/>
+          <w:lang w:val="pt-BR"/>
+        </w:rPr>
+      </w:pPr>
+      <w:r>
+        <w:rPr>
+          <w:rFonts w:ascii="Cambria" w:hAnsi="Cambria" w:eastAsia="Cambria" w:cs="Cambria"/>
+          <w:noProof w:val="0"/>
+          <w:sz w:val="22"/>
+          <w:szCs w:val="22"/>
+          <w:lang w:val="pt-BR"/>
+        </w:rPr>
+        <w:t xml:space="preserve">A partida termina </w:t>
+      </w:r>
+    </w:p>
+    <w:p>
+      <w:pPr>
+        <w:pStyle w:val="ListParagraph"/>
+        <w:numPr>
+          <w:ilvl w:val="0"/>
+          <w:numId w:val="23"/>
+        </w:numPr>
+        <w:spacing w:before="0" w:beforeAutospacing="off" w:after="0" w:afterAutospacing="off"/>
+        <w:rPr>
+          <w:rFonts w:ascii="Cambria" w:hAnsi="Cambria" w:eastAsia="Cambria" w:cs="Cambria"/>
+          <w:noProof w:val="0"/>
+          <w:sz w:val="22"/>
+          <w:szCs w:val="22"/>
+          <w:lang w:val="pt-BR"/>
+        </w:rPr>
+      </w:pPr>
+      <w:r>
+        <w:rPr>
+          <w:rFonts w:ascii="Cambria" w:hAnsi="Cambria" w:eastAsia="Cambria" w:cs="Cambria"/>
+          <w:noProof w:val="0"/>
+          <w:sz w:val="22"/>
+          <w:szCs w:val="22"/>
+          <w:lang w:val="pt-BR"/>
+        </w:rPr>
+        <w:t xml:space="preserve">Caso contrário: </w:t>
+      </w:r>
+    </w:p>
+    <w:p>
+      <w:pPr>
+        <w:pStyle w:val="ListParagraph"/>
+        <w:numPr>
+          <w:ilvl w:val="0"/>
+          <w:numId w:val="28"/>
+        </w:numPr>
+        <w:spacing w:before="0" w:beforeAutospacing="off" w:after="0" w:afterAutospacing="off"/>
+        <w:rPr>
+          <w:rFonts w:ascii="Cambria" w:hAnsi="Cambria" w:eastAsia="Cambria" w:cs="Cambria"/>
+          <w:noProof w:val="0"/>
+          <w:sz w:val="22"/>
+          <w:szCs w:val="22"/>
+          <w:lang w:val="pt-BR"/>
+        </w:rPr>
+      </w:pPr>
+      <w:r>
+        <w:rPr>
+          <w:rFonts w:ascii="Cambria" w:hAnsi="Cambria" w:eastAsia="Cambria" w:cs="Cambria"/>
+          <w:noProof w:val="0"/>
+          <w:sz w:val="22"/>
+          <w:szCs w:val="22"/>
+          <w:lang w:val="pt-BR"/>
+        </w:rPr>
+        <w:t xml:space="preserve">O sistema alterna o turno para o outro jogador </w:t>
+      </w:r>
+    </w:p>
+    <w:p>
+      <w:pPr>
+        <w:pStyle w:val="ListParagraph"/>
+        <w:numPr>
+          <w:ilvl w:val="0"/>
+          <w:numId w:val="28"/>
+        </w:numPr>
+        <w:spacing w:before="0" w:beforeAutospacing="off" w:after="0" w:afterAutospacing="off"/>
+        <w:rPr>
+          <w:rFonts w:ascii="Cambria" w:hAnsi="Cambria" w:eastAsia="Cambria" w:cs="Cambria"/>
+          <w:noProof w:val="0"/>
+          <w:sz w:val="22"/>
+          <w:szCs w:val="22"/>
+          <w:lang w:val="pt-BR"/>
+        </w:rPr>
+      </w:pPr>
+      <w:r>
+        <w:rPr>
+          <w:rFonts w:ascii="Cambria" w:hAnsi="Cambria" w:eastAsia="Cambria" w:cs="Cambria"/>
+          <w:noProof w:val="0"/>
+          <w:sz w:val="22"/>
+          <w:szCs w:val="22"/>
+          <w:lang w:val="pt-BR"/>
+        </w:rPr>
+        <w:t xml:space="preserve">O processo repete-se a partir do passo 6 </w:t>
+      </w:r>
+    </w:p>
+    <w:p>
+      <w:pPr>
+        <w:pStyle w:val="ListParagraph"/>
+        <w:numPr>
+          <w:ilvl w:val="0"/>
+          <w:numId w:val="25"/>
+        </w:numPr>
+        <w:spacing w:before="0" w:beforeAutospacing="off" w:after="0" w:afterAutospacing="off"/>
+        <w:rPr>
+          <w:rFonts w:ascii="Cambria" w:hAnsi="Cambria" w:eastAsia="Cambria" w:cs="Cambria"/>
+          <w:noProof w:val="0"/>
+          <w:sz w:val="22"/>
+          <w:szCs w:val="22"/>
+          <w:lang w:val="pt-BR"/>
+        </w:rPr>
+      </w:pPr>
+      <w:r>
+        <w:rPr>
+          <w:rFonts w:ascii="Cambria" w:hAnsi="Cambria" w:eastAsia="Cambria" w:cs="Cambria"/>
+          <w:noProof w:val="0"/>
+          <w:sz w:val="22"/>
+          <w:szCs w:val="22"/>
+          <w:lang w:val="pt-BR"/>
+        </w:rPr>
+        <w:t xml:space="preserve">A qualquer momento, o utilizador pode: </w:t>
+      </w:r>
+    </w:p>
+    <w:p>
+      <w:pPr>
+        <w:pStyle w:val="ListParagraph"/>
+        <w:numPr>
+          <w:ilvl w:val="0"/>
+          <w:numId w:val="29"/>
+        </w:numPr>
+        <w:spacing w:before="0" w:beforeAutospacing="off" w:after="0" w:afterAutospacing="off"/>
+        <w:rPr>
+          <w:rFonts w:ascii="Cambria" w:hAnsi="Cambria" w:eastAsia="Cambria" w:cs="Cambria"/>
+          <w:noProof w:val="0"/>
+          <w:sz w:val="22"/>
+          <w:szCs w:val="22"/>
+          <w:lang w:val="pt-BR"/>
+        </w:rPr>
+      </w:pPr>
+      <w:r>
+        <w:rPr>
+          <w:rFonts w:ascii="Cambria" w:hAnsi="Cambria" w:eastAsia="Cambria" w:cs="Cambria"/>
+          <w:noProof w:val="0"/>
+          <w:sz w:val="22"/>
+          <w:szCs w:val="22"/>
+          <w:lang w:val="pt-BR"/>
+        </w:rPr>
+        <w:t xml:space="preserve">Guardar o estado do jogo </w:t>
+      </w:r>
+    </w:p>
+    <w:p>
+      <w:pPr>
+        <w:pStyle w:val="ListParagraph"/>
+        <w:numPr>
+          <w:ilvl w:val="0"/>
+          <w:numId w:val="29"/>
+        </w:numPr>
+        <w:spacing w:before="0" w:beforeAutospacing="off" w:after="0" w:afterAutospacing="off"/>
+        <w:rPr>
+          <w:rFonts w:ascii="Cambria" w:hAnsi="Cambria" w:eastAsia="Cambria" w:cs="Cambria"/>
+          <w:noProof w:val="0"/>
+          <w:sz w:val="22"/>
+          <w:szCs w:val="22"/>
+          <w:lang w:val="pt-BR"/>
+        </w:rPr>
+      </w:pPr>
+      <w:r>
+        <w:rPr>
+          <w:rFonts w:ascii="Cambria" w:hAnsi="Cambria" w:eastAsia="Cambria" w:cs="Cambria"/>
+          <w:noProof w:val="0"/>
+          <w:sz w:val="22"/>
+          <w:szCs w:val="22"/>
+          <w:lang w:val="pt-BR"/>
+        </w:rPr>
+        <w:t>Carregar uma partida previamente guardada</w:t>
+      </w:r>
+    </w:p>
+    <w:p>
+      <w:pPr>
+        <w:rPr>
+          <w:lang w:val="pt-BR"/>
+        </w:rPr>
+      </w:pPr>
+    </w:p>
     <w:sectPr>
       <w:pgSz w:w="12240" w:h="15840" w:orient="portrait"/>
       <w:pgMar w:top="1440" w:right="1800" w:bottom="1440" w:left="1800" w:header="720" w:footer="720" w:gutter="0"/>
@@ -5825,6 +6922,1242 @@
 
 <file path=word/numbering.xml><?xml version="1.0" encoding="utf-8"?>
 <w:numbering xmlns:wpc="http://schemas.microsoft.com/office/word/2010/wordprocessingCanvas" xmlns:mo="http://schemas.microsoft.com/office/mac/office/2008/main" xmlns:mc="http://schemas.openxmlformats.org/markup-compatibility/2006" xmlns:mv="urn:schemas-microsoft-com:mac:vml" xmlns:o="urn:schemas-microsoft-com:office:office" xmlns:r="http://schemas.openxmlformats.org/officeDocument/2006/relationships" xmlns:m="http://schemas.openxmlformats.org/officeDocument/2006/math" xmlns:v="urn:schemas-microsoft-com:vml" xmlns:wp14="http://schemas.microsoft.com/office/word/2010/wordprocessingDrawing" xmlns:wp="http://schemas.openxmlformats.org/drawingml/2006/wordprocessingDrawing" xmlns:w10="urn:schemas-microsoft-com:office:word" xmlns:w="http://schemas.openxmlformats.org/wordprocessingml/2006/main" xmlns:w14="http://schemas.microsoft.com/office/word/2010/wordml" xmlns:wpg="http://schemas.microsoft.com/office/word/2010/wordprocessingGroup" xmlns:wpi="http://schemas.microsoft.com/office/word/2010/wordprocessingInk" xmlns:wne="http://schemas.microsoft.com/office/word/2006/wordml" xmlns:wps="http://schemas.microsoft.com/office/word/2010/wordprocessingShape" mc:Ignorable="w14 wp14">
+  <w:abstractNum xmlns:w="http://schemas.openxmlformats.org/wordprocessingml/2006/main" w:abstractNumId="29">
+    <w:nsid w:val="23724941"/>
+    <w:multiLevelType xmlns:w="http://schemas.openxmlformats.org/wordprocessingml/2006/main" w:val="hybridMultilevel"/>
+    <w:lvl xmlns:w="http://schemas.openxmlformats.org/wordprocessingml/2006/main" w:ilvl="0">
+      <w:start w:val="1"/>
+      <w:numFmt w:val="bullet"/>
+      <w:lvlText w:val="o"/>
+      <w:lvlJc w:val="left"/>
+      <w:pPr>
+        <w:ind w:left="720" w:hanging="360"/>
+      </w:pPr>
+      <w:rPr>
+        <w:rFonts w:hint="default" w:ascii="Courier New" w:hAnsi="Courier New"/>
+      </w:rPr>
+    </w:lvl>
+    <w:lvl xmlns:w="http://schemas.openxmlformats.org/wordprocessingml/2006/main" w:ilvl="1">
+      <w:start w:val="1"/>
+      <w:numFmt w:val="bullet"/>
+      <w:lvlText w:val="o"/>
+      <w:lvlJc w:val="left"/>
+      <w:pPr>
+        <w:ind w:left="1440" w:hanging="360"/>
+      </w:pPr>
+      <w:rPr>
+        <w:rFonts w:hint="default" w:ascii="Courier New" w:hAnsi="Courier New"/>
+      </w:rPr>
+    </w:lvl>
+    <w:lvl xmlns:w="http://schemas.openxmlformats.org/wordprocessingml/2006/main" w:ilvl="2">
+      <w:start w:val="1"/>
+      <w:numFmt w:val="bullet"/>
+      <w:lvlText w:val=""/>
+      <w:lvlJc w:val="left"/>
+      <w:pPr>
+        <w:ind w:left="2160" w:hanging="360"/>
+      </w:pPr>
+      <w:rPr>
+        <w:rFonts w:hint="default" w:ascii="Wingdings" w:hAnsi="Wingdings"/>
+      </w:rPr>
+    </w:lvl>
+    <w:lvl xmlns:w="http://schemas.openxmlformats.org/wordprocessingml/2006/main" w:ilvl="3">
+      <w:start w:val="1"/>
+      <w:numFmt w:val="bullet"/>
+      <w:lvlText w:val=""/>
+      <w:lvlJc w:val="left"/>
+      <w:pPr>
+        <w:ind w:left="2880" w:hanging="360"/>
+      </w:pPr>
+      <w:rPr>
+        <w:rFonts w:hint="default" w:ascii="Symbol" w:hAnsi="Symbol"/>
+      </w:rPr>
+    </w:lvl>
+    <w:lvl xmlns:w="http://schemas.openxmlformats.org/wordprocessingml/2006/main" w:ilvl="4">
+      <w:start w:val="1"/>
+      <w:numFmt w:val="bullet"/>
+      <w:lvlText w:val="o"/>
+      <w:lvlJc w:val="left"/>
+      <w:pPr>
+        <w:ind w:left="3600" w:hanging="360"/>
+      </w:pPr>
+      <w:rPr>
+        <w:rFonts w:hint="default" w:ascii="Courier New" w:hAnsi="Courier New"/>
+      </w:rPr>
+    </w:lvl>
+    <w:lvl xmlns:w="http://schemas.openxmlformats.org/wordprocessingml/2006/main" w:ilvl="5">
+      <w:start w:val="1"/>
+      <w:numFmt w:val="bullet"/>
+      <w:lvlText w:val=""/>
+      <w:lvlJc w:val="left"/>
+      <w:pPr>
+        <w:ind w:left="4320" w:hanging="360"/>
+      </w:pPr>
+      <w:rPr>
+        <w:rFonts w:hint="default" w:ascii="Wingdings" w:hAnsi="Wingdings"/>
+      </w:rPr>
+    </w:lvl>
+    <w:lvl xmlns:w="http://schemas.openxmlformats.org/wordprocessingml/2006/main" w:ilvl="6">
+      <w:start w:val="1"/>
+      <w:numFmt w:val="bullet"/>
+      <w:lvlText w:val=""/>
+      <w:lvlJc w:val="left"/>
+      <w:pPr>
+        <w:ind w:left="5040" w:hanging="360"/>
+      </w:pPr>
+      <w:rPr>
+        <w:rFonts w:hint="default" w:ascii="Symbol" w:hAnsi="Symbol"/>
+      </w:rPr>
+    </w:lvl>
+    <w:lvl xmlns:w="http://schemas.openxmlformats.org/wordprocessingml/2006/main" w:ilvl="7">
+      <w:start w:val="1"/>
+      <w:numFmt w:val="bullet"/>
+      <w:lvlText w:val="o"/>
+      <w:lvlJc w:val="left"/>
+      <w:pPr>
+        <w:ind w:left="5760" w:hanging="360"/>
+      </w:pPr>
+      <w:rPr>
+        <w:rFonts w:hint="default" w:ascii="Courier New" w:hAnsi="Courier New"/>
+      </w:rPr>
+    </w:lvl>
+    <w:lvl xmlns:w="http://schemas.openxmlformats.org/wordprocessingml/2006/main" w:ilvl="8">
+      <w:start w:val="1"/>
+      <w:numFmt w:val="bullet"/>
+      <w:lvlText w:val=""/>
+      <w:lvlJc w:val="left"/>
+      <w:pPr>
+        <w:ind w:left="6480" w:hanging="360"/>
+      </w:pPr>
+      <w:rPr>
+        <w:rFonts w:hint="default" w:ascii="Wingdings" w:hAnsi="Wingdings"/>
+      </w:rPr>
+    </w:lvl>
+  </w:abstractNum>
+  <w:abstractNum xmlns:w="http://schemas.openxmlformats.org/wordprocessingml/2006/main" w:abstractNumId="28">
+    <w:nsid w:val="245f0ccc"/>
+    <w:multiLevelType xmlns:w="http://schemas.openxmlformats.org/wordprocessingml/2006/main" w:val="hybridMultilevel"/>
+    <w:lvl xmlns:w="http://schemas.openxmlformats.org/wordprocessingml/2006/main" w:ilvl="0">
+      <w:start w:val="1"/>
+      <w:numFmt w:val="bullet"/>
+      <w:lvlText w:val="o"/>
+      <w:lvlJc w:val="left"/>
+      <w:pPr>
+        <w:ind w:left="720" w:hanging="360"/>
+      </w:pPr>
+      <w:rPr>
+        <w:rFonts w:hint="default" w:ascii="Courier New" w:hAnsi="Courier New"/>
+      </w:rPr>
+    </w:lvl>
+    <w:lvl xmlns:w="http://schemas.openxmlformats.org/wordprocessingml/2006/main" w:ilvl="1">
+      <w:start w:val="1"/>
+      <w:numFmt w:val="bullet"/>
+      <w:lvlText w:val="o"/>
+      <w:lvlJc w:val="left"/>
+      <w:pPr>
+        <w:ind w:left="1440" w:hanging="360"/>
+      </w:pPr>
+      <w:rPr>
+        <w:rFonts w:hint="default" w:ascii="Courier New" w:hAnsi="Courier New"/>
+      </w:rPr>
+    </w:lvl>
+    <w:lvl xmlns:w="http://schemas.openxmlformats.org/wordprocessingml/2006/main" w:ilvl="2">
+      <w:start w:val="1"/>
+      <w:numFmt w:val="bullet"/>
+      <w:lvlText w:val=""/>
+      <w:lvlJc w:val="left"/>
+      <w:pPr>
+        <w:ind w:left="2160" w:hanging="360"/>
+      </w:pPr>
+      <w:rPr>
+        <w:rFonts w:hint="default" w:ascii="Wingdings" w:hAnsi="Wingdings"/>
+      </w:rPr>
+    </w:lvl>
+    <w:lvl xmlns:w="http://schemas.openxmlformats.org/wordprocessingml/2006/main" w:ilvl="3">
+      <w:start w:val="1"/>
+      <w:numFmt w:val="bullet"/>
+      <w:lvlText w:val=""/>
+      <w:lvlJc w:val="left"/>
+      <w:pPr>
+        <w:ind w:left="2880" w:hanging="360"/>
+      </w:pPr>
+      <w:rPr>
+        <w:rFonts w:hint="default" w:ascii="Symbol" w:hAnsi="Symbol"/>
+      </w:rPr>
+    </w:lvl>
+    <w:lvl xmlns:w="http://schemas.openxmlformats.org/wordprocessingml/2006/main" w:ilvl="4">
+      <w:start w:val="1"/>
+      <w:numFmt w:val="bullet"/>
+      <w:lvlText w:val="o"/>
+      <w:lvlJc w:val="left"/>
+      <w:pPr>
+        <w:ind w:left="3600" w:hanging="360"/>
+      </w:pPr>
+      <w:rPr>
+        <w:rFonts w:hint="default" w:ascii="Courier New" w:hAnsi="Courier New"/>
+      </w:rPr>
+    </w:lvl>
+    <w:lvl xmlns:w="http://schemas.openxmlformats.org/wordprocessingml/2006/main" w:ilvl="5">
+      <w:start w:val="1"/>
+      <w:numFmt w:val="bullet"/>
+      <w:lvlText w:val=""/>
+      <w:lvlJc w:val="left"/>
+      <w:pPr>
+        <w:ind w:left="4320" w:hanging="360"/>
+      </w:pPr>
+      <w:rPr>
+        <w:rFonts w:hint="default" w:ascii="Wingdings" w:hAnsi="Wingdings"/>
+      </w:rPr>
+    </w:lvl>
+    <w:lvl xmlns:w="http://schemas.openxmlformats.org/wordprocessingml/2006/main" w:ilvl="6">
+      <w:start w:val="1"/>
+      <w:numFmt w:val="bullet"/>
+      <w:lvlText w:val=""/>
+      <w:lvlJc w:val="left"/>
+      <w:pPr>
+        <w:ind w:left="5040" w:hanging="360"/>
+      </w:pPr>
+      <w:rPr>
+        <w:rFonts w:hint="default" w:ascii="Symbol" w:hAnsi="Symbol"/>
+      </w:rPr>
+    </w:lvl>
+    <w:lvl xmlns:w="http://schemas.openxmlformats.org/wordprocessingml/2006/main" w:ilvl="7">
+      <w:start w:val="1"/>
+      <w:numFmt w:val="bullet"/>
+      <w:lvlText w:val="o"/>
+      <w:lvlJc w:val="left"/>
+      <w:pPr>
+        <w:ind w:left="5760" w:hanging="360"/>
+      </w:pPr>
+      <w:rPr>
+        <w:rFonts w:hint="default" w:ascii="Courier New" w:hAnsi="Courier New"/>
+      </w:rPr>
+    </w:lvl>
+    <w:lvl xmlns:w="http://schemas.openxmlformats.org/wordprocessingml/2006/main" w:ilvl="8">
+      <w:start w:val="1"/>
+      <w:numFmt w:val="bullet"/>
+      <w:lvlText w:val=""/>
+      <w:lvlJc w:val="left"/>
+      <w:pPr>
+        <w:ind w:left="6480" w:hanging="360"/>
+      </w:pPr>
+      <w:rPr>
+        <w:rFonts w:hint="default" w:ascii="Wingdings" w:hAnsi="Wingdings"/>
+      </w:rPr>
+    </w:lvl>
+  </w:abstractNum>
+  <w:abstractNum xmlns:w="http://schemas.openxmlformats.org/wordprocessingml/2006/main" w:abstractNumId="27">
+    <w:nsid w:val="15aa966"/>
+    <w:multiLevelType xmlns:w="http://schemas.openxmlformats.org/wordprocessingml/2006/main" w:val="hybridMultilevel"/>
+    <w:lvl xmlns:w="http://schemas.openxmlformats.org/wordprocessingml/2006/main" w:ilvl="0">
+      <w:start w:val="1"/>
+      <w:numFmt w:val="bullet"/>
+      <w:lvlText w:val="o"/>
+      <w:lvlJc w:val="left"/>
+      <w:pPr>
+        <w:ind w:left="720" w:hanging="360"/>
+      </w:pPr>
+      <w:rPr>
+        <w:rFonts w:hint="default" w:ascii="Courier New" w:hAnsi="Courier New"/>
+      </w:rPr>
+    </w:lvl>
+    <w:lvl xmlns:w="http://schemas.openxmlformats.org/wordprocessingml/2006/main" w:ilvl="1">
+      <w:start w:val="1"/>
+      <w:numFmt w:val="bullet"/>
+      <w:lvlText w:val="o"/>
+      <w:lvlJc w:val="left"/>
+      <w:pPr>
+        <w:ind w:left="1440" w:hanging="360"/>
+      </w:pPr>
+      <w:rPr>
+        <w:rFonts w:hint="default" w:ascii="Courier New" w:hAnsi="Courier New"/>
+      </w:rPr>
+    </w:lvl>
+    <w:lvl xmlns:w="http://schemas.openxmlformats.org/wordprocessingml/2006/main" w:ilvl="2">
+      <w:start w:val="1"/>
+      <w:numFmt w:val="bullet"/>
+      <w:lvlText w:val=""/>
+      <w:lvlJc w:val="left"/>
+      <w:pPr>
+        <w:ind w:left="2160" w:hanging="360"/>
+      </w:pPr>
+      <w:rPr>
+        <w:rFonts w:hint="default" w:ascii="Wingdings" w:hAnsi="Wingdings"/>
+      </w:rPr>
+    </w:lvl>
+    <w:lvl xmlns:w="http://schemas.openxmlformats.org/wordprocessingml/2006/main" w:ilvl="3">
+      <w:start w:val="1"/>
+      <w:numFmt w:val="bullet"/>
+      <w:lvlText w:val=""/>
+      <w:lvlJc w:val="left"/>
+      <w:pPr>
+        <w:ind w:left="2880" w:hanging="360"/>
+      </w:pPr>
+      <w:rPr>
+        <w:rFonts w:hint="default" w:ascii="Symbol" w:hAnsi="Symbol"/>
+      </w:rPr>
+    </w:lvl>
+    <w:lvl xmlns:w="http://schemas.openxmlformats.org/wordprocessingml/2006/main" w:ilvl="4">
+      <w:start w:val="1"/>
+      <w:numFmt w:val="bullet"/>
+      <w:lvlText w:val="o"/>
+      <w:lvlJc w:val="left"/>
+      <w:pPr>
+        <w:ind w:left="3600" w:hanging="360"/>
+      </w:pPr>
+      <w:rPr>
+        <w:rFonts w:hint="default" w:ascii="Courier New" w:hAnsi="Courier New"/>
+      </w:rPr>
+    </w:lvl>
+    <w:lvl xmlns:w="http://schemas.openxmlformats.org/wordprocessingml/2006/main" w:ilvl="5">
+      <w:start w:val="1"/>
+      <w:numFmt w:val="bullet"/>
+      <w:lvlText w:val=""/>
+      <w:lvlJc w:val="left"/>
+      <w:pPr>
+        <w:ind w:left="4320" w:hanging="360"/>
+      </w:pPr>
+      <w:rPr>
+        <w:rFonts w:hint="default" w:ascii="Wingdings" w:hAnsi="Wingdings"/>
+      </w:rPr>
+    </w:lvl>
+    <w:lvl xmlns:w="http://schemas.openxmlformats.org/wordprocessingml/2006/main" w:ilvl="6">
+      <w:start w:val="1"/>
+      <w:numFmt w:val="bullet"/>
+      <w:lvlText w:val=""/>
+      <w:lvlJc w:val="left"/>
+      <w:pPr>
+        <w:ind w:left="5040" w:hanging="360"/>
+      </w:pPr>
+      <w:rPr>
+        <w:rFonts w:hint="default" w:ascii="Symbol" w:hAnsi="Symbol"/>
+      </w:rPr>
+    </w:lvl>
+    <w:lvl xmlns:w="http://schemas.openxmlformats.org/wordprocessingml/2006/main" w:ilvl="7">
+      <w:start w:val="1"/>
+      <w:numFmt w:val="bullet"/>
+      <w:lvlText w:val="o"/>
+      <w:lvlJc w:val="left"/>
+      <w:pPr>
+        <w:ind w:left="5760" w:hanging="360"/>
+      </w:pPr>
+      <w:rPr>
+        <w:rFonts w:hint="default" w:ascii="Courier New" w:hAnsi="Courier New"/>
+      </w:rPr>
+    </w:lvl>
+    <w:lvl xmlns:w="http://schemas.openxmlformats.org/wordprocessingml/2006/main" w:ilvl="8">
+      <w:start w:val="1"/>
+      <w:numFmt w:val="bullet"/>
+      <w:lvlText w:val=""/>
+      <w:lvlJc w:val="left"/>
+      <w:pPr>
+        <w:ind w:left="6480" w:hanging="360"/>
+      </w:pPr>
+      <w:rPr>
+        <w:rFonts w:hint="default" w:ascii="Wingdings" w:hAnsi="Wingdings"/>
+      </w:rPr>
+    </w:lvl>
+  </w:abstractNum>
+  <w:abstractNum xmlns:w="http://schemas.openxmlformats.org/wordprocessingml/2006/main" w:abstractNumId="26">
+    <w:nsid w:val="49a2c944"/>
+    <w:multiLevelType xmlns:w="http://schemas.openxmlformats.org/wordprocessingml/2006/main" w:val="hybridMultilevel"/>
+    <w:lvl xmlns:w="http://schemas.openxmlformats.org/wordprocessingml/2006/main" w:ilvl="0">
+      <w:start w:val="1"/>
+      <w:numFmt w:val="bullet"/>
+      <w:lvlText w:val="o"/>
+      <w:lvlJc w:val="left"/>
+      <w:pPr>
+        <w:ind w:left="720" w:hanging="360"/>
+      </w:pPr>
+      <w:rPr>
+        <w:rFonts w:hint="default" w:ascii="Courier New" w:hAnsi="Courier New"/>
+      </w:rPr>
+    </w:lvl>
+    <w:lvl xmlns:w="http://schemas.openxmlformats.org/wordprocessingml/2006/main" w:ilvl="1">
+      <w:start w:val="1"/>
+      <w:numFmt w:val="bullet"/>
+      <w:lvlText w:val="o"/>
+      <w:lvlJc w:val="left"/>
+      <w:pPr>
+        <w:ind w:left="1440" w:hanging="360"/>
+      </w:pPr>
+      <w:rPr>
+        <w:rFonts w:hint="default" w:ascii="Courier New" w:hAnsi="Courier New"/>
+      </w:rPr>
+    </w:lvl>
+    <w:lvl xmlns:w="http://schemas.openxmlformats.org/wordprocessingml/2006/main" w:ilvl="2">
+      <w:start w:val="1"/>
+      <w:numFmt w:val="bullet"/>
+      <w:lvlText w:val=""/>
+      <w:lvlJc w:val="left"/>
+      <w:pPr>
+        <w:ind w:left="2160" w:hanging="360"/>
+      </w:pPr>
+      <w:rPr>
+        <w:rFonts w:hint="default" w:ascii="Wingdings" w:hAnsi="Wingdings"/>
+      </w:rPr>
+    </w:lvl>
+    <w:lvl xmlns:w="http://schemas.openxmlformats.org/wordprocessingml/2006/main" w:ilvl="3">
+      <w:start w:val="1"/>
+      <w:numFmt w:val="bullet"/>
+      <w:lvlText w:val=""/>
+      <w:lvlJc w:val="left"/>
+      <w:pPr>
+        <w:ind w:left="2880" w:hanging="360"/>
+      </w:pPr>
+      <w:rPr>
+        <w:rFonts w:hint="default" w:ascii="Symbol" w:hAnsi="Symbol"/>
+      </w:rPr>
+    </w:lvl>
+    <w:lvl xmlns:w="http://schemas.openxmlformats.org/wordprocessingml/2006/main" w:ilvl="4">
+      <w:start w:val="1"/>
+      <w:numFmt w:val="bullet"/>
+      <w:lvlText w:val="o"/>
+      <w:lvlJc w:val="left"/>
+      <w:pPr>
+        <w:ind w:left="3600" w:hanging="360"/>
+      </w:pPr>
+      <w:rPr>
+        <w:rFonts w:hint="default" w:ascii="Courier New" w:hAnsi="Courier New"/>
+      </w:rPr>
+    </w:lvl>
+    <w:lvl xmlns:w="http://schemas.openxmlformats.org/wordprocessingml/2006/main" w:ilvl="5">
+      <w:start w:val="1"/>
+      <w:numFmt w:val="bullet"/>
+      <w:lvlText w:val=""/>
+      <w:lvlJc w:val="left"/>
+      <w:pPr>
+        <w:ind w:left="4320" w:hanging="360"/>
+      </w:pPr>
+      <w:rPr>
+        <w:rFonts w:hint="default" w:ascii="Wingdings" w:hAnsi="Wingdings"/>
+      </w:rPr>
+    </w:lvl>
+    <w:lvl xmlns:w="http://schemas.openxmlformats.org/wordprocessingml/2006/main" w:ilvl="6">
+      <w:start w:val="1"/>
+      <w:numFmt w:val="bullet"/>
+      <w:lvlText w:val=""/>
+      <w:lvlJc w:val="left"/>
+      <w:pPr>
+        <w:ind w:left="5040" w:hanging="360"/>
+      </w:pPr>
+      <w:rPr>
+        <w:rFonts w:hint="default" w:ascii="Symbol" w:hAnsi="Symbol"/>
+      </w:rPr>
+    </w:lvl>
+    <w:lvl xmlns:w="http://schemas.openxmlformats.org/wordprocessingml/2006/main" w:ilvl="7">
+      <w:start w:val="1"/>
+      <w:numFmt w:val="bullet"/>
+      <w:lvlText w:val="o"/>
+      <w:lvlJc w:val="left"/>
+      <w:pPr>
+        <w:ind w:left="5760" w:hanging="360"/>
+      </w:pPr>
+      <w:rPr>
+        <w:rFonts w:hint="default" w:ascii="Courier New" w:hAnsi="Courier New"/>
+      </w:rPr>
+    </w:lvl>
+    <w:lvl xmlns:w="http://schemas.openxmlformats.org/wordprocessingml/2006/main" w:ilvl="8">
+      <w:start w:val="1"/>
+      <w:numFmt w:val="bullet"/>
+      <w:lvlText w:val=""/>
+      <w:lvlJc w:val="left"/>
+      <w:pPr>
+        <w:ind w:left="6480" w:hanging="360"/>
+      </w:pPr>
+      <w:rPr>
+        <w:rFonts w:hint="default" w:ascii="Wingdings" w:hAnsi="Wingdings"/>
+      </w:rPr>
+    </w:lvl>
+  </w:abstractNum>
+  <w:abstractNum xmlns:w="http://schemas.openxmlformats.org/wordprocessingml/2006/main" w:abstractNumId="25">
+    <w:nsid w:val="1d8b73c8"/>
+    <w:multiLevelType xmlns:w="http://schemas.openxmlformats.org/wordprocessingml/2006/main" w:val="hybridMultilevel"/>
+    <w:lvl xmlns:w="http://schemas.openxmlformats.org/wordprocessingml/2006/main" w:ilvl="0">
+      <w:start w:val="1"/>
+      <w:numFmt w:val="bullet"/>
+      <w:lvlText w:val=""/>
+      <w:lvlJc w:val="left"/>
+      <w:pPr>
+        <w:ind w:left="720" w:hanging="360"/>
+      </w:pPr>
+      <w:rPr>
+        <w:rFonts w:hint="default" w:ascii="Symbol" w:hAnsi="Symbol"/>
+      </w:rPr>
+    </w:lvl>
+    <w:lvl xmlns:w="http://schemas.openxmlformats.org/wordprocessingml/2006/main" w:ilvl="1">
+      <w:start w:val="1"/>
+      <w:numFmt w:val="bullet"/>
+      <w:lvlText w:val="o"/>
+      <w:lvlJc w:val="left"/>
+      <w:pPr>
+        <w:ind w:left="1440" w:hanging="360"/>
+      </w:pPr>
+      <w:rPr>
+        <w:rFonts w:hint="default" w:ascii="Courier New" w:hAnsi="Courier New"/>
+      </w:rPr>
+    </w:lvl>
+    <w:lvl xmlns:w="http://schemas.openxmlformats.org/wordprocessingml/2006/main" w:ilvl="2">
+      <w:start w:val="1"/>
+      <w:numFmt w:val="bullet"/>
+      <w:lvlText w:val=""/>
+      <w:lvlJc w:val="left"/>
+      <w:pPr>
+        <w:ind w:left="2160" w:hanging="360"/>
+      </w:pPr>
+      <w:rPr>
+        <w:rFonts w:hint="default" w:ascii="Wingdings" w:hAnsi="Wingdings"/>
+      </w:rPr>
+    </w:lvl>
+    <w:lvl xmlns:w="http://schemas.openxmlformats.org/wordprocessingml/2006/main" w:ilvl="3">
+      <w:start w:val="1"/>
+      <w:numFmt w:val="bullet"/>
+      <w:lvlText w:val=""/>
+      <w:lvlJc w:val="left"/>
+      <w:pPr>
+        <w:ind w:left="2880" w:hanging="360"/>
+      </w:pPr>
+      <w:rPr>
+        <w:rFonts w:hint="default" w:ascii="Symbol" w:hAnsi="Symbol"/>
+      </w:rPr>
+    </w:lvl>
+    <w:lvl xmlns:w="http://schemas.openxmlformats.org/wordprocessingml/2006/main" w:ilvl="4">
+      <w:start w:val="1"/>
+      <w:numFmt w:val="bullet"/>
+      <w:lvlText w:val="o"/>
+      <w:lvlJc w:val="left"/>
+      <w:pPr>
+        <w:ind w:left="3600" w:hanging="360"/>
+      </w:pPr>
+      <w:rPr>
+        <w:rFonts w:hint="default" w:ascii="Courier New" w:hAnsi="Courier New"/>
+      </w:rPr>
+    </w:lvl>
+    <w:lvl xmlns:w="http://schemas.openxmlformats.org/wordprocessingml/2006/main" w:ilvl="5">
+      <w:start w:val="1"/>
+      <w:numFmt w:val="bullet"/>
+      <w:lvlText w:val=""/>
+      <w:lvlJc w:val="left"/>
+      <w:pPr>
+        <w:ind w:left="4320" w:hanging="360"/>
+      </w:pPr>
+      <w:rPr>
+        <w:rFonts w:hint="default" w:ascii="Wingdings" w:hAnsi="Wingdings"/>
+      </w:rPr>
+    </w:lvl>
+    <w:lvl xmlns:w="http://schemas.openxmlformats.org/wordprocessingml/2006/main" w:ilvl="6">
+      <w:start w:val="1"/>
+      <w:numFmt w:val="bullet"/>
+      <w:lvlText w:val=""/>
+      <w:lvlJc w:val="left"/>
+      <w:pPr>
+        <w:ind w:left="5040" w:hanging="360"/>
+      </w:pPr>
+      <w:rPr>
+        <w:rFonts w:hint="default" w:ascii="Symbol" w:hAnsi="Symbol"/>
+      </w:rPr>
+    </w:lvl>
+    <w:lvl xmlns:w="http://schemas.openxmlformats.org/wordprocessingml/2006/main" w:ilvl="7">
+      <w:start w:val="1"/>
+      <w:numFmt w:val="bullet"/>
+      <w:lvlText w:val="o"/>
+      <w:lvlJc w:val="left"/>
+      <w:pPr>
+        <w:ind w:left="5760" w:hanging="360"/>
+      </w:pPr>
+      <w:rPr>
+        <w:rFonts w:hint="default" w:ascii="Courier New" w:hAnsi="Courier New"/>
+      </w:rPr>
+    </w:lvl>
+    <w:lvl xmlns:w="http://schemas.openxmlformats.org/wordprocessingml/2006/main" w:ilvl="8">
+      <w:start w:val="1"/>
+      <w:numFmt w:val="bullet"/>
+      <w:lvlText w:val=""/>
+      <w:lvlJc w:val="left"/>
+      <w:pPr>
+        <w:ind w:left="6480" w:hanging="360"/>
+      </w:pPr>
+      <w:rPr>
+        <w:rFonts w:hint="default" w:ascii="Wingdings" w:hAnsi="Wingdings"/>
+      </w:rPr>
+    </w:lvl>
+  </w:abstractNum>
+  <w:abstractNum xmlns:w="http://schemas.openxmlformats.org/wordprocessingml/2006/main" w:abstractNumId="24">
+    <w:nsid w:val="533fd32a"/>
+    <w:multiLevelType xmlns:w="http://schemas.openxmlformats.org/wordprocessingml/2006/main" w:val="hybridMultilevel"/>
+    <w:lvl xmlns:w="http://schemas.openxmlformats.org/wordprocessingml/2006/main" w:ilvl="0">
+      <w:start w:val="15"/>
+      <w:numFmt w:val="decimal"/>
+      <w:lvlText w:val="%1."/>
+      <w:lvlJc w:val="left"/>
+      <w:pPr>
+        <w:ind w:left="720" w:hanging="360"/>
+      </w:pPr>
+    </w:lvl>
+    <w:lvl xmlns:w="http://schemas.openxmlformats.org/wordprocessingml/2006/main" w:ilvl="1">
+      <w:start w:val="1"/>
+      <w:numFmt w:val="lowerLetter"/>
+      <w:lvlText w:val="%2."/>
+      <w:lvlJc w:val="left"/>
+      <w:pPr>
+        <w:ind w:left="1440" w:hanging="360"/>
+      </w:pPr>
+    </w:lvl>
+    <w:lvl xmlns:w="http://schemas.openxmlformats.org/wordprocessingml/2006/main" w:ilvl="2">
+      <w:start w:val="1"/>
+      <w:numFmt w:val="lowerRoman"/>
+      <w:lvlText w:val="%3."/>
+      <w:lvlJc w:val="right"/>
+      <w:pPr>
+        <w:ind w:left="2160" w:hanging="180"/>
+      </w:pPr>
+    </w:lvl>
+    <w:lvl xmlns:w="http://schemas.openxmlformats.org/wordprocessingml/2006/main" w:ilvl="3">
+      <w:start w:val="1"/>
+      <w:numFmt w:val="decimal"/>
+      <w:lvlText w:val="%4."/>
+      <w:lvlJc w:val="left"/>
+      <w:pPr>
+        <w:ind w:left="2880" w:hanging="360"/>
+      </w:pPr>
+    </w:lvl>
+    <w:lvl xmlns:w="http://schemas.openxmlformats.org/wordprocessingml/2006/main" w:ilvl="4">
+      <w:start w:val="1"/>
+      <w:numFmt w:val="lowerLetter"/>
+      <w:lvlText w:val="%5."/>
+      <w:lvlJc w:val="left"/>
+      <w:pPr>
+        <w:ind w:left="3600" w:hanging="360"/>
+      </w:pPr>
+    </w:lvl>
+    <w:lvl xmlns:w="http://schemas.openxmlformats.org/wordprocessingml/2006/main" w:ilvl="5">
+      <w:start w:val="1"/>
+      <w:numFmt w:val="lowerRoman"/>
+      <w:lvlText w:val="%6."/>
+      <w:lvlJc w:val="right"/>
+      <w:pPr>
+        <w:ind w:left="4320" w:hanging="180"/>
+      </w:pPr>
+    </w:lvl>
+    <w:lvl xmlns:w="http://schemas.openxmlformats.org/wordprocessingml/2006/main" w:ilvl="6">
+      <w:start w:val="1"/>
+      <w:numFmt w:val="decimal"/>
+      <w:lvlText w:val="%7."/>
+      <w:lvlJc w:val="left"/>
+      <w:pPr>
+        <w:ind w:left="5040" w:hanging="360"/>
+      </w:pPr>
+    </w:lvl>
+    <w:lvl xmlns:w="http://schemas.openxmlformats.org/wordprocessingml/2006/main" w:ilvl="7">
+      <w:start w:val="1"/>
+      <w:numFmt w:val="lowerLetter"/>
+      <w:lvlText w:val="%8."/>
+      <w:lvlJc w:val="left"/>
+      <w:pPr>
+        <w:ind w:left="5760" w:hanging="360"/>
+      </w:pPr>
+    </w:lvl>
+    <w:lvl xmlns:w="http://schemas.openxmlformats.org/wordprocessingml/2006/main" w:ilvl="8">
+      <w:start w:val="1"/>
+      <w:numFmt w:val="lowerRoman"/>
+      <w:lvlText w:val="%9."/>
+      <w:lvlJc w:val="right"/>
+      <w:pPr>
+        <w:ind w:left="6480" w:hanging="180"/>
+      </w:pPr>
+    </w:lvl>
+  </w:abstractNum>
+  <w:abstractNum xmlns:w="http://schemas.openxmlformats.org/wordprocessingml/2006/main" w:abstractNumId="23">
+    <w:nsid w:val="7192679c"/>
+    <w:multiLevelType xmlns:w="http://schemas.openxmlformats.org/wordprocessingml/2006/main" w:val="hybridMultilevel"/>
+    <w:lvl xmlns:w="http://schemas.openxmlformats.org/wordprocessingml/2006/main" w:ilvl="0">
+      <w:start w:val="1"/>
+      <w:numFmt w:val="bullet"/>
+      <w:lvlText w:val=""/>
+      <w:lvlJc w:val="left"/>
+      <w:pPr>
+        <w:ind w:left="720" w:hanging="360"/>
+      </w:pPr>
+      <w:rPr>
+        <w:rFonts w:hint="default" w:ascii="Symbol" w:hAnsi="Symbol"/>
+      </w:rPr>
+    </w:lvl>
+    <w:lvl xmlns:w="http://schemas.openxmlformats.org/wordprocessingml/2006/main" w:ilvl="1">
+      <w:start w:val="1"/>
+      <w:numFmt w:val="bullet"/>
+      <w:lvlText w:val="o"/>
+      <w:lvlJc w:val="left"/>
+      <w:pPr>
+        <w:ind w:left="1440" w:hanging="360"/>
+      </w:pPr>
+      <w:rPr>
+        <w:rFonts w:hint="default" w:ascii="Courier New" w:hAnsi="Courier New"/>
+      </w:rPr>
+    </w:lvl>
+    <w:lvl xmlns:w="http://schemas.openxmlformats.org/wordprocessingml/2006/main" w:ilvl="2">
+      <w:start w:val="1"/>
+      <w:numFmt w:val="bullet"/>
+      <w:lvlText w:val=""/>
+      <w:lvlJc w:val="left"/>
+      <w:pPr>
+        <w:ind w:left="2160" w:hanging="360"/>
+      </w:pPr>
+      <w:rPr>
+        <w:rFonts w:hint="default" w:ascii="Wingdings" w:hAnsi="Wingdings"/>
+      </w:rPr>
+    </w:lvl>
+    <w:lvl xmlns:w="http://schemas.openxmlformats.org/wordprocessingml/2006/main" w:ilvl="3">
+      <w:start w:val="1"/>
+      <w:numFmt w:val="bullet"/>
+      <w:lvlText w:val=""/>
+      <w:lvlJc w:val="left"/>
+      <w:pPr>
+        <w:ind w:left="2880" w:hanging="360"/>
+      </w:pPr>
+      <w:rPr>
+        <w:rFonts w:hint="default" w:ascii="Symbol" w:hAnsi="Symbol"/>
+      </w:rPr>
+    </w:lvl>
+    <w:lvl xmlns:w="http://schemas.openxmlformats.org/wordprocessingml/2006/main" w:ilvl="4">
+      <w:start w:val="1"/>
+      <w:numFmt w:val="bullet"/>
+      <w:lvlText w:val="o"/>
+      <w:lvlJc w:val="left"/>
+      <w:pPr>
+        <w:ind w:left="3600" w:hanging="360"/>
+      </w:pPr>
+      <w:rPr>
+        <w:rFonts w:hint="default" w:ascii="Courier New" w:hAnsi="Courier New"/>
+      </w:rPr>
+    </w:lvl>
+    <w:lvl xmlns:w="http://schemas.openxmlformats.org/wordprocessingml/2006/main" w:ilvl="5">
+      <w:start w:val="1"/>
+      <w:numFmt w:val="bullet"/>
+      <w:lvlText w:val=""/>
+      <w:lvlJc w:val="left"/>
+      <w:pPr>
+        <w:ind w:left="4320" w:hanging="360"/>
+      </w:pPr>
+      <w:rPr>
+        <w:rFonts w:hint="default" w:ascii="Wingdings" w:hAnsi="Wingdings"/>
+      </w:rPr>
+    </w:lvl>
+    <w:lvl xmlns:w="http://schemas.openxmlformats.org/wordprocessingml/2006/main" w:ilvl="6">
+      <w:start w:val="1"/>
+      <w:numFmt w:val="bullet"/>
+      <w:lvlText w:val=""/>
+      <w:lvlJc w:val="left"/>
+      <w:pPr>
+        <w:ind w:left="5040" w:hanging="360"/>
+      </w:pPr>
+      <w:rPr>
+        <w:rFonts w:hint="default" w:ascii="Symbol" w:hAnsi="Symbol"/>
+      </w:rPr>
+    </w:lvl>
+    <w:lvl xmlns:w="http://schemas.openxmlformats.org/wordprocessingml/2006/main" w:ilvl="7">
+      <w:start w:val="1"/>
+      <w:numFmt w:val="bullet"/>
+      <w:lvlText w:val="o"/>
+      <w:lvlJc w:val="left"/>
+      <w:pPr>
+        <w:ind w:left="5760" w:hanging="360"/>
+      </w:pPr>
+      <w:rPr>
+        <w:rFonts w:hint="default" w:ascii="Courier New" w:hAnsi="Courier New"/>
+      </w:rPr>
+    </w:lvl>
+    <w:lvl xmlns:w="http://schemas.openxmlformats.org/wordprocessingml/2006/main" w:ilvl="8">
+      <w:start w:val="1"/>
+      <w:numFmt w:val="bullet"/>
+      <w:lvlText w:val=""/>
+      <w:lvlJc w:val="left"/>
+      <w:pPr>
+        <w:ind w:left="6480" w:hanging="360"/>
+      </w:pPr>
+      <w:rPr>
+        <w:rFonts w:hint="default" w:ascii="Wingdings" w:hAnsi="Wingdings"/>
+      </w:rPr>
+    </w:lvl>
+  </w:abstractNum>
+  <w:abstractNum xmlns:w="http://schemas.openxmlformats.org/wordprocessingml/2006/main" w:abstractNumId="22">
+    <w:nsid w:val="17ddc0f6"/>
+    <w:multiLevelType xmlns:w="http://schemas.openxmlformats.org/wordprocessingml/2006/main" w:val="hybridMultilevel"/>
+    <w:lvl xmlns:w="http://schemas.openxmlformats.org/wordprocessingml/2006/main" w:ilvl="0">
+      <w:start w:val="14"/>
+      <w:numFmt w:val="decimal"/>
+      <w:lvlText w:val="%1."/>
+      <w:lvlJc w:val="left"/>
+      <w:pPr>
+        <w:ind w:left="720" w:hanging="360"/>
+      </w:pPr>
+    </w:lvl>
+    <w:lvl xmlns:w="http://schemas.openxmlformats.org/wordprocessingml/2006/main" w:ilvl="1">
+      <w:start w:val="1"/>
+      <w:numFmt w:val="lowerLetter"/>
+      <w:lvlText w:val="%2."/>
+      <w:lvlJc w:val="left"/>
+      <w:pPr>
+        <w:ind w:left="1440" w:hanging="360"/>
+      </w:pPr>
+    </w:lvl>
+    <w:lvl xmlns:w="http://schemas.openxmlformats.org/wordprocessingml/2006/main" w:ilvl="2">
+      <w:start w:val="1"/>
+      <w:numFmt w:val="lowerRoman"/>
+      <w:lvlText w:val="%3."/>
+      <w:lvlJc w:val="right"/>
+      <w:pPr>
+        <w:ind w:left="2160" w:hanging="180"/>
+      </w:pPr>
+    </w:lvl>
+    <w:lvl xmlns:w="http://schemas.openxmlformats.org/wordprocessingml/2006/main" w:ilvl="3">
+      <w:start w:val="1"/>
+      <w:numFmt w:val="decimal"/>
+      <w:lvlText w:val="%4."/>
+      <w:lvlJc w:val="left"/>
+      <w:pPr>
+        <w:ind w:left="2880" w:hanging="360"/>
+      </w:pPr>
+    </w:lvl>
+    <w:lvl xmlns:w="http://schemas.openxmlformats.org/wordprocessingml/2006/main" w:ilvl="4">
+      <w:start w:val="1"/>
+      <w:numFmt w:val="lowerLetter"/>
+      <w:lvlText w:val="%5."/>
+      <w:lvlJc w:val="left"/>
+      <w:pPr>
+        <w:ind w:left="3600" w:hanging="360"/>
+      </w:pPr>
+    </w:lvl>
+    <w:lvl xmlns:w="http://schemas.openxmlformats.org/wordprocessingml/2006/main" w:ilvl="5">
+      <w:start w:val="1"/>
+      <w:numFmt w:val="lowerRoman"/>
+      <w:lvlText w:val="%6."/>
+      <w:lvlJc w:val="right"/>
+      <w:pPr>
+        <w:ind w:left="4320" w:hanging="180"/>
+      </w:pPr>
+    </w:lvl>
+    <w:lvl xmlns:w="http://schemas.openxmlformats.org/wordprocessingml/2006/main" w:ilvl="6">
+      <w:start w:val="1"/>
+      <w:numFmt w:val="decimal"/>
+      <w:lvlText w:val="%7."/>
+      <w:lvlJc w:val="left"/>
+      <w:pPr>
+        <w:ind w:left="5040" w:hanging="360"/>
+      </w:pPr>
+    </w:lvl>
+    <w:lvl xmlns:w="http://schemas.openxmlformats.org/wordprocessingml/2006/main" w:ilvl="7">
+      <w:start w:val="1"/>
+      <w:numFmt w:val="lowerLetter"/>
+      <w:lvlText w:val="%8."/>
+      <w:lvlJc w:val="left"/>
+      <w:pPr>
+        <w:ind w:left="5760" w:hanging="360"/>
+      </w:pPr>
+    </w:lvl>
+    <w:lvl xmlns:w="http://schemas.openxmlformats.org/wordprocessingml/2006/main" w:ilvl="8">
+      <w:start w:val="1"/>
+      <w:numFmt w:val="lowerRoman"/>
+      <w:lvlText w:val="%9."/>
+      <w:lvlJc w:val="right"/>
+      <w:pPr>
+        <w:ind w:left="6480" w:hanging="180"/>
+      </w:pPr>
+    </w:lvl>
+  </w:abstractNum>
+  <w:abstractNum xmlns:w="http://schemas.openxmlformats.org/wordprocessingml/2006/main" w:abstractNumId="21">
+    <w:nsid w:val="12077d23"/>
+    <w:multiLevelType xmlns:w="http://schemas.openxmlformats.org/wordprocessingml/2006/main" w:val="hybridMultilevel"/>
+    <w:lvl xmlns:w="http://schemas.openxmlformats.org/wordprocessingml/2006/main" w:ilvl="0">
+      <w:start w:val="1"/>
+      <w:numFmt w:val="bullet"/>
+      <w:lvlText w:val=""/>
+      <w:lvlJc w:val="left"/>
+      <w:pPr>
+        <w:ind w:left="720" w:hanging="360"/>
+      </w:pPr>
+      <w:rPr>
+        <w:rFonts w:hint="default" w:ascii="Symbol" w:hAnsi="Symbol"/>
+      </w:rPr>
+    </w:lvl>
+    <w:lvl xmlns:w="http://schemas.openxmlformats.org/wordprocessingml/2006/main" w:ilvl="1">
+      <w:start w:val="1"/>
+      <w:numFmt w:val="bullet"/>
+      <w:lvlText w:val="o"/>
+      <w:lvlJc w:val="left"/>
+      <w:pPr>
+        <w:ind w:left="1440" w:hanging="360"/>
+      </w:pPr>
+      <w:rPr>
+        <w:rFonts w:hint="default" w:ascii="Courier New" w:hAnsi="Courier New"/>
+      </w:rPr>
+    </w:lvl>
+    <w:lvl xmlns:w="http://schemas.openxmlformats.org/wordprocessingml/2006/main" w:ilvl="2">
+      <w:start w:val="1"/>
+      <w:numFmt w:val="bullet"/>
+      <w:lvlText w:val=""/>
+      <w:lvlJc w:val="left"/>
+      <w:pPr>
+        <w:ind w:left="2160" w:hanging="360"/>
+      </w:pPr>
+      <w:rPr>
+        <w:rFonts w:hint="default" w:ascii="Wingdings" w:hAnsi="Wingdings"/>
+      </w:rPr>
+    </w:lvl>
+    <w:lvl xmlns:w="http://schemas.openxmlformats.org/wordprocessingml/2006/main" w:ilvl="3">
+      <w:start w:val="1"/>
+      <w:numFmt w:val="bullet"/>
+      <w:lvlText w:val=""/>
+      <w:lvlJc w:val="left"/>
+      <w:pPr>
+        <w:ind w:left="2880" w:hanging="360"/>
+      </w:pPr>
+      <w:rPr>
+        <w:rFonts w:hint="default" w:ascii="Symbol" w:hAnsi="Symbol"/>
+      </w:rPr>
+    </w:lvl>
+    <w:lvl xmlns:w="http://schemas.openxmlformats.org/wordprocessingml/2006/main" w:ilvl="4">
+      <w:start w:val="1"/>
+      <w:numFmt w:val="bullet"/>
+      <w:lvlText w:val="o"/>
+      <w:lvlJc w:val="left"/>
+      <w:pPr>
+        <w:ind w:left="3600" w:hanging="360"/>
+      </w:pPr>
+      <w:rPr>
+        <w:rFonts w:hint="default" w:ascii="Courier New" w:hAnsi="Courier New"/>
+      </w:rPr>
+    </w:lvl>
+    <w:lvl xmlns:w="http://schemas.openxmlformats.org/wordprocessingml/2006/main" w:ilvl="5">
+      <w:start w:val="1"/>
+      <w:numFmt w:val="bullet"/>
+      <w:lvlText w:val=""/>
+      <w:lvlJc w:val="left"/>
+      <w:pPr>
+        <w:ind w:left="4320" w:hanging="360"/>
+      </w:pPr>
+      <w:rPr>
+        <w:rFonts w:hint="default" w:ascii="Wingdings" w:hAnsi="Wingdings"/>
+      </w:rPr>
+    </w:lvl>
+    <w:lvl xmlns:w="http://schemas.openxmlformats.org/wordprocessingml/2006/main" w:ilvl="6">
+      <w:start w:val="1"/>
+      <w:numFmt w:val="bullet"/>
+      <w:lvlText w:val=""/>
+      <w:lvlJc w:val="left"/>
+      <w:pPr>
+        <w:ind w:left="5040" w:hanging="360"/>
+      </w:pPr>
+      <w:rPr>
+        <w:rFonts w:hint="default" w:ascii="Symbol" w:hAnsi="Symbol"/>
+      </w:rPr>
+    </w:lvl>
+    <w:lvl xmlns:w="http://schemas.openxmlformats.org/wordprocessingml/2006/main" w:ilvl="7">
+      <w:start w:val="1"/>
+      <w:numFmt w:val="bullet"/>
+      <w:lvlText w:val="o"/>
+      <w:lvlJc w:val="left"/>
+      <w:pPr>
+        <w:ind w:left="5760" w:hanging="360"/>
+      </w:pPr>
+      <w:rPr>
+        <w:rFonts w:hint="default" w:ascii="Courier New" w:hAnsi="Courier New"/>
+      </w:rPr>
+    </w:lvl>
+    <w:lvl xmlns:w="http://schemas.openxmlformats.org/wordprocessingml/2006/main" w:ilvl="8">
+      <w:start w:val="1"/>
+      <w:numFmt w:val="bullet"/>
+      <w:lvlText w:val=""/>
+      <w:lvlJc w:val="left"/>
+      <w:pPr>
+        <w:ind w:left="6480" w:hanging="360"/>
+      </w:pPr>
+      <w:rPr>
+        <w:rFonts w:hint="default" w:ascii="Wingdings" w:hAnsi="Wingdings"/>
+      </w:rPr>
+    </w:lvl>
+  </w:abstractNum>
+  <w:abstractNum xmlns:w="http://schemas.openxmlformats.org/wordprocessingml/2006/main" w:abstractNumId="20">
+    <w:nsid w:val="494da4d"/>
+    <w:multiLevelType xmlns:w="http://schemas.openxmlformats.org/wordprocessingml/2006/main" w:val="hybridMultilevel"/>
+    <w:lvl xmlns:w="http://schemas.openxmlformats.org/wordprocessingml/2006/main" w:ilvl="0">
+      <w:start w:val="12"/>
+      <w:numFmt w:val="decimal"/>
+      <w:lvlText w:val="%1."/>
+      <w:lvlJc w:val="left"/>
+      <w:pPr>
+        <w:ind w:left="720" w:hanging="360"/>
+      </w:pPr>
+    </w:lvl>
+    <w:lvl xmlns:w="http://schemas.openxmlformats.org/wordprocessingml/2006/main" w:ilvl="1">
+      <w:start w:val="1"/>
+      <w:numFmt w:val="lowerLetter"/>
+      <w:lvlText w:val="%2."/>
+      <w:lvlJc w:val="left"/>
+      <w:pPr>
+        <w:ind w:left="1440" w:hanging="360"/>
+      </w:pPr>
+    </w:lvl>
+    <w:lvl xmlns:w="http://schemas.openxmlformats.org/wordprocessingml/2006/main" w:ilvl="2">
+      <w:start w:val="1"/>
+      <w:numFmt w:val="lowerRoman"/>
+      <w:lvlText w:val="%3."/>
+      <w:lvlJc w:val="right"/>
+      <w:pPr>
+        <w:ind w:left="2160" w:hanging="180"/>
+      </w:pPr>
+    </w:lvl>
+    <w:lvl xmlns:w="http://schemas.openxmlformats.org/wordprocessingml/2006/main" w:ilvl="3">
+      <w:start w:val="1"/>
+      <w:numFmt w:val="decimal"/>
+      <w:lvlText w:val="%4."/>
+      <w:lvlJc w:val="left"/>
+      <w:pPr>
+        <w:ind w:left="2880" w:hanging="360"/>
+      </w:pPr>
+    </w:lvl>
+    <w:lvl xmlns:w="http://schemas.openxmlformats.org/wordprocessingml/2006/main" w:ilvl="4">
+      <w:start w:val="1"/>
+      <w:numFmt w:val="lowerLetter"/>
+      <w:lvlText w:val="%5."/>
+      <w:lvlJc w:val="left"/>
+      <w:pPr>
+        <w:ind w:left="3600" w:hanging="360"/>
+      </w:pPr>
+    </w:lvl>
+    <w:lvl xmlns:w="http://schemas.openxmlformats.org/wordprocessingml/2006/main" w:ilvl="5">
+      <w:start w:val="1"/>
+      <w:numFmt w:val="lowerRoman"/>
+      <w:lvlText w:val="%6."/>
+      <w:lvlJc w:val="right"/>
+      <w:pPr>
+        <w:ind w:left="4320" w:hanging="180"/>
+      </w:pPr>
+    </w:lvl>
+    <w:lvl xmlns:w="http://schemas.openxmlformats.org/wordprocessingml/2006/main" w:ilvl="6">
+      <w:start w:val="1"/>
+      <w:numFmt w:val="decimal"/>
+      <w:lvlText w:val="%7."/>
+      <w:lvlJc w:val="left"/>
+      <w:pPr>
+        <w:ind w:left="5040" w:hanging="360"/>
+      </w:pPr>
+    </w:lvl>
+    <w:lvl xmlns:w="http://schemas.openxmlformats.org/wordprocessingml/2006/main" w:ilvl="7">
+      <w:start w:val="1"/>
+      <w:numFmt w:val="lowerLetter"/>
+      <w:lvlText w:val="%8."/>
+      <w:lvlJc w:val="left"/>
+      <w:pPr>
+        <w:ind w:left="5760" w:hanging="360"/>
+      </w:pPr>
+    </w:lvl>
+    <w:lvl xmlns:w="http://schemas.openxmlformats.org/wordprocessingml/2006/main" w:ilvl="8">
+      <w:start w:val="1"/>
+      <w:numFmt w:val="lowerRoman"/>
+      <w:lvlText w:val="%9."/>
+      <w:lvlJc w:val="right"/>
+      <w:pPr>
+        <w:ind w:left="6480" w:hanging="180"/>
+      </w:pPr>
+    </w:lvl>
+  </w:abstractNum>
+  <w:abstractNum xmlns:w="http://schemas.openxmlformats.org/wordprocessingml/2006/main" w:abstractNumId="19">
+    <w:nsid w:val="6006c7fe"/>
+    <w:multiLevelType xmlns:w="http://schemas.openxmlformats.org/wordprocessingml/2006/main" w:val="hybridMultilevel"/>
+    <w:lvl xmlns:w="http://schemas.openxmlformats.org/wordprocessingml/2006/main" w:ilvl="0">
+      <w:start w:val="1"/>
+      <w:numFmt w:val="bullet"/>
+      <w:lvlText w:val=""/>
+      <w:lvlJc w:val="left"/>
+      <w:pPr>
+        <w:ind w:left="720" w:hanging="360"/>
+      </w:pPr>
+      <w:rPr>
+        <w:rFonts w:hint="default" w:ascii="Symbol" w:hAnsi="Symbol"/>
+      </w:rPr>
+    </w:lvl>
+    <w:lvl xmlns:w="http://schemas.openxmlformats.org/wordprocessingml/2006/main" w:ilvl="1">
+      <w:start w:val="1"/>
+      <w:numFmt w:val="bullet"/>
+      <w:lvlText w:val="o"/>
+      <w:lvlJc w:val="left"/>
+      <w:pPr>
+        <w:ind w:left="1440" w:hanging="360"/>
+      </w:pPr>
+      <w:rPr>
+        <w:rFonts w:hint="default" w:ascii="Courier New" w:hAnsi="Courier New"/>
+      </w:rPr>
+    </w:lvl>
+    <w:lvl xmlns:w="http://schemas.openxmlformats.org/wordprocessingml/2006/main" w:ilvl="2">
+      <w:start w:val="1"/>
+      <w:numFmt w:val="bullet"/>
+      <w:lvlText w:val=""/>
+      <w:lvlJc w:val="left"/>
+      <w:pPr>
+        <w:ind w:left="2160" w:hanging="360"/>
+      </w:pPr>
+      <w:rPr>
+        <w:rFonts w:hint="default" w:ascii="Wingdings" w:hAnsi="Wingdings"/>
+      </w:rPr>
+    </w:lvl>
+    <w:lvl xmlns:w="http://schemas.openxmlformats.org/wordprocessingml/2006/main" w:ilvl="3">
+      <w:start w:val="1"/>
+      <w:numFmt w:val="bullet"/>
+      <w:lvlText w:val=""/>
+      <w:lvlJc w:val="left"/>
+      <w:pPr>
+        <w:ind w:left="2880" w:hanging="360"/>
+      </w:pPr>
+      <w:rPr>
+        <w:rFonts w:hint="default" w:ascii="Symbol" w:hAnsi="Symbol"/>
+      </w:rPr>
+    </w:lvl>
+    <w:lvl xmlns:w="http://schemas.openxmlformats.org/wordprocessingml/2006/main" w:ilvl="4">
+      <w:start w:val="1"/>
+      <w:numFmt w:val="bullet"/>
+      <w:lvlText w:val="o"/>
+      <w:lvlJc w:val="left"/>
+      <w:pPr>
+        <w:ind w:left="3600" w:hanging="360"/>
+      </w:pPr>
+      <w:rPr>
+        <w:rFonts w:hint="default" w:ascii="Courier New" w:hAnsi="Courier New"/>
+      </w:rPr>
+    </w:lvl>
+    <w:lvl xmlns:w="http://schemas.openxmlformats.org/wordprocessingml/2006/main" w:ilvl="5">
+      <w:start w:val="1"/>
+      <w:numFmt w:val="bullet"/>
+      <w:lvlText w:val=""/>
+      <w:lvlJc w:val="left"/>
+      <w:pPr>
+        <w:ind w:left="4320" w:hanging="360"/>
+      </w:pPr>
+      <w:rPr>
+        <w:rFonts w:hint="default" w:ascii="Wingdings" w:hAnsi="Wingdings"/>
+      </w:rPr>
+    </w:lvl>
+    <w:lvl xmlns:w="http://schemas.openxmlformats.org/wordprocessingml/2006/main" w:ilvl="6">
+      <w:start w:val="1"/>
+      <w:numFmt w:val="bullet"/>
+      <w:lvlText w:val=""/>
+      <w:lvlJc w:val="left"/>
+      <w:pPr>
+        <w:ind w:left="5040" w:hanging="360"/>
+      </w:pPr>
+      <w:rPr>
+        <w:rFonts w:hint="default" w:ascii="Symbol" w:hAnsi="Symbol"/>
+      </w:rPr>
+    </w:lvl>
+    <w:lvl xmlns:w="http://schemas.openxmlformats.org/wordprocessingml/2006/main" w:ilvl="7">
+      <w:start w:val="1"/>
+      <w:numFmt w:val="bullet"/>
+      <w:lvlText w:val="o"/>
+      <w:lvlJc w:val="left"/>
+      <w:pPr>
+        <w:ind w:left="5760" w:hanging="360"/>
+      </w:pPr>
+      <w:rPr>
+        <w:rFonts w:hint="default" w:ascii="Courier New" w:hAnsi="Courier New"/>
+      </w:rPr>
+    </w:lvl>
+    <w:lvl xmlns:w="http://schemas.openxmlformats.org/wordprocessingml/2006/main" w:ilvl="8">
+      <w:start w:val="1"/>
+      <w:numFmt w:val="bullet"/>
+      <w:lvlText w:val=""/>
+      <w:lvlJc w:val="left"/>
+      <w:pPr>
+        <w:ind w:left="6480" w:hanging="360"/>
+      </w:pPr>
+      <w:rPr>
+        <w:rFonts w:hint="default" w:ascii="Wingdings" w:hAnsi="Wingdings"/>
+      </w:rPr>
+    </w:lvl>
+  </w:abstractNum>
+  <w:abstractNum xmlns:w="http://schemas.openxmlformats.org/wordprocessingml/2006/main" w:abstractNumId="18">
+    <w:nsid w:val="55ef1d93"/>
+    <w:multiLevelType xmlns:w="http://schemas.openxmlformats.org/wordprocessingml/2006/main" w:val="hybridMultilevel"/>
+    <w:lvl xmlns:w="http://schemas.openxmlformats.org/wordprocessingml/2006/main" w:ilvl="0">
+      <w:start w:val="1"/>
+      <w:numFmt w:val="decimal"/>
+      <w:lvlText w:val="%1."/>
+      <w:lvlJc w:val="left"/>
+      <w:pPr>
+        <w:ind w:left="720" w:hanging="360"/>
+      </w:pPr>
+    </w:lvl>
+    <w:lvl xmlns:w="http://schemas.openxmlformats.org/wordprocessingml/2006/main" w:ilvl="1">
+      <w:start w:val="1"/>
+      <w:numFmt w:val="lowerLetter"/>
+      <w:lvlText w:val="%2."/>
+      <w:lvlJc w:val="left"/>
+      <w:pPr>
+        <w:ind w:left="1440" w:hanging="360"/>
+      </w:pPr>
+    </w:lvl>
+    <w:lvl xmlns:w="http://schemas.openxmlformats.org/wordprocessingml/2006/main" w:ilvl="2">
+      <w:start w:val="1"/>
+      <w:numFmt w:val="lowerRoman"/>
+      <w:lvlText w:val="%3."/>
+      <w:lvlJc w:val="right"/>
+      <w:pPr>
+        <w:ind w:left="2160" w:hanging="180"/>
+      </w:pPr>
+    </w:lvl>
+    <w:lvl xmlns:w="http://schemas.openxmlformats.org/wordprocessingml/2006/main" w:ilvl="3">
+      <w:start w:val="1"/>
+      <w:numFmt w:val="decimal"/>
+      <w:lvlText w:val="%4."/>
+      <w:lvlJc w:val="left"/>
+      <w:pPr>
+        <w:ind w:left="2880" w:hanging="360"/>
+      </w:pPr>
+    </w:lvl>
+    <w:lvl xmlns:w="http://schemas.openxmlformats.org/wordprocessingml/2006/main" w:ilvl="4">
+      <w:start w:val="1"/>
+      <w:numFmt w:val="lowerLetter"/>
+      <w:lvlText w:val="%5."/>
+      <w:lvlJc w:val="left"/>
+      <w:pPr>
+        <w:ind w:left="3600" w:hanging="360"/>
+      </w:pPr>
+    </w:lvl>
+    <w:lvl xmlns:w="http://schemas.openxmlformats.org/wordprocessingml/2006/main" w:ilvl="5">
+      <w:start w:val="1"/>
+      <w:numFmt w:val="lowerRoman"/>
+      <w:lvlText w:val="%6."/>
+      <w:lvlJc w:val="right"/>
+      <w:pPr>
+        <w:ind w:left="4320" w:hanging="180"/>
+      </w:pPr>
+    </w:lvl>
+    <w:lvl xmlns:w="http://schemas.openxmlformats.org/wordprocessingml/2006/main" w:ilvl="6">
+      <w:start w:val="1"/>
+      <w:numFmt w:val="decimal"/>
+      <w:lvlText w:val="%7."/>
+      <w:lvlJc w:val="left"/>
+      <w:pPr>
+        <w:ind w:left="5040" w:hanging="360"/>
+      </w:pPr>
+    </w:lvl>
+    <w:lvl xmlns:w="http://schemas.openxmlformats.org/wordprocessingml/2006/main" w:ilvl="7">
+      <w:start w:val="1"/>
+      <w:numFmt w:val="lowerLetter"/>
+      <w:lvlText w:val="%8."/>
+      <w:lvlJc w:val="left"/>
+      <w:pPr>
+        <w:ind w:left="5760" w:hanging="360"/>
+      </w:pPr>
+    </w:lvl>
+    <w:lvl xmlns:w="http://schemas.openxmlformats.org/wordprocessingml/2006/main" w:ilvl="8">
+      <w:start w:val="1"/>
+      <w:numFmt w:val="lowerRoman"/>
+      <w:lvlText w:val="%9."/>
+      <w:lvlJc w:val="right"/>
+      <w:pPr>
+        <w:ind w:left="6480" w:hanging="180"/>
+      </w:pPr>
+    </w:lvl>
+  </w:abstractNum>
   <w:abstractNum xmlns:w="http://schemas.openxmlformats.org/wordprocessingml/2006/main" w:abstractNumId="17">
     <w:nsid w:val="3d7553cc"/>
     <w:multiLevelType xmlns:w="http://schemas.openxmlformats.org/wordprocessingml/2006/main" w:val="hybridMultilevel"/>
@@ -7004,6 +9337,42 @@
       </w:rPr>
     </w:lvl>
   </w:abstractNum>
+  <w:num w:numId="30">
+    <w:abstractNumId w:val="29"/>
+  </w:num>
+  <w:num w:numId="29">
+    <w:abstractNumId w:val="28"/>
+  </w:num>
+  <w:num w:numId="28">
+    <w:abstractNumId w:val="27"/>
+  </w:num>
+  <w:num w:numId="27">
+    <w:abstractNumId w:val="26"/>
+  </w:num>
+  <w:num w:numId="26">
+    <w:abstractNumId w:val="25"/>
+  </w:num>
+  <w:num w:numId="25">
+    <w:abstractNumId w:val="24"/>
+  </w:num>
+  <w:num w:numId="24">
+    <w:abstractNumId w:val="23"/>
+  </w:num>
+  <w:num w:numId="23">
+    <w:abstractNumId w:val="22"/>
+  </w:num>
+  <w:num w:numId="22">
+    <w:abstractNumId w:val="21"/>
+  </w:num>
+  <w:num w:numId="21">
+    <w:abstractNumId w:val="20"/>
+  </w:num>
+  <w:num w:numId="20">
+    <w:abstractNumId w:val="19"/>
+  </w:num>
+  <w:num w:numId="19">
+    <w:abstractNumId w:val="18"/>
+  </w:num>
   <w:num w:numId="18">
     <w:abstractNumId w:val="17"/>
   </w:num>
@@ -18909,7 +21278,7 @@
     <w:name w:val="Hyperlink"/>
     <w:basedOn w:val="DefaultParagraphFont"/>
     <w:unhideWhenUsed/>
-    <w:rsid w:val="32AAE68A"/>
+    <w:rsid w:val="3F071AC5"/>
     <w:rPr>
       <w:color w:val="0000FF"/>
       <w:u w:val="single"/>
@@ -18921,7 +21290,7 @@
     <w:basedOn w:val="Normal"/>
     <w:next w:val="Normal"/>
     <w:unhideWhenUsed/>
-    <w:rsid w:val="32AAE68A"/>
+    <w:rsid w:val="3F071AC5"/>
     <w:pPr>
       <w:spacing w:after="100"/>
     </w:pPr>
@@ -18932,7 +21301,7 @@
     <w:basedOn w:val="Normal"/>
     <w:next w:val="Normal"/>
     <w:unhideWhenUsed/>
-    <w:rsid w:val="32AAE68A"/>
+    <w:rsid w:val="3F071AC5"/>
     <w:pPr>
       <w:spacing w:after="100"/>
       <w:ind w:left="220"/>
